--- a/proyecto/TF_Juan_Bautista_Xifro_2026.docx
+++ b/proyecto/TF_Juan_Bautista_Xifro_2026.docx
@@ -7282,27 +7282,27 @@
           <w:szCs w:val="24"/>
           <w:rtl w:val="0"/>
         </w:rPr>
-        <w:t xml:space="preserve">Se utilizará el dataset público Bitext Customer Support LLM Chatbot Training Dataset, disponible en HuggingFace, que contiene más de 26.000 pares pregunta</w:t>
-      </w:r>
-      <w:r>
-        <w:rPr>
-          <w:rtl w:val="0"/>
-        </w:rPr>
-        <w:t xml:space="preserve"> </w:t>
-      </w:r>
-      <w:r>
-        <w:rPr>
-          <w:rFonts w:ascii="Times New Roman" w:cs="Times New Roman" w:eastAsia="Times New Roman" w:hAnsi="Times New Roman"/>
-          <w:sz w:val="24"/>
-          <w:szCs w:val="24"/>
-          <w:rtl w:val="0"/>
-        </w:rPr>
-        <w:t xml:space="preserve">respuesta de soporte al cliente en inglés, organizados en 27 categorías de intención. Este corpus permite evaluar los modelos sobre interacciones reales y proporciona respuestas de referencia humana para el cálculo de métricas automáticas. Para la base de conocimiento RAG se utilizará un subconjunto de documentos de política y procedimientos sintéticos, generados a partir del mismo dataset y almacenados en FAISS.</w:t>
-      </w:r>
-      <w:r>
-        <w:rPr>
-          <w:rtl w:val="0"/>
-        </w:rPr>
+        <w:t xml:space="preserve">Se utilizarÃ¡ el dataset pÃºblico Bitext Customer Support LLM Chatbot Training Dataset, disponible en </w:t>
+      </w:r>
+      <w:hyperlink r:id="rId15" w:history="1">
+        <w:r>
+          <w:rPr>
+            <w:rStyle w:val="Hyperlink"/>
+            <w:rFonts w:ascii="Times New Roman" w:cs="Times New Roman" w:eastAsia="Times New Roman" w:hAnsi="Times New Roman"/>
+            <w:sz w:val="24"/>
+            <w:szCs w:val="24"/>
+          </w:rPr>
+          <w:t>Hugging Face</w:t>
+        </w:r>
+      </w:hyperlink>
+      <w:r>
+        <w:rPr>
+          <w:rFonts w:ascii="Times New Roman" w:cs="Times New Roman" w:eastAsia="Times New Roman" w:hAnsi="Times New Roman"/>
+          <w:sz w:val="24"/>
+          <w:szCs w:val="24"/>
+          <w:rtl w:val="0"/>
+        </w:rPr>
+        <w:t xml:space="preserve">, (Bitext, s. f.), que contiene mÃ¡s de 26.000 pares pregunta respuesta de soporte al cliente en inglÃ©s, organizados en 11 categorÃ­as y 27 intenciones. Este corpus permite evaluar los modelos sobre interacciones reales y proporciona respuestas de referencia humana para el cÃ¡lculo de mÃ©tricas automÃ¡ticas. Para la base de conocimiento RAG se utilizarÃ¡ un subconjunto de documentos de polÃ­tica y procedimientos sintÃ©ticos, generados a partir del mismo dataset y almacenados en FAISS.</w:t>
       </w:r>
     </w:p>
     <w:p>
@@ -8018,6 +8018,34 @@
           <w:rtl w:val="0"/>
         </w:rPr>
       </w:r>
+    </w:p>
+    <w:p>
+      <w:pPr>
+        <w:spacing w:after="120" w:before="0" w:line="360" w:lineRule="auto"/>
+        <w:ind w:left="720" w:hanging="720"/>
+        <w:jc w:val="both"/>
+        <w:rPr/>
+      </w:pPr>
+      <w:r>
+        <w:rPr>
+          <w:rFonts w:ascii="Times New Roman" w:cs="Times New Roman" w:eastAsia="Times New Roman" w:hAnsi="Times New Roman"/>
+          <w:sz w:val="20"/>
+          <w:szCs w:val="20"/>
+          <w:rtl w:val="0"/>
+        </w:rPr>
+        <w:t xml:space="preserve">Bitext. (s. f.). Bitext Customer Support LLM Chatbot Training Dataset [Conjunto de datos]. Hugging Face. Recuperado el 14 de septiembre de 2026, de </w:t>
+      </w:r>
+      <w:hyperlink r:id="rId15" w:history="1">
+        <w:r>
+          <w:rPr>
+            <w:rStyle w:val="Hyperlink"/>
+            <w:rFonts w:ascii="Times New Roman" w:cs="Times New Roman" w:eastAsia="Times New Roman" w:hAnsi="Times New Roman"/>
+            <w:sz w:val="20"/>
+            <w:szCs w:val="20"/>
+          </w:rPr>
+          <w:t>https://huggingface.co/datasets/bitext/Bitext-customer-support-llm-chatbot-training-dataset</w:t>
+        </w:r>
+      </w:hyperlink>
     </w:p>
     <w:p>
       <w:pPr>

--- a/proyecto/TF_Juan_Bautista_Xifro_2026.docx
+++ b/proyecto/TF_Juan_Bautista_Xifro_2026.docx
@@ -352,6 +352,8 @@
         <w:jc w:val="center"/>
         <w:rPr/>
         <w:sectPr>
+          <w:headerReference w:type="default" r:id="rId16"/>
+          <w:footerReference w:type="default" r:id="rId17"/>
           <w:pgSz w:h="15840" w:w="12240" w:orient="portrait"/>
           <w:pgMar w:bottom="1440" w:top="1440" w:left="1440" w:right="1440" w:header="708" w:footer="708"/>
           <w:pgNumType w:start="1"/>
@@ -7282,7 +7284,7 @@
           <w:szCs w:val="24"/>
           <w:rtl w:val="0"/>
         </w:rPr>
-        <w:t xml:space="preserve">Se utilizarÃ¡ el dataset pÃºblico Bitext Customer Support LLM Chatbot Training Dataset, disponible en </w:t>
+        <w:t xml:space="preserve">Se utilizará el dataset público Bitext Customer Support LLM Chatbot Training Dataset, disponible en </w:t>
       </w:r>
       <w:hyperlink r:id="rId15" w:history="1">
         <w:r>
@@ -7302,7 +7304,7 @@
           <w:szCs w:val="24"/>
           <w:rtl w:val="0"/>
         </w:rPr>
-        <w:t xml:space="preserve">, (Bitext, s. f.), que contiene mÃ¡s de 26.000 pares pregunta respuesta de soporte al cliente en inglÃ©s, organizados en 11 categorÃ­as y 27 intenciones. Este corpus permite evaluar los modelos sobre interacciones reales y proporciona respuestas de referencia humana para el cÃ¡lculo de mÃ©tricas automÃ¡ticas. Para la base de conocimiento RAG se utilizarÃ¡ un subconjunto de documentos de polÃ­tica y procedimientos sintÃ©ticos, generados a partir del mismo dataset y almacenados en FAISS.</w:t>
+        <w:t>, (Bitext, s. f.), que contiene más de 26.000 pares pregunta respuesta de soporte al cliente en inglés, organizados en 11 categorías y 27 intenciones. Este corpus permite evaluar los modelos sobre interacciones reales y proporciona respuestas de referencia humana para el cálculo de métricas automáticas. Para la base de conocimiento RAG se utilizará un subconjunto de documentos de política y procedimientos sintéticos, generados a partir del mismo dataset y almacenados en FAISS.</w:t>
       </w:r>
     </w:p>
     <w:p>
@@ -7584,7 +7586,7 @@
           <w:szCs w:val="24"/>
           <w:rtl w:val="0"/>
         </w:rPr>
-        <w:t xml:space="preserve">Este capítulo describe la arquitectura del framework propuesto, las decisiones de diseño que lo fundamentan y la interacción entre sus componentes principales: el pipeline de ingesta con Spark, la base de conocimiento vectorial con FAISS/ChromaDB, el módulo de generación de respuestas para cada LLM y el módulo de evaluación automática con BERTScore y ROUGE. Se incluirá un diagrama de arquitectura y la justificación de cada decisión de diseño en función del problema planteado. [Contenido a desarrollar en la tesis completa.]</w:t>
+        <w:t>Este capítulo describe la arquitectura del framework propuesto, las decisiones de diseño que lo fundamentan y la interacción entre sus componentes principales: el pipeline de ingesta con Spark, la base de conocimiento vectorial con FAISS/ChromaDB, el módulo de generación de respuestas para cada LLM y el módulo de evaluación automática con BERTScore y ROUGE. Se incluirá un diagrama de arquitectura y la justificación de cada decisión de diseño en función del problema planteado.</w:t>
       </w:r>
       <w:r>
         <w:rPr>
@@ -7697,7 +7699,7 @@
           <w:szCs w:val="24"/>
           <w:rtl w:val="0"/>
         </w:rPr>
-        <w:t xml:space="preserve">Este capítulo detalla el stack tecnológico completo (PySpark, LangChain, FAISS, RAGAS, Streamlit), la configuración de cada modelo LLM evaluado, el proceso de integración del RAG y la construcción del dashboard interactivo. Se incluirá código fuente relevante y capturas del prototipo funcional. [Contenido a desarrollar en la tesis completa.]</w:t>
+        <w:t>Este capítulo detalla el stack tecnológico completo (PySpark, LangChain, FAISS, RAGAS, Streamlit), la configuración de cada modelo LLM evaluado, el proceso de integración del RAG y la construcción del dashboard interactivo. Se incluirá código fuente relevante y capturas del prototipo funcional.</w:t>
       </w:r>
       <w:r>
         <w:rPr>
@@ -7789,7 +7791,7 @@
           <w:szCs w:val="24"/>
           <w:rtl w:val="0"/>
         </w:rPr>
-        <w:t xml:space="preserve">Este capítulo presenta los resultados del experimento comparativo: tablas de métricas por modelo y condición, análisis estadístico de las hipótesis, discusión de los hallazgos y la guía de selección de modelo según perfil organizacional. [Contenido a desarrollar en la tesis completa.]</w:t>
+        <w:t>Este capítulo presenta los resultados del experimento comparativo: tablas de métricas por modelo y condición, análisis estadístico de las hipótesis, discusión de los hallazgos y la guía de selección de modelo según perfil organizacional.</w:t>
       </w:r>
       <w:r>
         <w:rPr>
@@ -8627,6 +8629,16 @@
     </w:sectPr>
   </w:body>
 </w:document>
+</file>
+
+<file path=word/footer1.xml><?xml version="1.0" encoding="utf-8"?>
+<w:ftr xmlns:m="http://schemas.openxmlformats.org/officeDocument/2006/math" xmlns:mc="http://schemas.openxmlformats.org/markup-compatibility/2006" xmlns:mo="http://schemas.microsoft.com/office/mac/office/2008/main" xmlns:mv="urn:schemas-microsoft-com:mac:vml" xmlns:o="urn:schemas-microsoft-com:office:office" xmlns:r="http://schemas.openxmlformats.org/officeDocument/2006/relationships" xmlns:v="urn:schemas-microsoft-com:vml" xmlns:w10="urn:schemas-microsoft-com:office:word" xmlns:w14="http://schemas.microsoft.com/office/word/2010/wordml" xmlns:w="http://schemas.openxmlformats.org/wordprocessingml/2006/main" xmlns:wne="http://schemas.microsoft.com/office/word/2006/wordml" xmlns:wp14="http://schemas.microsoft.com/office/word/2010/wordprocessingDrawing" xmlns:wp="http://schemas.openxmlformats.org/drawingml/2006/wordprocessingDrawing" xmlns:wpc="http://schemas.microsoft.com/office/word/2010/wordprocessingCanvas" xmlns:wpg="http://schemas.microsoft.com/office/word/2010/wordprocessingGroup" xmlns:wpi="http://schemas.microsoft.com/office/word/2010/wordprocessingInk" xmlns:wps="http://schemas.microsoft.com/office/word/2010/wordprocessingShape" mc:Ignorable="w14 wp14">
+  <w:p>
+    <w:pPr>
+      <w:pStyle w:val="Footer"/>
+    </w:pPr>
+  </w:p>
+</w:ftr>
 </file>
 
 <file path=word/header1.xml><?xml version="1.0" encoding="utf-8"?>
@@ -8652,6 +8664,16 @@
         <w:rtl w:val="0"/>
       </w:rPr>
     </w:r>
+  </w:p>
+</w:hdr>
+</file>
+
+<file path=word/header2.xml><?xml version="1.0" encoding="utf-8"?>
+<w:hdr xmlns:m="http://schemas.openxmlformats.org/officeDocument/2006/math" xmlns:mc="http://schemas.openxmlformats.org/markup-compatibility/2006" xmlns:mo="http://schemas.microsoft.com/office/mac/office/2008/main" xmlns:mv="urn:schemas-microsoft-com:mac:vml" xmlns:o="urn:schemas-microsoft-com:office:office" xmlns:r="http://schemas.openxmlformats.org/officeDocument/2006/relationships" xmlns:v="urn:schemas-microsoft-com:vml" xmlns:w10="urn:schemas-microsoft-com:office:word" xmlns:w14="http://schemas.microsoft.com/office/word/2010/wordml" xmlns:w="http://schemas.openxmlformats.org/wordprocessingml/2006/main" xmlns:wne="http://schemas.microsoft.com/office/word/2006/wordml" xmlns:wp14="http://schemas.microsoft.com/office/word/2010/wordprocessingDrawing" xmlns:wp="http://schemas.openxmlformats.org/drawingml/2006/wordprocessingDrawing" xmlns:wpc="http://schemas.microsoft.com/office/word/2010/wordprocessingCanvas" xmlns:wpg="http://schemas.microsoft.com/office/word/2010/wordprocessingGroup" xmlns:wpi="http://schemas.microsoft.com/office/word/2010/wordprocessingInk" xmlns:wps="http://schemas.microsoft.com/office/word/2010/wordprocessingShape" mc:Ignorable="w14 wp14">
+  <w:p>
+    <w:pPr>
+      <w:pStyle w:val="Header"/>
+    </w:pPr>
   </w:p>
 </w:hdr>
 </file>

--- a/proyecto/TF_Juan_Bautista_Xifro_2026.docx
+++ b/proyecto/TF_Juan_Bautista_Xifro_2026.docx
@@ -59,15 +59,12 @@
           <w:szCs w:val="38"/>
         </w:rPr>
       </w:pPr>
-      <w:bookmarkStart w:colFirst="0" w:colLast="0" w:name="_ptrjh1b1c6sd" w:id="0"/>
-      <w:bookmarkEnd w:id="0"/>
-      <w:r>
-        <w:rPr>
+      <w:r>
+        <w:rPr>
+          <w:rFonts w:ascii="Times New Roman" w:hAnsi="Times New Roman"/>
           <w:sz w:val="38"/>
-          <w:szCs w:val="38"/>
-          <w:rtl w:val="0"/>
-        </w:rPr>
-        <w:t xml:space="preserve">Evaluación de Modelos de Lenguaje de Gran Escala (LLMs)para Soporte al Cliente Automatizado:Un Framework basado en Big Data</w:t>
+        </w:rPr>
+        <w:t>Evaluación de Modelos de Lenguaje de Gran Escala (LLMs) para Soporte al Cliente Automatizado: Un Framework basado en Big Data</w:t>
       </w:r>
     </w:p>
     <w:p>
@@ -392,818 +389,645 @@
     </w:p>
     <w:p>
       <w:pPr>
-        <w:spacing w:after="0" w:before="0" w:line="360" w:lineRule="auto"/>
-        <w:rPr/>
-      </w:pPr>
-      <w:r>
-        <w:rPr>
-          <w:rtl w:val="0"/>
-        </w:rPr>
-      </w:r>
-    </w:p>
-    <w:p>
-      <w:pPr>
-        <w:tabs>
-          <w:tab w:val="right" w:leader="none" w:pos="8640"/>
-        </w:tabs>
-        <w:spacing w:after="60" w:before="0" w:line="360" w:lineRule="auto"/>
-        <w:rPr/>
-      </w:pPr>
-      <w:r>
-        <w:rPr>
-          <w:rFonts w:ascii="Times New Roman" w:cs="Times New Roman" w:eastAsia="Times New Roman" w:hAnsi="Times New Roman"/>
-          <w:sz w:val="24"/>
-          <w:szCs w:val="24"/>
-          <w:rtl w:val="0"/>
-        </w:rPr>
-        <w:t xml:space="preserve">Resumen</w:t>
-      </w:r>
-      <w:r>
-        <w:rPr>
-          <w:rtl w:val="0"/>
-        </w:rPr>
-      </w:r>
-    </w:p>
-    <w:p>
-      <w:pPr>
-        <w:tabs>
-          <w:tab w:val="right" w:leader="none" w:pos="8640"/>
-        </w:tabs>
-        <w:spacing w:after="60" w:before="0" w:line="360" w:lineRule="auto"/>
-        <w:rPr/>
-      </w:pPr>
-      <w:r>
-        <w:rPr>
-          <w:rFonts w:ascii="Times New Roman" w:cs="Times New Roman" w:eastAsia="Times New Roman" w:hAnsi="Times New Roman"/>
-          <w:sz w:val="24"/>
-          <w:szCs w:val="24"/>
-          <w:rtl w:val="0"/>
-        </w:rPr>
-        <w:t xml:space="preserve">Palabras Clave</w:t>
-      </w:r>
-      <w:r>
-        <w:rPr>
-          <w:rtl w:val="0"/>
-        </w:rPr>
-      </w:r>
-    </w:p>
-    <w:p>
-      <w:pPr>
-        <w:tabs>
-          <w:tab w:val="right" w:leader="none" w:pos="8640"/>
-        </w:tabs>
-        <w:spacing w:after="60" w:before="0" w:line="360" w:lineRule="auto"/>
-        <w:rPr/>
-      </w:pPr>
-      <w:r>
-        <w:rPr>
-          <w:rFonts w:ascii="Times New Roman" w:cs="Times New Roman" w:eastAsia="Times New Roman" w:hAnsi="Times New Roman"/>
-          <w:sz w:val="24"/>
-          <w:szCs w:val="24"/>
-          <w:rtl w:val="0"/>
-        </w:rPr>
-        <w:t xml:space="preserve">Capítulo 1 - Introducción</w:t>
-      </w:r>
-      <w:r>
-        <w:rPr>
-          <w:rtl w:val="0"/>
-        </w:rPr>
-      </w:r>
-    </w:p>
-    <w:p>
-      <w:pPr>
-        <w:tabs>
-          <w:tab w:val="right" w:leader="none" w:pos="8640"/>
-        </w:tabs>
-        <w:spacing w:after="60" w:before="0" w:line="360" w:lineRule="auto"/>
-        <w:rPr/>
-      </w:pPr>
-      <w:r>
-        <w:rPr>
-          <w:rFonts w:ascii="Times New Roman" w:cs="Times New Roman" w:eastAsia="Times New Roman" w:hAnsi="Times New Roman"/>
-          <w:sz w:val="24"/>
-          <w:szCs w:val="24"/>
-          <w:rtl w:val="0"/>
-        </w:rPr>
+        <w:spacing w:before="0" w:after="0" w:line="220" w:lineRule="exact"/>
+      </w:pPr>
+      <w:r>
+        <w:rPr>
+          <w:rFonts w:ascii="Times New Roman" w:hAnsi="Times New Roman"/>
+          <w:sz w:val="21"/>
+        </w:rPr>
+        <w:tab/>
+        <w:t>Resumen</w:t>
+      </w:r>
+    </w:p>
+    <w:p>
+      <w:pPr>
+        <w:spacing w:before="0" w:after="0" w:line="220" w:lineRule="exact"/>
+      </w:pPr>
+      <w:r>
+        <w:rPr>
+          <w:rFonts w:ascii="Times New Roman" w:hAnsi="Times New Roman"/>
+          <w:sz w:val="21"/>
+        </w:rPr>
+        <w:tab/>
+        <w:t>Palabras Clave</w:t>
+      </w:r>
+    </w:p>
+    <w:p>
+      <w:pPr>
+        <w:spacing w:before="0" w:after="0" w:line="220" w:lineRule="exact"/>
+      </w:pPr>
+      <w:r>
+        <w:rPr>
+          <w:rFonts w:ascii="Times New Roman" w:hAnsi="Times New Roman"/>
+          <w:sz w:val="21"/>
+        </w:rPr>
+        <w:tab/>
+        <w:t>Capítulo 1 - Introducción</w:t>
+      </w:r>
+    </w:p>
+    <w:p>
+      <w:pPr>
+        <w:spacing w:before="0" w:after="0" w:line="220" w:lineRule="exact"/>
+      </w:pPr>
+      <w:r>
+        <w:rPr>
+          <w:rFonts w:ascii="Times New Roman" w:hAnsi="Times New Roman"/>
+          <w:sz w:val="21"/>
+        </w:rPr>
+        <w:tab/>
         <w:t xml:space="preserve">    1.1 Identificación y Planteamiento del Problema</w:t>
       </w:r>
-      <w:r>
-        <w:rPr>
-          <w:rtl w:val="0"/>
-        </w:rPr>
-      </w:r>
-    </w:p>
-    <w:p>
-      <w:pPr>
-        <w:tabs>
-          <w:tab w:val="right" w:leader="none" w:pos="8640"/>
-        </w:tabs>
-        <w:spacing w:after="60" w:before="0" w:line="360" w:lineRule="auto"/>
-        <w:rPr/>
-      </w:pPr>
-      <w:r>
-        <w:rPr>
-          <w:rFonts w:ascii="Times New Roman" w:cs="Times New Roman" w:eastAsia="Times New Roman" w:hAnsi="Times New Roman"/>
-          <w:sz w:val="24"/>
-          <w:szCs w:val="24"/>
-          <w:rtl w:val="0"/>
-        </w:rPr>
+    </w:p>
+    <w:p>
+      <w:pPr>
+        <w:spacing w:before="0" w:after="0" w:line="220" w:lineRule="exact"/>
+      </w:pPr>
+      <w:r>
+        <w:rPr>
+          <w:rFonts w:ascii="Times New Roman" w:hAnsi="Times New Roman"/>
+          <w:sz w:val="21"/>
+        </w:rPr>
+        <w:tab/>
         <w:t xml:space="preserve">    1.2 Pregunta de Investigación</w:t>
       </w:r>
-      <w:r>
-        <w:rPr>
-          <w:rtl w:val="0"/>
-        </w:rPr>
-      </w:r>
-    </w:p>
-    <w:p>
-      <w:pPr>
-        <w:tabs>
-          <w:tab w:val="right" w:leader="none" w:pos="8640"/>
-        </w:tabs>
-        <w:spacing w:after="60" w:before="0" w:line="360" w:lineRule="auto"/>
-        <w:rPr/>
-      </w:pPr>
-      <w:r>
-        <w:rPr>
-          <w:rFonts w:ascii="Times New Roman" w:cs="Times New Roman" w:eastAsia="Times New Roman" w:hAnsi="Times New Roman"/>
-          <w:sz w:val="24"/>
-          <w:szCs w:val="24"/>
-          <w:rtl w:val="0"/>
-        </w:rPr>
+    </w:p>
+    <w:p>
+      <w:pPr>
+        <w:spacing w:before="0" w:after="0" w:line="220" w:lineRule="exact"/>
+      </w:pPr>
+      <w:r>
+        <w:rPr>
+          <w:rFonts w:ascii="Times New Roman" w:hAnsi="Times New Roman"/>
+          <w:sz w:val="21"/>
+        </w:rPr>
+        <w:tab/>
         <w:t xml:space="preserve">    1.3 Hipótesis de Investigación</w:t>
       </w:r>
-      <w:r>
-        <w:rPr>
-          <w:rtl w:val="0"/>
-        </w:rPr>
-      </w:r>
-    </w:p>
-    <w:p>
-      <w:pPr>
-        <w:tabs>
-          <w:tab w:val="right" w:leader="none" w:pos="8640"/>
-        </w:tabs>
-        <w:spacing w:after="60" w:before="0" w:line="360" w:lineRule="auto"/>
-        <w:rPr/>
-      </w:pPr>
-      <w:r>
-        <w:rPr>
-          <w:rFonts w:ascii="Times New Roman" w:cs="Times New Roman" w:eastAsia="Times New Roman" w:hAnsi="Times New Roman"/>
-          <w:sz w:val="24"/>
-          <w:szCs w:val="24"/>
-          <w:rtl w:val="0"/>
-        </w:rPr>
+    </w:p>
+    <w:p>
+      <w:pPr>
+        <w:spacing w:before="0" w:after="0" w:line="220" w:lineRule="exact"/>
+      </w:pPr>
+      <w:r>
+        <w:rPr>
+          <w:rFonts w:ascii="Times New Roman" w:hAnsi="Times New Roman"/>
+          <w:sz w:val="21"/>
+        </w:rPr>
+        <w:tab/>
         <w:t xml:space="preserve">    1.4 Objetivos de la Investigación</w:t>
       </w:r>
-      <w:r>
-        <w:rPr>
-          <w:rtl w:val="0"/>
-        </w:rPr>
-      </w:r>
-    </w:p>
-    <w:p>
-      <w:pPr>
-        <w:tabs>
-          <w:tab w:val="right" w:leader="none" w:pos="8640"/>
-        </w:tabs>
-        <w:spacing w:after="60" w:before="0" w:line="360" w:lineRule="auto"/>
-        <w:rPr/>
-      </w:pPr>
-      <w:r>
-        <w:rPr>
-          <w:rFonts w:ascii="Times New Roman" w:cs="Times New Roman" w:eastAsia="Times New Roman" w:hAnsi="Times New Roman"/>
-          <w:sz w:val="24"/>
-          <w:szCs w:val="24"/>
-          <w:rtl w:val="0"/>
-        </w:rPr>
+    </w:p>
+    <w:p>
+      <w:pPr>
+        <w:spacing w:before="0" w:after="0" w:line="220" w:lineRule="exact"/>
+      </w:pPr>
+      <w:r>
+        <w:rPr>
+          <w:rFonts w:ascii="Times New Roman" w:hAnsi="Times New Roman"/>
+          <w:sz w:val="21"/>
+        </w:rPr>
+        <w:tab/>
         <w:t xml:space="preserve">        1.4.1 Objetivo General</w:t>
       </w:r>
-      <w:r>
-        <w:rPr>
-          <w:rtl w:val="0"/>
-        </w:rPr>
-      </w:r>
-    </w:p>
-    <w:p>
-      <w:pPr>
-        <w:tabs>
-          <w:tab w:val="right" w:leader="none" w:pos="8640"/>
-        </w:tabs>
-        <w:spacing w:after="60" w:before="0" w:line="360" w:lineRule="auto"/>
-        <w:rPr/>
-      </w:pPr>
-      <w:r>
-        <w:rPr>
-          <w:rFonts w:ascii="Times New Roman" w:cs="Times New Roman" w:eastAsia="Times New Roman" w:hAnsi="Times New Roman"/>
-          <w:sz w:val="24"/>
-          <w:szCs w:val="24"/>
-          <w:rtl w:val="0"/>
-        </w:rPr>
+    </w:p>
+    <w:p>
+      <w:pPr>
+        <w:spacing w:before="0" w:after="0" w:line="220" w:lineRule="exact"/>
+      </w:pPr>
+      <w:r>
+        <w:rPr>
+          <w:rFonts w:ascii="Times New Roman" w:hAnsi="Times New Roman"/>
+          <w:sz w:val="21"/>
+        </w:rPr>
+        <w:tab/>
         <w:t xml:space="preserve">        1.4.2 Objetivos Específicos</w:t>
       </w:r>
-      <w:r>
-        <w:rPr>
-          <w:rtl w:val="0"/>
-        </w:rPr>
-      </w:r>
-    </w:p>
-    <w:p>
-      <w:pPr>
-        <w:tabs>
-          <w:tab w:val="right" w:leader="none" w:pos="8640"/>
-        </w:tabs>
-        <w:spacing w:after="60" w:before="0" w:line="360" w:lineRule="auto"/>
-        <w:rPr/>
-      </w:pPr>
-      <w:r>
-        <w:rPr>
-          <w:rFonts w:ascii="Times New Roman" w:cs="Times New Roman" w:eastAsia="Times New Roman" w:hAnsi="Times New Roman"/>
-          <w:sz w:val="24"/>
-          <w:szCs w:val="24"/>
-          <w:rtl w:val="0"/>
-        </w:rPr>
+    </w:p>
+    <w:p>
+      <w:pPr>
+        <w:spacing w:before="0" w:after="0" w:line="220" w:lineRule="exact"/>
+      </w:pPr>
+      <w:r>
+        <w:rPr>
+          <w:rFonts w:ascii="Times New Roman" w:hAnsi="Times New Roman"/>
+          <w:sz w:val="21"/>
+        </w:rPr>
+        <w:tab/>
         <w:t xml:space="preserve">    1.5 Justificación del Tema y Tipo de Trabajo</w:t>
       </w:r>
-      <w:r>
-        <w:rPr>
-          <w:rtl w:val="0"/>
-        </w:rPr>
-      </w:r>
-    </w:p>
-    <w:p>
-      <w:pPr>
-        <w:tabs>
-          <w:tab w:val="right" w:leader="none" w:pos="8640"/>
-        </w:tabs>
-        <w:spacing w:after="60" w:before="0" w:line="360" w:lineRule="auto"/>
-        <w:rPr/>
-      </w:pPr>
-      <w:r>
-        <w:rPr>
-          <w:rFonts w:ascii="Times New Roman" w:cs="Times New Roman" w:eastAsia="Times New Roman" w:hAnsi="Times New Roman"/>
-          <w:sz w:val="24"/>
-          <w:szCs w:val="24"/>
-          <w:rtl w:val="0"/>
-        </w:rPr>
+    </w:p>
+    <w:p>
+      <w:pPr>
+        <w:spacing w:before="0" w:after="0" w:line="220" w:lineRule="exact"/>
+      </w:pPr>
+      <w:r>
+        <w:rPr>
+          <w:rFonts w:ascii="Times New Roman" w:hAnsi="Times New Roman"/>
+          <w:sz w:val="21"/>
+        </w:rPr>
+        <w:tab/>
         <w:t xml:space="preserve">    1.6 Estructura General de la Tesis</w:t>
       </w:r>
-      <w:r>
-        <w:rPr>
-          <w:rtl w:val="0"/>
-        </w:rPr>
-      </w:r>
-    </w:p>
-    <w:p>
-      <w:pPr>
-        <w:tabs>
-          <w:tab w:val="right" w:leader="none" w:pos="8640"/>
-        </w:tabs>
-        <w:spacing w:after="60" w:before="0" w:line="360" w:lineRule="auto"/>
-        <w:rPr/>
-      </w:pPr>
-      <w:r>
-        <w:rPr>
-          <w:rFonts w:ascii="Times New Roman" w:cs="Times New Roman" w:eastAsia="Times New Roman" w:hAnsi="Times New Roman"/>
-          <w:sz w:val="24"/>
-          <w:szCs w:val="24"/>
-          <w:rtl w:val="0"/>
-        </w:rPr>
-        <w:t xml:space="preserve">Capítulo 2 </w:t>
-      </w:r>
-      <w:r>
-        <w:rPr>
-          <w:rtl w:val="0"/>
-        </w:rPr>
-        <w:t xml:space="preserve">-</w:t>
-      </w:r>
-      <w:r>
-        <w:rPr>
-          <w:rFonts w:ascii="Times New Roman" w:cs="Times New Roman" w:eastAsia="Times New Roman" w:hAnsi="Times New Roman"/>
-          <w:sz w:val="24"/>
-          <w:szCs w:val="24"/>
-          <w:rtl w:val="0"/>
-        </w:rPr>
-        <w:t xml:space="preserve"> Marco Teórico y Estado del Arte</w:t>
-      </w:r>
-      <w:r>
-        <w:rPr>
-          <w:rtl w:val="0"/>
-        </w:rPr>
-      </w:r>
-    </w:p>
-    <w:p>
-      <w:pPr>
-        <w:tabs>
-          <w:tab w:val="right" w:leader="none" w:pos="8640"/>
-        </w:tabs>
-        <w:spacing w:after="60" w:before="0" w:line="360" w:lineRule="auto"/>
-        <w:rPr/>
-      </w:pPr>
-      <w:r>
-        <w:rPr>
-          <w:rFonts w:ascii="Times New Roman" w:cs="Times New Roman" w:eastAsia="Times New Roman" w:hAnsi="Times New Roman"/>
-          <w:sz w:val="24"/>
-          <w:szCs w:val="24"/>
-          <w:rtl w:val="0"/>
-        </w:rPr>
-        <w:t xml:space="preserve">    2.1 Modelos de Lenguaje de Gran Escala (LLMs)</w:t>
-      </w:r>
-      <w:r>
-        <w:rPr>
-          <w:rtl w:val="0"/>
-        </w:rPr>
-      </w:r>
-    </w:p>
-    <w:p>
-      <w:pPr>
-        <w:tabs>
-          <w:tab w:val="right" w:leader="none" w:pos="8640"/>
-        </w:tabs>
-        <w:spacing w:after="60" w:before="0" w:line="360" w:lineRule="auto"/>
-        <w:rPr/>
-      </w:pPr>
-      <w:r>
-        <w:rPr>
-          <w:rFonts w:ascii="Times New Roman" w:cs="Times New Roman" w:eastAsia="Times New Roman" w:hAnsi="Times New Roman"/>
-          <w:sz w:val="24"/>
-          <w:szCs w:val="24"/>
-          <w:rtl w:val="0"/>
-        </w:rPr>
-        <w:t xml:space="preserve">    2.2 Recuperación Aumentada con Generación (RAG)</w:t>
-      </w:r>
-      <w:r>
-        <w:rPr>
-          <w:rtl w:val="0"/>
-        </w:rPr>
-      </w:r>
-    </w:p>
-    <w:p>
-      <w:pPr>
-        <w:tabs>
-          <w:tab w:val="right" w:leader="none" w:pos="8640"/>
-        </w:tabs>
-        <w:spacing w:after="60" w:before="0" w:line="360" w:lineRule="auto"/>
-        <w:rPr/>
-      </w:pPr>
-      <w:r>
-        <w:rPr>
-          <w:rFonts w:ascii="Times New Roman" w:cs="Times New Roman" w:eastAsia="Times New Roman" w:hAnsi="Times New Roman"/>
-          <w:sz w:val="24"/>
-          <w:szCs w:val="24"/>
-          <w:rtl w:val="0"/>
-        </w:rPr>
+    </w:p>
+    <w:p>
+      <w:pPr>
+        <w:spacing w:before="0" w:after="0" w:line="220" w:lineRule="exact"/>
+      </w:pPr>
+      <w:r>
+        <w:rPr>
+          <w:rFonts w:ascii="Times New Roman" w:hAnsi="Times New Roman"/>
+          <w:sz w:val="21"/>
+        </w:rPr>
+        <w:tab/>
+        <w:t>Capítulo 2 - Marco Teórico y Estado del Arte</w:t>
+      </w:r>
+    </w:p>
+    <w:p>
+      <w:pPr>
+        <w:spacing w:before="0" w:after="0" w:line="220" w:lineRule="exact"/>
+      </w:pPr>
+      <w:r>
+        <w:rPr>
+          <w:rFonts w:ascii="Times New Roman" w:hAnsi="Times New Roman"/>
+          <w:sz w:val="21"/>
+        </w:rPr>
+        <w:tab/>
+        <w:t xml:space="preserve">    2.1 Modelos de Lenguaje de Gran Escala</w:t>
+      </w:r>
+    </w:p>
+    <w:p>
+      <w:pPr>
+        <w:spacing w:before="0" w:after="0" w:line="220" w:lineRule="exact"/>
+      </w:pPr>
+      <w:r>
+        <w:rPr>
+          <w:rFonts w:ascii="Times New Roman" w:hAnsi="Times New Roman"/>
+          <w:sz w:val="21"/>
+        </w:rPr>
+        <w:tab/>
+        <w:t xml:space="preserve">    2.2 Recuperación Aumentada con Generación</w:t>
+      </w:r>
+    </w:p>
+    <w:p>
+      <w:pPr>
+        <w:spacing w:before="0" w:after="0" w:line="220" w:lineRule="exact"/>
+      </w:pPr>
+      <w:r>
+        <w:rPr>
+          <w:rFonts w:ascii="Times New Roman" w:hAnsi="Times New Roman"/>
+          <w:sz w:val="21"/>
+        </w:rPr>
+        <w:tab/>
         <w:t xml:space="preserve">    2.3 Métricas de Evaluación en NLP</w:t>
       </w:r>
-      <w:r>
-        <w:rPr>
-          <w:rtl w:val="0"/>
-        </w:rPr>
-      </w:r>
-    </w:p>
-    <w:p>
-      <w:pPr>
-        <w:tabs>
-          <w:tab w:val="right" w:leader="none" w:pos="8640"/>
-        </w:tabs>
-        <w:spacing w:after="60" w:before="0" w:line="360" w:lineRule="auto"/>
-        <w:rPr/>
-      </w:pPr>
-      <w:r>
-        <w:rPr>
-          <w:rFonts w:ascii="Times New Roman" w:cs="Times New Roman" w:eastAsia="Times New Roman" w:hAnsi="Times New Roman"/>
-          <w:sz w:val="24"/>
-          <w:szCs w:val="24"/>
-          <w:rtl w:val="0"/>
-        </w:rPr>
+    </w:p>
+    <w:p>
+      <w:pPr>
+        <w:spacing w:before="0" w:after="0" w:line="220" w:lineRule="exact"/>
+      </w:pPr>
+      <w:r>
+        <w:rPr>
+          <w:rFonts w:ascii="Times New Roman" w:hAnsi="Times New Roman"/>
+          <w:sz w:val="21"/>
+        </w:rPr>
+        <w:tab/>
         <w:t xml:space="preserve">    2.4 Big Data aplicado al procesamiento de texto</w:t>
       </w:r>
-      <w:r>
-        <w:rPr>
-          <w:rtl w:val="0"/>
-        </w:rPr>
-      </w:r>
-    </w:p>
-    <w:p>
-      <w:pPr>
-        <w:tabs>
-          <w:tab w:val="right" w:leader="none" w:pos="8640"/>
-        </w:tabs>
-        <w:spacing w:after="60" w:before="0" w:line="360" w:lineRule="auto"/>
-        <w:rPr/>
-      </w:pPr>
-      <w:r>
-        <w:rPr>
-          <w:rFonts w:ascii="Times New Roman" w:cs="Times New Roman" w:eastAsia="Times New Roman" w:hAnsi="Times New Roman"/>
-          <w:sz w:val="24"/>
-          <w:szCs w:val="24"/>
-          <w:rtl w:val="0"/>
-        </w:rPr>
-        <w:t xml:space="preserve">    2.5 Estado del Arte — Antecedentes relevados</w:t>
-      </w:r>
-      <w:r>
-        <w:rPr>
-          <w:rtl w:val="0"/>
-        </w:rPr>
-      </w:r>
-    </w:p>
-    <w:p>
-      <w:pPr>
-        <w:tabs>
-          <w:tab w:val="right" w:leader="none" w:pos="8640"/>
-        </w:tabs>
-        <w:spacing w:after="60" w:before="0" w:line="360" w:lineRule="auto"/>
-        <w:rPr/>
-      </w:pPr>
-      <w:r>
-        <w:rPr>
-          <w:rFonts w:ascii="Times New Roman" w:cs="Times New Roman" w:eastAsia="Times New Roman" w:hAnsi="Times New Roman"/>
-          <w:sz w:val="24"/>
-          <w:szCs w:val="24"/>
-          <w:rtl w:val="0"/>
-        </w:rPr>
+    </w:p>
+    <w:p>
+      <w:pPr>
+        <w:spacing w:before="0" w:after="0" w:line="220" w:lineRule="exact"/>
+      </w:pPr>
+      <w:r>
+        <w:rPr>
+          <w:rFonts w:ascii="Times New Roman" w:hAnsi="Times New Roman"/>
+          <w:sz w:val="21"/>
+        </w:rPr>
+        <w:tab/>
+        <w:t xml:space="preserve">    2.5 Estado del Arte - Antecedentes Relevados</w:t>
+      </w:r>
+    </w:p>
+    <w:p>
+      <w:pPr>
+        <w:spacing w:before="0" w:after="0" w:line="220" w:lineRule="exact"/>
+      </w:pPr>
+      <w:r>
+        <w:rPr>
+          <w:rFonts w:ascii="Times New Roman" w:hAnsi="Times New Roman"/>
+          <w:sz w:val="21"/>
+        </w:rPr>
+        <w:tab/>
         <w:t xml:space="preserve">    2.6 Síntesis crítica y vacío identificado</w:t>
       </w:r>
-      <w:r>
-        <w:rPr>
-          <w:rtl w:val="0"/>
-        </w:rPr>
-      </w:r>
-    </w:p>
-    <w:p>
-      <w:pPr>
-        <w:tabs>
-          <w:tab w:val="right" w:leader="none" w:pos="8640"/>
-        </w:tabs>
-        <w:spacing w:after="60" w:before="0" w:line="360" w:lineRule="auto"/>
-        <w:rPr/>
-      </w:pPr>
-      <w:r>
-        <w:rPr>
-          <w:rFonts w:ascii="Times New Roman" w:cs="Times New Roman" w:eastAsia="Times New Roman" w:hAnsi="Times New Roman"/>
-          <w:sz w:val="24"/>
-          <w:szCs w:val="24"/>
-          <w:rtl w:val="0"/>
-        </w:rPr>
-        <w:t xml:space="preserve">Capítulo 3 </w:t>
-      </w:r>
-      <w:r>
-        <w:rPr>
-          <w:rtl w:val="0"/>
-        </w:rPr>
-        <w:t xml:space="preserve">-</w:t>
-      </w:r>
-      <w:r>
-        <w:rPr>
-          <w:rFonts w:ascii="Times New Roman" w:cs="Times New Roman" w:eastAsia="Times New Roman" w:hAnsi="Times New Roman"/>
-          <w:sz w:val="24"/>
-          <w:szCs w:val="24"/>
-          <w:rtl w:val="0"/>
-        </w:rPr>
-        <w:t xml:space="preserve"> Metodología de la Investigación</w:t>
-      </w:r>
-      <w:r>
-        <w:rPr>
-          <w:rtl w:val="0"/>
-        </w:rPr>
-      </w:r>
-    </w:p>
-    <w:p>
-      <w:pPr>
-        <w:tabs>
-          <w:tab w:val="right" w:leader="none" w:pos="8640"/>
-        </w:tabs>
-        <w:spacing w:after="60" w:before="0" w:line="360" w:lineRule="auto"/>
-        <w:rPr/>
-      </w:pPr>
-      <w:r>
-        <w:rPr>
-          <w:rFonts w:ascii="Times New Roman" w:cs="Times New Roman" w:eastAsia="Times New Roman" w:hAnsi="Times New Roman"/>
-          <w:sz w:val="24"/>
-          <w:szCs w:val="24"/>
-          <w:rtl w:val="0"/>
-        </w:rPr>
+    </w:p>
+    <w:p>
+      <w:pPr>
+        <w:spacing w:before="0" w:after="0" w:line="220" w:lineRule="exact"/>
+      </w:pPr>
+      <w:r>
+        <w:rPr>
+          <w:rFonts w:ascii="Times New Roman" w:hAnsi="Times New Roman"/>
+          <w:sz w:val="21"/>
+        </w:rPr>
+        <w:tab/>
+        <w:t>Capítulo 3 - Metodología de la Investigación</w:t>
+      </w:r>
+    </w:p>
+    <w:p>
+      <w:pPr>
+        <w:spacing w:before="0" w:after="0" w:line="220" w:lineRule="exact"/>
+      </w:pPr>
+      <w:r>
+        <w:rPr>
+          <w:rFonts w:ascii="Times New Roman" w:hAnsi="Times New Roman"/>
+          <w:sz w:val="21"/>
+        </w:rPr>
+        <w:tab/>
         <w:t xml:space="preserve">    3.1 Paradigma y enfoque metodológico</w:t>
       </w:r>
-      <w:r>
-        <w:rPr>
-          <w:rtl w:val="0"/>
-        </w:rPr>
-      </w:r>
-    </w:p>
-    <w:p>
-      <w:pPr>
-        <w:tabs>
-          <w:tab w:val="right" w:leader="none" w:pos="8640"/>
-        </w:tabs>
-        <w:spacing w:after="60" w:before="0" w:line="360" w:lineRule="auto"/>
-        <w:rPr/>
-      </w:pPr>
-      <w:r>
-        <w:rPr>
-          <w:rFonts w:ascii="Times New Roman" w:cs="Times New Roman" w:eastAsia="Times New Roman" w:hAnsi="Times New Roman"/>
-          <w:sz w:val="24"/>
-          <w:szCs w:val="24"/>
-          <w:rtl w:val="0"/>
-        </w:rPr>
+    </w:p>
+    <w:p>
+      <w:pPr>
+        <w:spacing w:before="0" w:after="0" w:line="220" w:lineRule="exact"/>
+      </w:pPr>
+      <w:r>
+        <w:rPr>
+          <w:rFonts w:ascii="Times New Roman" w:hAnsi="Times New Roman"/>
+          <w:sz w:val="21"/>
+        </w:rPr>
+        <w:tab/>
         <w:t xml:space="preserve">    3.2 Diseño de la investigación</w:t>
       </w:r>
-      <w:r>
-        <w:rPr>
-          <w:rtl w:val="0"/>
-        </w:rPr>
-      </w:r>
-    </w:p>
-    <w:p>
-      <w:pPr>
-        <w:tabs>
-          <w:tab w:val="right" w:leader="none" w:pos="8640"/>
-        </w:tabs>
-        <w:spacing w:after="60" w:before="0" w:line="360" w:lineRule="auto"/>
-        <w:rPr/>
-      </w:pPr>
-      <w:r>
-        <w:rPr>
-          <w:rFonts w:ascii="Times New Roman" w:cs="Times New Roman" w:eastAsia="Times New Roman" w:hAnsi="Times New Roman"/>
-          <w:sz w:val="24"/>
-          <w:szCs w:val="24"/>
-          <w:rtl w:val="0"/>
-        </w:rPr>
+    </w:p>
+    <w:p>
+      <w:pPr>
+        <w:spacing w:before="0" w:after="0" w:line="220" w:lineRule="exact"/>
+      </w:pPr>
+      <w:r>
+        <w:rPr>
+          <w:rFonts w:ascii="Times New Roman" w:hAnsi="Times New Roman"/>
+          <w:sz w:val="21"/>
+        </w:rPr>
+        <w:tab/>
         <w:t xml:space="preserve">    3.3 Variables e instrumentos de medición</w:t>
       </w:r>
-      <w:r>
-        <w:rPr>
-          <w:rtl w:val="0"/>
-        </w:rPr>
-      </w:r>
-    </w:p>
-    <w:p>
-      <w:pPr>
-        <w:tabs>
-          <w:tab w:val="right" w:leader="none" w:pos="8640"/>
-        </w:tabs>
-        <w:spacing w:after="60" w:before="0" w:line="360" w:lineRule="auto"/>
-        <w:rPr/>
-      </w:pPr>
-      <w:r>
-        <w:rPr>
-          <w:rFonts w:ascii="Times New Roman" w:cs="Times New Roman" w:eastAsia="Times New Roman" w:hAnsi="Times New Roman"/>
-          <w:sz w:val="24"/>
-          <w:szCs w:val="24"/>
-          <w:rtl w:val="0"/>
-        </w:rPr>
+    </w:p>
+    <w:p>
+      <w:pPr>
+        <w:spacing w:before="0" w:after="0" w:line="220" w:lineRule="exact"/>
+      </w:pPr>
+      <w:r>
+        <w:rPr>
+          <w:rFonts w:ascii="Times New Roman" w:hAnsi="Times New Roman"/>
+          <w:sz w:val="21"/>
+        </w:rPr>
+        <w:tab/>
         <w:t xml:space="preserve">    3.4 Dataset y corpus de datos</w:t>
       </w:r>
-      <w:r>
-        <w:rPr>
-          <w:rtl w:val="0"/>
-        </w:rPr>
-      </w:r>
-    </w:p>
-    <w:p>
-      <w:pPr>
-        <w:tabs>
-          <w:tab w:val="right" w:leader="none" w:pos="8640"/>
-        </w:tabs>
-        <w:spacing w:after="60" w:before="0" w:line="360" w:lineRule="auto"/>
-        <w:rPr/>
-      </w:pPr>
-      <w:r>
-        <w:rPr>
-          <w:rFonts w:ascii="Times New Roman" w:cs="Times New Roman" w:eastAsia="Times New Roman" w:hAnsi="Times New Roman"/>
-          <w:sz w:val="24"/>
-          <w:szCs w:val="24"/>
-          <w:rtl w:val="0"/>
-        </w:rPr>
+    </w:p>
+    <w:p>
+      <w:pPr>
+        <w:spacing w:before="0" w:after="0" w:line="220" w:lineRule="exact"/>
+      </w:pPr>
+      <w:r>
+        <w:rPr>
+          <w:rFonts w:ascii="Times New Roman" w:hAnsi="Times New Roman"/>
+          <w:sz w:val="21"/>
+        </w:rPr>
+        <w:tab/>
         <w:t xml:space="preserve">    3.5 Procedimiento experimental</w:t>
       </w:r>
-      <w:r>
-        <w:rPr>
-          <w:rtl w:val="0"/>
-        </w:rPr>
-      </w:r>
-    </w:p>
-    <w:p>
-      <w:pPr>
-        <w:tabs>
-          <w:tab w:val="right" w:leader="none" w:pos="8640"/>
-        </w:tabs>
-        <w:spacing w:after="60" w:before="0" w:line="360" w:lineRule="auto"/>
-        <w:rPr/>
-      </w:pPr>
-      <w:r>
-        <w:rPr>
-          <w:rFonts w:ascii="Times New Roman" w:cs="Times New Roman" w:eastAsia="Times New Roman" w:hAnsi="Times New Roman"/>
-          <w:sz w:val="24"/>
-          <w:szCs w:val="24"/>
-          <w:rtl w:val="0"/>
-        </w:rPr>
-        <w:t xml:space="preserve">Capítulo 4 </w:t>
-      </w:r>
-      <w:r>
-        <w:rPr>
-          <w:rtl w:val="0"/>
-        </w:rPr>
-        <w:t xml:space="preserve">-</w:t>
-      </w:r>
-      <w:r>
-        <w:rPr>
-          <w:rFonts w:ascii="Times New Roman" w:cs="Times New Roman" w:eastAsia="Times New Roman" w:hAnsi="Times New Roman"/>
-          <w:sz w:val="24"/>
-          <w:szCs w:val="24"/>
-          <w:rtl w:val="0"/>
-        </w:rPr>
-        <w:t xml:space="preserve"> Diseño del Framework</w:t>
-      </w:r>
-      <w:r>
-        <w:rPr>
-          <w:rtl w:val="0"/>
-        </w:rPr>
-      </w:r>
-    </w:p>
-    <w:p>
-      <w:pPr>
-        <w:tabs>
-          <w:tab w:val="right" w:leader="none" w:pos="8640"/>
-        </w:tabs>
-        <w:spacing w:after="60" w:before="0" w:line="360" w:lineRule="auto"/>
-        <w:rPr/>
-      </w:pPr>
-      <w:r>
-        <w:rPr>
-          <w:rFonts w:ascii="Times New Roman" w:cs="Times New Roman" w:eastAsia="Times New Roman" w:hAnsi="Times New Roman"/>
-          <w:sz w:val="24"/>
-          <w:szCs w:val="24"/>
-          <w:rtl w:val="0"/>
-        </w:rPr>
-        <w:t xml:space="preserve">Capítulo 5 </w:t>
-      </w:r>
-      <w:r>
-        <w:rPr>
-          <w:rtl w:val="0"/>
-        </w:rPr>
-        <w:t xml:space="preserve">-</w:t>
-      </w:r>
-      <w:r>
-        <w:rPr>
-          <w:rFonts w:ascii="Times New Roman" w:cs="Times New Roman" w:eastAsia="Times New Roman" w:hAnsi="Times New Roman"/>
-          <w:sz w:val="24"/>
-          <w:szCs w:val="24"/>
-          <w:rtl w:val="0"/>
-        </w:rPr>
-        <w:t xml:space="preserve"> Implementación y Prototipo</w:t>
-      </w:r>
-      <w:r>
-        <w:rPr>
-          <w:rtl w:val="0"/>
-        </w:rPr>
-      </w:r>
-    </w:p>
-    <w:p>
-      <w:pPr>
-        <w:tabs>
-          <w:tab w:val="right" w:leader="none" w:pos="8640"/>
-        </w:tabs>
-        <w:spacing w:after="60" w:before="0" w:line="360" w:lineRule="auto"/>
-        <w:rPr/>
-      </w:pPr>
-      <w:r>
-        <w:rPr>
-          <w:rFonts w:ascii="Times New Roman" w:cs="Times New Roman" w:eastAsia="Times New Roman" w:hAnsi="Times New Roman"/>
-          <w:sz w:val="24"/>
-          <w:szCs w:val="24"/>
-          <w:rtl w:val="0"/>
-        </w:rPr>
-        <w:t xml:space="preserve">Capítulo 6 </w:t>
-      </w:r>
-      <w:r>
-        <w:rPr>
-          <w:rtl w:val="0"/>
-        </w:rPr>
-        <w:t xml:space="preserve">-</w:t>
-      </w:r>
-      <w:r>
-        <w:rPr>
-          <w:rFonts w:ascii="Times New Roman" w:cs="Times New Roman" w:eastAsia="Times New Roman" w:hAnsi="Times New Roman"/>
-          <w:sz w:val="24"/>
-          <w:szCs w:val="24"/>
-          <w:rtl w:val="0"/>
-        </w:rPr>
-        <w:t xml:space="preserve"> Experimentación y Resultados</w:t>
-      </w:r>
-      <w:r>
-        <w:rPr>
-          <w:rtl w:val="0"/>
-        </w:rPr>
-      </w:r>
-    </w:p>
-    <w:p>
-      <w:pPr>
-        <w:tabs>
-          <w:tab w:val="right" w:leader="none" w:pos="8640"/>
-        </w:tabs>
-        <w:spacing w:after="60" w:before="0" w:line="360" w:lineRule="auto"/>
-        <w:rPr/>
-      </w:pPr>
-      <w:r>
-        <w:rPr>
-          <w:rFonts w:ascii="Times New Roman" w:cs="Times New Roman" w:eastAsia="Times New Roman" w:hAnsi="Times New Roman"/>
-          <w:sz w:val="24"/>
-          <w:szCs w:val="24"/>
-          <w:rtl w:val="0"/>
-        </w:rPr>
-        <w:t xml:space="preserve">Conclusiones</w:t>
-      </w:r>
-      <w:r>
-        <w:rPr>
-          <w:rtl w:val="0"/>
-        </w:rPr>
-      </w:r>
-    </w:p>
-    <w:p>
-      <w:pPr>
-        <w:tabs>
-          <w:tab w:val="right" w:leader="none" w:pos="8640"/>
-        </w:tabs>
-        <w:spacing w:after="60" w:before="0" w:line="360" w:lineRule="auto"/>
-        <w:rPr/>
-      </w:pPr>
-      <w:r>
-        <w:rPr>
-          <w:rFonts w:ascii="Times New Roman" w:cs="Times New Roman" w:eastAsia="Times New Roman" w:hAnsi="Times New Roman"/>
-          <w:sz w:val="24"/>
-          <w:szCs w:val="24"/>
-          <w:rtl w:val="0"/>
-        </w:rPr>
-        <w:t xml:space="preserve">Líneas Futuras de Investigación</w:t>
-      </w:r>
-      <w:r>
-        <w:rPr>
-          <w:rtl w:val="0"/>
-        </w:rPr>
-      </w:r>
-    </w:p>
-    <w:p>
-      <w:pPr>
-        <w:tabs>
-          <w:tab w:val="right" w:leader="none" w:pos="8640"/>
-        </w:tabs>
-        <w:spacing w:after="60" w:before="0" w:line="360" w:lineRule="auto"/>
-        <w:rPr/>
-      </w:pPr>
-      <w:r>
-        <w:rPr>
-          <w:rFonts w:ascii="Times New Roman" w:cs="Times New Roman" w:eastAsia="Times New Roman" w:hAnsi="Times New Roman"/>
-          <w:sz w:val="24"/>
-          <w:szCs w:val="24"/>
-          <w:rtl w:val="0"/>
-        </w:rPr>
-        <w:t xml:space="preserve">Referencias</w:t>
-      </w:r>
-      <w:r>
-        <w:rPr>
-          <w:rtl w:val="0"/>
-        </w:rPr>
-      </w:r>
-    </w:p>
-    <w:p>
-      <w:pPr>
-        <w:tabs>
-          <w:tab w:val="right" w:leader="none" w:pos="8640"/>
-        </w:tabs>
-        <w:spacing w:after="60" w:before="0" w:line="360" w:lineRule="auto"/>
-        <w:rPr/>
-      </w:pPr>
-      <w:r>
-        <w:rPr>
-          <w:rFonts w:ascii="Times New Roman" w:cs="Times New Roman" w:eastAsia="Times New Roman" w:hAnsi="Times New Roman"/>
-          <w:sz w:val="24"/>
-          <w:szCs w:val="24"/>
-          <w:rtl w:val="0"/>
-        </w:rPr>
-        <w:t xml:space="preserve">Anexos y Acrónimos</w:t>
-      </w:r>
-      <w:r>
-        <w:rPr>
-          <w:rtl w:val="0"/>
-        </w:rPr>
-      </w:r>
-    </w:p>
-    <w:p>
-      <w:pPr>
-        <w:pageBreakBefore w:val="1"/>
-        <w:spacing w:after="0" w:before="0" w:line="360" w:lineRule="auto"/>
-        <w:rPr/>
-      </w:pPr>
-      <w:r>
-        <w:rPr>
-          <w:rtl w:val="0"/>
-        </w:rPr>
+    </w:p>
+    <w:p>
+      <w:pPr>
+        <w:spacing w:before="0" w:after="0" w:line="220" w:lineRule="exact"/>
+      </w:pPr>
+      <w:r>
+        <w:rPr>
+          <w:rFonts w:ascii="Times New Roman" w:hAnsi="Times New Roman"/>
+          <w:sz w:val="21"/>
+        </w:rPr>
+        <w:tab/>
+        <w:t xml:space="preserve">    3.6 Alcance y controles del piloto RAG</w:t>
+      </w:r>
+    </w:p>
+    <w:p>
+      <w:pPr>
+        <w:spacing w:before="0" w:after="0" w:line="220" w:lineRule="exact"/>
+      </w:pPr>
+      <w:r>
+        <w:rPr>
+          <w:rFonts w:ascii="Times New Roman" w:hAnsi="Times New Roman"/>
+          <w:sz w:val="21"/>
+        </w:rPr>
+        <w:tab/>
+        <w:t xml:space="preserve">    3.7 Modelo de costos y fuentes</w:t>
+      </w:r>
+    </w:p>
+    <w:p>
+      <w:pPr>
+        <w:spacing w:before="0" w:after="0" w:line="220" w:lineRule="exact"/>
+      </w:pPr>
+      <w:r>
+        <w:rPr>
+          <w:rFonts w:ascii="Times New Roman" w:hAnsi="Times New Roman"/>
+          <w:sz w:val="21"/>
+        </w:rPr>
+        <w:tab/>
+        <w:t>Capítulo 4 - Diseño del Framework</w:t>
+      </w:r>
+    </w:p>
+    <w:p>
+      <w:pPr>
+        <w:spacing w:before="0" w:after="0" w:line="220" w:lineRule="exact"/>
+      </w:pPr>
+      <w:r>
+        <w:rPr>
+          <w:rFonts w:ascii="Times New Roman" w:hAnsi="Times New Roman"/>
+          <w:sz w:val="21"/>
+        </w:rPr>
+        <w:tab/>
+        <w:t xml:space="preserve">    4.1 Arquitectura implementada</w:t>
+      </w:r>
+    </w:p>
+    <w:p>
+      <w:pPr>
+        <w:spacing w:before="0" w:after="0" w:line="220" w:lineRule="exact"/>
+      </w:pPr>
+      <w:r>
+        <w:rPr>
+          <w:rFonts w:ascii="Times New Roman" w:hAnsi="Times New Roman"/>
+          <w:sz w:val="21"/>
+        </w:rPr>
+        <w:tab/>
+        <w:t xml:space="preserve">    4.2 Recuperación vectorial</w:t>
+      </w:r>
+    </w:p>
+    <w:p>
+      <w:pPr>
+        <w:spacing w:before="0" w:after="0" w:line="220" w:lineRule="exact"/>
+      </w:pPr>
+      <w:r>
+        <w:rPr>
+          <w:rFonts w:ascii="Times New Roman" w:hAnsi="Times New Roman"/>
+          <w:sz w:val="21"/>
+        </w:rPr>
+        <w:tab/>
+        <w:t xml:space="preserve">    4.3 Control de contaminación</w:t>
+      </w:r>
+    </w:p>
+    <w:p>
+      <w:pPr>
+        <w:spacing w:before="0" w:after="0" w:line="220" w:lineRule="exact"/>
+      </w:pPr>
+      <w:r>
+        <w:rPr>
+          <w:rFonts w:ascii="Times New Roman" w:hAnsi="Times New Roman"/>
+          <w:sz w:val="21"/>
+        </w:rPr>
+        <w:tab/>
+        <w:t xml:space="preserve">    4.4 Estrategia multilingüe</w:t>
+      </w:r>
+    </w:p>
+    <w:p>
+      <w:pPr>
+        <w:spacing w:before="0" w:after="0" w:line="220" w:lineRule="exact"/>
+      </w:pPr>
+      <w:r>
+        <w:rPr>
+          <w:rFonts w:ascii="Times New Roman" w:hAnsi="Times New Roman"/>
+          <w:sz w:val="21"/>
+        </w:rPr>
+        <w:tab/>
+        <w:t xml:space="preserve">    4.5 Diseño de la medición de costos</w:t>
+      </w:r>
+    </w:p>
+    <w:p>
+      <w:pPr>
+        <w:spacing w:before="0" w:after="0" w:line="220" w:lineRule="exact"/>
+      </w:pPr>
+      <w:r>
+        <w:rPr>
+          <w:rFonts w:ascii="Times New Roman" w:hAnsi="Times New Roman"/>
+          <w:sz w:val="21"/>
+        </w:rPr>
+        <w:tab/>
+        <w:t>Capítulo 5 - Implementación y Prototipo</w:t>
+      </w:r>
+    </w:p>
+    <w:p>
+      <w:pPr>
+        <w:spacing w:before="0" w:after="0" w:line="220" w:lineRule="exact"/>
+      </w:pPr>
+      <w:r>
+        <w:rPr>
+          <w:rFonts w:ascii="Times New Roman" w:hAnsi="Times New Roman"/>
+          <w:sz w:val="21"/>
+        </w:rPr>
+        <w:tab/>
+        <w:t xml:space="preserve">    5.1 Entorno y modelos</w:t>
+      </w:r>
+    </w:p>
+    <w:p>
+      <w:pPr>
+        <w:spacing w:before="0" w:after="0" w:line="220" w:lineRule="exact"/>
+      </w:pPr>
+      <w:r>
+        <w:rPr>
+          <w:rFonts w:ascii="Times New Roman" w:hAnsi="Times New Roman"/>
+          <w:sz w:val="21"/>
+        </w:rPr>
+        <w:tab/>
+        <w:t xml:space="preserve">    5.2 Construcción del corpus RAG</w:t>
+      </w:r>
+    </w:p>
+    <w:p>
+      <w:pPr>
+        <w:spacing w:before="0" w:after="0" w:line="220" w:lineRule="exact"/>
+      </w:pPr>
+      <w:r>
+        <w:rPr>
+          <w:rFonts w:ascii="Times New Roman" w:hAnsi="Times New Roman"/>
+          <w:sz w:val="21"/>
+        </w:rPr>
+        <w:tab/>
+        <w:t xml:space="preserve">    5.3 Pipeline reproducible</w:t>
+      </w:r>
+    </w:p>
+    <w:p>
+      <w:pPr>
+        <w:spacing w:before="0" w:after="0" w:line="220" w:lineRule="exact"/>
+      </w:pPr>
+      <w:r>
+        <w:rPr>
+          <w:rFonts w:ascii="Times New Roman" w:hAnsi="Times New Roman"/>
+          <w:sz w:val="21"/>
+        </w:rPr>
+        <w:tab/>
+        <w:t xml:space="preserve">    5.4 Verificación técnica</w:t>
+      </w:r>
+    </w:p>
+    <w:p>
+      <w:pPr>
+        <w:spacing w:before="0" w:after="0" w:line="220" w:lineRule="exact"/>
+      </w:pPr>
+      <w:r>
+        <w:rPr>
+          <w:rFonts w:ascii="Times New Roman" w:hAnsi="Times New Roman"/>
+          <w:sz w:val="21"/>
+        </w:rPr>
+        <w:tab/>
+        <w:t>Capítulo 6 - Experimentación y Resultados</w:t>
+      </w:r>
+    </w:p>
+    <w:p>
+      <w:pPr>
+        <w:spacing w:before="0" w:after="0" w:line="220" w:lineRule="exact"/>
+      </w:pPr>
+      <w:r>
+        <w:rPr>
+          <w:rFonts w:ascii="Times New Roman" w:hAnsi="Times New Roman"/>
+          <w:sz w:val="21"/>
+        </w:rPr>
+        <w:tab/>
+        <w:t xml:space="preserve">    6.1 Diseño del piloto controlado</w:t>
+      </w:r>
+    </w:p>
+    <w:p>
+      <w:pPr>
+        <w:spacing w:before="0" w:after="0" w:line="220" w:lineRule="exact"/>
+      </w:pPr>
+      <w:r>
+        <w:rPr>
+          <w:rFonts w:ascii="Times New Roman" w:hAnsi="Times New Roman"/>
+          <w:sz w:val="21"/>
+        </w:rPr>
+        <w:tab/>
+        <w:t xml:space="preserve">    6.2 Rendimiento del recuperador</w:t>
+      </w:r>
+    </w:p>
+    <w:p>
+      <w:pPr>
+        <w:spacing w:before="0" w:after="0" w:line="220" w:lineRule="exact"/>
+      </w:pPr>
+      <w:r>
+        <w:rPr>
+          <w:rFonts w:ascii="Times New Roman" w:hAnsi="Times New Roman"/>
+          <w:sz w:val="21"/>
+        </w:rPr>
+        <w:tab/>
+        <w:t xml:space="preserve">    6.3 Calidad por modelo y condición</w:t>
+      </w:r>
+    </w:p>
+    <w:p>
+      <w:pPr>
+        <w:spacing w:before="0" w:after="0" w:line="220" w:lineRule="exact"/>
+      </w:pPr>
+      <w:r>
+        <w:rPr>
+          <w:rFonts w:ascii="Times New Roman" w:hAnsi="Times New Roman"/>
+          <w:sz w:val="21"/>
+        </w:rPr>
+        <w:tab/>
+        <w:t xml:space="preserve">    6.4 Latencia, tokens y costos</w:t>
+      </w:r>
+    </w:p>
+    <w:p>
+      <w:pPr>
+        <w:spacing w:before="0" w:after="0" w:line="220" w:lineRule="exact"/>
+      </w:pPr>
+      <w:r>
+        <w:rPr>
+          <w:rFonts w:ascii="Times New Roman" w:hAnsi="Times New Roman"/>
+          <w:sz w:val="21"/>
+        </w:rPr>
+        <w:tab/>
+        <w:t xml:space="preserve">    6.5 Aciertos de recuperación y calidad</w:t>
+      </w:r>
+    </w:p>
+    <w:p>
+      <w:pPr>
+        <w:spacing w:before="0" w:after="0" w:line="220" w:lineRule="exact"/>
+      </w:pPr>
+      <w:r>
+        <w:rPr>
+          <w:rFonts w:ascii="Times New Roman" w:hAnsi="Times New Roman"/>
+          <w:sz w:val="21"/>
+        </w:rPr>
+        <w:tab/>
+        <w:t xml:space="preserve">    6.6 Discusión de las hipótesis</w:t>
+      </w:r>
+    </w:p>
+    <w:p>
+      <w:pPr>
+        <w:spacing w:before="0" w:after="0" w:line="220" w:lineRule="exact"/>
+      </w:pPr>
+      <w:r>
+        <w:rPr>
+          <w:rFonts w:ascii="Times New Roman" w:hAnsi="Times New Roman"/>
+          <w:sz w:val="21"/>
+        </w:rPr>
+        <w:tab/>
+        <w:t xml:space="preserve">    6.7 Limitaciones del piloto</w:t>
+      </w:r>
+    </w:p>
+    <w:p>
+      <w:pPr>
+        <w:spacing w:before="0" w:after="0" w:line="220" w:lineRule="exact"/>
+      </w:pPr>
+      <w:r>
+        <w:rPr>
+          <w:rFonts w:ascii="Times New Roman" w:hAnsi="Times New Roman"/>
+          <w:sz w:val="21"/>
+        </w:rPr>
+        <w:tab/>
+        <w:t>Conclusiones</w:t>
+      </w:r>
+    </w:p>
+    <w:p>
+      <w:pPr>
+        <w:spacing w:before="0" w:after="0" w:line="220" w:lineRule="exact"/>
+      </w:pPr>
+      <w:r>
+        <w:rPr>
+          <w:rFonts w:ascii="Times New Roman" w:hAnsi="Times New Roman"/>
+          <w:sz w:val="21"/>
+        </w:rPr>
+        <w:tab/>
+        <w:t>Líneas Futuras de Investigación</w:t>
+      </w:r>
+    </w:p>
+    <w:p>
+      <w:pPr>
+        <w:spacing w:before="0" w:after="0" w:line="220" w:lineRule="exact"/>
+      </w:pPr>
+      <w:r>
+        <w:rPr>
+          <w:rFonts w:ascii="Times New Roman" w:hAnsi="Times New Roman"/>
+          <w:sz w:val="21"/>
+        </w:rPr>
+        <w:tab/>
+        <w:t>Referencias</w:t>
+      </w:r>
+    </w:p>
+    <w:p>
+      <w:pPr>
+        <w:spacing w:before="0" w:after="0" w:line="220" w:lineRule="exact"/>
+      </w:pPr>
+      <w:r>
+        <w:rPr>
+          <w:rFonts w:ascii="Times New Roman" w:hAnsi="Times New Roman"/>
+          <w:sz w:val="21"/>
+        </w:rPr>
+        <w:tab/>
+        <w:t>Anexos y Acrónimos</w:t>
       </w:r>
     </w:p>
     <w:p>
       <w:pPr>
         <w:pStyle w:val="Heading1"/>
+        <w:pageBreakBefore/>
         <w:spacing w:after="200" w:before="400" w:lineRule="auto"/>
         <w:jc w:val="center"/>
         <w:rPr/>
@@ -1219,235 +1043,68 @@
     </w:p>
     <w:p>
       <w:pPr>
-        <w:spacing w:after="0" w:before="0" w:line="360" w:lineRule="auto"/>
-        <w:rPr/>
-      </w:pPr>
-      <w:r>
-        <w:rPr>
-          <w:rtl w:val="0"/>
-        </w:rPr>
-      </w:r>
-    </w:p>
-    <w:p>
-      <w:pPr>
-        <w:spacing w:after="160" w:before="0" w:line="360" w:lineRule="auto"/>
+        <w:spacing w:before="0" w:after="160" w:line="360" w:lineRule="auto"/>
         <w:jc w:val="both"/>
-        <w:rPr/>
-      </w:pPr>
-      <w:r>
-        <w:rPr>
-          <w:rFonts w:ascii="Times New Roman" w:cs="Times New Roman" w:eastAsia="Times New Roman" w:hAnsi="Times New Roman"/>
-          <w:sz w:val="24"/>
-          <w:szCs w:val="24"/>
-          <w:rtl w:val="0"/>
-        </w:rPr>
-        <w:t xml:space="preserve">La automatización del soporte al cliente mediante sistemas de inteligencia artificial ha adquirido relevancia estratégica en el contexto de la transformación digital de las organizaciones. Los Grandes Modelos de Lenguaje (LLMs) constituyen una tecnología disruptiva que permite diseñar sistemas capaces de comprender y generar lenguaje natural con un nivel de sofisticación sin precedentes. Sin embargo, la diversidad de modelos disponibles</w:t>
-      </w:r>
-      <w:r>
-        <w:rPr>
-          <w:rtl w:val="0"/>
-        </w:rPr>
-        <w:t xml:space="preserve">, </w:t>
-      </w:r>
-      <w:r>
-        <w:rPr>
-          <w:rFonts w:ascii="Times New Roman" w:cs="Times New Roman" w:eastAsia="Times New Roman" w:hAnsi="Times New Roman"/>
-          <w:sz w:val="24"/>
-          <w:szCs w:val="24"/>
-          <w:rtl w:val="0"/>
-        </w:rPr>
-        <w:t xml:space="preserve">tanto propietarios como de código abierto</w:t>
-      </w:r>
-      <w:r>
-        <w:rPr>
-          <w:rtl w:val="0"/>
-        </w:rPr>
-        <w:t xml:space="preserve">,</w:t>
-      </w:r>
-      <w:r>
-        <w:rPr>
-          <w:rFonts w:ascii="Times New Roman" w:cs="Times New Roman" w:eastAsia="Times New Roman" w:hAnsi="Times New Roman"/>
-          <w:sz w:val="24"/>
-          <w:szCs w:val="24"/>
-          <w:rtl w:val="0"/>
-        </w:rPr>
-        <w:t xml:space="preserve"> y la ausencia de marcos de evaluación integrados representan obstáculos concretos para su adopción en organizaciones de mediana y pequeña escala.</w:t>
-      </w:r>
-      <w:r>
-        <w:rPr>
-          <w:rtl w:val="0"/>
-        </w:rPr>
-      </w:r>
-    </w:p>
-    <w:p>
-      <w:pPr>
-        <w:spacing w:after="0" w:before="0" w:line="360" w:lineRule="auto"/>
-        <w:rPr/>
-      </w:pPr>
-      <w:r>
-        <w:rPr>
-          <w:rtl w:val="0"/>
-        </w:rPr>
-      </w:r>
-    </w:p>
-    <w:p>
-      <w:pPr>
-        <w:spacing w:after="160" w:before="0" w:line="360" w:lineRule="auto"/>
+      </w:pPr>
+      <w:r>
+        <w:rPr>
+          <w:rFonts w:ascii="Times New Roman" w:hAnsi="Times New Roman"/>
+          <w:b w:val="0"/>
+          <w:i w:val="0"/>
+          <w:sz w:val="24"/>
+        </w:rPr>
+        <w:t>Este Trabajo Final diseña y valida un framework comparativo para evaluar modelos de lenguaje aplicados al soporte al cliente. El artefacto integra calidad semántica, latencia y costo operativo, y compara una línea base sin recuperación con una configuración de Recuperación Aumentada con Generación (RAG).</w:t>
+      </w:r>
+    </w:p>
+    <w:p>
+      <w:pPr>
+        <w:spacing w:before="0" w:after="160" w:line="360" w:lineRule="auto"/>
         <w:jc w:val="both"/>
-        <w:rPr/>
-      </w:pPr>
-      <w:r>
-        <w:rPr>
-          <w:rFonts w:ascii="Times New Roman" w:cs="Times New Roman" w:eastAsia="Times New Roman" w:hAnsi="Times New Roman"/>
-          <w:sz w:val="24"/>
-          <w:szCs w:val="24"/>
-          <w:rtl w:val="0"/>
-        </w:rPr>
-        <w:t xml:space="preserve">El presente Trabajo Final propone el diseño, desarrollo y validación de un framework comparativo de LLMs orientado al soporte al cliente automatizado. El problema central que motiva esta investigación radica en la inexistencia de un instrumento que evalúe, de manera simultánea e integrada, la calidad semántica de las respuestas, el costo operativo y la latencia de los modelos, incorporando además el impacto de la técnica de Recuperación Aumentada con Generación (RAG) sobre datos propios de la organización.</w:t>
-      </w:r>
-      <w:r>
-        <w:rPr>
-          <w:rtl w:val="0"/>
-        </w:rPr>
-      </w:r>
-    </w:p>
-    <w:p>
-      <w:pPr>
-        <w:spacing w:after="0" w:before="0" w:line="360" w:lineRule="auto"/>
-        <w:rPr/>
-      </w:pPr>
-      <w:r>
-        <w:rPr>
-          <w:rtl w:val="0"/>
-        </w:rPr>
-      </w:r>
-    </w:p>
-    <w:p>
-      <w:pPr>
-        <w:spacing w:after="160" w:before="0" w:line="360" w:lineRule="auto"/>
+      </w:pPr>
+      <w:r>
+        <w:rPr>
+          <w:rFonts w:ascii="Times New Roman" w:hAnsi="Times New Roman"/>
+          <w:b w:val="0"/>
+          <w:i w:val="0"/>
+          <w:sz w:val="24"/>
+        </w:rPr>
+        <w:t>La primera iteración experimental utiliza 20 consultas estratificadas del dataset Bitext, traducidas al español, y contrasta GPT-4o mini, LLaMA 3.1 8B y Mistral. El corpus RAG reúne 81 documentos de conocimiento, tres por cada una de las 27 intenciones. Se eliminaron duplicados y coincidencias exactas o cercanas con la muestra de evaluación para reducir contaminación. El recuperador obtuvo Hit@1 de 80 % y Hit@3 de 90 % con el corpus original en inglés.</w:t>
+      </w:r>
+    </w:p>
+    <w:p>
+      <w:pPr>
+        <w:spacing w:before="0" w:after="160" w:line="360" w:lineRule="auto"/>
         <w:jc w:val="both"/>
-        <w:rPr/>
-      </w:pPr>
-      <w:r>
-        <w:rPr>
-          <w:rFonts w:ascii="Times New Roman" w:cs="Times New Roman" w:eastAsia="Times New Roman" w:hAnsi="Times New Roman"/>
-          <w:sz w:val="24"/>
-          <w:szCs w:val="24"/>
-          <w:rtl w:val="0"/>
-        </w:rPr>
-        <w:t xml:space="preserve">La investigación adopta un enfoque cuantitativo</w:t>
-      </w:r>
-      <w:r>
-        <w:rPr>
-          <w:rtl w:val="0"/>
-        </w:rPr>
-        <w:t xml:space="preserve"> </w:t>
-      </w:r>
-      <w:r>
-        <w:rPr>
-          <w:rFonts w:ascii="Times New Roman" w:cs="Times New Roman" w:eastAsia="Times New Roman" w:hAnsi="Times New Roman"/>
-          <w:sz w:val="24"/>
-          <w:szCs w:val="24"/>
-          <w:rtl w:val="0"/>
-        </w:rPr>
-        <w:t xml:space="preserve">experimental bajo el paradigma Design Science Research (DSR). Se compararán al menos tres modelos LLM GPT-4o mini, LLaMA 3 y Mistral procesando datos de soporte al cliente a través de un pipeline basado en Apache Spark. Las respuestas serán evaluadas mediante métricas automáticas de calidad semántica (BERTScore, ROUGE) y dimensiones de eficiencia operativa (costo por consulta y latencia), consolidadas en un dashboard interactivo que orientará la toma de decisiones organizacionales.</w:t>
-      </w:r>
-      <w:r>
-        <w:rPr>
-          <w:rtl w:val="0"/>
-        </w:rPr>
-      </w:r>
-    </w:p>
-    <w:p>
-      <w:pPr>
-        <w:spacing w:after="0" w:before="0" w:line="360" w:lineRule="auto"/>
-        <w:rPr/>
-      </w:pPr>
-      <w:r>
-        <w:rPr>
-          <w:rtl w:val="0"/>
-        </w:rPr>
-      </w:r>
-    </w:p>
-    <w:p>
-      <w:pPr>
-        <w:spacing w:after="160" w:before="0" w:line="360" w:lineRule="auto"/>
+      </w:pPr>
+      <w:r>
+        <w:rPr>
+          <w:rFonts w:ascii="Times New Roman" w:hAnsi="Times New Roman"/>
+          <w:b w:val="0"/>
+          <w:i w:val="0"/>
+          <w:sz w:val="24"/>
+        </w:rPr>
+        <w:t>En la comparación controlada, RAG elevó el BERTScore medio en los tres modelos: +0,0405 en GPT-4o mini, +0,0061 en LLaMA y +0,0275 en Mistral. ROUGE-L mejoró en GPT y Mistral, pero descendió 0,0255 en LLaMA. La latencia aumentó 23,3 % en LLaMA y 38,3 % en Mistral; la caída observada en GPT se interpreta como variabilidad del servicio y no como efecto causal. Los resultados son descriptivos: n = 20 constituye un piloto y no permite confirmar las hipótesis ni generalizar a un despliegue productivo.</w:t>
+      </w:r>
+    </w:p>
+    <w:p>
+      <w:pPr>
+        <w:spacing w:before="0" w:after="160" w:line="360" w:lineRule="auto"/>
         <w:jc w:val="both"/>
-        <w:rPr/>
-      </w:pPr>
-      <w:r>
-        <w:rPr>
-          <w:rFonts w:ascii="Times New Roman" w:cs="Times New Roman" w:eastAsia="Times New Roman" w:hAnsi="Times New Roman"/>
-          <w:sz w:val="24"/>
-          <w:szCs w:val="24"/>
-          <w:rtl w:val="0"/>
-        </w:rPr>
-        <w:t xml:space="preserve">Se espera demostrar que los modelos de código abierto, potenciados con RAG sobre datos propios, alcanzan una calidad de respuesta comparable a la de modelos propietarios, con ventajas significativas en términos de costo y autonomía tecnológica. El aporte principal es la provisión de un framework reproducible y una guía de selección de modelo orientada a organizaciones que buscan implementar soluciones de soporte automatizado de manera eficiente y fundamentada.</w:t>
-      </w:r>
-      <w:r>
-        <w:rPr>
-          <w:rtl w:val="0"/>
-        </w:rPr>
-      </w:r>
-    </w:p>
-    <w:p>
-      <w:pPr>
-        <w:spacing w:after="0" w:before="0" w:line="360" w:lineRule="auto"/>
-        <w:rPr/>
-      </w:pPr>
-      <w:r>
-        <w:rPr>
-          <w:rtl w:val="0"/>
-        </w:rPr>
-      </w:r>
-    </w:p>
-    <w:p>
-      <w:pPr>
-        <w:spacing w:after="160" w:before="0" w:line="360" w:lineRule="auto"/>
-        <w:jc w:val="both"/>
-        <w:rPr/>
-      </w:pPr>
-      <w:r>
-        <w:rPr>
-          <w:rFonts w:ascii="Times New Roman" w:cs="Times New Roman" w:eastAsia="Times New Roman" w:hAnsi="Times New Roman"/>
-          <w:b w:val="1"/>
-          <w:bCs w:val="1"/>
-          <w:sz w:val="24"/>
-          <w:szCs w:val="24"/>
-          <w:rtl w:val="0"/>
-        </w:rPr>
-        <w:t xml:space="preserve">Palabras clave: </w:t>
-      </w:r>
-      <w:r>
-        <w:rPr>
-          <w:rFonts w:ascii="Times New Roman" w:cs="Times New Roman" w:eastAsia="Times New Roman" w:hAnsi="Times New Roman"/>
-          <w:sz w:val="24"/>
-          <w:szCs w:val="24"/>
-          <w:rtl w:val="0"/>
-        </w:rPr>
-        <w:t xml:space="preserve">big data, evaluación de modelos, inteligencia artificial generativa, modelos de lenguaje de gran escala, recuperación aumentada con generación, soporte al cliente automatizado</w:t>
-      </w:r>
-      <w:r>
-        <w:rPr>
-          <w:rtl w:val="0"/>
-        </w:rPr>
-      </w:r>
-    </w:p>
-    <w:p>
-      <w:pPr>
-        <w:pageBreakBefore w:val="1"/>
-        <w:spacing w:after="0" w:before="0" w:line="360" w:lineRule="auto"/>
-        <w:rPr/>
-      </w:pPr>
-      <w:r>
-        <w:rPr>
-          <w:rtl w:val="0"/>
-        </w:rPr>
+      </w:pPr>
+      <w:r>
+        <w:rPr>
+          <w:rFonts w:ascii="Times New Roman" w:hAnsi="Times New Roman"/>
+          <w:b/>
+          <w:i w:val="0"/>
+          <w:sz w:val="24"/>
+        </w:rPr>
+        <w:t>Palabras clave: evaluación de modelos, inteligencia artificial generativa, modelos de lenguaje de gran escala, recuperación aumentada con generación, soporte al cliente automatizado</w:t>
       </w:r>
     </w:p>
     <w:p>
       <w:pPr>
         <w:pStyle w:val="Heading1"/>
+        <w:pageBreakBefore/>
         <w:spacing w:after="200" w:before="400" w:lineRule="auto"/>
         <w:jc w:val="center"/>
         <w:rPr/>
@@ -2931,19 +2588,8 @@
     </w:p>
     <w:p>
       <w:pPr>
-        <w:pageBreakBefore w:val="1"/>
-        <w:spacing w:after="0" w:before="0" w:line="360" w:lineRule="auto"/>
-        <w:rPr/>
-      </w:pPr>
-      <w:r>
-        <w:rPr>
-          <w:rtl w:val="0"/>
-        </w:rPr>
-      </w:r>
-    </w:p>
-    <w:p>
-      <w:pPr>
         <w:pStyle w:val="Heading1"/>
+        <w:pageBreakBefore/>
         <w:spacing w:after="200" w:before="400" w:lineRule="auto"/>
         <w:jc w:val="center"/>
         <w:rPr/>
@@ -6865,6 +6511,7 @@
     <w:p>
       <w:pPr>
         <w:pStyle w:val="Heading1"/>
+        <w:pageBreakBefore/>
         <w:spacing w:after="200" w:before="400" w:lineRule="auto"/>
         <w:jc w:val="center"/>
         <w:rPr/>
@@ -6880,670 +6527,3377 @@
     </w:p>
     <w:p>
       <w:pPr>
-        <w:spacing w:after="0" w:before="0" w:line="360" w:lineRule="auto"/>
-        <w:rPr/>
-      </w:pPr>
-      <w:r>
-        <w:rPr>
-          <w:rtl w:val="0"/>
+        <w:spacing w:before="0" w:after="160" w:line="360" w:lineRule="auto"/>
+        <w:jc w:val="both"/>
+      </w:pPr>
+      <w:r>
+        <w:rPr>
+          <w:rFonts w:ascii="Times New Roman" w:hAnsi="Times New Roman"/>
+          <w:b w:val="0"/>
+          <w:i w:val="0"/>
+          <w:sz w:val="24"/>
         </w:rPr>
       </w:r>
     </w:p>
     <w:p>
       <w:pPr>
         <w:pStyle w:val="Heading2"/>
-        <w:spacing w:after="120" w:before="280" w:lineRule="auto"/>
-        <w:rPr/>
-      </w:pPr>
-      <w:bookmarkStart w:colFirst="0" w:colLast="0" w:name="_tgyif55t9tjq" w:id="22"/>
-      <w:bookmarkEnd w:id="22"/>
-      <w:r>
-        <w:rPr>
-          <w:rtl w:val="0"/>
-        </w:rPr>
-        <w:t xml:space="preserve">3.1 Paradigma y enfoque metodológico</w:t>
-      </w:r>
-    </w:p>
-    <w:p>
-      <w:pPr>
-        <w:spacing w:after="0" w:before="0" w:line="360" w:lineRule="auto"/>
-        <w:rPr/>
-      </w:pPr>
-      <w:r>
-        <w:rPr>
-          <w:rtl w:val="0"/>
-        </w:rPr>
-      </w:r>
-    </w:p>
-    <w:p>
-      <w:pPr>
-        <w:spacing w:after="160" w:before="0" w:line="360" w:lineRule="auto"/>
+        <w:keepNext/>
+      </w:pPr>
+      <w:r>
+        <w:rPr>
+          <w:color w:val="000000"/>
+        </w:rPr>
+        <w:t>3.1 Paradigma y enfoque metodológico</w:t>
+      </w:r>
+    </w:p>
+    <w:p>
+      <w:pPr>
+        <w:spacing w:before="0" w:after="160" w:line="360" w:lineRule="auto"/>
         <w:jc w:val="both"/>
-        <w:rPr/>
-      </w:pPr>
-      <w:r>
-        <w:rPr>
-          <w:rFonts w:ascii="Times New Roman" w:cs="Times New Roman" w:eastAsia="Times New Roman" w:hAnsi="Times New Roman"/>
-          <w:sz w:val="24"/>
-          <w:szCs w:val="24"/>
-          <w:rtl w:val="0"/>
-        </w:rPr>
-        <w:t xml:space="preserve">La presente investigación se enmarca en el paradigma Design Science Research (DSR), propuesto por Hevner et al. (2004) para la investigación en sistemas de información. El DSR establece que el conocimiento y la comprensión del problema se logran a través del diseño y la aplicación de un artefacto. En este trabajo, el artefacto es el framework comparativo de modelos LLM. El enfoque es cuantitativo</w:t>
-      </w:r>
-      <w:r>
-        <w:rPr>
-          <w:rtl w:val="0"/>
-        </w:rPr>
-        <w:t xml:space="preserve"> </w:t>
-      </w:r>
-      <w:r>
-        <w:rPr>
-          <w:rFonts w:ascii="Times New Roman" w:cs="Times New Roman" w:eastAsia="Times New Roman" w:hAnsi="Times New Roman"/>
-          <w:sz w:val="24"/>
-          <w:szCs w:val="24"/>
-          <w:rtl w:val="0"/>
-        </w:rPr>
-        <w:t xml:space="preserve">experimental: se recolectan datos numéricos (métricas de calidad, costo y latencia), se formulan hipótesis previas al experimento y se analizan los resultados mediante métodos estadísticos.</w:t>
-      </w:r>
-      <w:r>
-        <w:rPr>
-          <w:rtl w:val="0"/>
-        </w:rPr>
-      </w:r>
-    </w:p>
-    <w:p>
-      <w:pPr>
-        <w:spacing w:after="0" w:before="0" w:line="360" w:lineRule="auto"/>
-        <w:rPr/>
-      </w:pPr>
-      <w:r>
-        <w:rPr>
-          <w:rtl w:val="0"/>
-        </w:rPr>
+      </w:pPr>
+      <w:r>
+        <w:rPr>
+          <w:rFonts w:ascii="Times New Roman" w:hAnsi="Times New Roman"/>
+          <w:b w:val="0"/>
+          <w:i w:val="0"/>
+          <w:sz w:val="24"/>
+        </w:rPr>
+        <w:t>La investigación se enmarca en Design Science Research (DSR), porque construye y evalúa un artefacto informático: el framework comparativo de LLM. El enfoque es cuantitativo y experimental. Se registran métricas numéricas de calidad, latencia, uso de tokens y costo, y se mantienen constantes las consultas, los prompts, la temperatura y los criterios de evaluación entre condiciones.</w:t>
       </w:r>
     </w:p>
     <w:p>
       <w:pPr>
         <w:pStyle w:val="Heading2"/>
-        <w:spacing w:after="120" w:before="280" w:lineRule="auto"/>
-        <w:rPr/>
-      </w:pPr>
-      <w:bookmarkStart w:colFirst="0" w:colLast="0" w:name="_5vbmujfz0y3m" w:id="23"/>
-      <w:bookmarkEnd w:id="23"/>
-      <w:r>
-        <w:rPr>
-          <w:rtl w:val="0"/>
-        </w:rPr>
-        <w:t xml:space="preserve">3.2 Diseño de la investigación</w:t>
-      </w:r>
-    </w:p>
-    <w:p>
-      <w:pPr>
-        <w:spacing w:after="0" w:before="0" w:line="360" w:lineRule="auto"/>
-        <w:rPr/>
-      </w:pPr>
-      <w:r>
-        <w:rPr>
-          <w:rtl w:val="0"/>
-        </w:rPr>
-      </w:r>
-    </w:p>
-    <w:p>
-      <w:pPr>
-        <w:spacing w:after="160" w:before="0" w:line="360" w:lineRule="auto"/>
+        <w:keepNext/>
+      </w:pPr>
+      <w:r>
+        <w:rPr>
+          <w:color w:val="000000"/>
+        </w:rPr>
+        <w:t>3.2 Diseño de la investigación</w:t>
+      </w:r>
+    </w:p>
+    <w:p>
+      <w:pPr>
+        <w:spacing w:before="0" w:after="160" w:line="360" w:lineRule="auto"/>
         <w:jc w:val="both"/>
-        <w:rPr/>
-      </w:pPr>
-      <w:r>
-        <w:rPr>
-          <w:rFonts w:ascii="Times New Roman" w:cs="Times New Roman" w:eastAsia="Times New Roman" w:hAnsi="Times New Roman"/>
-          <w:sz w:val="24"/>
-          <w:szCs w:val="24"/>
-          <w:rtl w:val="0"/>
-        </w:rPr>
-        <w:t xml:space="preserve">El diseño es experimental comparativo con línea base de control. La variable independiente es el tipo de modelo LLM (GPT-4o mini, LLaMA 3, Mistral) y la condición de uso (con RAG / sin RAG). Las variables dependientes son las métricas de calidad semántica (BERTScore, ROUGE), el costo operativo por consulta y la latencia de respuesta. Cada combinación modelo × condición constituye una celda experimental, resultando en un diseño de 3 modelos × 2 condiciones = 6 configuraciones a evaluar.</w:t>
-      </w:r>
-      <w:r>
-        <w:rPr>
-          <w:rtl w:val="0"/>
-        </w:rPr>
-      </w:r>
-    </w:p>
-    <w:p>
-      <w:pPr>
-        <w:spacing w:after="160" w:before="0" w:line="360" w:lineRule="auto"/>
+      </w:pPr>
+      <w:r>
+        <w:rPr>
+          <w:rFonts w:ascii="Times New Roman" w:hAnsi="Times New Roman"/>
+          <w:b w:val="0"/>
+          <w:i w:val="0"/>
+          <w:sz w:val="24"/>
+        </w:rPr>
+        <w:t>El diseño compara tres modelos (GPT-4o mini, LLaMA 3.1 8B y Mistral) en dos condiciones: baseline sin RAG y generación con RAG. Cada combinación modelo-condición procesa las mismas 20 consultas, por lo que el piloto contiene 120 respuestas evaluadas en total. La comparación principal utiliza un baseline repetido con calentamiento previo y ejecutado en la misma sesión que RAG, para reducir el sesgo que producirían el arranque en frío y cambios de entorno.</w:t>
+      </w:r>
+    </w:p>
+    <w:p>
+      <w:pPr>
+        <w:spacing w:before="0" w:after="160" w:line="360" w:lineRule="auto"/>
         <w:jc w:val="both"/>
-        <w:rPr/>
-      </w:pPr>
-      <w:r>
-        <w:rPr>
-          <w:rFonts w:ascii="Times New Roman" w:cs="Times New Roman" w:eastAsia="Times New Roman" w:hAnsi="Times New Roman"/>
-          <w:sz w:val="24"/>
-          <w:szCs w:val="24"/>
-          <w:rtl w:val="0"/>
-        </w:rPr>
-        <w:t xml:space="preserve">Ambas condiciones cumplen funciones metodológicas distintas. La condición con RAG constituye la configuración de interés: es la que replica el escenario real de implementación organizacional y sobre la cual se contrastan las tres hipótesis. La condición sin RAG, en cambio, opera como línea base de control y no participa del contraste de hipótesis.</w:t>
-      </w:r>
-      <w:r>
-        <w:rPr>
-          <w:rtl w:val="0"/>
-        </w:rPr>
-      </w:r>
-    </w:p>
-    <w:p>
-      <w:pPr>
-        <w:spacing w:after="160" w:before="0" w:line="360" w:lineRule="auto"/>
+      </w:pPr>
+      <w:r>
+        <w:rPr>
+          <w:rFonts w:ascii="Times New Roman" w:hAnsi="Times New Roman"/>
+          <w:b w:val="0"/>
+          <w:i w:val="0"/>
+          <w:sz w:val="24"/>
+        </w:rPr>
+        <w:t>La condición sin RAG funciona como control. La condición con RAG agrega únicamente el contexto recuperado. Esta separación permite atribuir las diferencias descriptivas al pipeline completo de recuperación y generación, aunque no permite una inferencia causal definitiva por el tamaño de la muestra y la variabilidad temporal de la API.</w:t>
+      </w:r>
+    </w:p>
+    <w:p>
+      <w:pPr>
+        <w:pStyle w:val="Heading2"/>
+        <w:keepNext/>
+      </w:pPr>
+      <w:r>
+        <w:rPr>
+          <w:color w:val="000000"/>
+        </w:rPr>
+        <w:t>3.3 Variables e instrumentos de medición</w:t>
+      </w:r>
+    </w:p>
+    <w:p>
+      <w:pPr>
+        <w:spacing w:before="0" w:after="80" w:line="360" w:lineRule="auto"/>
+        <w:ind w:left="518" w:hanging="259"/>
+        <w:jc w:val="left"/>
+      </w:pPr>
+      <w:r>
+        <w:rPr>
+          <w:rFonts w:ascii="Times New Roman" w:hAnsi="Times New Roman"/>
+          <w:b w:val="0"/>
+          <w:i w:val="0"/>
+          <w:sz w:val="24"/>
+        </w:rPr>
+        <w:t>• Calidad semántica: BERTScore F1 y ROUGE-L contra la respuesta de referencia.</w:t>
+      </w:r>
+    </w:p>
+    <w:p>
+      <w:pPr>
+        <w:spacing w:before="0" w:after="80" w:line="360" w:lineRule="auto"/>
+        <w:ind w:left="518" w:hanging="259"/>
+        <w:jc w:val="left"/>
+      </w:pPr>
+      <w:r>
+        <w:rPr>
+          <w:rFonts w:ascii="Times New Roman" w:hAnsi="Times New Roman"/>
+          <w:b w:val="0"/>
+          <w:i w:val="0"/>
+          <w:sz w:val="24"/>
+        </w:rPr>
+        <w:t>• Recuperación: Hit@1 y Hit@3 según la intención esperada, más latencia del recuperador.</w:t>
+      </w:r>
+    </w:p>
+    <w:p>
+      <w:pPr>
+        <w:spacing w:before="0" w:after="80" w:line="360" w:lineRule="auto"/>
+        <w:ind w:left="518" w:hanging="259"/>
+        <w:jc w:val="left"/>
+      </w:pPr>
+      <w:r>
+        <w:rPr>
+          <w:rFonts w:ascii="Times New Roman" w:hAnsi="Times New Roman"/>
+          <w:b w:val="0"/>
+          <w:i w:val="0"/>
+          <w:sz w:val="24"/>
+        </w:rPr>
+        <w:t>• Eficiencia: latencia total, tokens de entrada y salida, costo por consulta y costo por 1.000 consultas.</w:t>
+      </w:r>
+    </w:p>
+    <w:p>
+      <w:pPr>
+        <w:spacing w:before="0" w:after="80" w:line="360" w:lineRule="auto"/>
+        <w:ind w:left="518" w:hanging="259"/>
+        <w:jc w:val="left"/>
+      </w:pPr>
+      <w:r>
+        <w:rPr>
+          <w:rFonts w:ascii="Times New Roman" w:hAnsi="Times New Roman"/>
+          <w:b w:val="0"/>
+          <w:i w:val="0"/>
+          <w:sz w:val="24"/>
+        </w:rPr>
+        <w:t>• Robustez descriptiva: cantidad de consultas que mejoran o empeoran y comparación entre aciertos y fallos de recuperación.</w:t>
+      </w:r>
+    </w:p>
+    <w:p>
+      <w:pPr>
+        <w:spacing w:before="0" w:after="160" w:line="360" w:lineRule="auto"/>
         <w:jc w:val="both"/>
-        <w:rPr/>
-      </w:pPr>
-      <w:r>
-        <w:rPr>
-          <w:rFonts w:ascii="Times New Roman" w:cs="Times New Roman" w:eastAsia="Times New Roman" w:hAnsi="Times New Roman"/>
-          <w:sz w:val="24"/>
-          <w:szCs w:val="24"/>
-          <w:rtl w:val="0"/>
-        </w:rPr>
-        <w:t xml:space="preserve">La inclusión de esta línea base responde a dos razones. En primer lugar, permite responder la segunda pregunta secundaria de la investigación, referida al impacto de la incorporación de RAG sobre la calidad de respuesta de cada modelo, lo que exige necesariamente un punto de comparación previo. En segundo lugar, y de manera más relevante para la validez interna del estudio, permite discriminar entre dos explicaciones alternativas ante un eventual resultado de equivalencia entre modelos en la condición con RAG: que los modelos sean efectivamente equivalentes en calidad, o que la recuperación domine el resultado y enmascare las diferencias entre ellos. Sin línea base, esa ambigüedad resultaría irresoluble.</w:t>
-      </w:r>
-      <w:r>
-        <w:rPr>
-          <w:rtl w:val="0"/>
-        </w:rPr>
-      </w:r>
-    </w:p>
-    <w:p>
-      <w:pPr>
-        <w:spacing w:after="160" w:before="0" w:line="360" w:lineRule="auto"/>
+      </w:pPr>
+      <w:r>
+        <w:rPr>
+          <w:rFonts w:ascii="Times New Roman" w:hAnsi="Times New Roman"/>
+          <w:b w:val="0"/>
+          <w:i w:val="0"/>
+          <w:sz w:val="24"/>
+        </w:rPr>
+        <w:t>BERTScore capta similitud semántica contextual y ROUGE-L mide coincidencia de secuencias. Las dos métricas se informan en conjunto porque una respuesta válida puede expresar la misma idea con diferente redacción. No se utiliza una única métrica como sustituto de la evaluación humana.</w:t>
+      </w:r>
+    </w:p>
+    <w:p>
+      <w:pPr>
+        <w:pStyle w:val="Heading2"/>
+        <w:keepNext/>
+      </w:pPr>
+      <w:r>
+        <w:rPr>
+          <w:color w:val="000000"/>
+        </w:rPr>
+        <w:t>3.4 Dataset y corpus de datos</w:t>
+      </w:r>
+    </w:p>
+    <w:p>
+      <w:pPr>
+        <w:spacing w:before="0" w:after="160" w:line="360" w:lineRule="auto"/>
         <w:jc w:val="both"/>
-        <w:rPr/>
-      </w:pPr>
-      <w:r>
-        <w:rPr>
-          <w:rFonts w:ascii="Times New Roman" w:cs="Times New Roman" w:eastAsia="Times New Roman" w:hAnsi="Times New Roman"/>
-          <w:sz w:val="24"/>
-          <w:szCs w:val="24"/>
-          <w:rtl w:val="0"/>
-        </w:rPr>
-        <w:t xml:space="preserve">Cabe señalar que la mejora asociada al RAG no constituye un supuesto garantizado. Gao et al. (2023) advierten que la calidad final del sistema depende de manera conjunta de la etapa de recuperación y de la capacidad generativa del modelo, de modo que una recuperación deficiente puede introducir ruido contextual y degradar la respuesta. La línea base permite verificar empíricamente que la implementación de RAG desarrollada en este trabajo aporta valor, en lugar de asumirlo.</w:t>
-      </w:r>
-      <w:r>
-        <w:rPr>
-          <w:rtl w:val="0"/>
-        </w:rPr>
-      </w:r>
-    </w:p>
-    <w:p>
-      <w:pPr>
-        <w:spacing w:after="0" w:before="0" w:line="360" w:lineRule="auto"/>
-        <w:rPr/>
-      </w:pPr>
-      <w:r>
-        <w:rPr>
-          <w:rtl w:val="0"/>
-        </w:rPr>
+      </w:pPr>
+      <w:r>
+        <w:rPr>
+          <w:rFonts w:ascii="Times New Roman" w:hAnsi="Times New Roman"/>
+          <w:b w:val="0"/>
+          <w:i w:val="0"/>
+          <w:sz w:val="24"/>
+        </w:rPr>
+        <w:t>La fuente es Bitext Customer Support LLM Chatbot Training Dataset (Bitext, s. f.), con 26.872 registros, 11 categorías y 27 intenciones. La muestra experimental contiene 20 consultas estratificadas y sus respuestas de referencia. Ambas se tradujeron al español una sola vez y se guardaron en el repositorio para que todas las corridas utilicen exactamente el mismo insumo.</w:t>
+      </w:r>
+    </w:p>
+    <w:p>
+      <w:pPr>
+        <w:spacing w:before="0" w:after="160" w:line="360" w:lineRule="auto"/>
+        <w:jc w:val="both"/>
+      </w:pPr>
+      <w:r>
+        <w:rPr>
+          <w:rFonts w:ascii="Times New Roman" w:hAnsi="Times New Roman"/>
+          <w:b w:val="0"/>
+          <w:i w:val="0"/>
+          <w:sz w:val="24"/>
+        </w:rPr>
+        <w:t>La base de conocimiento RAG se construyó con tres documentos por intención, para un total de 81. Antes de seleccionarlos se normalizó el texto y se eliminaron 2.800 duplicados internos. También se excluyeron las 20 coincidencias exactas con las consultas de evaluación y 54 variantes con similitud superficial mayor o igual a 0,90. Este control evita que el recuperador memorice la muestra que luego se usa para medirlo.</w:t>
       </w:r>
     </w:p>
     <w:p>
       <w:pPr>
         <w:pStyle w:val="Heading2"/>
-        <w:spacing w:after="120" w:before="280" w:lineRule="auto"/>
-        <w:rPr/>
-      </w:pPr>
-      <w:bookmarkStart w:colFirst="0" w:colLast="0" w:name="_itqwfat69g0q" w:id="24"/>
-      <w:bookmarkEnd w:id="24"/>
-      <w:r>
-        <w:rPr>
-          <w:rtl w:val="0"/>
-        </w:rPr>
-        <w:t xml:space="preserve">3.3 Variables e instrumentos de medición</w:t>
-      </w:r>
-    </w:p>
-    <w:p>
-      <w:pPr>
-        <w:spacing w:after="0" w:before="0" w:line="360" w:lineRule="auto"/>
-        <w:rPr/>
-      </w:pPr>
-      <w:r>
-        <w:rPr>
-          <w:rtl w:val="0"/>
-        </w:rPr>
-      </w:r>
-    </w:p>
-    <w:p>
-      <w:pPr>
-        <w:spacing w:after="160" w:before="0" w:line="360" w:lineRule="auto"/>
+        <w:keepNext/>
+      </w:pPr>
+      <w:r>
+        <w:rPr>
+          <w:color w:val="000000"/>
+        </w:rPr>
+        <w:t>3.5 Procedimiento experimental</w:t>
+      </w:r>
+    </w:p>
+    <w:p>
+      <w:pPr>
+        <w:spacing w:before="0" w:after="80" w:line="360" w:lineRule="auto"/>
+        <w:ind w:left="518" w:hanging="259"/>
+        <w:jc w:val="left"/>
+      </w:pPr>
+      <w:r>
+        <w:rPr>
+          <w:rFonts w:ascii="Times New Roman" w:hAnsi="Times New Roman"/>
+          <w:b w:val="0"/>
+          <w:i w:val="0"/>
+          <w:sz w:val="24"/>
+        </w:rPr>
+        <w:t>• Preparar la muestra traducida y auditar duplicados y solapamientos.</w:t>
+      </w:r>
+    </w:p>
+    <w:p>
+      <w:pPr>
+        <w:spacing w:before="0" w:after="80" w:line="360" w:lineRule="auto"/>
+        <w:ind w:left="518" w:hanging="259"/>
+        <w:jc w:val="left"/>
+      </w:pPr>
+      <w:r>
+        <w:rPr>
+          <w:rFonts w:ascii="Times New Roman" w:hAnsi="Times New Roman"/>
+          <w:b w:val="0"/>
+          <w:i w:val="0"/>
+          <w:sz w:val="24"/>
+        </w:rPr>
+        <w:t>• Construir los 81 documentos de conocimiento y generar sus embeddings.</w:t>
+      </w:r>
+    </w:p>
+    <w:p>
+      <w:pPr>
+        <w:spacing w:before="0" w:after="80" w:line="360" w:lineRule="auto"/>
+        <w:ind w:left="518" w:hanging="259"/>
+        <w:jc w:val="left"/>
+      </w:pPr>
+      <w:r>
+        <w:rPr>
+          <w:rFonts w:ascii="Times New Roman" w:hAnsi="Times New Roman"/>
+          <w:b w:val="0"/>
+          <w:i w:val="0"/>
+          <w:sz w:val="24"/>
+        </w:rPr>
+        <w:t>• Recuperar los tres documentos más próximos para cada consulta mediante similitud coseno exacta.</w:t>
+      </w:r>
+    </w:p>
+    <w:p>
+      <w:pPr>
+        <w:spacing w:before="0" w:after="80" w:line="360" w:lineRule="auto"/>
+        <w:ind w:left="518" w:hanging="259"/>
+        <w:jc w:val="left"/>
+      </w:pPr>
+      <w:r>
+        <w:rPr>
+          <w:rFonts w:ascii="Times New Roman" w:hAnsi="Times New Roman"/>
+          <w:b w:val="0"/>
+          <w:i w:val="0"/>
+          <w:sz w:val="24"/>
+        </w:rPr>
+        <w:t>• Ejecutar las 60 generaciones RAG y, en la misma sesión, las 60 generaciones del baseline controlado.</w:t>
+      </w:r>
+    </w:p>
+    <w:p>
+      <w:pPr>
+        <w:spacing w:before="0" w:after="80" w:line="360" w:lineRule="auto"/>
+        <w:ind w:left="518" w:hanging="259"/>
+        <w:jc w:val="left"/>
+      </w:pPr>
+      <w:r>
+        <w:rPr>
+          <w:rFonts w:ascii="Times New Roman" w:hAnsi="Times New Roman"/>
+          <w:b w:val="0"/>
+          <w:i w:val="0"/>
+          <w:sz w:val="24"/>
+        </w:rPr>
+        <w:t>• Calcular BERTScore, ROUGE-L, Hit@1, Hit@3, latencia, tokens y costos con las mismas funciones.</w:t>
+      </w:r>
+    </w:p>
+    <w:p>
+      <w:pPr>
+        <w:spacing w:before="0" w:after="80" w:line="360" w:lineRule="auto"/>
+        <w:ind w:left="518" w:hanging="259"/>
+        <w:jc w:val="left"/>
+      </w:pPr>
+      <w:r>
+        <w:rPr>
+          <w:rFonts w:ascii="Times New Roman" w:hAnsi="Times New Roman"/>
+          <w:b w:val="0"/>
+          <w:i w:val="0"/>
+          <w:sz w:val="24"/>
+        </w:rPr>
+        <w:t>• Comparar diferencias agregadas y por consulta, conservando los resultados crudos y evaluados en archivos CSV.</w:t>
+      </w:r>
+    </w:p>
+    <w:p>
+      <w:pPr>
+        <w:pStyle w:val="Heading2"/>
+        <w:keepNext/>
+      </w:pPr>
+      <w:r>
+        <w:rPr>
+          <w:color w:val="000000"/>
+        </w:rPr>
+        <w:t>3.6 Alcance y controles del piloto RAG</w:t>
+      </w:r>
+    </w:p>
+    <w:p>
+      <w:pPr>
+        <w:spacing w:before="0" w:after="160" w:line="360" w:lineRule="auto"/>
         <w:jc w:val="both"/>
-        <w:rPr/>
-      </w:pPr>
-      <w:r>
-        <w:rPr>
-          <w:rFonts w:ascii="Times New Roman" w:cs="Times New Roman" w:eastAsia="Times New Roman" w:hAnsi="Times New Roman"/>
-          <w:sz w:val="24"/>
-          <w:szCs w:val="24"/>
-          <w:rtl w:val="0"/>
-        </w:rPr>
-        <w:t xml:space="preserve">Las variables del estudio y sus instrumentos de medición son:</w:t>
-      </w:r>
-      <w:r>
-        <w:rPr>
-          <w:rtl w:val="0"/>
-        </w:rPr>
-      </w:r>
-    </w:p>
-    <w:p>
-      <w:pPr>
-        <w:spacing w:after="0" w:before="0" w:line="360" w:lineRule="auto"/>
-        <w:rPr/>
-      </w:pPr>
-      <w:r>
-        <w:rPr>
-          <w:rtl w:val="0"/>
-        </w:rPr>
-      </w:r>
-    </w:p>
-    <w:p>
-      <w:pPr>
-        <w:spacing w:after="80" w:before="0" w:line="360" w:lineRule="auto"/>
-        <w:ind w:left="720" w:hanging="360"/>
-        <w:rPr/>
-      </w:pPr>
-      <w:r>
-        <w:rPr>
-          <w:rFonts w:ascii="Times New Roman" w:cs="Times New Roman" w:eastAsia="Times New Roman" w:hAnsi="Times New Roman"/>
-          <w:sz w:val="24"/>
-          <w:szCs w:val="24"/>
-          <w:rtl w:val="0"/>
-        </w:rPr>
-        <w:t xml:space="preserve">• Variable independiente: tipo de modelo LLM (GPT-4o mini, LLaMA 3, Mistral) y condición RAG (con / sin).</w:t>
-      </w:r>
-      <w:r>
-        <w:rPr>
-          <w:rtl w:val="0"/>
-        </w:rPr>
-      </w:r>
-    </w:p>
-    <w:p>
-      <w:pPr>
-        <w:spacing w:after="80" w:before="0" w:line="360" w:lineRule="auto"/>
-        <w:ind w:left="720" w:hanging="360"/>
-        <w:rPr/>
-      </w:pPr>
-      <w:r>
-        <w:rPr>
-          <w:rFonts w:ascii="Times New Roman" w:cs="Times New Roman" w:eastAsia="Times New Roman" w:hAnsi="Times New Roman"/>
-          <w:sz w:val="24"/>
-          <w:szCs w:val="24"/>
-          <w:rtl w:val="0"/>
-        </w:rPr>
-        <w:t xml:space="preserve">• Variable dependiente </w:t>
-      </w:r>
-      <w:r>
-        <w:rPr>
-          <w:rtl w:val="0"/>
-        </w:rPr>
-        <w:t xml:space="preserve">-</w:t>
-      </w:r>
-      <w:r>
-        <w:rPr>
-          <w:rFonts w:ascii="Times New Roman" w:cs="Times New Roman" w:eastAsia="Times New Roman" w:hAnsi="Times New Roman"/>
-          <w:sz w:val="24"/>
-          <w:szCs w:val="24"/>
-          <w:rtl w:val="0"/>
-        </w:rPr>
-        <w:t xml:space="preserve"> Calidad semántica: BERTScore (precisión, recall y F1 semántico) y ROUGE-L (solapamiento de secuencias más largas).</w:t>
-      </w:r>
-      <w:r>
-        <w:rPr>
-          <w:rtl w:val="0"/>
-        </w:rPr>
-      </w:r>
-    </w:p>
-    <w:p>
-      <w:pPr>
-        <w:spacing w:after="80" w:before="0" w:line="360" w:lineRule="auto"/>
-        <w:ind w:left="720" w:hanging="360"/>
-        <w:rPr/>
-      </w:pPr>
-      <w:r>
-        <w:rPr>
-          <w:rFonts w:ascii="Times New Roman" w:cs="Times New Roman" w:eastAsia="Times New Roman" w:hAnsi="Times New Roman"/>
-          <w:sz w:val="24"/>
-          <w:szCs w:val="24"/>
-          <w:rtl w:val="0"/>
-        </w:rPr>
-        <w:t xml:space="preserve">• Variable dependiente </w:t>
-      </w:r>
-      <w:r>
-        <w:rPr>
-          <w:rtl w:val="0"/>
-        </w:rPr>
-        <w:t xml:space="preserve">-</w:t>
-      </w:r>
-      <w:r>
-        <w:rPr>
-          <w:rFonts w:ascii="Times New Roman" w:cs="Times New Roman" w:eastAsia="Times New Roman" w:hAnsi="Times New Roman"/>
-          <w:sz w:val="24"/>
-          <w:szCs w:val="24"/>
-          <w:rtl w:val="0"/>
-        </w:rPr>
-        <w:t xml:space="preserve"> Eficiencia operativa: costo en USD por cada 1.000 consultas procesadas y latencia promedio en segundos por respuesta.</w:t>
-      </w:r>
-      <w:r>
-        <w:rPr>
-          <w:rtl w:val="0"/>
-        </w:rPr>
-      </w:r>
-    </w:p>
-    <w:p>
-      <w:pPr>
-        <w:spacing w:after="0" w:before="0" w:line="360" w:lineRule="auto"/>
-        <w:rPr/>
-      </w:pPr>
-      <w:r>
-        <w:rPr>
-          <w:rtl w:val="0"/>
-        </w:rPr>
+      </w:pPr>
+      <w:r>
+        <w:rPr>
+          <w:rFonts w:ascii="Times New Roman" w:hAnsi="Times New Roman"/>
+          <w:b w:val="0"/>
+          <w:i w:val="0"/>
+          <w:sz w:val="24"/>
+        </w:rPr>
+        <w:t>El tamaño n = 20 por configuración se define como piloto de factibilidad. Permite verificar el pipeline, detectar errores, estimar tiempos y observar tendencias, pero no alcanza para pruebas inferenciales estables ni para confirmar las hipótesis. Por esa razón, los resultados se presentan como evidencia descriptiva y las expresiones de causalidad o significancia se reservan para una muestra ampliada.</w:t>
+      </w:r>
+    </w:p>
+    <w:p>
+      <w:pPr>
+        <w:spacing w:before="0" w:after="160" w:line="360" w:lineRule="auto"/>
+        <w:jc w:val="both"/>
+      </w:pPr>
+      <w:r>
+        <w:rPr>
+          <w:rFonts w:ascii="Times New Roman" w:hAnsi="Times New Roman"/>
+          <w:b w:val="0"/>
+          <w:i w:val="0"/>
+          <w:sz w:val="24"/>
+        </w:rPr>
+        <w:t>Se fijaron temperatura 0, semilla 42 y máximo de 300 tokens. Los modelos locales se calentaron antes de la medición controlada. No se editaron documentos para corregir las consultas fallidas, porque hacerlo después de observar los resultados introduciría sobreajuste sobre las 20 preguntas.</w:t>
       </w:r>
     </w:p>
     <w:p>
       <w:pPr>
         <w:pStyle w:val="Heading2"/>
-        <w:spacing w:after="120" w:before="280" w:lineRule="auto"/>
-        <w:rPr/>
-      </w:pPr>
-      <w:bookmarkStart w:colFirst="0" w:colLast="0" w:name="_vzcqsaqpt5hy" w:id="25"/>
-      <w:bookmarkEnd w:id="25"/>
-      <w:r>
-        <w:rPr>
-          <w:rtl w:val="0"/>
-        </w:rPr>
-        <w:t xml:space="preserve">3.4 Dataset y corpus de datos</w:t>
-      </w:r>
-    </w:p>
-    <w:p>
-      <w:pPr>
-        <w:spacing w:after="0" w:before="0" w:line="360" w:lineRule="auto"/>
-        <w:rPr/>
-      </w:pPr>
-      <w:r>
-        <w:rPr>
-          <w:rtl w:val="0"/>
-        </w:rPr>
-      </w:r>
-    </w:p>
-    <w:p>
-      <w:pPr>
-        <w:spacing w:after="160" w:before="0" w:line="360" w:lineRule="auto"/>
+        <w:keepNext/>
+      </w:pPr>
+      <w:r>
+        <w:rPr>
+          <w:color w:val="000000"/>
+        </w:rPr>
+        <w:t>3.7 Modelo de costos y fuentes</w:t>
+      </w:r>
+    </w:p>
+    <w:p>
+      <w:pPr>
+        <w:spacing w:before="0" w:after="160" w:line="360" w:lineRule="auto"/>
         <w:jc w:val="both"/>
-        <w:rPr/>
-      </w:pPr>
-      <w:r>
-        <w:rPr>
-          <w:rFonts w:ascii="Times New Roman" w:cs="Times New Roman" w:eastAsia="Times New Roman" w:hAnsi="Times New Roman"/>
-          <w:sz w:val="24"/>
-          <w:szCs w:val="24"/>
-          <w:rtl w:val="0"/>
-        </w:rPr>
-        <w:t xml:space="preserve">Se utilizará el dataset público Bitext Customer Support LLM Chatbot Training Dataset, disponible en </w:t>
-      </w:r>
-      <w:hyperlink r:id="rId15" w:history="1">
-        <w:r>
-          <w:rPr>
-            <w:rStyle w:val="Hyperlink"/>
-            <w:rFonts w:ascii="Times New Roman" w:cs="Times New Roman" w:eastAsia="Times New Roman" w:hAnsi="Times New Roman"/>
-            <w:sz w:val="24"/>
-            <w:szCs w:val="24"/>
-          </w:rPr>
-          <w:t>Hugging Face</w:t>
-        </w:r>
-      </w:hyperlink>
-      <w:r>
-        <w:rPr>
-          <w:rFonts w:ascii="Times New Roman" w:cs="Times New Roman" w:eastAsia="Times New Roman" w:hAnsi="Times New Roman"/>
-          <w:sz w:val="24"/>
-          <w:szCs w:val="24"/>
-          <w:rtl w:val="0"/>
-        </w:rPr>
-        <w:t>, (Bitext, s. f.), que contiene más de 26.000 pares pregunta respuesta de soporte al cliente en inglés, organizados en 11 categorías y 27 intenciones. Este corpus permite evaluar los modelos sobre interacciones reales y proporciona respuestas de referencia humana para el cálculo de métricas automáticas. Para la base de conocimiento RAG se utilizará un subconjunto de documentos de política y procedimientos sintéticos, generados a partir del mismo dataset y almacenados en FAISS.</w:t>
-      </w:r>
-    </w:p>
-    <w:p>
-      <w:pPr>
-        <w:spacing w:after="160" w:before="0" w:line="360" w:lineRule="auto"/>
+      </w:pPr>
+      <w:r>
+        <w:rPr>
+          <w:rFonts w:ascii="Times New Roman" w:hAnsi="Times New Roman"/>
+          <w:b w:val="0"/>
+          <w:i w:val="0"/>
+          <w:sz w:val="24"/>
+        </w:rPr>
+        <w:t>GPT-4o mini se calcula con los tokens realmente informados por la API: USD 0,15 por millón de tokens de entrada y USD 0,60 por millón de tokens de salida (OpenAI, s. f.). Para los modelos abiertos se adopta como comparación principal una instancia Lambda Cloud con NVIDIA Quadro RTX 6000 de 24 GB, publicada a USD 0,69 por GPU-hora (Lambda, s. f.). El costo por consulta se obtiene como precio-hora multiplicado por la latencia total y dividido por 3.600.</w:t>
+      </w:r>
+    </w:p>
+    <w:p>
+      <w:pPr>
+        <w:spacing w:before="0" w:after="160" w:line="360" w:lineRule="auto"/>
         <w:jc w:val="both"/>
-        <w:rPr/>
-      </w:pPr>
-      <w:r>
-        <w:rPr>
-          <w:rFonts w:ascii="Times New Roman" w:cs="Times New Roman" w:eastAsia="Times New Roman" w:hAnsi="Times New Roman"/>
-          <w:sz w:val="24"/>
-          <w:szCs w:val="24"/>
-          <w:rtl w:val="0"/>
-        </w:rPr>
-        <w:t xml:space="preserve">Dado que el dataset Bitext se encuentra íntegramente en inglés y el alcance de este trabajo se orienta a organizaciones hispanohablantes, la muestra utilizada en la fase experimental fue traducida al español mediante un modelo de lenguaje (GPT-4o mini), preservando tanto las consultas como las respuestas de referencia originales a los fines de trazabilidad con el dataset público. La muestra traducida se persiste en un archivo versionado del proyecto, de modo que la traducción se realiza una única vez y las corridas subsiguientes son reproducibles sin costo adicional.</w:t>
-      </w:r>
-      <w:r>
-        <w:rPr>
-          <w:rtl w:val="0"/>
-        </w:rPr>
-      </w:r>
-    </w:p>
-    <w:p>
-      <w:pPr>
-        <w:spacing w:after="0" w:before="0" w:line="360" w:lineRule="auto"/>
-        <w:rPr/>
-      </w:pPr>
-      <w:r>
-        <w:rPr>
-          <w:rtl w:val="0"/>
+      </w:pPr>
+      <w:r>
+        <w:rPr>
+          <w:rFonts w:ascii="Times New Roman" w:hAnsi="Times New Roman"/>
+          <w:b w:val="0"/>
+          <w:i w:val="0"/>
+          <w:sz w:val="24"/>
+        </w:rPr>
+        <w:t>Como análisis de sensibilidad se estima electricidad con una potencia máxima de referencia de 415 W: 350 W de la RTX 3080 Ti y 65 W del Ryzen 5 5600X (Advanced Micro Devices, s. f.; NVIDIA, s. f.). Se usa el precio comercial medio de Estados Unidos de julio de 2026, USD 0,1453/kWh (U.S. Energy Information Administration, 2026). Esta cifra no es una tarifa argentina ni una medición en pared. La estimación cloud tampoco representa una factura real, ya que combina el precio de una instancia publicada con la latencia observada en el equipo local. Ambas se informan como escenarios reproducibles y sujetos a actualización.</w:t>
+      </w:r>
+    </w:p>
+    <w:p>
+      <w:pPr>
+        <w:pStyle w:val="Heading1"/>
+        <w:pageBreakBefore/>
+        <w:spacing w:after="200" w:before="400" w:lineRule="auto"/>
+        <w:jc w:val="center"/>
+        <w:rPr/>
+      </w:pPr>
+      <w:bookmarkStart w:colFirst="0" w:colLast="0" w:name="_t01y384neuv8" w:id="27"/>
+      <w:bookmarkEnd w:id="27"/>
+      <w:r>
+        <w:rPr>
+          <w:rtl w:val="0"/>
+        </w:rPr>
+        <w:t xml:space="preserve">Capítulo 4 - Diseño del Framework</w:t>
+      </w:r>
+    </w:p>
+    <w:p>
+      <w:pPr>
+        <w:spacing w:before="0" w:after="160" w:line="360" w:lineRule="auto"/>
+        <w:jc w:val="both"/>
+      </w:pPr>
+      <w:r>
+        <w:rPr>
+          <w:rFonts w:ascii="Times New Roman" w:hAnsi="Times New Roman"/>
+          <w:b w:val="0"/>
+          <w:i w:val="0"/>
+          <w:sz w:val="24"/>
         </w:rPr>
       </w:r>
     </w:p>
     <w:p>
       <w:pPr>
         <w:pStyle w:val="Heading2"/>
-        <w:spacing w:after="120" w:before="280" w:lineRule="auto"/>
-        <w:rPr/>
-      </w:pPr>
-      <w:bookmarkStart w:colFirst="0" w:colLast="0" w:name="_nx8h9y3ue5ij" w:id="26"/>
-      <w:bookmarkEnd w:id="26"/>
-      <w:r>
-        <w:rPr>
-          <w:rtl w:val="0"/>
-        </w:rPr>
-        <w:t xml:space="preserve">3.5 Procedimiento experimental</w:t>
-      </w:r>
-    </w:p>
-    <w:p>
-      <w:pPr>
-        <w:spacing w:after="0" w:before="0" w:line="360" w:lineRule="auto"/>
-        <w:rPr/>
-      </w:pPr>
-      <w:r>
-        <w:rPr>
-          <w:rtl w:val="0"/>
-        </w:rPr>
-      </w:r>
-    </w:p>
-    <w:p>
-      <w:pPr>
-        <w:spacing w:after="160" w:before="0" w:line="360" w:lineRule="auto"/>
+        <w:keepNext/>
+      </w:pPr>
+      <w:r>
+        <w:rPr>
+          <w:color w:val="000000"/>
+        </w:rPr>
+        <w:t>4.1 Arquitectura implementada</w:t>
+      </w:r>
+    </w:p>
+    <w:p>
+      <w:pPr>
+        <w:spacing w:before="0" w:after="160" w:line="360" w:lineRule="auto"/>
         <w:jc w:val="both"/>
-        <w:rPr/>
-      </w:pPr>
-      <w:r>
-        <w:rPr>
-          <w:rFonts w:ascii="Times New Roman" w:cs="Times New Roman" w:eastAsia="Times New Roman" w:hAnsi="Times New Roman"/>
-          <w:sz w:val="24"/>
-          <w:szCs w:val="24"/>
-          <w:rtl w:val="0"/>
-        </w:rPr>
-        <w:t xml:space="preserve">El procedimiento experimental seguirá las siguientes etapas:</w:t>
-      </w:r>
-      <w:r>
-        <w:rPr>
-          <w:rtl w:val="0"/>
-        </w:rPr>
-      </w:r>
-    </w:p>
-    <w:p>
-      <w:pPr>
-        <w:spacing w:after="0" w:before="0" w:line="360" w:lineRule="auto"/>
-        <w:rPr/>
-      </w:pPr>
-      <w:r>
-        <w:rPr>
-          <w:rtl w:val="0"/>
-        </w:rPr>
-      </w:r>
-    </w:p>
-    <w:p>
-      <w:pPr>
-        <w:spacing w:after="100" w:before="0" w:line="360" w:lineRule="auto"/>
-        <w:ind w:left="720" w:hanging="360"/>
-        <w:rPr/>
-      </w:pPr>
-      <w:r>
-        <w:rPr>
-          <w:rFonts w:ascii="Times New Roman" w:cs="Times New Roman" w:eastAsia="Times New Roman" w:hAnsi="Times New Roman"/>
-          <w:sz w:val="24"/>
-          <w:szCs w:val="24"/>
-          <w:rtl w:val="0"/>
-        </w:rPr>
-        <w:t xml:space="preserve">1.Ingesta y preprocesamiento del corpus con Apache Spark: limpieza, tokenización y particionado del dataset.</w:t>
-      </w:r>
-      <w:r>
-        <w:rPr>
-          <w:rtl w:val="0"/>
-        </w:rPr>
-      </w:r>
-    </w:p>
-    <w:p>
-      <w:pPr>
-        <w:spacing w:after="100" w:before="0" w:line="360" w:lineRule="auto"/>
-        <w:ind w:left="720" w:hanging="360"/>
-        <w:rPr/>
-      </w:pPr>
-      <w:r>
-        <w:rPr>
-          <w:rFonts w:ascii="Times New Roman" w:cs="Times New Roman" w:eastAsia="Times New Roman" w:hAnsi="Times New Roman"/>
-          <w:sz w:val="24"/>
-          <w:szCs w:val="24"/>
-          <w:rtl w:val="0"/>
-        </w:rPr>
-        <w:t xml:space="preserve">2.Construcción de la base de conocimiento vectorial: generación de embeddings e indexación en FAISS mediante LangChain.</w:t>
-      </w:r>
-      <w:r>
-        <w:rPr>
-          <w:rtl w:val="0"/>
-        </w:rPr>
-      </w:r>
-    </w:p>
-    <w:p>
-      <w:pPr>
-        <w:spacing w:after="100" w:before="0" w:line="360" w:lineRule="auto"/>
-        <w:ind w:left="720" w:hanging="360"/>
-        <w:rPr/>
-      </w:pPr>
-      <w:r>
-        <w:rPr>
-          <w:rFonts w:ascii="Times New Roman" w:cs="Times New Roman" w:eastAsia="Times New Roman" w:hAnsi="Times New Roman"/>
-          <w:sz w:val="24"/>
-          <w:szCs w:val="24"/>
-          <w:rtl w:val="0"/>
-        </w:rPr>
-        <w:t xml:space="preserve">3.Ejecución de las 6 configuraciones experimentales (3 modelos × 2 condiciones): cada consulta del conjunto de prueba se envía a cada modelo en la condición con RAG y en la condición sin RAG, esta última en carácter de línea base de control.</w:t>
-      </w:r>
-      <w:r>
-        <w:rPr>
-          <w:rtl w:val="0"/>
-        </w:rPr>
-      </w:r>
-    </w:p>
-    <w:p>
-      <w:pPr>
-        <w:spacing w:after="100" w:before="0" w:line="360" w:lineRule="auto"/>
-        <w:ind w:left="720" w:hanging="360"/>
-        <w:rPr/>
-      </w:pPr>
-      <w:r>
-        <w:rPr>
-          <w:rFonts w:ascii="Times New Roman" w:cs="Times New Roman" w:eastAsia="Times New Roman" w:hAnsi="Times New Roman"/>
-          <w:sz w:val="24"/>
-          <w:szCs w:val="24"/>
-          <w:rtl w:val="0"/>
-        </w:rPr>
-        <w:t xml:space="preserve">4.Cálculo de métricas: BERTScore, ROUGE-L, latencia y costo para cada respuesta generada.</w:t>
-      </w:r>
-      <w:r>
-        <w:rPr>
-          <w:rtl w:val="0"/>
-        </w:rPr>
-      </w:r>
-    </w:p>
-    <w:p>
-      <w:pPr>
-        <w:spacing w:after="100" w:before="0" w:line="360" w:lineRule="auto"/>
-        <w:ind w:left="720" w:hanging="360"/>
-        <w:rPr/>
-      </w:pPr>
-      <w:r>
-        <w:rPr>
-          <w:rFonts w:ascii="Times New Roman" w:cs="Times New Roman" w:eastAsia="Times New Roman" w:hAnsi="Times New Roman"/>
-          <w:sz w:val="24"/>
-          <w:szCs w:val="24"/>
-          <w:rtl w:val="0"/>
-        </w:rPr>
-        <w:t xml:space="preserve">5.Análisis estadístico: selección y aplicación de pruebas estadísticas apropiadas según la distribución de los datos, para verificar las hipótesis formuladas sobre la condición con RAG y para cuantificar, mediante contraste con la línea base, el aporte de la recuperación en cada modelo.</w:t>
-      </w:r>
-      <w:r>
-        <w:rPr>
-          <w:rtl w:val="0"/>
-        </w:rPr>
-      </w:r>
-    </w:p>
-    <w:p>
-      <w:pPr>
-        <w:spacing w:after="100" w:before="0" w:line="360" w:lineRule="auto"/>
-        <w:ind w:left="720" w:hanging="360"/>
-        <w:rPr/>
-      </w:pPr>
-      <w:r>
-        <w:rPr>
-          <w:rFonts w:ascii="Times New Roman" w:cs="Times New Roman" w:eastAsia="Times New Roman" w:hAnsi="Times New Roman"/>
-          <w:sz w:val="24"/>
-          <w:szCs w:val="24"/>
-          <w:rtl w:val="0"/>
-        </w:rPr>
-        <w:t xml:space="preserve">6.Consolidación de resultados en el dashboard interactivo y generación de la guía de selección de modelo.</w:t>
-      </w:r>
-      <w:r>
-        <w:rPr>
-          <w:rtl w:val="0"/>
-        </w:rPr>
-      </w:r>
-    </w:p>
-    <w:p>
-      <w:pPr>
-        <w:spacing w:after="0" w:before="0" w:line="360" w:lineRule="auto"/>
-        <w:rPr/>
-      </w:pPr>
-      <w:r>
-        <w:rPr>
-          <w:rtl w:val="0"/>
-        </w:rPr>
-      </w:r>
-    </w:p>
-    <w:p>
-      <w:pPr>
-        <w:pageBreakBefore w:val="1"/>
-        <w:spacing w:after="0" w:before="0" w:line="360" w:lineRule="auto"/>
-        <w:rPr/>
-      </w:pPr>
-      <w:r>
-        <w:rPr>
-          <w:rtl w:val="0"/>
-        </w:rPr>
+      </w:pPr>
+      <w:r>
+        <w:rPr>
+          <w:rFonts w:ascii="Times New Roman" w:hAnsi="Times New Roman"/>
+          <w:b w:val="0"/>
+          <w:i w:val="0"/>
+          <w:sz w:val="24"/>
+        </w:rPr>
+        <w:t>El framework separa cuatro componentes: preparación de datos, recuperación, generación y evaluación. Los datos persistidos alimentan un índice en memoria; el recuperador devuelve tres documentos y sus puntajes; el cliente unificado envía la consulta con o sin contexto; y el módulo de evaluación agrega calidad, latencia, tokens y costos en una estructura común. Esta separación permite repetir una etapa sin volver a ejecutar las restantes.</w:t>
+      </w:r>
+    </w:p>
+    <w:p>
+      <w:pPr>
+        <w:pStyle w:val="Heading2"/>
+        <w:keepNext/>
+      </w:pPr>
+      <w:r>
+        <w:rPr>
+          <w:color w:val="000000"/>
+        </w:rPr>
+        <w:t>4.2 Recuperación vectorial</w:t>
+      </w:r>
+    </w:p>
+    <w:p>
+      <w:pPr>
+        <w:spacing w:before="0" w:after="160" w:line="360" w:lineRule="auto"/>
+        <w:jc w:val="both"/>
+      </w:pPr>
+      <w:r>
+        <w:rPr>
+          <w:rFonts w:ascii="Times New Roman" w:hAnsi="Times New Roman"/>
+          <w:b w:val="0"/>
+          <w:i w:val="0"/>
+          <w:sz w:val="24"/>
+        </w:rPr>
+        <w:t>Los embeddings se generan con sentence-transformers/paraphrase-multilingual-MiniLM-L12-v2. La búsqueda usa similitud coseno exacta con NumPy y top_k = 3. Para 81 documentos, la búsqueda exhaustiva es simple, auditable y suficientemente rápida; incorporar FAISS o LangChain en esta escala agregaría complejidad sin una mejora medible. La indexación aproximada se reserva para la fase de escalamiento.</w:t>
+      </w:r>
+    </w:p>
+    <w:p>
+      <w:pPr>
+        <w:pStyle w:val="Heading2"/>
+        <w:keepNext/>
+      </w:pPr>
+      <w:r>
+        <w:rPr>
+          <w:color w:val="000000"/>
+        </w:rPr>
+        <w:t>4.3 Control de contaminación</w:t>
+      </w:r>
+    </w:p>
+    <w:p>
+      <w:pPr>
+        <w:spacing w:before="0" w:after="160" w:line="360" w:lineRule="auto"/>
+        <w:jc w:val="both"/>
+      </w:pPr>
+      <w:r>
+        <w:rPr>
+          <w:rFonts w:ascii="Times New Roman" w:hAnsi="Times New Roman"/>
+          <w:b w:val="0"/>
+          <w:i w:val="0"/>
+          <w:sz w:val="24"/>
+        </w:rPr>
+        <w:t>El constructor del corpus aplica normalización, deduplicación y exclusión de coincidencias con la evaluación antes de seleccionar documentos. La auditoría se persiste en JSON e informa el universo inicial, los descartes y la composición final. De esta manera, una mejora de calidad no puede explicarse por haber incluido la pregunta evaluada dentro del conocimiento recuperable.</w:t>
+      </w:r>
+    </w:p>
+    <w:p>
+      <w:pPr>
+        <w:pStyle w:val="Heading2"/>
+        <w:keepNext/>
+      </w:pPr>
+      <w:r>
+        <w:rPr>
+          <w:color w:val="000000"/>
+        </w:rPr>
+        <w:t>4.4 Estrategia multilingüe</w:t>
+      </w:r>
+    </w:p>
+    <w:p>
+      <w:pPr>
+        <w:spacing w:before="0" w:after="160" w:line="360" w:lineRule="auto"/>
+        <w:jc w:val="both"/>
+      </w:pPr>
+      <w:r>
+        <w:rPr>
+          <w:rFonts w:ascii="Times New Roman" w:hAnsi="Times New Roman"/>
+          <w:b w:val="0"/>
+          <w:i w:val="0"/>
+          <w:sz w:val="24"/>
+        </w:rPr>
+        <w:t>Se evaluaron dos variantes del conocimiento. El corpus original en inglés obtuvo Hit@1 de 80 % y Hit@3 de 90 %, mientras que su traducción al español alcanzó 70 % y 85 %. También se probaron la concatenación bilingüe y otro modelo de embeddings, sin superar al corpus inglés con MiniLM. Por ello, la condición generativa fijó consultas en español y documentos originales en inglés. La traducción queda como análisis de sensibilidad y no como configuración principal.</w:t>
+      </w:r>
+    </w:p>
+    <w:p>
+      <w:pPr>
+        <w:pStyle w:val="Heading2"/>
+        <w:keepNext/>
+      </w:pPr>
+      <w:r>
+        <w:rPr>
+          <w:color w:val="000000"/>
+        </w:rPr>
+        <w:t>4.5 Diseño de la medición de costos</w:t>
+      </w:r>
+    </w:p>
+    <w:p>
+      <w:pPr>
+        <w:spacing w:before="0" w:after="160" w:line="360" w:lineRule="auto"/>
+        <w:jc w:val="both"/>
+      </w:pPr>
+      <w:r>
+        <w:rPr>
+          <w:rFonts w:ascii="Times New Roman" w:hAnsi="Times New Roman"/>
+          <w:b w:val="0"/>
+          <w:i w:val="0"/>
+          <w:sz w:val="24"/>
+        </w:rPr>
+        <w:t>El módulo de costos distingue modelos propietarios y abiertos. Para GPT calcula consumo por tokens. Para LLaMA y Mistral calcula dos escenarios: electricidad conservadora y amortización de instancia GPU. La columna costo_oficial_usd utiliza el precio de API para GPT y el escenario cloud para los modelos abiertos, lo que permite una comparación uniforme sin presentar la electricidad como costo total de propiedad.</w:t>
+      </w:r>
+    </w:p>
+    <w:p>
+      <w:pPr>
+        <w:keepNext/>
+        <w:spacing w:before="120" w:after="80" w:line="360" w:lineRule="auto"/>
+        <w:jc w:val="center"/>
+      </w:pPr>
+      <w:r>
+        <w:rPr>
+          <w:rFonts w:ascii="Times New Roman" w:hAnsi="Times New Roman"/>
+          <w:b/>
+          <w:i w:val="0"/>
+          <w:sz w:val="22"/>
+        </w:rPr>
+        <w:t>Parámetros de costo utilizados en el piloto</w:t>
+      </w:r>
+    </w:p>
+    <w:tbl>
+      <w:tblPr>
+        <w:tblW w:type="auto" w:w="0"/>
+        <w:jc w:val="center"/>
+        <w:tblLayout w:type="fixed"/>
+        <w:tblLook w:firstColumn="1" w:firstRow="1" w:lastColumn="0" w:lastRow="0" w:noHBand="0" w:noVBand="1" w:val="04A0"/>
+        <w:tblBorders>
+          <w:top w:val="single" w:sz="6" w:space="0" w:color="D9D9D9"/>
+          <w:left w:val="single" w:sz="6" w:space="0" w:color="D9D9D9"/>
+          <w:bottom w:val="single" w:sz="6" w:space="0" w:color="D9D9D9"/>
+          <w:right w:val="single" w:sz="6" w:space="0" w:color="D9D9D9"/>
+          <w:insideH w:val="single" w:sz="6" w:space="0" w:color="D9D9D9"/>
+          <w:insideV w:val="single" w:sz="6" w:space="0" w:color="D9D9D9"/>
+        </w:tblBorders>
+      </w:tblPr>
+      <w:tblGrid>
+        <w:gridCol w:w="3120"/>
+        <w:gridCol w:w="3120"/>
+        <w:gridCol w:w="3120"/>
+      </w:tblGrid>
+      <w:tr>
+        <w:trPr>
+          <w:tblHeader w:val="true"/>
+        </w:trPr>
+        <w:tc>
+          <w:tcPr>
+            <w:tcW w:type="dxa" w:w="2448"/>
+            <w:vAlign w:val="center"/>
+            <w:tcMar>
+              <w:top w:w="90" w:type="dxa"/>
+              <w:start w:w="100" w:type="dxa"/>
+              <w:bottom w:w="90" w:type="dxa"/>
+              <w:end w:w="100" w:type="dxa"/>
+            </w:tcMar>
+            <w:shd w:fill="D9EAF7"/>
+          </w:tcPr>
+          <w:p>
+            <w:pPr>
+              <w:spacing w:before="0" w:after="0" w:line="240" w:lineRule="auto"/>
+              <w:jc w:val="left"/>
+            </w:pPr>
+            <w:r>
+              <w:rPr>
+                <w:rFonts w:ascii="Times New Roman" w:hAnsi="Times New Roman"/>
+                <w:b/>
+                <w:sz w:val="19"/>
+              </w:rPr>
+              <w:t>Parámetro</w:t>
+            </w:r>
+          </w:p>
+        </w:tc>
+        <w:tc>
+          <w:tcPr>
+            <w:tcW w:type="dxa" w:w="3240"/>
+            <w:vAlign w:val="center"/>
+            <w:tcMar>
+              <w:top w:w="90" w:type="dxa"/>
+              <w:start w:w="100" w:type="dxa"/>
+              <w:bottom w:w="90" w:type="dxa"/>
+              <w:end w:w="100" w:type="dxa"/>
+            </w:tcMar>
+            <w:shd w:fill="D9EAF7"/>
+          </w:tcPr>
+          <w:p>
+            <w:pPr>
+              <w:spacing w:before="0" w:after="0" w:line="240" w:lineRule="auto"/>
+              <w:jc w:val="center"/>
+            </w:pPr>
+            <w:r>
+              <w:rPr>
+                <w:rFonts w:ascii="Times New Roman" w:hAnsi="Times New Roman"/>
+                <w:b/>
+                <w:sz w:val="19"/>
+              </w:rPr>
+              <w:t>Valor</w:t>
+            </w:r>
+          </w:p>
+        </w:tc>
+        <w:tc>
+          <w:tcPr>
+            <w:tcW w:type="dxa" w:w="3168"/>
+            <w:vAlign w:val="center"/>
+            <w:tcMar>
+              <w:top w:w="90" w:type="dxa"/>
+              <w:start w:w="100" w:type="dxa"/>
+              <w:bottom w:w="90" w:type="dxa"/>
+              <w:end w:w="100" w:type="dxa"/>
+            </w:tcMar>
+            <w:shd w:fill="D9EAF7"/>
+          </w:tcPr>
+          <w:p>
+            <w:pPr>
+              <w:spacing w:before="0" w:after="0" w:line="240" w:lineRule="auto"/>
+              <w:jc w:val="center"/>
+            </w:pPr>
+            <w:r>
+              <w:rPr>
+                <w:rFonts w:ascii="Times New Roman" w:hAnsi="Times New Roman"/>
+                <w:b/>
+                <w:sz w:val="19"/>
+              </w:rPr>
+              <w:t>Uso</w:t>
+            </w:r>
+          </w:p>
+        </w:tc>
+      </w:tr>
+      <w:tr>
+        <w:tc>
+          <w:tcPr>
+            <w:tcW w:type="dxa" w:w="2448"/>
+            <w:vAlign w:val="center"/>
+            <w:tcMar>
+              <w:top w:w="90" w:type="dxa"/>
+              <w:start w:w="100" w:type="dxa"/>
+              <w:bottom w:w="90" w:type="dxa"/>
+              <w:end w:w="100" w:type="dxa"/>
+            </w:tcMar>
+            <w:shd w:fill="FFFFFF"/>
+          </w:tcPr>
+          <w:p>
+            <w:pPr>
+              <w:spacing w:before="0" w:after="0" w:line="240" w:lineRule="auto"/>
+              <w:jc w:val="left"/>
+            </w:pPr>
+            <w:r>
+              <w:rPr>
+                <w:rFonts w:ascii="Times New Roman" w:hAnsi="Times New Roman"/>
+                <w:b w:val="0"/>
+                <w:sz w:val="19"/>
+              </w:rPr>
+              <w:t>GPT-4o mini</w:t>
+            </w:r>
+          </w:p>
+        </w:tc>
+        <w:tc>
+          <w:tcPr>
+            <w:tcW w:type="dxa" w:w="3240"/>
+            <w:vAlign w:val="center"/>
+            <w:tcMar>
+              <w:top w:w="90" w:type="dxa"/>
+              <w:start w:w="100" w:type="dxa"/>
+              <w:bottom w:w="90" w:type="dxa"/>
+              <w:end w:w="100" w:type="dxa"/>
+            </w:tcMar>
+            <w:shd w:fill="FFFFFF"/>
+          </w:tcPr>
+          <w:p>
+            <w:pPr>
+              <w:spacing w:before="0" w:after="0" w:line="240" w:lineRule="auto"/>
+              <w:jc w:val="center"/>
+            </w:pPr>
+            <w:r>
+              <w:rPr>
+                <w:rFonts w:ascii="Times New Roman" w:hAnsi="Times New Roman"/>
+                <w:b w:val="0"/>
+                <w:sz w:val="19"/>
+              </w:rPr>
+              <w:t>USD 0,15 entrada / USD 0,60 salida por 1 M tokens</w:t>
+            </w:r>
+          </w:p>
+        </w:tc>
+        <w:tc>
+          <w:tcPr>
+            <w:tcW w:type="dxa" w:w="3168"/>
+            <w:vAlign w:val="center"/>
+            <w:tcMar>
+              <w:top w:w="90" w:type="dxa"/>
+              <w:start w:w="100" w:type="dxa"/>
+              <w:bottom w:w="90" w:type="dxa"/>
+              <w:end w:w="100" w:type="dxa"/>
+            </w:tcMar>
+            <w:shd w:fill="FFFFFF"/>
+          </w:tcPr>
+          <w:p>
+            <w:pPr>
+              <w:spacing w:before="0" w:after="0" w:line="240" w:lineRule="auto"/>
+              <w:jc w:val="center"/>
+            </w:pPr>
+            <w:r>
+              <w:rPr>
+                <w:rFonts w:ascii="Times New Roman" w:hAnsi="Times New Roman"/>
+                <w:b w:val="0"/>
+                <w:sz w:val="19"/>
+              </w:rPr>
+              <w:t>Costo API real por tokens</w:t>
+            </w:r>
+          </w:p>
+        </w:tc>
+      </w:tr>
+      <w:tr>
+        <w:tc>
+          <w:tcPr>
+            <w:tcW w:type="dxa" w:w="2448"/>
+            <w:vAlign w:val="center"/>
+            <w:tcMar>
+              <w:top w:w="90" w:type="dxa"/>
+              <w:start w:w="100" w:type="dxa"/>
+              <w:bottom w:w="90" w:type="dxa"/>
+              <w:end w:w="100" w:type="dxa"/>
+            </w:tcMar>
+            <w:shd w:fill="F7FAFC"/>
+          </w:tcPr>
+          <w:p>
+            <w:pPr>
+              <w:spacing w:before="0" w:after="0" w:line="240" w:lineRule="auto"/>
+              <w:jc w:val="left"/>
+            </w:pPr>
+            <w:r>
+              <w:rPr>
+                <w:rFonts w:ascii="Times New Roman" w:hAnsi="Times New Roman"/>
+                <w:b w:val="0"/>
+                <w:sz w:val="19"/>
+              </w:rPr>
+              <w:t>Instancia GPU</w:t>
+            </w:r>
+          </w:p>
+        </w:tc>
+        <w:tc>
+          <w:tcPr>
+            <w:tcW w:type="dxa" w:w="3240"/>
+            <w:vAlign w:val="center"/>
+            <w:tcMar>
+              <w:top w:w="90" w:type="dxa"/>
+              <w:start w:w="100" w:type="dxa"/>
+              <w:bottom w:w="90" w:type="dxa"/>
+              <w:end w:w="100" w:type="dxa"/>
+            </w:tcMar>
+            <w:shd w:fill="F7FAFC"/>
+          </w:tcPr>
+          <w:p>
+            <w:pPr>
+              <w:spacing w:before="0" w:after="0" w:line="240" w:lineRule="auto"/>
+              <w:jc w:val="center"/>
+            </w:pPr>
+            <w:r>
+              <w:rPr>
+                <w:rFonts w:ascii="Times New Roman" w:hAnsi="Times New Roman"/>
+                <w:b w:val="0"/>
+                <w:sz w:val="19"/>
+              </w:rPr>
+              <w:t>USD 0,69 por GPU-hora</w:t>
+            </w:r>
+          </w:p>
+        </w:tc>
+        <w:tc>
+          <w:tcPr>
+            <w:tcW w:type="dxa" w:w="3168"/>
+            <w:vAlign w:val="center"/>
+            <w:tcMar>
+              <w:top w:w="90" w:type="dxa"/>
+              <w:start w:w="100" w:type="dxa"/>
+              <w:bottom w:w="90" w:type="dxa"/>
+              <w:end w:w="100" w:type="dxa"/>
+            </w:tcMar>
+            <w:shd w:fill="F7FAFC"/>
+          </w:tcPr>
+          <w:p>
+            <w:pPr>
+              <w:spacing w:before="0" w:after="0" w:line="240" w:lineRule="auto"/>
+              <w:jc w:val="center"/>
+            </w:pPr>
+            <w:r>
+              <w:rPr>
+                <w:rFonts w:ascii="Times New Roman" w:hAnsi="Times New Roman"/>
+                <w:b w:val="0"/>
+                <w:sz w:val="19"/>
+              </w:rPr>
+              <w:t>Comparación principal de modelos abiertos</w:t>
+            </w:r>
+          </w:p>
+        </w:tc>
+      </w:tr>
+      <w:tr>
+        <w:tc>
+          <w:tcPr>
+            <w:tcW w:type="dxa" w:w="2448"/>
+            <w:vAlign w:val="center"/>
+            <w:tcMar>
+              <w:top w:w="90" w:type="dxa"/>
+              <w:start w:w="100" w:type="dxa"/>
+              <w:bottom w:w="90" w:type="dxa"/>
+              <w:end w:w="100" w:type="dxa"/>
+            </w:tcMar>
+            <w:shd w:fill="FFFFFF"/>
+          </w:tcPr>
+          <w:p>
+            <w:pPr>
+              <w:spacing w:before="0" w:after="0" w:line="240" w:lineRule="auto"/>
+              <w:jc w:val="left"/>
+            </w:pPr>
+            <w:r>
+              <w:rPr>
+                <w:rFonts w:ascii="Times New Roman" w:hAnsi="Times New Roman"/>
+                <w:b w:val="0"/>
+                <w:sz w:val="19"/>
+              </w:rPr>
+              <w:t>Potencia de referencia</w:t>
+            </w:r>
+          </w:p>
+        </w:tc>
+        <w:tc>
+          <w:tcPr>
+            <w:tcW w:type="dxa" w:w="3240"/>
+            <w:vAlign w:val="center"/>
+            <w:tcMar>
+              <w:top w:w="90" w:type="dxa"/>
+              <w:start w:w="100" w:type="dxa"/>
+              <w:bottom w:w="90" w:type="dxa"/>
+              <w:end w:w="100" w:type="dxa"/>
+            </w:tcMar>
+            <w:shd w:fill="FFFFFF"/>
+          </w:tcPr>
+          <w:p>
+            <w:pPr>
+              <w:spacing w:before="0" w:after="0" w:line="240" w:lineRule="auto"/>
+              <w:jc w:val="center"/>
+            </w:pPr>
+            <w:r>
+              <w:rPr>
+                <w:rFonts w:ascii="Times New Roman" w:hAnsi="Times New Roman"/>
+                <w:b w:val="0"/>
+                <w:sz w:val="19"/>
+              </w:rPr>
+              <w:t>415 W</w:t>
+            </w:r>
+          </w:p>
+        </w:tc>
+        <w:tc>
+          <w:tcPr>
+            <w:tcW w:type="dxa" w:w="3168"/>
+            <w:vAlign w:val="center"/>
+            <w:tcMar>
+              <w:top w:w="90" w:type="dxa"/>
+              <w:start w:w="100" w:type="dxa"/>
+              <w:bottom w:w="90" w:type="dxa"/>
+              <w:end w:w="100" w:type="dxa"/>
+            </w:tcMar>
+            <w:shd w:fill="FFFFFF"/>
+          </w:tcPr>
+          <w:p>
+            <w:pPr>
+              <w:spacing w:before="0" w:after="0" w:line="240" w:lineRule="auto"/>
+              <w:jc w:val="center"/>
+            </w:pPr>
+            <w:r>
+              <w:rPr>
+                <w:rFonts w:ascii="Times New Roman" w:hAnsi="Times New Roman"/>
+                <w:b w:val="0"/>
+                <w:sz w:val="19"/>
+              </w:rPr>
+              <w:t>Sensibilidad eléctrica conservadora</w:t>
+            </w:r>
+          </w:p>
+        </w:tc>
+      </w:tr>
+      <w:tr>
+        <w:tc>
+          <w:tcPr>
+            <w:tcW w:type="dxa" w:w="2448"/>
+            <w:vAlign w:val="center"/>
+            <w:tcMar>
+              <w:top w:w="90" w:type="dxa"/>
+              <w:start w:w="100" w:type="dxa"/>
+              <w:bottom w:w="90" w:type="dxa"/>
+              <w:end w:w="100" w:type="dxa"/>
+            </w:tcMar>
+            <w:shd w:fill="F7FAFC"/>
+          </w:tcPr>
+          <w:p>
+            <w:pPr>
+              <w:spacing w:before="0" w:after="0" w:line="240" w:lineRule="auto"/>
+              <w:jc w:val="left"/>
+            </w:pPr>
+            <w:r>
+              <w:rPr>
+                <w:rFonts w:ascii="Times New Roman" w:hAnsi="Times New Roman"/>
+                <w:b w:val="0"/>
+                <w:sz w:val="19"/>
+              </w:rPr>
+              <w:t>Precio eléctrico</w:t>
+            </w:r>
+          </w:p>
+        </w:tc>
+        <w:tc>
+          <w:tcPr>
+            <w:tcW w:type="dxa" w:w="3240"/>
+            <w:vAlign w:val="center"/>
+            <w:tcMar>
+              <w:top w:w="90" w:type="dxa"/>
+              <w:start w:w="100" w:type="dxa"/>
+              <w:bottom w:w="90" w:type="dxa"/>
+              <w:end w:w="100" w:type="dxa"/>
+            </w:tcMar>
+            <w:shd w:fill="F7FAFC"/>
+          </w:tcPr>
+          <w:p>
+            <w:pPr>
+              <w:spacing w:before="0" w:after="0" w:line="240" w:lineRule="auto"/>
+              <w:jc w:val="center"/>
+            </w:pPr>
+            <w:r>
+              <w:rPr>
+                <w:rFonts w:ascii="Times New Roman" w:hAnsi="Times New Roman"/>
+                <w:b w:val="0"/>
+                <w:sz w:val="19"/>
+              </w:rPr>
+              <w:t>USD 0,1453/kWh</w:t>
+            </w:r>
+          </w:p>
+        </w:tc>
+        <w:tc>
+          <w:tcPr>
+            <w:tcW w:type="dxa" w:w="3168"/>
+            <w:vAlign w:val="center"/>
+            <w:tcMar>
+              <w:top w:w="90" w:type="dxa"/>
+              <w:start w:w="100" w:type="dxa"/>
+              <w:bottom w:w="90" w:type="dxa"/>
+              <w:end w:w="100" w:type="dxa"/>
+            </w:tcMar>
+            <w:shd w:fill="F7FAFC"/>
+          </w:tcPr>
+          <w:p>
+            <w:pPr>
+              <w:spacing w:before="0" w:after="0" w:line="240" w:lineRule="auto"/>
+              <w:jc w:val="center"/>
+            </w:pPr>
+            <w:r>
+              <w:rPr>
+                <w:rFonts w:ascii="Times New Roman" w:hAnsi="Times New Roman"/>
+                <w:b w:val="0"/>
+                <w:sz w:val="19"/>
+              </w:rPr>
+              <w:t>Benchmark comercial; no tarifa argentina</w:t>
+            </w:r>
+          </w:p>
+        </w:tc>
+      </w:tr>
+    </w:tbl>
+    <w:p>
+      <w:pPr>
+        <w:spacing w:after="80"/>
+      </w:pPr>
+    </w:p>
+    <w:p>
+      <w:pPr>
+        <w:pStyle w:val="Heading1"/>
+        <w:pageBreakBefore/>
+        <w:spacing w:after="200" w:before="400" w:lineRule="auto"/>
+        <w:jc w:val="center"/>
+        <w:rPr/>
+      </w:pPr>
+      <w:bookmarkStart w:colFirst="0" w:colLast="0" w:name="_cp5g65h0480f" w:id="28"/>
+      <w:bookmarkEnd w:id="28"/>
+      <w:r>
+        <w:rPr>
+          <w:rtl w:val="0"/>
+        </w:rPr>
+        <w:t xml:space="preserve">Capítulo 5 - Implementación y Prototipo</w:t>
+      </w:r>
+    </w:p>
+    <w:p>
+      <w:pPr>
+        <w:spacing w:before="0" w:after="160" w:line="360" w:lineRule="auto"/>
+        <w:jc w:val="both"/>
+      </w:pPr>
+      <w:r>
+        <w:rPr>
+          <w:rFonts w:ascii="Times New Roman" w:hAnsi="Times New Roman"/>
+          <w:b w:val="0"/>
+          <w:i w:val="0"/>
+          <w:sz w:val="24"/>
+        </w:rPr>
+      </w:r>
+    </w:p>
+    <w:p>
+      <w:pPr>
+        <w:pStyle w:val="Heading2"/>
+        <w:keepNext/>
+      </w:pPr>
+      <w:r>
+        <w:rPr>
+          <w:color w:val="000000"/>
+        </w:rPr>
+        <w:t>5.1 Entorno y modelos</w:t>
+      </w:r>
+    </w:p>
+    <w:p>
+      <w:pPr>
+        <w:spacing w:before="0" w:after="160" w:line="360" w:lineRule="auto"/>
+        <w:jc w:val="both"/>
+      </w:pPr>
+      <w:r>
+        <w:rPr>
+          <w:rFonts w:ascii="Times New Roman" w:hAnsi="Times New Roman"/>
+          <w:b w:val="0"/>
+          <w:i w:val="0"/>
+          <w:sz w:val="24"/>
+        </w:rPr>
+        <w:t>El prototipo se ejecuta en Windows con Python 3.11. GPT-4o mini se consume mediante la API de OpenAI; LLaMA 3.1 8B y Mistral se sirven localmente con Ollama sobre una NVIDIA RTX 3080 Ti y un AMD Ryzen 5 5600X. Las respuestas se generan con una interfaz común que registra texto, latencia, tokens y error. Las credenciales se leen desde variables de entorno y no se versionan.</w:t>
+      </w:r>
+    </w:p>
+    <w:p>
+      <w:pPr>
+        <w:pStyle w:val="Heading2"/>
+        <w:keepNext/>
+      </w:pPr>
+      <w:r>
+        <w:rPr>
+          <w:color w:val="000000"/>
+        </w:rPr>
+        <w:t>5.2 Construcción del corpus RAG</w:t>
+      </w:r>
+    </w:p>
+    <w:p>
+      <w:pPr>
+        <w:spacing w:before="0" w:after="160" w:line="360" w:lineRule="auto"/>
+        <w:jc w:val="both"/>
+      </w:pPr>
+      <w:r>
+        <w:rPr>
+          <w:rFonts w:ascii="Times New Roman" w:hAnsi="Times New Roman"/>
+          <w:b w:val="0"/>
+          <w:i w:val="0"/>
+          <w:sz w:val="24"/>
+        </w:rPr>
+        <w:t>El script construir_corpus_rag.py produce la base de 81 documentos y su auditoría. La traducción opcional del corpus utilizó gpt-4o-mini-2024-07-18: 17.466 tokens de entrada, 13.799 de salida y USD 0,010899 de costo. Dos marcadores variables fueron alterados por la traducción y se restauraron determinísticamente; la validación final informó cero diferencias de placeholders.</w:t>
+      </w:r>
+    </w:p>
+    <w:p>
+      <w:pPr>
+        <w:pStyle w:val="Heading2"/>
+        <w:keepNext/>
+      </w:pPr>
+      <w:r>
+        <w:rPr>
+          <w:color w:val="000000"/>
+        </w:rPr>
+        <w:t>5.3 Pipeline reproducible</w:t>
+      </w:r>
+    </w:p>
+    <w:p>
+      <w:pPr>
+        <w:spacing w:before="0" w:after="160" w:line="360" w:lineRule="auto"/>
+        <w:jc w:val="both"/>
+      </w:pPr>
+      <w:r>
+        <w:rPr>
+          <w:rFonts w:ascii="Times New Roman" w:hAnsi="Times New Roman"/>
+          <w:b w:val="0"/>
+          <w:i w:val="0"/>
+          <w:sz w:val="24"/>
+        </w:rPr>
+        <w:t>La ejecución se divide en scripts independientes para construir, traducir y validar el corpus, realizar el smoke test, ejecutar RAG, repetir el baseline controlado y evaluar ambos resultados. El notebook 03_rag_piloto.ipynb carga los archivos ya evaluados por defecto; las generaciones solo se habilitan mediante una bandera explícita. Este diseño evita gastos y repeticiones accidentales.</w:t>
+      </w:r>
+    </w:p>
+    <w:p>
+      <w:pPr>
+        <w:spacing w:before="0" w:after="80" w:line="360" w:lineRule="auto"/>
+        <w:ind w:left="518" w:hanging="259"/>
+        <w:jc w:val="left"/>
+      </w:pPr>
+      <w:r>
+        <w:rPr>
+          <w:rFonts w:ascii="Times New Roman" w:hAnsi="Times New Roman"/>
+          <w:b w:val="0"/>
+          <w:i w:val="0"/>
+          <w:sz w:val="24"/>
+        </w:rPr>
+        <w:t>• comparacion_controlada_rag.csv: comparación principal baseline-RAG.</w:t>
+      </w:r>
+    </w:p>
+    <w:p>
+      <w:pPr>
+        <w:spacing w:before="0" w:after="80" w:line="360" w:lineRule="auto"/>
+        <w:ind w:left="518" w:hanging="259"/>
+        <w:jc w:val="left"/>
+      </w:pPr>
+      <w:r>
+        <w:rPr>
+          <w:rFonts w:ascii="Times New Roman" w:hAnsi="Times New Roman"/>
+          <w:b w:val="0"/>
+          <w:i w:val="0"/>
+          <w:sz w:val="24"/>
+        </w:rPr>
+        <w:t>• resultados_baseline_controlado_evaluados.csv: 60 respuestas del control con métricas.</w:t>
+      </w:r>
+    </w:p>
+    <w:p>
+      <w:pPr>
+        <w:spacing w:before="0" w:after="80" w:line="360" w:lineRule="auto"/>
+        <w:ind w:left="518" w:hanging="259"/>
+        <w:jc w:val="left"/>
+      </w:pPr>
+      <w:r>
+        <w:rPr>
+          <w:rFonts w:ascii="Times New Roman" w:hAnsi="Times New Roman"/>
+          <w:b w:val="0"/>
+          <w:i w:val="0"/>
+          <w:sz w:val="24"/>
+        </w:rPr>
+        <w:t>• resultados_rag_piloto_evaluados.csv: 60 respuestas RAG con recuperación, calidad y costos.</w:t>
+      </w:r>
+    </w:p>
+    <w:p>
+      <w:pPr>
+        <w:spacing w:before="0" w:after="80" w:line="360" w:lineRule="auto"/>
+        <w:ind w:left="518" w:hanging="259"/>
+        <w:jc w:val="left"/>
+      </w:pPr>
+      <w:r>
+        <w:rPr>
+          <w:rFonts w:ascii="Times New Roman" w:hAnsi="Times New Roman"/>
+          <w:b w:val="0"/>
+          <w:i w:val="0"/>
+          <w:sz w:val="24"/>
+        </w:rPr>
+        <w:t>• data/conocimiento_rag_auditoria.json: trazabilidad de la base de conocimiento.</w:t>
+      </w:r>
+    </w:p>
+    <w:p>
+      <w:pPr>
+        <w:pStyle w:val="Heading2"/>
+        <w:keepNext/>
+      </w:pPr>
+      <w:r>
+        <w:rPr>
+          <w:color w:val="000000"/>
+        </w:rPr>
+        <w:t>5.4 Verificación técnica</w:t>
+      </w:r>
+    </w:p>
+    <w:p>
+      <w:pPr>
+        <w:spacing w:before="0" w:after="160" w:line="360" w:lineRule="auto"/>
+        <w:jc w:val="both"/>
+      </w:pPr>
+      <w:r>
+        <w:rPr>
+          <w:rFonts w:ascii="Times New Roman" w:hAnsi="Times New Roman"/>
+          <w:b w:val="0"/>
+          <w:i w:val="0"/>
+          <w:sz w:val="24"/>
+        </w:rPr>
+        <w:t>El smoke test local completó cuatro generaciones de dos consultas en LLaMA y Mistral. La corrida completa produjo 60 de 60 respuestas válidas en RAG y otras 60 de 60 en el baseline controlado. La suite automatizada finalizó con 27 pruebas aprobadas. Durante el smoke test, Mistral inventó un canal de correo que no estaba respaldado por el contexto; este caso confirma que RAG reduce el espacio de respuesta, pero no garantiza por sí mismo la ausencia de alucinaciones.</w:t>
+      </w:r>
+    </w:p>
+    <w:p>
+      <w:pPr>
+        <w:pStyle w:val="Heading1"/>
+        <w:pageBreakBefore/>
+        <w:spacing w:after="200" w:before="400" w:lineRule="auto"/>
+        <w:jc w:val="center"/>
+        <w:rPr/>
+      </w:pPr>
+      <w:bookmarkStart w:colFirst="0" w:colLast="0" w:name="_kjpof9hrgtgt" w:id="29"/>
+      <w:bookmarkEnd w:id="29"/>
+      <w:r>
+        <w:rPr>
+          <w:rtl w:val="0"/>
+        </w:rPr>
+        <w:t xml:space="preserve">Capítulo 6 - Experimentación y Resultados</w:t>
+      </w:r>
+    </w:p>
+    <w:p>
+      <w:pPr>
+        <w:spacing w:before="0" w:after="160" w:line="360" w:lineRule="auto"/>
+        <w:jc w:val="both"/>
+      </w:pPr>
+      <w:r>
+        <w:rPr>
+          <w:rFonts w:ascii="Times New Roman" w:hAnsi="Times New Roman"/>
+          <w:b w:val="0"/>
+          <w:i w:val="0"/>
+          <w:sz w:val="24"/>
+        </w:rPr>
+      </w:r>
+    </w:p>
+    <w:p>
+      <w:pPr>
+        <w:pStyle w:val="Heading2"/>
+        <w:keepNext/>
+      </w:pPr>
+      <w:r>
+        <w:rPr>
+          <w:color w:val="000000"/>
+        </w:rPr>
+        <w:t>6.1 Diseño del piloto controlado</w:t>
+      </w:r>
+    </w:p>
+    <w:p>
+      <w:pPr>
+        <w:spacing w:before="0" w:after="160" w:line="360" w:lineRule="auto"/>
+        <w:jc w:val="both"/>
+      </w:pPr>
+      <w:r>
+        <w:rPr>
+          <w:rFonts w:ascii="Times New Roman" w:hAnsi="Times New Roman"/>
+          <w:b w:val="0"/>
+          <w:i w:val="0"/>
+          <w:sz w:val="24"/>
+        </w:rPr>
+        <w:t>La comparación controlada usa las mismas 20 consultas, referencias, modelos y parámetros de generación en ambas condiciones. El baseline se repitió con calentamiento en la misma sesión que RAG. Se obtuvieron 60 observaciones por condición sin errores. Todos los resultados siguientes son promedios descriptivos por modelo.</w:t>
+      </w:r>
+    </w:p>
+    <w:p>
+      <w:pPr>
+        <w:pStyle w:val="Heading2"/>
+        <w:keepNext/>
+      </w:pPr>
+      <w:r>
+        <w:rPr>
+          <w:color w:val="000000"/>
+        </w:rPr>
+        <w:t>6.2 Rendimiento del recuperador</w:t>
+      </w:r>
+    </w:p>
+    <w:p>
+      <w:pPr>
+        <w:keepNext/>
+        <w:spacing w:before="120" w:after="80" w:line="360" w:lineRule="auto"/>
+        <w:jc w:val="center"/>
+      </w:pPr>
+      <w:r>
+        <w:rPr>
+          <w:rFonts w:ascii="Times New Roman" w:hAnsi="Times New Roman"/>
+          <w:b/>
+          <w:i w:val="0"/>
+          <w:sz w:val="22"/>
+        </w:rPr>
+        <w:t>Auditoría y desempeño de recuperación</w:t>
+      </w:r>
+    </w:p>
+    <w:tbl>
+      <w:tblPr>
+        <w:tblW w:type="auto" w:w="0"/>
+        <w:jc w:val="center"/>
+        <w:tblLayout w:type="fixed"/>
+        <w:tblLook w:firstColumn="1" w:firstRow="1" w:lastColumn="0" w:lastRow="0" w:noHBand="0" w:noVBand="1" w:val="04A0"/>
+        <w:tblBorders>
+          <w:top w:val="single" w:sz="6" w:space="0" w:color="D9D9D9"/>
+          <w:left w:val="single" w:sz="6" w:space="0" w:color="D9D9D9"/>
+          <w:bottom w:val="single" w:sz="6" w:space="0" w:color="D9D9D9"/>
+          <w:right w:val="single" w:sz="6" w:space="0" w:color="D9D9D9"/>
+          <w:insideH w:val="single" w:sz="6" w:space="0" w:color="D9D9D9"/>
+          <w:insideV w:val="single" w:sz="6" w:space="0" w:color="D9D9D9"/>
+        </w:tblBorders>
+      </w:tblPr>
+      <w:tblGrid>
+        <w:gridCol w:w="3120"/>
+        <w:gridCol w:w="3120"/>
+        <w:gridCol w:w="3120"/>
+      </w:tblGrid>
+      <w:tr>
+        <w:trPr>
+          <w:tblHeader w:val="true"/>
+        </w:trPr>
+        <w:tc>
+          <w:tcPr>
+            <w:tcW w:type="dxa" w:w="3384"/>
+            <w:vAlign w:val="center"/>
+            <w:tcMar>
+              <w:top w:w="90" w:type="dxa"/>
+              <w:start w:w="100" w:type="dxa"/>
+              <w:bottom w:w="90" w:type="dxa"/>
+              <w:end w:w="100" w:type="dxa"/>
+            </w:tcMar>
+            <w:shd w:fill="D9EAF7"/>
+          </w:tcPr>
+          <w:p>
+            <w:pPr>
+              <w:spacing w:before="0" w:after="0" w:line="240" w:lineRule="auto"/>
+              <w:jc w:val="left"/>
+            </w:pPr>
+            <w:r>
+              <w:rPr>
+                <w:rFonts w:ascii="Times New Roman" w:hAnsi="Times New Roman"/>
+                <w:b/>
+                <w:sz w:val="19"/>
+              </w:rPr>
+              <w:t>Indicador</w:t>
+            </w:r>
+          </w:p>
+        </w:tc>
+        <w:tc>
+          <w:tcPr>
+            <w:tcW w:type="dxa" w:w="2736"/>
+            <w:vAlign w:val="center"/>
+            <w:tcMar>
+              <w:top w:w="90" w:type="dxa"/>
+              <w:start w:w="100" w:type="dxa"/>
+              <w:bottom w:w="90" w:type="dxa"/>
+              <w:end w:w="100" w:type="dxa"/>
+            </w:tcMar>
+            <w:shd w:fill="D9EAF7"/>
+          </w:tcPr>
+          <w:p>
+            <w:pPr>
+              <w:spacing w:before="0" w:after="0" w:line="240" w:lineRule="auto"/>
+              <w:jc w:val="center"/>
+            </w:pPr>
+            <w:r>
+              <w:rPr>
+                <w:rFonts w:ascii="Times New Roman" w:hAnsi="Times New Roman"/>
+                <w:b/>
+                <w:sz w:val="19"/>
+              </w:rPr>
+              <w:t>Corpus inglés</w:t>
+            </w:r>
+          </w:p>
+        </w:tc>
+        <w:tc>
+          <w:tcPr>
+            <w:tcW w:type="dxa" w:w="2736"/>
+            <w:vAlign w:val="center"/>
+            <w:tcMar>
+              <w:top w:w="90" w:type="dxa"/>
+              <w:start w:w="100" w:type="dxa"/>
+              <w:bottom w:w="90" w:type="dxa"/>
+              <w:end w:w="100" w:type="dxa"/>
+            </w:tcMar>
+            <w:shd w:fill="D9EAF7"/>
+          </w:tcPr>
+          <w:p>
+            <w:pPr>
+              <w:spacing w:before="0" w:after="0" w:line="240" w:lineRule="auto"/>
+              <w:jc w:val="center"/>
+            </w:pPr>
+            <w:r>
+              <w:rPr>
+                <w:rFonts w:ascii="Times New Roman" w:hAnsi="Times New Roman"/>
+                <w:b/>
+                <w:sz w:val="19"/>
+              </w:rPr>
+              <w:t>Corpus traducido</w:t>
+            </w:r>
+          </w:p>
+        </w:tc>
+      </w:tr>
+      <w:tr>
+        <w:tc>
+          <w:tcPr>
+            <w:tcW w:type="dxa" w:w="3384"/>
+            <w:vAlign w:val="center"/>
+            <w:tcMar>
+              <w:top w:w="90" w:type="dxa"/>
+              <w:start w:w="100" w:type="dxa"/>
+              <w:bottom w:w="90" w:type="dxa"/>
+              <w:end w:w="100" w:type="dxa"/>
+            </w:tcMar>
+            <w:shd w:fill="FFFFFF"/>
+          </w:tcPr>
+          <w:p>
+            <w:pPr>
+              <w:spacing w:before="0" w:after="0" w:line="240" w:lineRule="auto"/>
+              <w:jc w:val="left"/>
+            </w:pPr>
+            <w:r>
+              <w:rPr>
+                <w:rFonts w:ascii="Times New Roman" w:hAnsi="Times New Roman"/>
+                <w:b w:val="0"/>
+                <w:sz w:val="19"/>
+              </w:rPr>
+              <w:t>Documentos / intenciones</w:t>
+            </w:r>
+          </w:p>
+        </w:tc>
+        <w:tc>
+          <w:tcPr>
+            <w:tcW w:type="dxa" w:w="2736"/>
+            <w:vAlign w:val="center"/>
+            <w:tcMar>
+              <w:top w:w="90" w:type="dxa"/>
+              <w:start w:w="100" w:type="dxa"/>
+              <w:bottom w:w="90" w:type="dxa"/>
+              <w:end w:w="100" w:type="dxa"/>
+            </w:tcMar>
+            <w:shd w:fill="FFFFFF"/>
+          </w:tcPr>
+          <w:p>
+            <w:pPr>
+              <w:spacing w:before="0" w:after="0" w:line="240" w:lineRule="auto"/>
+              <w:jc w:val="center"/>
+            </w:pPr>
+            <w:r>
+              <w:rPr>
+                <w:rFonts w:ascii="Times New Roman" w:hAnsi="Times New Roman"/>
+                <w:b w:val="0"/>
+                <w:sz w:val="19"/>
+              </w:rPr>
+              <w:t>81 / 27</w:t>
+            </w:r>
+          </w:p>
+        </w:tc>
+        <w:tc>
+          <w:tcPr>
+            <w:tcW w:type="dxa" w:w="2736"/>
+            <w:vAlign w:val="center"/>
+            <w:tcMar>
+              <w:top w:w="90" w:type="dxa"/>
+              <w:start w:w="100" w:type="dxa"/>
+              <w:bottom w:w="90" w:type="dxa"/>
+              <w:end w:w="100" w:type="dxa"/>
+            </w:tcMar>
+            <w:shd w:fill="FFFFFF"/>
+          </w:tcPr>
+          <w:p>
+            <w:pPr>
+              <w:spacing w:before="0" w:after="0" w:line="240" w:lineRule="auto"/>
+              <w:jc w:val="center"/>
+            </w:pPr>
+            <w:r>
+              <w:rPr>
+                <w:rFonts w:ascii="Times New Roman" w:hAnsi="Times New Roman"/>
+                <w:b w:val="0"/>
+                <w:sz w:val="19"/>
+              </w:rPr>
+              <w:t>81 / 27</w:t>
+            </w:r>
+          </w:p>
+        </w:tc>
+      </w:tr>
+      <w:tr>
+        <w:tc>
+          <w:tcPr>
+            <w:tcW w:type="dxa" w:w="3384"/>
+            <w:vAlign w:val="center"/>
+            <w:tcMar>
+              <w:top w:w="90" w:type="dxa"/>
+              <w:start w:w="100" w:type="dxa"/>
+              <w:bottom w:w="90" w:type="dxa"/>
+              <w:end w:w="100" w:type="dxa"/>
+            </w:tcMar>
+            <w:shd w:fill="F7FAFC"/>
+          </w:tcPr>
+          <w:p>
+            <w:pPr>
+              <w:spacing w:before="0" w:after="0" w:line="240" w:lineRule="auto"/>
+              <w:jc w:val="left"/>
+            </w:pPr>
+            <w:r>
+              <w:rPr>
+                <w:rFonts w:ascii="Times New Roman" w:hAnsi="Times New Roman"/>
+                <w:b w:val="0"/>
+                <w:sz w:val="19"/>
+              </w:rPr>
+              <w:t>Hit@1</w:t>
+            </w:r>
+          </w:p>
+        </w:tc>
+        <w:tc>
+          <w:tcPr>
+            <w:tcW w:type="dxa" w:w="2736"/>
+            <w:vAlign w:val="center"/>
+            <w:tcMar>
+              <w:top w:w="90" w:type="dxa"/>
+              <w:start w:w="100" w:type="dxa"/>
+              <w:bottom w:w="90" w:type="dxa"/>
+              <w:end w:w="100" w:type="dxa"/>
+            </w:tcMar>
+            <w:shd w:fill="F7FAFC"/>
+          </w:tcPr>
+          <w:p>
+            <w:pPr>
+              <w:spacing w:before="0" w:after="0" w:line="240" w:lineRule="auto"/>
+              <w:jc w:val="center"/>
+            </w:pPr>
+            <w:r>
+              <w:rPr>
+                <w:rFonts w:ascii="Times New Roman" w:hAnsi="Times New Roman"/>
+                <w:b w:val="0"/>
+                <w:sz w:val="19"/>
+              </w:rPr>
+              <w:t>80 %</w:t>
+            </w:r>
+          </w:p>
+        </w:tc>
+        <w:tc>
+          <w:tcPr>
+            <w:tcW w:type="dxa" w:w="2736"/>
+            <w:vAlign w:val="center"/>
+            <w:tcMar>
+              <w:top w:w="90" w:type="dxa"/>
+              <w:start w:w="100" w:type="dxa"/>
+              <w:bottom w:w="90" w:type="dxa"/>
+              <w:end w:w="100" w:type="dxa"/>
+            </w:tcMar>
+            <w:shd w:fill="F7FAFC"/>
+          </w:tcPr>
+          <w:p>
+            <w:pPr>
+              <w:spacing w:before="0" w:after="0" w:line="240" w:lineRule="auto"/>
+              <w:jc w:val="center"/>
+            </w:pPr>
+            <w:r>
+              <w:rPr>
+                <w:rFonts w:ascii="Times New Roman" w:hAnsi="Times New Roman"/>
+                <w:b w:val="0"/>
+                <w:sz w:val="19"/>
+              </w:rPr>
+              <w:t>70 %</w:t>
+            </w:r>
+          </w:p>
+        </w:tc>
+      </w:tr>
+      <w:tr>
+        <w:tc>
+          <w:tcPr>
+            <w:tcW w:type="dxa" w:w="3384"/>
+            <w:vAlign w:val="center"/>
+            <w:tcMar>
+              <w:top w:w="90" w:type="dxa"/>
+              <w:start w:w="100" w:type="dxa"/>
+              <w:bottom w:w="90" w:type="dxa"/>
+              <w:end w:w="100" w:type="dxa"/>
+            </w:tcMar>
+            <w:shd w:fill="FFFFFF"/>
+          </w:tcPr>
+          <w:p>
+            <w:pPr>
+              <w:spacing w:before="0" w:after="0" w:line="240" w:lineRule="auto"/>
+              <w:jc w:val="left"/>
+            </w:pPr>
+            <w:r>
+              <w:rPr>
+                <w:rFonts w:ascii="Times New Roman" w:hAnsi="Times New Roman"/>
+                <w:b w:val="0"/>
+                <w:sz w:val="19"/>
+              </w:rPr>
+              <w:t>Hit@3</w:t>
+            </w:r>
+          </w:p>
+        </w:tc>
+        <w:tc>
+          <w:tcPr>
+            <w:tcW w:type="dxa" w:w="2736"/>
+            <w:vAlign w:val="center"/>
+            <w:tcMar>
+              <w:top w:w="90" w:type="dxa"/>
+              <w:start w:w="100" w:type="dxa"/>
+              <w:bottom w:w="90" w:type="dxa"/>
+              <w:end w:w="100" w:type="dxa"/>
+            </w:tcMar>
+            <w:shd w:fill="FFFFFF"/>
+          </w:tcPr>
+          <w:p>
+            <w:pPr>
+              <w:spacing w:before="0" w:after="0" w:line="240" w:lineRule="auto"/>
+              <w:jc w:val="center"/>
+            </w:pPr>
+            <w:r>
+              <w:rPr>
+                <w:rFonts w:ascii="Times New Roman" w:hAnsi="Times New Roman"/>
+                <w:b w:val="0"/>
+                <w:sz w:val="19"/>
+              </w:rPr>
+              <w:t>90 %</w:t>
+            </w:r>
+          </w:p>
+        </w:tc>
+        <w:tc>
+          <w:tcPr>
+            <w:tcW w:type="dxa" w:w="2736"/>
+            <w:vAlign w:val="center"/>
+            <w:tcMar>
+              <w:top w:w="90" w:type="dxa"/>
+              <w:start w:w="100" w:type="dxa"/>
+              <w:bottom w:w="90" w:type="dxa"/>
+              <w:end w:w="100" w:type="dxa"/>
+            </w:tcMar>
+            <w:shd w:fill="FFFFFF"/>
+          </w:tcPr>
+          <w:p>
+            <w:pPr>
+              <w:spacing w:before="0" w:after="0" w:line="240" w:lineRule="auto"/>
+              <w:jc w:val="center"/>
+            </w:pPr>
+            <w:r>
+              <w:rPr>
+                <w:rFonts w:ascii="Times New Roman" w:hAnsi="Times New Roman"/>
+                <w:b w:val="0"/>
+                <w:sz w:val="19"/>
+              </w:rPr>
+              <w:t>85 %</w:t>
+            </w:r>
+          </w:p>
+        </w:tc>
+      </w:tr>
+      <w:tr>
+        <w:tc>
+          <w:tcPr>
+            <w:tcW w:type="dxa" w:w="3384"/>
+            <w:vAlign w:val="center"/>
+            <w:tcMar>
+              <w:top w:w="90" w:type="dxa"/>
+              <w:start w:w="100" w:type="dxa"/>
+              <w:bottom w:w="90" w:type="dxa"/>
+              <w:end w:w="100" w:type="dxa"/>
+            </w:tcMar>
+            <w:shd w:fill="F7FAFC"/>
+          </w:tcPr>
+          <w:p>
+            <w:pPr>
+              <w:spacing w:before="0" w:after="0" w:line="240" w:lineRule="auto"/>
+              <w:jc w:val="left"/>
+            </w:pPr>
+            <w:r>
+              <w:rPr>
+                <w:rFonts w:ascii="Times New Roman" w:hAnsi="Times New Roman"/>
+                <w:b w:val="0"/>
+                <w:sz w:val="19"/>
+              </w:rPr>
+              <w:t>Latencia media</w:t>
+            </w:r>
+          </w:p>
+        </w:tc>
+        <w:tc>
+          <w:tcPr>
+            <w:tcW w:type="dxa" w:w="2736"/>
+            <w:vAlign w:val="center"/>
+            <w:tcMar>
+              <w:top w:w="90" w:type="dxa"/>
+              <w:start w:w="100" w:type="dxa"/>
+              <w:bottom w:w="90" w:type="dxa"/>
+              <w:end w:w="100" w:type="dxa"/>
+            </w:tcMar>
+            <w:shd w:fill="F7FAFC"/>
+          </w:tcPr>
+          <w:p>
+            <w:pPr>
+              <w:spacing w:before="0" w:after="0" w:line="240" w:lineRule="auto"/>
+              <w:jc w:val="center"/>
+            </w:pPr>
+            <w:r>
+              <w:rPr>
+                <w:rFonts w:ascii="Times New Roman" w:hAnsi="Times New Roman"/>
+                <w:b w:val="0"/>
+                <w:sz w:val="19"/>
+              </w:rPr>
+              <w:t>14,40 ms</w:t>
+            </w:r>
+          </w:p>
+        </w:tc>
+        <w:tc>
+          <w:tcPr>
+            <w:tcW w:type="dxa" w:w="2736"/>
+            <w:vAlign w:val="center"/>
+            <w:tcMar>
+              <w:top w:w="90" w:type="dxa"/>
+              <w:start w:w="100" w:type="dxa"/>
+              <w:bottom w:w="90" w:type="dxa"/>
+              <w:end w:w="100" w:type="dxa"/>
+            </w:tcMar>
+            <w:shd w:fill="F7FAFC"/>
+          </w:tcPr>
+          <w:p>
+            <w:pPr>
+              <w:spacing w:before="0" w:after="0" w:line="240" w:lineRule="auto"/>
+              <w:jc w:val="center"/>
+            </w:pPr>
+            <w:r>
+              <w:rPr>
+                <w:rFonts w:ascii="Times New Roman" w:hAnsi="Times New Roman"/>
+                <w:b w:val="0"/>
+                <w:sz w:val="19"/>
+              </w:rPr>
+              <w:t>14,56 ms</w:t>
+            </w:r>
+          </w:p>
+        </w:tc>
+      </w:tr>
+    </w:tbl>
+    <w:p>
+      <w:pPr>
+        <w:spacing w:after="80"/>
+      </w:pPr>
+    </w:p>
+    <w:p>
+      <w:pPr>
+        <w:spacing w:before="0" w:after="160" w:line="360" w:lineRule="auto"/>
+        <w:jc w:val="both"/>
+      </w:pPr>
+      <w:r>
+        <w:rPr>
+          <w:rFonts w:ascii="Times New Roman" w:hAnsi="Times New Roman"/>
+          <w:b w:val="0"/>
+          <w:i w:val="0"/>
+          <w:sz w:val="24"/>
+        </w:rPr>
+        <w:t>La diferencia favorece al conocimiento original en inglés a pesar de que las consultas están en español, lo que muestra que traducir el corpus no garantizó una mejor vecindad semántica. La configuración inglesa se fijó antes de la generación completa y se mantuvo sin ajustar los dos fallos de Hit@3.</w:t>
+      </w:r>
+    </w:p>
+    <w:p>
+      <w:pPr>
+        <w:pStyle w:val="Heading2"/>
+        <w:keepNext/>
+      </w:pPr>
+      <w:r>
+        <w:rPr>
+          <w:color w:val="000000"/>
+        </w:rPr>
+        <w:t>6.3 Calidad por modelo y condición</w:t>
+      </w:r>
+    </w:p>
+    <w:p>
+      <w:pPr>
+        <w:keepNext/>
+        <w:spacing w:before="120" w:after="80" w:line="360" w:lineRule="auto"/>
+        <w:jc w:val="center"/>
+      </w:pPr>
+      <w:r>
+        <w:rPr>
+          <w:rFonts w:ascii="Times New Roman" w:hAnsi="Times New Roman"/>
+          <w:b/>
+          <w:i w:val="0"/>
+          <w:sz w:val="22"/>
+        </w:rPr>
+        <w:t>Calidad semántica en la comparación controlada</w:t>
+      </w:r>
+    </w:p>
+    <w:tbl>
+      <w:tblPr>
+        <w:tblW w:type="auto" w:w="0"/>
+        <w:jc w:val="center"/>
+        <w:tblLayout w:type="fixed"/>
+        <w:tblLook w:firstColumn="1" w:firstRow="1" w:lastColumn="0" w:lastRow="0" w:noHBand="0" w:noVBand="1" w:val="04A0"/>
+        <w:tblBorders>
+          <w:top w:val="single" w:sz="6" w:space="0" w:color="D9D9D9"/>
+          <w:left w:val="single" w:sz="6" w:space="0" w:color="D9D9D9"/>
+          <w:bottom w:val="single" w:sz="6" w:space="0" w:color="D9D9D9"/>
+          <w:right w:val="single" w:sz="6" w:space="0" w:color="D9D9D9"/>
+          <w:insideH w:val="single" w:sz="6" w:space="0" w:color="D9D9D9"/>
+          <w:insideV w:val="single" w:sz="6" w:space="0" w:color="D9D9D9"/>
+        </w:tblBorders>
+      </w:tblPr>
+      <w:tblGrid>
+        <w:gridCol w:w="3120"/>
+        <w:gridCol w:w="3120"/>
+        <w:gridCol w:w="3120"/>
+      </w:tblGrid>
+      <w:tr>
+        <w:trPr>
+          <w:tblHeader w:val="true"/>
+        </w:trPr>
+        <w:tc>
+          <w:tcPr>
+            <w:tcW w:type="dxa" w:w="2232"/>
+            <w:vAlign w:val="center"/>
+            <w:tcMar>
+              <w:top w:w="90" w:type="dxa"/>
+              <w:start w:w="100" w:type="dxa"/>
+              <w:bottom w:w="90" w:type="dxa"/>
+              <w:end w:w="100" w:type="dxa"/>
+            </w:tcMar>
+            <w:shd w:fill="D9EAF7"/>
+          </w:tcPr>
+          <w:p>
+            <w:pPr>
+              <w:spacing w:before="0" w:after="0" w:line="240" w:lineRule="auto"/>
+              <w:jc w:val="left"/>
+            </w:pPr>
+            <w:r>
+              <w:rPr>
+                <w:rFonts w:ascii="Times New Roman" w:hAnsi="Times New Roman"/>
+                <w:b/>
+                <w:sz w:val="19"/>
+              </w:rPr>
+              <w:t>Modelo</w:t>
+            </w:r>
+          </w:p>
+        </w:tc>
+        <w:tc>
+          <w:tcPr>
+            <w:tcW w:type="dxa" w:w="3384"/>
+            <w:vAlign w:val="center"/>
+            <w:tcMar>
+              <w:top w:w="90" w:type="dxa"/>
+              <w:start w:w="100" w:type="dxa"/>
+              <w:bottom w:w="90" w:type="dxa"/>
+              <w:end w:w="100" w:type="dxa"/>
+            </w:tcMar>
+            <w:shd w:fill="D9EAF7"/>
+          </w:tcPr>
+          <w:p>
+            <w:pPr>
+              <w:spacing w:before="0" w:after="0" w:line="240" w:lineRule="auto"/>
+              <w:jc w:val="center"/>
+            </w:pPr>
+            <w:r>
+              <w:rPr>
+                <w:rFonts w:ascii="Times New Roman" w:hAnsi="Times New Roman"/>
+                <w:b/>
+                <w:sz w:val="19"/>
+              </w:rPr>
+              <w:t>BERTScore base / RAG / delta</w:t>
+            </w:r>
+          </w:p>
+        </w:tc>
+        <w:tc>
+          <w:tcPr>
+            <w:tcW w:type="dxa" w:w="3384"/>
+            <w:vAlign w:val="center"/>
+            <w:tcMar>
+              <w:top w:w="90" w:type="dxa"/>
+              <w:start w:w="100" w:type="dxa"/>
+              <w:bottom w:w="90" w:type="dxa"/>
+              <w:end w:w="100" w:type="dxa"/>
+            </w:tcMar>
+            <w:shd w:fill="D9EAF7"/>
+          </w:tcPr>
+          <w:p>
+            <w:pPr>
+              <w:spacing w:before="0" w:after="0" w:line="240" w:lineRule="auto"/>
+              <w:jc w:val="center"/>
+            </w:pPr>
+            <w:r>
+              <w:rPr>
+                <w:rFonts w:ascii="Times New Roman" w:hAnsi="Times New Roman"/>
+                <w:b/>
+                <w:sz w:val="19"/>
+              </w:rPr>
+              <w:t>ROUGE-L base / RAG / delta</w:t>
+            </w:r>
+          </w:p>
+        </w:tc>
+      </w:tr>
+      <w:tr>
+        <w:tc>
+          <w:tcPr>
+            <w:tcW w:type="dxa" w:w="2232"/>
+            <w:vAlign w:val="center"/>
+            <w:tcMar>
+              <w:top w:w="90" w:type="dxa"/>
+              <w:start w:w="100" w:type="dxa"/>
+              <w:bottom w:w="90" w:type="dxa"/>
+              <w:end w:w="100" w:type="dxa"/>
+            </w:tcMar>
+            <w:shd w:fill="FFFFFF"/>
+          </w:tcPr>
+          <w:p>
+            <w:pPr>
+              <w:spacing w:before="0" w:after="0" w:line="240" w:lineRule="auto"/>
+              <w:jc w:val="left"/>
+            </w:pPr>
+            <w:r>
+              <w:rPr>
+                <w:rFonts w:ascii="Times New Roman" w:hAnsi="Times New Roman"/>
+                <w:b w:val="0"/>
+                <w:sz w:val="19"/>
+              </w:rPr>
+              <w:t>GPT-4o mini</w:t>
+            </w:r>
+          </w:p>
+        </w:tc>
+        <w:tc>
+          <w:tcPr>
+            <w:tcW w:type="dxa" w:w="3384"/>
+            <w:vAlign w:val="center"/>
+            <w:tcMar>
+              <w:top w:w="90" w:type="dxa"/>
+              <w:start w:w="100" w:type="dxa"/>
+              <w:bottom w:w="90" w:type="dxa"/>
+              <w:end w:w="100" w:type="dxa"/>
+            </w:tcMar>
+            <w:shd w:fill="FFFFFF"/>
+          </w:tcPr>
+          <w:p>
+            <w:pPr>
+              <w:spacing w:before="0" w:after="0" w:line="240" w:lineRule="auto"/>
+              <w:jc w:val="center"/>
+            </w:pPr>
+            <w:r>
+              <w:rPr>
+                <w:rFonts w:ascii="Times New Roman" w:hAnsi="Times New Roman"/>
+                <w:b w:val="0"/>
+                <w:sz w:val="19"/>
+              </w:rPr>
+              <w:t>0,7121 / 0,7526 / +0,0405</w:t>
+            </w:r>
+          </w:p>
+        </w:tc>
+        <w:tc>
+          <w:tcPr>
+            <w:tcW w:type="dxa" w:w="3384"/>
+            <w:vAlign w:val="center"/>
+            <w:tcMar>
+              <w:top w:w="90" w:type="dxa"/>
+              <w:start w:w="100" w:type="dxa"/>
+              <w:bottom w:w="90" w:type="dxa"/>
+              <w:end w:w="100" w:type="dxa"/>
+            </w:tcMar>
+            <w:shd w:fill="FFFFFF"/>
+          </w:tcPr>
+          <w:p>
+            <w:pPr>
+              <w:spacing w:before="0" w:after="0" w:line="240" w:lineRule="auto"/>
+              <w:jc w:val="center"/>
+            </w:pPr>
+            <w:r>
+              <w:rPr>
+                <w:rFonts w:ascii="Times New Roman" w:hAnsi="Times New Roman"/>
+                <w:b w:val="0"/>
+                <w:sz w:val="19"/>
+              </w:rPr>
+              <w:t>0,2364 / 0,3054 / +0,0690</w:t>
+            </w:r>
+          </w:p>
+        </w:tc>
+      </w:tr>
+      <w:tr>
+        <w:tc>
+          <w:tcPr>
+            <w:tcW w:type="dxa" w:w="2232"/>
+            <w:vAlign w:val="center"/>
+            <w:tcMar>
+              <w:top w:w="90" w:type="dxa"/>
+              <w:start w:w="100" w:type="dxa"/>
+              <w:bottom w:w="90" w:type="dxa"/>
+              <w:end w:w="100" w:type="dxa"/>
+            </w:tcMar>
+            <w:shd w:fill="F7FAFC"/>
+          </w:tcPr>
+          <w:p>
+            <w:pPr>
+              <w:spacing w:before="0" w:after="0" w:line="240" w:lineRule="auto"/>
+              <w:jc w:val="left"/>
+            </w:pPr>
+            <w:r>
+              <w:rPr>
+                <w:rFonts w:ascii="Times New Roman" w:hAnsi="Times New Roman"/>
+                <w:b w:val="0"/>
+                <w:sz w:val="19"/>
+              </w:rPr>
+              <w:t>LLaMA 3.1 8B</w:t>
+            </w:r>
+          </w:p>
+        </w:tc>
+        <w:tc>
+          <w:tcPr>
+            <w:tcW w:type="dxa" w:w="3384"/>
+            <w:vAlign w:val="center"/>
+            <w:tcMar>
+              <w:top w:w="90" w:type="dxa"/>
+              <w:start w:w="100" w:type="dxa"/>
+              <w:bottom w:w="90" w:type="dxa"/>
+              <w:end w:w="100" w:type="dxa"/>
+            </w:tcMar>
+            <w:shd w:fill="F7FAFC"/>
+          </w:tcPr>
+          <w:p>
+            <w:pPr>
+              <w:spacing w:before="0" w:after="0" w:line="240" w:lineRule="auto"/>
+              <w:jc w:val="center"/>
+            </w:pPr>
+            <w:r>
+              <w:rPr>
+                <w:rFonts w:ascii="Times New Roman" w:hAnsi="Times New Roman"/>
+                <w:b w:val="0"/>
+                <w:sz w:val="19"/>
+              </w:rPr>
+              <w:t>0,7151 / 0,7213 / +0,0061</w:t>
+            </w:r>
+          </w:p>
+        </w:tc>
+        <w:tc>
+          <w:tcPr>
+            <w:tcW w:type="dxa" w:w="3384"/>
+            <w:vAlign w:val="center"/>
+            <w:tcMar>
+              <w:top w:w="90" w:type="dxa"/>
+              <w:start w:w="100" w:type="dxa"/>
+              <w:bottom w:w="90" w:type="dxa"/>
+              <w:end w:w="100" w:type="dxa"/>
+            </w:tcMar>
+            <w:shd w:fill="F7FAFC"/>
+          </w:tcPr>
+          <w:p>
+            <w:pPr>
+              <w:spacing w:before="0" w:after="0" w:line="240" w:lineRule="auto"/>
+              <w:jc w:val="center"/>
+            </w:pPr>
+            <w:r>
+              <w:rPr>
+                <w:rFonts w:ascii="Times New Roman" w:hAnsi="Times New Roman"/>
+                <w:b w:val="0"/>
+                <w:sz w:val="19"/>
+              </w:rPr>
+              <w:t>0,2479 / 0,2224 / -0,0255</w:t>
+            </w:r>
+          </w:p>
+        </w:tc>
+      </w:tr>
+      <w:tr>
+        <w:tc>
+          <w:tcPr>
+            <w:tcW w:type="dxa" w:w="2232"/>
+            <w:vAlign w:val="center"/>
+            <w:tcMar>
+              <w:top w:w="90" w:type="dxa"/>
+              <w:start w:w="100" w:type="dxa"/>
+              <w:bottom w:w="90" w:type="dxa"/>
+              <w:end w:w="100" w:type="dxa"/>
+            </w:tcMar>
+            <w:shd w:fill="FFFFFF"/>
+          </w:tcPr>
+          <w:p>
+            <w:pPr>
+              <w:spacing w:before="0" w:after="0" w:line="240" w:lineRule="auto"/>
+              <w:jc w:val="left"/>
+            </w:pPr>
+            <w:r>
+              <w:rPr>
+                <w:rFonts w:ascii="Times New Roman" w:hAnsi="Times New Roman"/>
+                <w:b w:val="0"/>
+                <w:sz w:val="19"/>
+              </w:rPr>
+              <w:t>Mistral</w:t>
+            </w:r>
+          </w:p>
+        </w:tc>
+        <w:tc>
+          <w:tcPr>
+            <w:tcW w:type="dxa" w:w="3384"/>
+            <w:vAlign w:val="center"/>
+            <w:tcMar>
+              <w:top w:w="90" w:type="dxa"/>
+              <w:start w:w="100" w:type="dxa"/>
+              <w:bottom w:w="90" w:type="dxa"/>
+              <w:end w:w="100" w:type="dxa"/>
+            </w:tcMar>
+            <w:shd w:fill="FFFFFF"/>
+          </w:tcPr>
+          <w:p>
+            <w:pPr>
+              <w:spacing w:before="0" w:after="0" w:line="240" w:lineRule="auto"/>
+              <w:jc w:val="center"/>
+            </w:pPr>
+            <w:r>
+              <w:rPr>
+                <w:rFonts w:ascii="Times New Roman" w:hAnsi="Times New Roman"/>
+                <w:b w:val="0"/>
+                <w:sz w:val="19"/>
+              </w:rPr>
+              <w:t>0,7058 / 0,7333 / +0,0275</w:t>
+            </w:r>
+          </w:p>
+        </w:tc>
+        <w:tc>
+          <w:tcPr>
+            <w:tcW w:type="dxa" w:w="3384"/>
+            <w:vAlign w:val="center"/>
+            <w:tcMar>
+              <w:top w:w="90" w:type="dxa"/>
+              <w:start w:w="100" w:type="dxa"/>
+              <w:bottom w:w="90" w:type="dxa"/>
+              <w:end w:w="100" w:type="dxa"/>
+            </w:tcMar>
+            <w:shd w:fill="FFFFFF"/>
+          </w:tcPr>
+          <w:p>
+            <w:pPr>
+              <w:spacing w:before="0" w:after="0" w:line="240" w:lineRule="auto"/>
+              <w:jc w:val="center"/>
+            </w:pPr>
+            <w:r>
+              <w:rPr>
+                <w:rFonts w:ascii="Times New Roman" w:hAnsi="Times New Roman"/>
+                <w:b w:val="0"/>
+                <w:sz w:val="19"/>
+              </w:rPr>
+              <w:t>0,2356 / 0,2770 / +0,0414</w:t>
+            </w:r>
+          </w:p>
+        </w:tc>
+      </w:tr>
+    </w:tbl>
+    <w:p>
+      <w:pPr>
+        <w:spacing w:after="80"/>
+      </w:pPr>
+    </w:p>
+    <w:p>
+      <w:pPr>
+        <w:spacing w:before="0" w:after="160" w:line="360" w:lineRule="auto"/>
+        <w:jc w:val="both"/>
+      </w:pPr>
+      <w:r>
+        <w:rPr>
+          <w:rFonts w:ascii="Times New Roman" w:hAnsi="Times New Roman"/>
+          <w:b w:val="0"/>
+          <w:i w:val="0"/>
+          <w:sz w:val="24"/>
+        </w:rPr>
+        <w:t>GPT-4o mini presentó la mayor mejora agregada y el mejor BERTScore con RAG. Mistral también mejoró en ambas métricas. LLaMA aumentó levemente BERTScore, pero redujo ROUGE-L; además, RAG mejoró su BERTScore en 12 de 20 consultas y su ROUGE-L solo en 7 de 20. Por lo tanto, el efecto no fue uniforme ni entre modelos ni entre consultas.</w:t>
+      </w:r>
+    </w:p>
+    <w:p>
+      <w:pPr>
+        <w:pStyle w:val="Heading2"/>
+        <w:keepNext/>
+      </w:pPr>
+      <w:r>
+        <w:rPr>
+          <w:color w:val="000000"/>
+        </w:rPr>
+        <w:t>6.4 Latencia, tokens y costos</w:t>
+      </w:r>
+    </w:p>
+    <w:p>
+      <w:pPr>
+        <w:keepNext/>
+        <w:spacing w:before="120" w:after="80" w:line="360" w:lineRule="auto"/>
+        <w:jc w:val="center"/>
+      </w:pPr>
+      <w:r>
+        <w:rPr>
+          <w:rFonts w:ascii="Times New Roman" w:hAnsi="Times New Roman"/>
+          <w:b/>
+          <w:i w:val="0"/>
+          <w:sz w:val="22"/>
+        </w:rPr>
+        <w:t>Eficiencia operativa en la comparación controlada</w:t>
+      </w:r>
+    </w:p>
+    <w:tbl>
+      <w:tblPr>
+        <w:tblW w:type="auto" w:w="0"/>
+        <w:jc w:val="center"/>
+        <w:tblLayout w:type="fixed"/>
+        <w:tblLook w:firstColumn="1" w:firstRow="1" w:lastColumn="0" w:lastRow="0" w:noHBand="0" w:noVBand="1" w:val="04A0"/>
+        <w:tblBorders>
+          <w:top w:val="single" w:sz="6" w:space="0" w:color="D9D9D9"/>
+          <w:left w:val="single" w:sz="6" w:space="0" w:color="D9D9D9"/>
+          <w:bottom w:val="single" w:sz="6" w:space="0" w:color="D9D9D9"/>
+          <w:right w:val="single" w:sz="6" w:space="0" w:color="D9D9D9"/>
+          <w:insideH w:val="single" w:sz="6" w:space="0" w:color="D9D9D9"/>
+          <w:insideV w:val="single" w:sz="6" w:space="0" w:color="D9D9D9"/>
+        </w:tblBorders>
+      </w:tblPr>
+      <w:tblGrid>
+        <w:gridCol w:w="2340"/>
+        <w:gridCol w:w="2340"/>
+        <w:gridCol w:w="2340"/>
+        <w:gridCol w:w="2340"/>
+      </w:tblGrid>
+      <w:tr>
+        <w:trPr>
+          <w:tblHeader w:val="true"/>
+        </w:trPr>
+        <w:tc>
+          <w:tcPr>
+            <w:tcW w:type="dxa" w:w="1944"/>
+            <w:vAlign w:val="center"/>
+            <w:tcMar>
+              <w:top w:w="90" w:type="dxa"/>
+              <w:start w:w="100" w:type="dxa"/>
+              <w:bottom w:w="90" w:type="dxa"/>
+              <w:end w:w="100" w:type="dxa"/>
+            </w:tcMar>
+            <w:shd w:fill="D9EAF7"/>
+          </w:tcPr>
+          <w:p>
+            <w:pPr>
+              <w:spacing w:before="0" w:after="0" w:line="240" w:lineRule="auto"/>
+              <w:jc w:val="left"/>
+            </w:pPr>
+            <w:r>
+              <w:rPr>
+                <w:rFonts w:ascii="Times New Roman" w:hAnsi="Times New Roman"/>
+                <w:b/>
+                <w:sz w:val="19"/>
+              </w:rPr>
+              <w:t>Modelo</w:t>
+            </w:r>
+          </w:p>
+        </w:tc>
+        <w:tc>
+          <w:tcPr>
+            <w:tcW w:type="dxa" w:w="2232"/>
+            <w:vAlign w:val="center"/>
+            <w:tcMar>
+              <w:top w:w="90" w:type="dxa"/>
+              <w:start w:w="100" w:type="dxa"/>
+              <w:bottom w:w="90" w:type="dxa"/>
+              <w:end w:w="100" w:type="dxa"/>
+            </w:tcMar>
+            <w:shd w:fill="D9EAF7"/>
+          </w:tcPr>
+          <w:p>
+            <w:pPr>
+              <w:spacing w:before="0" w:after="0" w:line="240" w:lineRule="auto"/>
+              <w:jc w:val="center"/>
+            </w:pPr>
+            <w:r>
+              <w:rPr>
+                <w:rFonts w:ascii="Times New Roman" w:hAnsi="Times New Roman"/>
+                <w:b/>
+                <w:sz w:val="19"/>
+              </w:rPr>
+              <w:t>Latencia base / RAG</w:t>
+            </w:r>
+          </w:p>
+        </w:tc>
+        <w:tc>
+          <w:tcPr>
+            <w:tcW w:type="dxa" w:w="2520"/>
+            <w:vAlign w:val="center"/>
+            <w:tcMar>
+              <w:top w:w="90" w:type="dxa"/>
+              <w:start w:w="100" w:type="dxa"/>
+              <w:bottom w:w="90" w:type="dxa"/>
+              <w:end w:w="100" w:type="dxa"/>
+            </w:tcMar>
+            <w:shd w:fill="D9EAF7"/>
+          </w:tcPr>
+          <w:p>
+            <w:pPr>
+              <w:spacing w:before="0" w:after="0" w:line="240" w:lineRule="auto"/>
+              <w:jc w:val="center"/>
+            </w:pPr>
+            <w:r>
+              <w:rPr>
+                <w:rFonts w:ascii="Times New Roman" w:hAnsi="Times New Roman"/>
+                <w:b/>
+                <w:sz w:val="19"/>
+              </w:rPr>
+              <w:t>Tokens entrada base / RAG</w:t>
+            </w:r>
+          </w:p>
+        </w:tc>
+        <w:tc>
+          <w:tcPr>
+            <w:tcW w:type="dxa" w:w="2592"/>
+            <w:vAlign w:val="center"/>
+            <w:tcMar>
+              <w:top w:w="90" w:type="dxa"/>
+              <w:start w:w="100" w:type="dxa"/>
+              <w:bottom w:w="90" w:type="dxa"/>
+              <w:end w:w="100" w:type="dxa"/>
+            </w:tcMar>
+            <w:shd w:fill="D9EAF7"/>
+          </w:tcPr>
+          <w:p>
+            <w:pPr>
+              <w:spacing w:before="0" w:after="0" w:line="240" w:lineRule="auto"/>
+              <w:jc w:val="center"/>
+            </w:pPr>
+            <w:r>
+              <w:rPr>
+                <w:rFonts w:ascii="Times New Roman" w:hAnsi="Times New Roman"/>
+                <w:b/>
+                <w:sz w:val="19"/>
+              </w:rPr>
+              <w:t>USD por 1.000 base / RAG</w:t>
+            </w:r>
+          </w:p>
+        </w:tc>
+      </w:tr>
+      <w:tr>
+        <w:tc>
+          <w:tcPr>
+            <w:tcW w:type="dxa" w:w="1944"/>
+            <w:vAlign w:val="center"/>
+            <w:tcMar>
+              <w:top w:w="90" w:type="dxa"/>
+              <w:start w:w="100" w:type="dxa"/>
+              <w:bottom w:w="90" w:type="dxa"/>
+              <w:end w:w="100" w:type="dxa"/>
+            </w:tcMar>
+            <w:shd w:fill="FFFFFF"/>
+          </w:tcPr>
+          <w:p>
+            <w:pPr>
+              <w:spacing w:before="0" w:after="0" w:line="240" w:lineRule="auto"/>
+              <w:jc w:val="left"/>
+            </w:pPr>
+            <w:r>
+              <w:rPr>
+                <w:rFonts w:ascii="Times New Roman" w:hAnsi="Times New Roman"/>
+                <w:b w:val="0"/>
+                <w:sz w:val="19"/>
+              </w:rPr>
+              <w:t>GPT-4o mini</w:t>
+            </w:r>
+          </w:p>
+        </w:tc>
+        <w:tc>
+          <w:tcPr>
+            <w:tcW w:type="dxa" w:w="2232"/>
+            <w:vAlign w:val="center"/>
+            <w:tcMar>
+              <w:top w:w="90" w:type="dxa"/>
+              <w:start w:w="100" w:type="dxa"/>
+              <w:bottom w:w="90" w:type="dxa"/>
+              <w:end w:w="100" w:type="dxa"/>
+            </w:tcMar>
+            <w:shd w:fill="FFFFFF"/>
+          </w:tcPr>
+          <w:p>
+            <w:pPr>
+              <w:spacing w:before="0" w:after="0" w:line="240" w:lineRule="auto"/>
+              <w:jc w:val="center"/>
+            </w:pPr>
+            <w:r>
+              <w:rPr>
+                <w:rFonts w:ascii="Times New Roman" w:hAnsi="Times New Roman"/>
+                <w:b w:val="0"/>
+                <w:sz w:val="19"/>
+              </w:rPr>
+              <w:t>1,723 / 1,591 s</w:t>
+            </w:r>
+          </w:p>
+        </w:tc>
+        <w:tc>
+          <w:tcPr>
+            <w:tcW w:type="dxa" w:w="2520"/>
+            <w:vAlign w:val="center"/>
+            <w:tcMar>
+              <w:top w:w="90" w:type="dxa"/>
+              <w:start w:w="100" w:type="dxa"/>
+              <w:bottom w:w="90" w:type="dxa"/>
+              <w:end w:w="100" w:type="dxa"/>
+            </w:tcMar>
+            <w:shd w:fill="FFFFFF"/>
+          </w:tcPr>
+          <w:p>
+            <w:pPr>
+              <w:spacing w:before="0" w:after="0" w:line="240" w:lineRule="auto"/>
+              <w:jc w:val="center"/>
+            </w:pPr>
+            <w:r>
+              <w:rPr>
+                <w:rFonts w:ascii="Times New Roman" w:hAnsi="Times New Roman"/>
+                <w:b w:val="0"/>
+                <w:sz w:val="19"/>
+              </w:rPr>
+              <w:t>1.295 / 12.110</w:t>
+            </w:r>
+          </w:p>
+        </w:tc>
+        <w:tc>
+          <w:tcPr>
+            <w:tcW w:type="dxa" w:w="2592"/>
+            <w:vAlign w:val="center"/>
+            <w:tcMar>
+              <w:top w:w="90" w:type="dxa"/>
+              <w:start w:w="100" w:type="dxa"/>
+              <w:bottom w:w="90" w:type="dxa"/>
+              <w:end w:w="100" w:type="dxa"/>
+            </w:tcMar>
+            <w:shd w:fill="FFFFFF"/>
+          </w:tcPr>
+          <w:p>
+            <w:pPr>
+              <w:spacing w:before="0" w:after="0" w:line="240" w:lineRule="auto"/>
+              <w:jc w:val="center"/>
+            </w:pPr>
+            <w:r>
+              <w:rPr>
+                <w:rFonts w:ascii="Times New Roman" w:hAnsi="Times New Roman"/>
+                <w:b w:val="0"/>
+                <w:sz w:val="19"/>
+              </w:rPr>
+              <w:t>0,0667 / 0,1479</w:t>
+            </w:r>
+          </w:p>
+        </w:tc>
+      </w:tr>
+      <w:tr>
+        <w:tc>
+          <w:tcPr>
+            <w:tcW w:type="dxa" w:w="1944"/>
+            <w:vAlign w:val="center"/>
+            <w:tcMar>
+              <w:top w:w="90" w:type="dxa"/>
+              <w:start w:w="100" w:type="dxa"/>
+              <w:bottom w:w="90" w:type="dxa"/>
+              <w:end w:w="100" w:type="dxa"/>
+            </w:tcMar>
+            <w:shd w:fill="F7FAFC"/>
+          </w:tcPr>
+          <w:p>
+            <w:pPr>
+              <w:spacing w:before="0" w:after="0" w:line="240" w:lineRule="auto"/>
+              <w:jc w:val="left"/>
+            </w:pPr>
+            <w:r>
+              <w:rPr>
+                <w:rFonts w:ascii="Times New Roman" w:hAnsi="Times New Roman"/>
+                <w:b w:val="0"/>
+                <w:sz w:val="19"/>
+              </w:rPr>
+              <w:t>LLaMA 3.1 8B</w:t>
+            </w:r>
+          </w:p>
+        </w:tc>
+        <w:tc>
+          <w:tcPr>
+            <w:tcW w:type="dxa" w:w="2232"/>
+            <w:vAlign w:val="center"/>
+            <w:tcMar>
+              <w:top w:w="90" w:type="dxa"/>
+              <w:start w:w="100" w:type="dxa"/>
+              <w:bottom w:w="90" w:type="dxa"/>
+              <w:end w:w="100" w:type="dxa"/>
+            </w:tcMar>
+            <w:shd w:fill="F7FAFC"/>
+          </w:tcPr>
+          <w:p>
+            <w:pPr>
+              <w:spacing w:before="0" w:after="0" w:line="240" w:lineRule="auto"/>
+              <w:jc w:val="center"/>
+            </w:pPr>
+            <w:r>
+              <w:rPr>
+                <w:rFonts w:ascii="Times New Roman" w:hAnsi="Times New Roman"/>
+                <w:b w:val="0"/>
+                <w:sz w:val="19"/>
+              </w:rPr>
+              <w:t>1,213 / 1,496 s</w:t>
+            </w:r>
+          </w:p>
+        </w:tc>
+        <w:tc>
+          <w:tcPr>
+            <w:tcW w:type="dxa" w:w="2520"/>
+            <w:vAlign w:val="center"/>
+            <w:tcMar>
+              <w:top w:w="90" w:type="dxa"/>
+              <w:start w:w="100" w:type="dxa"/>
+              <w:bottom w:w="90" w:type="dxa"/>
+              <w:end w:w="100" w:type="dxa"/>
+            </w:tcMar>
+            <w:shd w:fill="F7FAFC"/>
+          </w:tcPr>
+          <w:p>
+            <w:pPr>
+              <w:spacing w:before="0" w:after="0" w:line="240" w:lineRule="auto"/>
+              <w:jc w:val="center"/>
+            </w:pPr>
+            <w:r>
+              <w:rPr>
+                <w:rFonts w:ascii="Times New Roman" w:hAnsi="Times New Roman"/>
+                <w:b w:val="0"/>
+                <w:sz w:val="19"/>
+              </w:rPr>
+              <w:t>1.511 / 13.164</w:t>
+            </w:r>
+          </w:p>
+        </w:tc>
+        <w:tc>
+          <w:tcPr>
+            <w:tcW w:type="dxa" w:w="2592"/>
+            <w:vAlign w:val="center"/>
+            <w:tcMar>
+              <w:top w:w="90" w:type="dxa"/>
+              <w:start w:w="100" w:type="dxa"/>
+              <w:bottom w:w="90" w:type="dxa"/>
+              <w:end w:w="100" w:type="dxa"/>
+            </w:tcMar>
+            <w:shd w:fill="F7FAFC"/>
+          </w:tcPr>
+          <w:p>
+            <w:pPr>
+              <w:spacing w:before="0" w:after="0" w:line="240" w:lineRule="auto"/>
+              <w:jc w:val="center"/>
+            </w:pPr>
+            <w:r>
+              <w:rPr>
+                <w:rFonts w:ascii="Times New Roman" w:hAnsi="Times New Roman"/>
+                <w:b w:val="0"/>
+                <w:sz w:val="19"/>
+              </w:rPr>
+              <w:t>0,2325 / 0,2867</w:t>
+            </w:r>
+          </w:p>
+        </w:tc>
+      </w:tr>
+      <w:tr>
+        <w:tc>
+          <w:tcPr>
+            <w:tcW w:type="dxa" w:w="1944"/>
+            <w:vAlign w:val="center"/>
+            <w:tcMar>
+              <w:top w:w="90" w:type="dxa"/>
+              <w:start w:w="100" w:type="dxa"/>
+              <w:bottom w:w="90" w:type="dxa"/>
+              <w:end w:w="100" w:type="dxa"/>
+            </w:tcMar>
+            <w:shd w:fill="FFFFFF"/>
+          </w:tcPr>
+          <w:p>
+            <w:pPr>
+              <w:spacing w:before="0" w:after="0" w:line="240" w:lineRule="auto"/>
+              <w:jc w:val="left"/>
+            </w:pPr>
+            <w:r>
+              <w:rPr>
+                <w:rFonts w:ascii="Times New Roman" w:hAnsi="Times New Roman"/>
+                <w:b w:val="0"/>
+                <w:sz w:val="19"/>
+              </w:rPr>
+              <w:t>Mistral</w:t>
+            </w:r>
+          </w:p>
+        </w:tc>
+        <w:tc>
+          <w:tcPr>
+            <w:tcW w:type="dxa" w:w="2232"/>
+            <w:vAlign w:val="center"/>
+            <w:tcMar>
+              <w:top w:w="90" w:type="dxa"/>
+              <w:start w:w="100" w:type="dxa"/>
+              <w:bottom w:w="90" w:type="dxa"/>
+              <w:end w:w="100" w:type="dxa"/>
+            </w:tcMar>
+            <w:shd w:fill="FFFFFF"/>
+          </w:tcPr>
+          <w:p>
+            <w:pPr>
+              <w:spacing w:before="0" w:after="0" w:line="240" w:lineRule="auto"/>
+              <w:jc w:val="center"/>
+            </w:pPr>
+            <w:r>
+              <w:rPr>
+                <w:rFonts w:ascii="Times New Roman" w:hAnsi="Times New Roman"/>
+                <w:b w:val="0"/>
+                <w:sz w:val="19"/>
+              </w:rPr>
+              <w:t>1,350 / 1,867 s</w:t>
+            </w:r>
+          </w:p>
+        </w:tc>
+        <w:tc>
+          <w:tcPr>
+            <w:tcW w:type="dxa" w:w="2520"/>
+            <w:vAlign w:val="center"/>
+            <w:tcMar>
+              <w:top w:w="90" w:type="dxa"/>
+              <w:start w:w="100" w:type="dxa"/>
+              <w:bottom w:w="90" w:type="dxa"/>
+              <w:end w:w="100" w:type="dxa"/>
+            </w:tcMar>
+            <w:shd w:fill="FFFFFF"/>
+          </w:tcPr>
+          <w:p>
+            <w:pPr>
+              <w:spacing w:before="0" w:after="0" w:line="240" w:lineRule="auto"/>
+              <w:jc w:val="center"/>
+            </w:pPr>
+            <w:r>
+              <w:rPr>
+                <w:rFonts w:ascii="Times New Roman" w:hAnsi="Times New Roman"/>
+                <w:b w:val="0"/>
+                <w:sz w:val="19"/>
+              </w:rPr>
+              <w:t>1.566 / 15.247</w:t>
+            </w:r>
+          </w:p>
+        </w:tc>
+        <w:tc>
+          <w:tcPr>
+            <w:tcW w:type="dxa" w:w="2592"/>
+            <w:vAlign w:val="center"/>
+            <w:tcMar>
+              <w:top w:w="90" w:type="dxa"/>
+              <w:start w:w="100" w:type="dxa"/>
+              <w:bottom w:w="90" w:type="dxa"/>
+              <w:end w:w="100" w:type="dxa"/>
+            </w:tcMar>
+            <w:shd w:fill="FFFFFF"/>
+          </w:tcPr>
+          <w:p>
+            <w:pPr>
+              <w:spacing w:before="0" w:after="0" w:line="240" w:lineRule="auto"/>
+              <w:jc w:val="center"/>
+            </w:pPr>
+            <w:r>
+              <w:rPr>
+                <w:rFonts w:ascii="Times New Roman" w:hAnsi="Times New Roman"/>
+                <w:b w:val="0"/>
+                <w:sz w:val="19"/>
+              </w:rPr>
+              <w:t>0,2587 / 0,3579</w:t>
+            </w:r>
+          </w:p>
+        </w:tc>
+      </w:tr>
+    </w:tbl>
+    <w:p>
+      <w:pPr>
+        <w:spacing w:after="80"/>
+      </w:pPr>
+    </w:p>
+    <w:p>
+      <w:pPr>
+        <w:spacing w:before="0" w:after="160" w:line="360" w:lineRule="auto"/>
+        <w:jc w:val="both"/>
+      </w:pPr>
+      <w:r>
+        <w:rPr>
+          <w:rFonts w:ascii="Times New Roman" w:hAnsi="Times New Roman"/>
+          <w:b w:val="0"/>
+          <w:i w:val="0"/>
+          <w:sz w:val="24"/>
+        </w:rPr>
+        <w:t>RAG agregó 0,283 segundos en LLaMA (+23,3 %) y 0,517 segundos en Mistral (+38,3 %). En GPT la latencia media fue 7,6 % menor, aun cuando los tokens de entrada crecieron 9,35 veces. Debido a que la llamada depende de red, carga y proveedor, esa disminución se trata como variabilidad y no como una mejora causada por RAG.</w:t>
+      </w:r>
+    </w:p>
+    <w:p>
+      <w:pPr>
+        <w:spacing w:before="0" w:after="160" w:line="360" w:lineRule="auto"/>
+        <w:jc w:val="both"/>
+      </w:pPr>
+      <w:r>
+        <w:rPr>
+          <w:rFonts w:ascii="Times New Roman" w:hAnsi="Times New Roman"/>
+          <w:b w:val="0"/>
+          <w:i w:val="0"/>
+          <w:sz w:val="24"/>
+        </w:rPr>
+        <w:t>GPT consumió USD 0,001333 para las 20 respuestas del baseline y USD 0,002958 para las 20 con RAG. El costo por 1.000 consultas aumentó en los tres modelos. Bajo el escenario cloud seleccionado, GPT conservó el menor costo por consulta; los modelos abiertos no mostraron la ventaja económica esperada en este piloto. La sensibilidad eléctrica produjo cifras menores, pero no incluye compra, amortización, mantenimiento ni capacidad ociosa del hardware.</w:t>
+      </w:r>
+    </w:p>
+    <w:p>
+      <w:pPr>
+        <w:pStyle w:val="Heading2"/>
+        <w:keepNext/>
+      </w:pPr>
+      <w:r>
+        <w:rPr>
+          <w:color w:val="000000"/>
+        </w:rPr>
+        <w:t>6.5 Aciertos de recuperación y calidad</w:t>
+      </w:r>
+    </w:p>
+    <w:p>
+      <w:pPr>
+        <w:keepNext/>
+        <w:spacing w:before="120" w:after="80" w:line="360" w:lineRule="auto"/>
+        <w:jc w:val="center"/>
+      </w:pPr>
+      <w:r>
+        <w:rPr>
+          <w:rFonts w:ascii="Times New Roman" w:hAnsi="Times New Roman"/>
+          <w:b/>
+          <w:i w:val="0"/>
+          <w:sz w:val="22"/>
+        </w:rPr>
+        <w:t>Calidad media según Hit@3</w:t>
+      </w:r>
+    </w:p>
+    <w:tbl>
+      <w:tblPr>
+        <w:tblW w:type="auto" w:w="0"/>
+        <w:jc w:val="center"/>
+        <w:tblLayout w:type="fixed"/>
+        <w:tblLook w:firstColumn="1" w:firstRow="1" w:lastColumn="0" w:lastRow="0" w:noHBand="0" w:noVBand="1" w:val="04A0"/>
+        <w:tblBorders>
+          <w:top w:val="single" w:sz="6" w:space="0" w:color="D9D9D9"/>
+          <w:left w:val="single" w:sz="6" w:space="0" w:color="D9D9D9"/>
+          <w:bottom w:val="single" w:sz="6" w:space="0" w:color="D9D9D9"/>
+          <w:right w:val="single" w:sz="6" w:space="0" w:color="D9D9D9"/>
+          <w:insideH w:val="single" w:sz="6" w:space="0" w:color="D9D9D9"/>
+          <w:insideV w:val="single" w:sz="6" w:space="0" w:color="D9D9D9"/>
+        </w:tblBorders>
+      </w:tblPr>
+      <w:tblGrid>
+        <w:gridCol w:w="3120"/>
+        <w:gridCol w:w="3120"/>
+        <w:gridCol w:w="3120"/>
+      </w:tblGrid>
+      <w:tr>
+        <w:trPr>
+          <w:tblHeader w:val="true"/>
+        </w:trPr>
+        <w:tc>
+          <w:tcPr>
+            <w:tcW w:type="dxa" w:w="2520"/>
+            <w:vAlign w:val="center"/>
+            <w:tcMar>
+              <w:top w:w="90" w:type="dxa"/>
+              <w:start w:w="100" w:type="dxa"/>
+              <w:bottom w:w="90" w:type="dxa"/>
+              <w:end w:w="100" w:type="dxa"/>
+            </w:tcMar>
+            <w:shd w:fill="D9EAF7"/>
+          </w:tcPr>
+          <w:p>
+            <w:pPr>
+              <w:spacing w:before="0" w:after="0" w:line="240" w:lineRule="auto"/>
+              <w:jc w:val="left"/>
+            </w:pPr>
+            <w:r>
+              <w:rPr>
+                <w:rFonts w:ascii="Times New Roman" w:hAnsi="Times New Roman"/>
+                <w:b/>
+                <w:sz w:val="19"/>
+              </w:rPr>
+              <w:t>Modelo</w:t>
+            </w:r>
+          </w:p>
+        </w:tc>
+        <w:tc>
+          <w:tcPr>
+            <w:tcW w:type="dxa" w:w="3168"/>
+            <w:vAlign w:val="center"/>
+            <w:tcMar>
+              <w:top w:w="90" w:type="dxa"/>
+              <w:start w:w="100" w:type="dxa"/>
+              <w:bottom w:w="90" w:type="dxa"/>
+              <w:end w:w="100" w:type="dxa"/>
+            </w:tcMar>
+            <w:shd w:fill="D9EAF7"/>
+          </w:tcPr>
+          <w:p>
+            <w:pPr>
+              <w:spacing w:before="0" w:after="0" w:line="240" w:lineRule="auto"/>
+              <w:jc w:val="center"/>
+            </w:pPr>
+            <w:r>
+              <w:rPr>
+                <w:rFonts w:ascii="Times New Roman" w:hAnsi="Times New Roman"/>
+                <w:b/>
+                <w:sz w:val="19"/>
+              </w:rPr>
+              <w:t>BERTScore acierto / fallo</w:t>
+            </w:r>
+          </w:p>
+        </w:tc>
+        <w:tc>
+          <w:tcPr>
+            <w:tcW w:type="dxa" w:w="3168"/>
+            <w:vAlign w:val="center"/>
+            <w:tcMar>
+              <w:top w:w="90" w:type="dxa"/>
+              <w:start w:w="100" w:type="dxa"/>
+              <w:bottom w:w="90" w:type="dxa"/>
+              <w:end w:w="100" w:type="dxa"/>
+            </w:tcMar>
+            <w:shd w:fill="D9EAF7"/>
+          </w:tcPr>
+          <w:p>
+            <w:pPr>
+              <w:spacing w:before="0" w:after="0" w:line="240" w:lineRule="auto"/>
+              <w:jc w:val="center"/>
+            </w:pPr>
+            <w:r>
+              <w:rPr>
+                <w:rFonts w:ascii="Times New Roman" w:hAnsi="Times New Roman"/>
+                <w:b/>
+                <w:sz w:val="19"/>
+              </w:rPr>
+              <w:t>ROUGE-L acierto / fallo</w:t>
+            </w:r>
+          </w:p>
+        </w:tc>
+      </w:tr>
+      <w:tr>
+        <w:tc>
+          <w:tcPr>
+            <w:tcW w:type="dxa" w:w="2520"/>
+            <w:vAlign w:val="center"/>
+            <w:tcMar>
+              <w:top w:w="90" w:type="dxa"/>
+              <w:start w:w="100" w:type="dxa"/>
+              <w:bottom w:w="90" w:type="dxa"/>
+              <w:end w:w="100" w:type="dxa"/>
+            </w:tcMar>
+            <w:shd w:fill="FFFFFF"/>
+          </w:tcPr>
+          <w:p>
+            <w:pPr>
+              <w:spacing w:before="0" w:after="0" w:line="240" w:lineRule="auto"/>
+              <w:jc w:val="left"/>
+            </w:pPr>
+            <w:r>
+              <w:rPr>
+                <w:rFonts w:ascii="Times New Roman" w:hAnsi="Times New Roman"/>
+                <w:b w:val="0"/>
+                <w:sz w:val="19"/>
+              </w:rPr>
+              <w:t>GPT-4o mini</w:t>
+            </w:r>
+          </w:p>
+        </w:tc>
+        <w:tc>
+          <w:tcPr>
+            <w:tcW w:type="dxa" w:w="3168"/>
+            <w:vAlign w:val="center"/>
+            <w:tcMar>
+              <w:top w:w="90" w:type="dxa"/>
+              <w:start w:w="100" w:type="dxa"/>
+              <w:bottom w:w="90" w:type="dxa"/>
+              <w:end w:w="100" w:type="dxa"/>
+            </w:tcMar>
+            <w:shd w:fill="FFFFFF"/>
+          </w:tcPr>
+          <w:p>
+            <w:pPr>
+              <w:spacing w:before="0" w:after="0" w:line="240" w:lineRule="auto"/>
+              <w:jc w:val="center"/>
+            </w:pPr>
+            <w:r>
+              <w:rPr>
+                <w:rFonts w:ascii="Times New Roman" w:hAnsi="Times New Roman"/>
+                <w:b w:val="0"/>
+                <w:sz w:val="19"/>
+              </w:rPr>
+              <w:t>0,7539 / 0,7407</w:t>
+            </w:r>
+          </w:p>
+        </w:tc>
+        <w:tc>
+          <w:tcPr>
+            <w:tcW w:type="dxa" w:w="3168"/>
+            <w:vAlign w:val="center"/>
+            <w:tcMar>
+              <w:top w:w="90" w:type="dxa"/>
+              <w:start w:w="100" w:type="dxa"/>
+              <w:bottom w:w="90" w:type="dxa"/>
+              <w:end w:w="100" w:type="dxa"/>
+            </w:tcMar>
+            <w:shd w:fill="FFFFFF"/>
+          </w:tcPr>
+          <w:p>
+            <w:pPr>
+              <w:spacing w:before="0" w:after="0" w:line="240" w:lineRule="auto"/>
+              <w:jc w:val="center"/>
+            </w:pPr>
+            <w:r>
+              <w:rPr>
+                <w:rFonts w:ascii="Times New Roman" w:hAnsi="Times New Roman"/>
+                <w:b w:val="0"/>
+                <w:sz w:val="19"/>
+              </w:rPr>
+              <w:t>0,3089 / 0,2745</w:t>
+            </w:r>
+          </w:p>
+        </w:tc>
+      </w:tr>
+      <w:tr>
+        <w:tc>
+          <w:tcPr>
+            <w:tcW w:type="dxa" w:w="2520"/>
+            <w:vAlign w:val="center"/>
+            <w:tcMar>
+              <w:top w:w="90" w:type="dxa"/>
+              <w:start w:w="100" w:type="dxa"/>
+              <w:bottom w:w="90" w:type="dxa"/>
+              <w:end w:w="100" w:type="dxa"/>
+            </w:tcMar>
+            <w:shd w:fill="F7FAFC"/>
+          </w:tcPr>
+          <w:p>
+            <w:pPr>
+              <w:spacing w:before="0" w:after="0" w:line="240" w:lineRule="auto"/>
+              <w:jc w:val="left"/>
+            </w:pPr>
+            <w:r>
+              <w:rPr>
+                <w:rFonts w:ascii="Times New Roman" w:hAnsi="Times New Roman"/>
+                <w:b w:val="0"/>
+                <w:sz w:val="19"/>
+              </w:rPr>
+              <w:t>LLaMA 3.1 8B</w:t>
+            </w:r>
+          </w:p>
+        </w:tc>
+        <w:tc>
+          <w:tcPr>
+            <w:tcW w:type="dxa" w:w="3168"/>
+            <w:vAlign w:val="center"/>
+            <w:tcMar>
+              <w:top w:w="90" w:type="dxa"/>
+              <w:start w:w="100" w:type="dxa"/>
+              <w:bottom w:w="90" w:type="dxa"/>
+              <w:end w:w="100" w:type="dxa"/>
+            </w:tcMar>
+            <w:shd w:fill="F7FAFC"/>
+          </w:tcPr>
+          <w:p>
+            <w:pPr>
+              <w:spacing w:before="0" w:after="0" w:line="240" w:lineRule="auto"/>
+              <w:jc w:val="center"/>
+            </w:pPr>
+            <w:r>
+              <w:rPr>
+                <w:rFonts w:ascii="Times New Roman" w:hAnsi="Times New Roman"/>
+                <w:b w:val="0"/>
+                <w:sz w:val="19"/>
+              </w:rPr>
+              <w:t>0,7227 / 0,7086</w:t>
+            </w:r>
+          </w:p>
+        </w:tc>
+        <w:tc>
+          <w:tcPr>
+            <w:tcW w:type="dxa" w:w="3168"/>
+            <w:vAlign w:val="center"/>
+            <w:tcMar>
+              <w:top w:w="90" w:type="dxa"/>
+              <w:start w:w="100" w:type="dxa"/>
+              <w:bottom w:w="90" w:type="dxa"/>
+              <w:end w:w="100" w:type="dxa"/>
+            </w:tcMar>
+            <w:shd w:fill="F7FAFC"/>
+          </w:tcPr>
+          <w:p>
+            <w:pPr>
+              <w:spacing w:before="0" w:after="0" w:line="240" w:lineRule="auto"/>
+              <w:jc w:val="center"/>
+            </w:pPr>
+            <w:r>
+              <w:rPr>
+                <w:rFonts w:ascii="Times New Roman" w:hAnsi="Times New Roman"/>
+                <w:b w:val="0"/>
+                <w:sz w:val="19"/>
+              </w:rPr>
+              <w:t>0,2259 / 0,1908</w:t>
+            </w:r>
+          </w:p>
+        </w:tc>
+      </w:tr>
+      <w:tr>
+        <w:tc>
+          <w:tcPr>
+            <w:tcW w:type="dxa" w:w="2520"/>
+            <w:vAlign w:val="center"/>
+            <w:tcMar>
+              <w:top w:w="90" w:type="dxa"/>
+              <w:start w:w="100" w:type="dxa"/>
+              <w:bottom w:w="90" w:type="dxa"/>
+              <w:end w:w="100" w:type="dxa"/>
+            </w:tcMar>
+            <w:shd w:fill="FFFFFF"/>
+          </w:tcPr>
+          <w:p>
+            <w:pPr>
+              <w:spacing w:before="0" w:after="0" w:line="240" w:lineRule="auto"/>
+              <w:jc w:val="left"/>
+            </w:pPr>
+            <w:r>
+              <w:rPr>
+                <w:rFonts w:ascii="Times New Roman" w:hAnsi="Times New Roman"/>
+                <w:b w:val="0"/>
+                <w:sz w:val="19"/>
+              </w:rPr>
+              <w:t>Mistral</w:t>
+            </w:r>
+          </w:p>
+        </w:tc>
+        <w:tc>
+          <w:tcPr>
+            <w:tcW w:type="dxa" w:w="3168"/>
+            <w:vAlign w:val="center"/>
+            <w:tcMar>
+              <w:top w:w="90" w:type="dxa"/>
+              <w:start w:w="100" w:type="dxa"/>
+              <w:bottom w:w="90" w:type="dxa"/>
+              <w:end w:w="100" w:type="dxa"/>
+            </w:tcMar>
+            <w:shd w:fill="FFFFFF"/>
+          </w:tcPr>
+          <w:p>
+            <w:pPr>
+              <w:spacing w:before="0" w:after="0" w:line="240" w:lineRule="auto"/>
+              <w:jc w:val="center"/>
+            </w:pPr>
+            <w:r>
+              <w:rPr>
+                <w:rFonts w:ascii="Times New Roman" w:hAnsi="Times New Roman"/>
+                <w:b w:val="0"/>
+                <w:sz w:val="19"/>
+              </w:rPr>
+              <w:t>0,7365 / 0,7042</w:t>
+            </w:r>
+          </w:p>
+        </w:tc>
+        <w:tc>
+          <w:tcPr>
+            <w:tcW w:type="dxa" w:w="3168"/>
+            <w:vAlign w:val="center"/>
+            <w:tcMar>
+              <w:top w:w="90" w:type="dxa"/>
+              <w:start w:w="100" w:type="dxa"/>
+              <w:bottom w:w="90" w:type="dxa"/>
+              <w:end w:w="100" w:type="dxa"/>
+            </w:tcMar>
+            <w:shd w:fill="FFFFFF"/>
+          </w:tcPr>
+          <w:p>
+            <w:pPr>
+              <w:spacing w:before="0" w:after="0" w:line="240" w:lineRule="auto"/>
+              <w:jc w:val="center"/>
+            </w:pPr>
+            <w:r>
+              <w:rPr>
+                <w:rFonts w:ascii="Times New Roman" w:hAnsi="Times New Roman"/>
+                <w:b w:val="0"/>
+                <w:sz w:val="19"/>
+              </w:rPr>
+              <w:t>0,2859 / 0,1972</w:t>
+            </w:r>
+          </w:p>
+        </w:tc>
+      </w:tr>
+    </w:tbl>
+    <w:p>
+      <w:pPr>
+        <w:spacing w:after="80"/>
+      </w:pPr>
+    </w:p>
+    <w:p>
+      <w:pPr>
+        <w:spacing w:before="0" w:after="160" w:line="360" w:lineRule="auto"/>
+        <w:jc w:val="both"/>
+      </w:pPr>
+      <w:r>
+        <w:rPr>
+          <w:rFonts w:ascii="Times New Roman" w:hAnsi="Times New Roman"/>
+          <w:b w:val="0"/>
+          <w:i w:val="0"/>
+          <w:sz w:val="24"/>
+        </w:rPr>
+        <w:t>En los tres modelos, las 18 consultas con Hit@3 tuvieron mayor calidad media que los dos fallos. La dirección del resultado es coherente con el diseño de RAG, pero dos observaciones fallidas son insuficientes para estimar con precisión el tamaño del efecto.</w:t>
+      </w:r>
+    </w:p>
+    <w:p>
+      <w:pPr>
+        <w:pStyle w:val="Heading2"/>
+        <w:keepNext/>
+      </w:pPr>
+      <w:r>
+        <w:rPr>
+          <w:color w:val="000000"/>
+        </w:rPr>
+        <w:t>6.6 Discusión de las hipótesis</w:t>
+      </w:r>
+    </w:p>
+    <w:p>
+      <w:pPr>
+        <w:spacing w:before="0" w:after="160" w:line="360" w:lineRule="auto"/>
+        <w:jc w:val="both"/>
+      </w:pPr>
+      <w:r>
+        <w:rPr>
+          <w:rFonts w:ascii="Times New Roman" w:hAnsi="Times New Roman"/>
+          <w:b w:val="0"/>
+          <w:i w:val="0"/>
+          <w:sz w:val="24"/>
+        </w:rPr>
+        <w:t>La Hipótesis 1 recibe apoyo parcial. Mistral quedó a 0,0193 puntos de GPT en BERTScore con RAG, mientras que LLaMA quedó a 0,0313. La cercanía observada en Mistral es compatible con una calidad comparable, pero el piloto no define equivalencia estadística.</w:t>
+      </w:r>
+    </w:p>
+    <w:p>
+      <w:pPr>
+        <w:spacing w:before="0" w:after="160" w:line="360" w:lineRule="auto"/>
+        <w:jc w:val="both"/>
+      </w:pPr>
+      <w:r>
+        <w:rPr>
+          <w:rFonts w:ascii="Times New Roman" w:hAnsi="Times New Roman"/>
+          <w:b w:val="0"/>
+          <w:i w:val="0"/>
+          <w:sz w:val="24"/>
+        </w:rPr>
+        <w:t>La Hipótesis 2 no recibe apoyo en esta iteración. GPT costó USD 0,1479 por 1.000 consultas con RAG, frente a USD 0,2867 de LLaMA y USD 0,3579 de Mistral bajo el escenario cloud. Además, la diferencia de BERTScore entre GPT y LLaMA superó el umbral de 0,02 formulado en la hipótesis.</w:t>
+      </w:r>
+    </w:p>
+    <w:p>
+      <w:pPr>
+        <w:spacing w:before="0" w:after="160" w:line="360" w:lineRule="auto"/>
+        <w:jc w:val="both"/>
+      </w:pPr>
+      <w:r>
+        <w:rPr>
+          <w:rFonts w:ascii="Times New Roman" w:hAnsi="Times New Roman"/>
+          <w:b w:val="0"/>
+          <w:i w:val="0"/>
+          <w:sz w:val="24"/>
+        </w:rPr>
+        <w:t>La Hipótesis 3 tampoco recibe apoyo descriptivo. El índice compuesto exploratorio ubicó primero a GPT-4o mini (0,784), seguido por LLaMA (0,696) y Mistral (0,673). Este índice depende de la normalización dentro de la muestra y de los supuestos de costo; por ello no se utiliza como prueba definitiva.</w:t>
+      </w:r>
+    </w:p>
+    <w:p>
+      <w:pPr>
+        <w:pStyle w:val="Heading2"/>
+        <w:keepNext/>
+      </w:pPr>
+      <w:r>
+        <w:rPr>
+          <w:color w:val="000000"/>
+        </w:rPr>
+        <w:t>6.7 Limitaciones del piloto</w:t>
+      </w:r>
+    </w:p>
+    <w:p>
+      <w:pPr>
+        <w:spacing w:before="0" w:after="80" w:line="360" w:lineRule="auto"/>
+        <w:ind w:left="518" w:hanging="259"/>
+        <w:jc w:val="left"/>
+      </w:pPr>
+      <w:r>
+        <w:rPr>
+          <w:rFonts w:ascii="Times New Roman" w:hAnsi="Times New Roman"/>
+          <w:b w:val="0"/>
+          <w:i w:val="0"/>
+          <w:sz w:val="24"/>
+        </w:rPr>
+        <w:t>• La muestra de 20 consultas por configuración no permite inferencia estadística ni generalización.</w:t>
+      </w:r>
+    </w:p>
+    <w:p>
+      <w:pPr>
+        <w:spacing w:before="0" w:after="80" w:line="360" w:lineRule="auto"/>
+        <w:ind w:left="518" w:hanging="259"/>
+        <w:jc w:val="left"/>
+      </w:pPr>
+      <w:r>
+        <w:rPr>
+          <w:rFonts w:ascii="Times New Roman" w:hAnsi="Times New Roman"/>
+          <w:b w:val="0"/>
+          <w:i w:val="0"/>
+          <w:sz w:val="24"/>
+        </w:rPr>
+        <w:t>• BERTScore y ROUGE-L no reemplazan la evaluación humana de exactitud, utilidad y alucinaciones.</w:t>
+      </w:r>
+    </w:p>
+    <w:p>
+      <w:pPr>
+        <w:spacing w:before="0" w:after="80" w:line="360" w:lineRule="auto"/>
+        <w:ind w:left="518" w:hanging="259"/>
+        <w:jc w:val="left"/>
+      </w:pPr>
+      <w:r>
+        <w:rPr>
+          <w:rFonts w:ascii="Times New Roman" w:hAnsi="Times New Roman"/>
+          <w:b w:val="0"/>
+          <w:i w:val="0"/>
+          <w:sz w:val="24"/>
+        </w:rPr>
+        <w:t>• El corpus de conocimiento es pequeño, sintético y derivado del mismo dominio que la evaluación, aunque se controló el solapamiento.</w:t>
+      </w:r>
+    </w:p>
+    <w:p>
+      <w:pPr>
+        <w:spacing w:before="0" w:after="80" w:line="360" w:lineRule="auto"/>
+        <w:ind w:left="518" w:hanging="259"/>
+        <w:jc w:val="left"/>
+      </w:pPr>
+      <w:r>
+        <w:rPr>
+          <w:rFonts w:ascii="Times New Roman" w:hAnsi="Times New Roman"/>
+          <w:b w:val="0"/>
+          <w:i w:val="0"/>
+          <w:sz w:val="24"/>
+        </w:rPr>
+        <w:t>• Las latencias corresponden a una sesión, una red y un equipo; la API y Ollama pueden variar entre corridas.</w:t>
+      </w:r>
+    </w:p>
+    <w:p>
+      <w:pPr>
+        <w:spacing w:before="0" w:after="80" w:line="360" w:lineRule="auto"/>
+        <w:ind w:left="518" w:hanging="259"/>
+        <w:jc w:val="left"/>
+      </w:pPr>
+      <w:r>
+        <w:rPr>
+          <w:rFonts w:ascii="Times New Roman" w:hAnsi="Times New Roman"/>
+          <w:b w:val="0"/>
+          <w:i w:val="0"/>
+          <w:sz w:val="24"/>
+        </w:rPr>
+        <w:t>• El costo cloud combina un precio publicado con latencias locales y debe leerse como escenario comparativo, no como factura observada.</w:t>
+      </w:r>
+    </w:p>
+    <w:p>
+      <w:pPr>
+        <w:spacing w:before="0" w:after="80" w:line="360" w:lineRule="auto"/>
+        <w:ind w:left="518" w:hanging="259"/>
+        <w:jc w:val="left"/>
+      </w:pPr>
+      <w:r>
+        <w:rPr>
+          <w:rFonts w:ascii="Times New Roman" w:hAnsi="Times New Roman"/>
+          <w:b w:val="0"/>
+          <w:i w:val="0"/>
+          <w:sz w:val="24"/>
+        </w:rPr>
+        <w:t>• La potencia de 415 W es una cota de componentes, no una medición de consumo en pared, y el precio eléctrico no es una tarifa argentina.</w:t>
+      </w:r>
+    </w:p>
+    <w:p>
+      <w:pPr>
+        <w:spacing w:before="0" w:after="80" w:line="360" w:lineRule="auto"/>
+        <w:ind w:left="518" w:hanging="259"/>
+        <w:jc w:val="left"/>
+      </w:pPr>
+      <w:r>
+        <w:rPr>
+          <w:rFonts w:ascii="Times New Roman" w:hAnsi="Times New Roman"/>
+          <w:b w:val="0"/>
+          <w:i w:val="0"/>
+          <w:sz w:val="24"/>
+        </w:rPr>
+        <w:t>• La búsqueda exacta es adecuada para 81 documentos, pero su escalabilidad debe validarse con un corpus mayor.</w:t>
+      </w:r>
+    </w:p>
+    <w:p>
+      <w:pPr>
+        <w:pStyle w:val="Heading1"/>
+        <w:pageBreakBefore/>
+        <w:spacing w:after="200" w:before="400" w:lineRule="auto"/>
+        <w:jc w:val="center"/>
+        <w:rPr/>
+      </w:pPr>
+      <w:bookmarkStart w:colFirst="0" w:colLast="0" w:name="_xe7dxo5vlxj0" w:id="30"/>
+      <w:bookmarkEnd w:id="30"/>
+      <w:r>
+        <w:rPr>
+          <w:rtl w:val="0"/>
+        </w:rPr>
+        <w:t xml:space="preserve">Conclusiones</w:t>
+      </w:r>
+    </w:p>
+    <w:p>
+      <w:pPr>
+        <w:spacing w:before="0" w:after="160" w:line="360" w:lineRule="auto"/>
+        <w:jc w:val="both"/>
+      </w:pPr>
+      <w:r>
+        <w:rPr>
+          <w:rFonts w:ascii="Times New Roman" w:hAnsi="Times New Roman"/>
+          <w:b w:val="0"/>
+          <w:i w:val="0"/>
+          <w:sz w:val="24"/>
+        </w:rPr>
+      </w:r>
+    </w:p>
+    <w:p>
+      <w:pPr>
+        <w:spacing w:before="0" w:after="160" w:line="360" w:lineRule="auto"/>
+        <w:jc w:val="both"/>
+      </w:pPr>
+      <w:r>
+        <w:rPr>
+          <w:rFonts w:ascii="Times New Roman" w:hAnsi="Times New Roman"/>
+          <w:b w:val="0"/>
+          <w:i w:val="0"/>
+          <w:sz w:val="24"/>
+        </w:rPr>
+        <w:t>El Subproyecto 2 completa una comparación RAG funcional, trazable y controlada. El recuperador alcanzó Hit@3 de 90 % y las 120 respuestas comparables se generaron sin errores. RAG mejoró el BERTScore medio de los tres modelos, pero no produjo un beneficio uniforme: LLaMA perdió ROUGE-L y los modelos locales aumentaron latencia y costo bajo el escenario cloud.</w:t>
+      </w:r>
+    </w:p>
+    <w:p>
+      <w:pPr>
+        <w:spacing w:before="0" w:after="160" w:line="360" w:lineRule="auto"/>
+        <w:jc w:val="both"/>
+      </w:pPr>
+      <w:r>
+        <w:rPr>
+          <w:rFonts w:ascii="Times New Roman" w:hAnsi="Times New Roman"/>
+          <w:b w:val="0"/>
+          <w:i w:val="0"/>
+          <w:sz w:val="24"/>
+        </w:rPr>
+        <w:t>En este piloto, GPT-4o mini obtuvo la mejor calidad agregada, el menor costo comparativo y la mejor posición en el índice exploratorio. Mistral fue el modelo abierto más cercano en calidad, aunque con mayor latencia y costo. Estos hallazgos no confirman ni rechazan definitivamente las hipótesis: delimitan qué debe validarse con una muestra mayor y evaluación humana.</w:t>
+      </w:r>
+    </w:p>
+    <w:p>
+      <w:pPr>
+        <w:spacing w:before="0" w:after="160" w:line="360" w:lineRule="auto"/>
+        <w:jc w:val="both"/>
+      </w:pPr>
+      <w:r>
+        <w:rPr>
+          <w:rFonts w:ascii="Times New Roman" w:hAnsi="Times New Roman"/>
+          <w:b w:val="0"/>
+          <w:i w:val="0"/>
+          <w:sz w:val="24"/>
+        </w:rPr>
+        <w:t>El aporte de esta iteración es metodológico y técnico. El framework conserva consultas, corpus, auditorías, resultados crudos, resultados evaluados y fuentes de costo; además separa recuperación y generación para que cada etapa pueda repetirse sin alterar las demás.</w:t>
       </w:r>
     </w:p>
     <w:p>
@@ -7553,13 +9907,610 @@
         <w:jc w:val="center"/>
         <w:rPr/>
       </w:pPr>
-      <w:bookmarkStart w:colFirst="0" w:colLast="0" w:name="_t01y384neuv8" w:id="27"/>
-      <w:bookmarkEnd w:id="27"/>
-      <w:r>
-        <w:rPr>
-          <w:rtl w:val="0"/>
-        </w:rPr>
-        <w:t xml:space="preserve">Capítulo 4 - Diseño del Framework</w:t>
+      <w:bookmarkStart w:colFirst="0" w:colLast="0" w:name="_1javjldikxag" w:id="31"/>
+      <w:bookmarkEnd w:id="31"/>
+      <w:r>
+        <w:rPr>
+          <w:rtl w:val="0"/>
+        </w:rPr>
+        <w:t xml:space="preserve">Líneas Futuras de Investigación</w:t>
+      </w:r>
+    </w:p>
+    <w:p>
+      <w:pPr>
+        <w:spacing w:before="0" w:after="160" w:line="360" w:lineRule="auto"/>
+        <w:jc w:val="both"/>
+      </w:pPr>
+      <w:r>
+        <w:rPr>
+          <w:rFonts w:ascii="Times New Roman" w:hAnsi="Times New Roman"/>
+          <w:b w:val="0"/>
+          <w:i w:val="0"/>
+          <w:sz w:val="24"/>
+        </w:rPr>
+      </w:r>
+    </w:p>
+    <w:p>
+      <w:pPr>
+        <w:keepLines/>
+        <w:spacing w:before="0" w:after="40" w:line="240" w:lineRule="auto"/>
+        <w:ind w:left="518" w:hanging="259"/>
+        <w:jc w:val="left"/>
+      </w:pPr>
+      <w:r>
+        <w:rPr>
+          <w:rFonts w:ascii="Times New Roman" w:hAnsi="Times New Roman"/>
+          <w:b w:val="0"/>
+          <w:i w:val="0"/>
+          <w:sz w:val="22"/>
+        </w:rPr>
+        <w:t>• Ampliar la muestra a entre 300 y 500 consultas por configuración y definir las pruebas estadísticas después de revisar la distribución de los datos.</w:t>
+      </w:r>
+    </w:p>
+    <w:p>
+      <w:pPr>
+        <w:keepLines/>
+        <w:spacing w:before="0" w:after="40" w:line="240" w:lineRule="auto"/>
+        <w:ind w:left="518" w:hanging="259"/>
+        <w:jc w:val="left"/>
+      </w:pPr>
+      <w:r>
+        <w:rPr>
+          <w:rFonts w:ascii="Times New Roman" w:hAnsi="Times New Roman"/>
+          <w:b w:val="0"/>
+          <w:i w:val="0"/>
+          <w:sz w:val="22"/>
+        </w:rPr>
+        <w:t>• Incorporar evaluación humana ciega de exactitud, utilidad, completitud y alucinaciones.</w:t>
+      </w:r>
+    </w:p>
+    <w:p>
+      <w:pPr>
+        <w:keepLines/>
+        <w:spacing w:before="0" w:after="40" w:line="240" w:lineRule="auto"/>
+        <w:ind w:left="518" w:hanging="259"/>
+        <w:jc w:val="left"/>
+      </w:pPr>
+      <w:r>
+        <w:rPr>
+          <w:rFonts w:ascii="Times New Roman" w:hAnsi="Times New Roman"/>
+          <w:b w:val="0"/>
+          <w:i w:val="0"/>
+          <w:sz w:val="22"/>
+        </w:rPr>
+        <w:t>• Repetir las mediciones en distintas sesiones y reportar dispersión, intervalos y estabilidad temporal.</w:t>
+      </w:r>
+    </w:p>
+    <w:p>
+      <w:pPr>
+        <w:keepLines/>
+        <w:spacing w:before="0" w:after="40" w:line="240" w:lineRule="auto"/>
+        <w:ind w:left="518" w:hanging="259"/>
+        <w:jc w:val="left"/>
+      </w:pPr>
+      <w:r>
+        <w:rPr>
+          <w:rFonts w:ascii="Times New Roman" w:hAnsi="Times New Roman"/>
+          <w:b w:val="0"/>
+          <w:i w:val="0"/>
+          <w:sz w:val="22"/>
+        </w:rPr>
+        <w:t>• Medir energía con un dispositivo de pared y sustituir el benchmark eléctrico por la tarifa real documentada del lugar de ejecución.</w:t>
+      </w:r>
+    </w:p>
+    <w:p>
+      <w:pPr>
+        <w:keepLines/>
+        <w:spacing w:before="0" w:after="40" w:line="240" w:lineRule="auto"/>
+        <w:ind w:left="518" w:hanging="259"/>
+        <w:jc w:val="left"/>
+      </w:pPr>
+      <w:r>
+        <w:rPr>
+          <w:rFonts w:ascii="Times New Roman" w:hAnsi="Times New Roman"/>
+          <w:b w:val="0"/>
+          <w:i w:val="0"/>
+          <w:sz w:val="22"/>
+        </w:rPr>
+        <w:t>• Evaluar un despliegue cloud real de los modelos abiertos para medir throughput y costo sin combinar hardware local con precio remoto.</w:t>
+      </w:r>
+    </w:p>
+    <w:p>
+      <w:pPr>
+        <w:keepLines/>
+        <w:spacing w:before="0" w:after="40" w:line="240" w:lineRule="auto"/>
+        <w:ind w:left="518" w:hanging="259"/>
+        <w:jc w:val="left"/>
+      </w:pPr>
+      <w:r>
+        <w:rPr>
+          <w:rFonts w:ascii="Times New Roman" w:hAnsi="Times New Roman"/>
+          <w:b w:val="0"/>
+          <w:i w:val="0"/>
+          <w:sz w:val="22"/>
+        </w:rPr>
+        <w:t>• Escalar el corpus y comparar búsqueda exacta con FAISS; incorporar Spark solo cuando el volumen justifique su sobrecosto operativo.</w:t>
+      </w:r>
+    </w:p>
+    <w:p>
+      <w:pPr>
+        <w:keepLines/>
+        <w:spacing w:before="0" w:after="40" w:line="240" w:lineRule="auto"/>
+        <w:ind w:left="518" w:hanging="259"/>
+        <w:jc w:val="left"/>
+      </w:pPr>
+      <w:r>
+        <w:rPr>
+          <w:rFonts w:ascii="Times New Roman" w:hAnsi="Times New Roman"/>
+          <w:b w:val="0"/>
+          <w:i w:val="0"/>
+          <w:sz w:val="22"/>
+        </w:rPr>
+        <w:t>• Agregar una evaluación específica de fidelidad al contexto y mecanismos de rechazo cuando la evidencia recuperada sea insuficiente.</w:t>
+      </w:r>
+    </w:p>
+    <w:p>
+      <w:pPr>
+        <w:pStyle w:val="Heading1"/>
+        <w:pageBreakBefore/>
+        <w:spacing w:after="200" w:before="400" w:lineRule="auto"/>
+        <w:jc w:val="center"/>
+        <w:rPr/>
+      </w:pPr>
+      <w:bookmarkStart w:colFirst="0" w:colLast="0" w:name="_fylbre2ubi46" w:id="32"/>
+      <w:bookmarkEnd w:id="32"/>
+      <w:r>
+        <w:rPr>
+          <w:rtl w:val="0"/>
+        </w:rPr>
+        <w:t xml:space="preserve">Referencias</w:t>
+      </w:r>
+    </w:p>
+    <w:p>
+      <w:pPr>
+        <w:spacing w:before="0" w:after="160" w:line="360" w:lineRule="auto"/>
+        <w:jc w:val="both"/>
+      </w:pPr>
+      <w:r>
+        <w:rPr>
+          <w:rFonts w:ascii="Times New Roman" w:hAnsi="Times New Roman"/>
+          <w:b w:val="0"/>
+          <w:i w:val="0"/>
+          <w:sz w:val="24"/>
+        </w:rPr>
+      </w:r>
+    </w:p>
+    <w:p>
+      <w:pPr>
+        <w:spacing w:before="0" w:after="120" w:line="360" w:lineRule="auto"/>
+        <w:ind w:left="720" w:hanging="720"/>
+        <w:jc w:val="left"/>
+      </w:pPr>
+      <w:r>
+        <w:rPr>
+          <w:rFonts w:ascii="Times New Roman" w:hAnsi="Times New Roman"/>
+          <w:b w:val="0"/>
+          <w:i w:val="0"/>
+          <w:sz w:val="20"/>
+        </w:rPr>
+        <w:t>Advanced Micro Devices, Inc. (s. f.). AMD Ryzen 5 5600X desktop processors. Recuperado el 4 de octubre de 2026, de https://www.amd.com/en/products/processors/desktops/ryzen/5000-series/amd-ryzen-5-5600x.html</w:t>
+      </w:r>
+    </w:p>
+    <w:p>
+      <w:pPr>
+        <w:spacing w:before="0" w:after="120" w:line="360" w:lineRule="auto"/>
+        <w:ind w:left="720" w:hanging="720"/>
+        <w:jc w:val="left"/>
+      </w:pPr>
+      <w:r>
+        <w:rPr>
+          <w:rFonts w:ascii="Times New Roman" w:hAnsi="Times New Roman"/>
+          <w:b w:val="0"/>
+          <w:i w:val="0"/>
+          <w:sz w:val="20"/>
+        </w:rPr>
+        <w:t>Barandoni, S., Chiarello, F., Cascone, L., Marrale, E., y Puccio, S. (2024). Automating customer needs analysis: A comparative study of large language models in the travel industry. arXiv:2404.17975. https://arxiv.org/abs/2404.17975</w:t>
+      </w:r>
+    </w:p>
+    <w:p>
+      <w:pPr>
+        <w:spacing w:before="0" w:after="120" w:line="360" w:lineRule="auto"/>
+        <w:ind w:left="720" w:hanging="720"/>
+        <w:jc w:val="left"/>
+      </w:pPr>
+      <w:r>
+        <w:rPr>
+          <w:rFonts w:ascii="Times New Roman" w:hAnsi="Times New Roman"/>
+          <w:b w:val="0"/>
+          <w:i w:val="0"/>
+          <w:sz w:val="20"/>
+        </w:rPr>
+        <w:t>Bitext. (s. f.). Bitext Customer Support LLM Chatbot Training Dataset [Conjunto de datos]. Hugging Face. Recuperado el 14 de septiembre de 2026, de https://huggingface.co/datasets/bitext/Bitext-customer-support-llm-chatbot-training-dataset</w:t>
+      </w:r>
+    </w:p>
+    <w:p>
+      <w:pPr>
+        <w:spacing w:before="0" w:after="120" w:line="360" w:lineRule="auto"/>
+        <w:ind w:left="720" w:hanging="720"/>
+        <w:jc w:val="left"/>
+      </w:pPr>
+      <w:r>
+        <w:rPr>
+          <w:rFonts w:ascii="Times New Roman" w:hAnsi="Times New Roman"/>
+          <w:b w:val="0"/>
+          <w:i w:val="0"/>
+          <w:sz w:val="20"/>
+        </w:rPr>
+        <w:t>Brown, T. B., Mann, B., Ryder, N., Subbiah, M., Kaplan, J., Dhariwal, P., Neelakantan, A., Shyam, P., Sastry, G., Askell, A., Agarwal, S., Herbert-Voss, A., Krueger, G., Henighan, T., Child, R., Ramesh, A., Ziegler, D. M., Wu, J., Winter, C., … Amodei, D. (2020). Language models are few-shot learners. En Advances in Neural Information Processing Systems (Vol. 33, pp. 1877-1901). Curran Associates.</w:t>
+      </w:r>
+    </w:p>
+    <w:p>
+      <w:pPr>
+        <w:spacing w:before="0" w:after="120" w:line="360" w:lineRule="auto"/>
+        <w:ind w:left="720" w:hanging="720"/>
+        <w:jc w:val="left"/>
+      </w:pPr>
+      <w:r>
+        <w:rPr>
+          <w:rFonts w:ascii="Times New Roman" w:hAnsi="Times New Roman"/>
+          <w:b w:val="0"/>
+          <w:i w:val="0"/>
+          <w:sz w:val="20"/>
+        </w:rPr>
+        <w:t>Casazola Cruz, O. D., Alfaro Mariño, G., Burgos Tejada, J., y Ramos More, O. A. (2021). La usabilidad percibida de los chatbots sobre la atención al cliente en las organizaciones: Una revisión de la literatura. Interfases, (14), 184-204. https://doi.org/10.26439/interfases2021.n014.5401</w:t>
+      </w:r>
+    </w:p>
+    <w:p>
+      <w:pPr>
+        <w:spacing w:before="0" w:after="120" w:line="360" w:lineRule="auto"/>
+        <w:ind w:left="720" w:hanging="720"/>
+        <w:jc w:val="left"/>
+      </w:pPr>
+      <w:r>
+        <w:rPr>
+          <w:rFonts w:ascii="Times New Roman" w:hAnsi="Times New Roman"/>
+          <w:b w:val="0"/>
+          <w:i w:val="0"/>
+          <w:sz w:val="20"/>
+        </w:rPr>
+        <w:t>Devlin, J., Chang, M.-W., Lee, K., y Toutanova, K. (2019). BERT: Pre-training of deep bidirectional transformers for language understanding. En Proceedings of the 2019 Conference of the North American Chapter of the Association for Computational Linguistics: Human Language Technologies (pp. 4171-4186). Association for Computational Linguistics.</w:t>
+      </w:r>
+    </w:p>
+    <w:p>
+      <w:pPr>
+        <w:spacing w:before="0" w:after="120" w:line="360" w:lineRule="auto"/>
+        <w:ind w:left="720" w:hanging="720"/>
+        <w:jc w:val="left"/>
+      </w:pPr>
+      <w:r>
+        <w:rPr>
+          <w:rFonts w:ascii="Times New Roman" w:hAnsi="Times New Roman"/>
+          <w:b w:val="0"/>
+          <w:i w:val="0"/>
+          <w:sz w:val="20"/>
+        </w:rPr>
+        <w:t>Faysal, N. M. (2024). An empirical study on the efficacy of LLM-powered chatbots in basic information retrieval tasks [Master's Project, California State University, San Bernardino]. CSUSB ScholarWorks. https://scholarworks.lib.csusb.edu/etd/1938</w:t>
+      </w:r>
+    </w:p>
+    <w:p>
+      <w:pPr>
+        <w:spacing w:before="0" w:after="120" w:line="360" w:lineRule="auto"/>
+        <w:ind w:left="720" w:hanging="720"/>
+        <w:jc w:val="left"/>
+      </w:pPr>
+      <w:r>
+        <w:rPr>
+          <w:rFonts w:ascii="Times New Roman" w:hAnsi="Times New Roman"/>
+          <w:b w:val="0"/>
+          <w:i w:val="0"/>
+          <w:sz w:val="20"/>
+        </w:rPr>
+        <w:t>Gao, Y., Xiong, Y., Gao, X., Jia, K., Pan, J., Bi, Y., Dai, Y., Sun, J., y Wang, H. (2023). Retrieval-augmented generation for large language models: A survey. arXiv. https://arxiv.org/abs/2312.10997</w:t>
+      </w:r>
+    </w:p>
+    <w:p>
+      <w:pPr>
+        <w:spacing w:before="0" w:after="120" w:line="360" w:lineRule="auto"/>
+        <w:ind w:left="720" w:hanging="720"/>
+        <w:jc w:val="left"/>
+      </w:pPr>
+      <w:r>
+        <w:rPr>
+          <w:rFonts w:ascii="Times New Roman" w:hAnsi="Times New Roman"/>
+          <w:b w:val="0"/>
+          <w:i w:val="0"/>
+          <w:sz w:val="20"/>
+        </w:rPr>
+        <w:t>Garzón-Quiroz, M., Del Campo-Saltos, G., y Loor-Ávila, B. (2025). Análisis sistemático sobre la eficiencia comunicativa entre chatbots basados en reglas y modelos de lenguaje natural. Universitas-XXI, Revista de Ciencias Sociales y Humanas, 42, 167-192. https://doi.org/10.17163/uni.n42.2025.07</w:t>
+      </w:r>
+    </w:p>
+    <w:p>
+      <w:pPr>
+        <w:spacing w:before="0" w:after="120" w:line="360" w:lineRule="auto"/>
+        <w:ind w:left="720" w:hanging="720"/>
+        <w:jc w:val="left"/>
+      </w:pPr>
+      <w:r>
+        <w:rPr>
+          <w:rFonts w:ascii="Times New Roman" w:hAnsi="Times New Roman"/>
+          <w:b w:val="0"/>
+          <w:i w:val="0"/>
+          <w:sz w:val="20"/>
+        </w:rPr>
+        <w:t>Hevner, A. R., March, S. T., Park, J., y Ram, S. (2004). Design science in information systems research. MIS Quarterly, 28(1), 75-105. https://doi.org/10.2307/25148625</w:t>
+      </w:r>
+    </w:p>
+    <w:p>
+      <w:pPr>
+        <w:spacing w:before="0" w:after="120" w:line="360" w:lineRule="auto"/>
+        <w:ind w:left="720" w:hanging="720"/>
+        <w:jc w:val="left"/>
+      </w:pPr>
+      <w:r>
+        <w:rPr>
+          <w:rFonts w:ascii="Times New Roman" w:hAnsi="Times New Roman"/>
+          <w:b w:val="0"/>
+          <w:i w:val="0"/>
+          <w:sz w:val="20"/>
+        </w:rPr>
+        <w:t>Jiang, A. Q., Sablayrolles, A., Mensch, A., Bamford, C., Chaplot, D. S., de las Casas, D., Bressand, F., Lengyel, G., Lample, G., Saulnier, L., Lavaud, L. R., Lachaux, M.-A., Stock, P., Le Scao, T., Lavril, T., Wang, T., Lacroix, T., y El Sayed, W. (2023). Mistral 7B. arXiv. https://arxiv.org/abs/2310.06825</w:t>
+      </w:r>
+    </w:p>
+    <w:p>
+      <w:pPr>
+        <w:spacing w:before="0" w:after="120" w:line="360" w:lineRule="auto"/>
+        <w:ind w:left="720" w:hanging="720"/>
+        <w:jc w:val="left"/>
+      </w:pPr>
+      <w:r>
+        <w:rPr>
+          <w:rFonts w:ascii="Times New Roman" w:hAnsi="Times New Roman"/>
+          <w:b w:val="0"/>
+          <w:i w:val="0"/>
+          <w:sz w:val="20"/>
+        </w:rPr>
+        <w:t>Johnson, J., Douze, M., y Jégou, H. (2019). Billion-scale similarity search with GPUs. IEEE Transactions on Big Data, 7(3), 535-547. https://doi.org/10.1109/TBDATA.2019.2921572</w:t>
+      </w:r>
+    </w:p>
+    <w:p>
+      <w:pPr>
+        <w:spacing w:before="0" w:after="120" w:line="360" w:lineRule="auto"/>
+        <w:ind w:left="720" w:hanging="720"/>
+        <w:jc w:val="left"/>
+      </w:pPr>
+      <w:r>
+        <w:rPr>
+          <w:rFonts w:ascii="Times New Roman" w:hAnsi="Times New Roman"/>
+          <w:b w:val="0"/>
+          <w:i w:val="0"/>
+          <w:sz w:val="20"/>
+        </w:rPr>
+        <w:t>Lambda, Inc. (s. f.). GPU cloud instances. Recuperado el 4 de octubre de 2026, de https://lambda.ai/instances</w:t>
+      </w:r>
+    </w:p>
+    <w:p>
+      <w:pPr>
+        <w:spacing w:before="0" w:after="120" w:line="360" w:lineRule="auto"/>
+        <w:ind w:left="720" w:hanging="720"/>
+        <w:jc w:val="left"/>
+      </w:pPr>
+      <w:r>
+        <w:rPr>
+          <w:rFonts w:ascii="Times New Roman" w:hAnsi="Times New Roman"/>
+          <w:b w:val="0"/>
+          <w:i w:val="0"/>
+          <w:sz w:val="20"/>
+        </w:rPr>
+        <w:t>Lewis, P., Perez, E., Piktus, A., Petroni, F., Karpukhin, V., Goyal, N., Küttler, H., Lewis, M., Yih, W., Rocktäschel, T., Riedel, S., y Kiela, D. (2020). Retrieval-augmented generation for knowledge-intensive NLP tasks. En Advances in Neural Information Processing Systems (Vol. 33, pp. 9459-9474). Curran Associates.</w:t>
+      </w:r>
+    </w:p>
+    <w:p>
+      <w:pPr>
+        <w:spacing w:before="0" w:after="120" w:line="360" w:lineRule="auto"/>
+        <w:ind w:left="720" w:hanging="720"/>
+        <w:jc w:val="left"/>
+      </w:pPr>
+      <w:r>
+        <w:rPr>
+          <w:rFonts w:ascii="Times New Roman" w:hAnsi="Times New Roman"/>
+          <w:b w:val="0"/>
+          <w:i w:val="0"/>
+          <w:sz w:val="20"/>
+        </w:rPr>
+        <w:t>Li, F., Wang, Y., Xu, Y., Wang, S., Liang, J., y Chen, Z. (2024). Performance evaluations of large language models for customer service. International Journal of Machine Learning and Cybernetics. https://doi.org/10.1007/s13042-024-02432-9</w:t>
+      </w:r>
+    </w:p>
+    <w:p>
+      <w:pPr>
+        <w:spacing w:before="0" w:after="120" w:line="360" w:lineRule="auto"/>
+        <w:ind w:left="720" w:hanging="720"/>
+        <w:jc w:val="left"/>
+      </w:pPr>
+      <w:r>
+        <w:rPr>
+          <w:rFonts w:ascii="Times New Roman" w:hAnsi="Times New Roman"/>
+          <w:b w:val="0"/>
+          <w:i w:val="0"/>
+          <w:sz w:val="20"/>
+        </w:rPr>
+        <w:t>Lin, C.-Y. (2004). ROUGE: A package for automatic evaluation of summaries. En Text Summarization Branches Out (pp. 74-81). Association for Computational Linguistics.</w:t>
+      </w:r>
+    </w:p>
+    <w:p>
+      <w:pPr>
+        <w:spacing w:before="0" w:after="120" w:line="360" w:lineRule="auto"/>
+        <w:ind w:left="720" w:hanging="720"/>
+        <w:jc w:val="left"/>
+      </w:pPr>
+      <w:r>
+        <w:rPr>
+          <w:rFonts w:ascii="Times New Roman" w:hAnsi="Times New Roman"/>
+          <w:b w:val="0"/>
+          <w:i w:val="0"/>
+          <w:sz w:val="20"/>
+        </w:rPr>
+        <w:t>NVIDIA Corporation. (s. f.). GeForce RTX 3080 family of graphics cards. Recuperado el 4 de octubre de 2026, de https://www.nvidia.com/en-us/geforce/graphics-cards/30-series/rtx-3080-3080ti/</w:t>
+      </w:r>
+    </w:p>
+    <w:p>
+      <w:pPr>
+        <w:spacing w:before="0" w:after="120" w:line="360" w:lineRule="auto"/>
+        <w:ind w:left="720" w:hanging="720"/>
+        <w:jc w:val="left"/>
+      </w:pPr>
+      <w:r>
+        <w:rPr>
+          <w:rFonts w:ascii="Times New Roman" w:hAnsi="Times New Roman"/>
+          <w:b w:val="0"/>
+          <w:i w:val="0"/>
+          <w:sz w:val="20"/>
+        </w:rPr>
+        <w:t>OpenAI. (s. f.). GPT-4o mini model. Recuperado el 4 de octubre de 2026, de https://developers.openai.com/api/docs/models/gpt-4o-mini</w:t>
+      </w:r>
+    </w:p>
+    <w:p>
+      <w:pPr>
+        <w:spacing w:before="0" w:after="120" w:line="360" w:lineRule="auto"/>
+        <w:ind w:left="720" w:hanging="720"/>
+        <w:jc w:val="left"/>
+      </w:pPr>
+      <w:r>
+        <w:rPr>
+          <w:rFonts w:ascii="Times New Roman" w:hAnsi="Times New Roman"/>
+          <w:b w:val="0"/>
+          <w:i w:val="0"/>
+          <w:sz w:val="20"/>
+        </w:rPr>
+        <w:t>Papineni, K., Roukos, S., Ward, T., y Zhu, W.-J. (2002). BLEU: A method for automatic evaluation of machine translation. En Proceedings of the 40th Annual Meeting of the Association for Computational Linguistics (pp. 311-318). Association for Computational Linguistics.</w:t>
+      </w:r>
+    </w:p>
+    <w:p>
+      <w:pPr>
+        <w:spacing w:before="0" w:after="120" w:line="360" w:lineRule="auto"/>
+        <w:ind w:left="720" w:hanging="720"/>
+        <w:jc w:val="left"/>
+      </w:pPr>
+      <w:r>
+        <w:rPr>
+          <w:rFonts w:ascii="Times New Roman" w:hAnsi="Times New Roman"/>
+          <w:b w:val="0"/>
+          <w:i w:val="0"/>
+          <w:sz w:val="20"/>
+        </w:rPr>
+        <w:t>Touvron, H., Martin, L., Stone, K., Albert, P., Almahairi, A., Babaei, Y., Bashlykov, N., Batra, S., Bhargava, P., Bhosale, S., Bikel, D., Blecher, L., Canton Ferrer, C., Chen, M., Cucurull, G., Esiobu, D., Fernandes, J., Fu, J., Fu, W., … Scialom, T. (2023). Llama 2: Open foundation and fine-tuned chat models. arXiv. https://arxiv.org/abs/2307.09288</w:t>
+      </w:r>
+    </w:p>
+    <w:p>
+      <w:pPr>
+        <w:spacing w:before="0" w:after="120" w:line="360" w:lineRule="auto"/>
+        <w:ind w:left="720" w:hanging="720"/>
+        <w:jc w:val="left"/>
+      </w:pPr>
+      <w:r>
+        <w:rPr>
+          <w:rFonts w:ascii="Times New Roman" w:hAnsi="Times New Roman"/>
+          <w:b w:val="0"/>
+          <w:i w:val="0"/>
+          <w:sz w:val="20"/>
+        </w:rPr>
+        <w:t>U.S. Energy Information Administration. (2026). Table 5.6.A. Average price of electricity to ultimate customers by end-use sector, by state, July 2026 and 2025. Electric Power Monthly. https://www.eia.gov/electricity/monthly/epm_table_grapher.php?t=epmt_5_6_a</w:t>
+      </w:r>
+    </w:p>
+    <w:p>
+      <w:pPr>
+        <w:spacing w:before="0" w:after="120" w:line="360" w:lineRule="auto"/>
+        <w:ind w:left="720" w:hanging="720"/>
+        <w:jc w:val="left"/>
+      </w:pPr>
+      <w:r>
+        <w:rPr>
+          <w:rFonts w:ascii="Times New Roman" w:hAnsi="Times New Roman"/>
+          <w:b w:val="0"/>
+          <w:i w:val="0"/>
+          <w:sz w:val="20"/>
+        </w:rPr>
+        <w:t>Vaswani, A., Shazeer, N., Parmar, N., Uszkoreit, J., Jones, L., Gomez, A. N., Kaiser, Ł., y Polosukhin, I. (2017). Attention is all you need. En Advances in Neural Information Processing Systems (Vol. 30, pp. 5998-6008). Curran Associates.</w:t>
+      </w:r>
+    </w:p>
+    <w:p>
+      <w:pPr>
+        <w:spacing w:before="0" w:after="120" w:line="360" w:lineRule="auto"/>
+        <w:ind w:left="720" w:hanging="720"/>
+        <w:jc w:val="left"/>
+      </w:pPr>
+      <w:r>
+        <w:rPr>
+          <w:rFonts w:ascii="Times New Roman" w:hAnsi="Times New Roman"/>
+          <w:b w:val="0"/>
+          <w:i w:val="0"/>
+          <w:sz w:val="20"/>
+        </w:rPr>
+        <w:t>Vega, A. A., Zambrano, F. D., Cartuche, J. J., y Hernández, D. L. (2025). Desarrollo de un chatbot inteligente con LLM para diagnóstico médico de la enfermedad pulmonar obstructiva crónica. Revista Espacios, 46(6), 196-207. https://doi.org/10.48082/espacios-a25v46n06p17</w:t>
+      </w:r>
+    </w:p>
+    <w:p>
+      <w:pPr>
+        <w:spacing w:before="0" w:after="120" w:line="360" w:lineRule="auto"/>
+        <w:ind w:left="720" w:hanging="720"/>
+        <w:jc w:val="left"/>
+      </w:pPr>
+      <w:r>
+        <w:rPr>
+          <w:rFonts w:ascii="Times New Roman" w:hAnsi="Times New Roman"/>
+          <w:b w:val="0"/>
+          <w:i w:val="0"/>
+          <w:sz w:val="20"/>
+        </w:rPr>
+        <w:t>Zaharia, M., Xin, R. S., Wendell, P., Das, T., Armbrust, M., Dave, A., Meng, X., Rosen, J., Venkataraman, S., Franklin, M. J., Ghodsi, A., Gonzalez, J., Shenker, S., y Stoica, I. (2016). Apache Spark: A unified engine for big data processing. Communications of the ACM, 59(11), 56-65. https://doi.org/10.1145/2934664</w:t>
+      </w:r>
+    </w:p>
+    <w:p>
+      <w:pPr>
+        <w:spacing w:before="0" w:after="120" w:line="360" w:lineRule="auto"/>
+        <w:ind w:left="720" w:hanging="720"/>
+        <w:jc w:val="left"/>
+      </w:pPr>
+      <w:r>
+        <w:rPr>
+          <w:rFonts w:ascii="Times New Roman" w:hAnsi="Times New Roman"/>
+          <w:b w:val="0"/>
+          <w:i w:val="0"/>
+          <w:sz w:val="20"/>
+        </w:rPr>
+        <w:t>Zhang, T., Kishore, V., Wu, F., Weinberger, K. Q., y Artzi, Y. (2020). BERTScore: Evaluating text generation with BERT. En 8th International Conference on Learning Representations (ICLR 2020). OpenReview.</w:t>
+      </w:r>
+    </w:p>
+    <w:p>
+      <w:pPr>
+        <w:spacing w:before="0" w:after="120" w:line="360" w:lineRule="auto"/>
+        <w:ind w:left="720" w:hanging="720"/>
+        <w:jc w:val="left"/>
+      </w:pPr>
+      <w:r>
+        <w:rPr>
+          <w:rFonts w:ascii="Times New Roman" w:hAnsi="Times New Roman"/>
+          <w:b w:val="0"/>
+          <w:i w:val="0"/>
+          <w:sz w:val="20"/>
+        </w:rPr>
+        <w:t>Zheng, L., Chiang, W.-L., Sheng, Y., Zhuang, S., Wu, Z., Zhuang, Y., Lin, Z., Li, Z., Li, D., Xing, E. P., Zhang, H., Gonzalez, J. E., y Stoica, I. (2023). Judging LLM-as-a-judge with MT-Bench and Chatbot Arena. En Advances in Neural Information Processing Systems (Vol. 36). Curran Associates.</w:t>
+      </w:r>
+    </w:p>
+    <w:p>
+      <w:pPr>
+        <w:pStyle w:val="Heading1"/>
+        <w:pageBreakBefore/>
+        <w:spacing w:after="200" w:before="400" w:lineRule="auto"/>
+        <w:jc w:val="center"/>
+        <w:rPr/>
+      </w:pPr>
+      <w:bookmarkStart w:colFirst="0" w:colLast="0" w:name="_1q0j1q3m5z1k" w:id="33"/>
+      <w:bookmarkEnd w:id="33"/>
+      <w:r>
+        <w:rPr>
+          <w:rtl w:val="0"/>
+        </w:rPr>
+        <w:t xml:space="preserve">Anexos y Acrónimos</w:t>
       </w:r>
     </w:p>
     <w:p>
@@ -7581,13 +10532,17 @@
       </w:pPr>
       <w:r>
         <w:rPr>
-          <w:rFonts w:ascii="Times New Roman" w:cs="Times New Roman" w:eastAsia="Times New Roman" w:hAnsi="Times New Roman"/>
-          <w:sz w:val="24"/>
-          <w:szCs w:val="24"/>
-          <w:rtl w:val="0"/>
-        </w:rPr>
-        <w:t>Este capítulo describe la arquitectura del framework propuesto, las decisiones de diseño que lo fundamentan y la interacción entre sus componentes principales: el pipeline de ingesta con Spark, la base de conocimiento vectorial con FAISS/ChromaDB, el módulo de generación de respuestas para cada LLM y el módulo de evaluación automática con BERTScore y ROUGE. Se incluirá un diagrama de arquitectura y la justificación de cada decisión de diseño en función del problema planteado.</w:t>
-      </w:r>
+          <w:rFonts w:ascii="Times New Roman" w:hAnsi="Times New Roman"/>
+          <w:sz w:val="24"/>
+        </w:rPr>
+        <w:t>Archivos de resultados y auditoría disponibles en la carpeta proyecto del repositorio.</w:t>
+      </w:r>
+    </w:p>
+    <w:p>
+      <w:pPr>
+        <w:spacing w:after="0" w:before="0" w:line="360" w:lineRule="auto"/>
+        <w:rPr/>
+      </w:pPr>
       <w:r>
         <w:rPr>
           <w:rtl w:val="0"/>
@@ -7602,1022 +10557,10 @@
       </w:pPr>
       <w:r>
         <w:rPr>
-          <w:rFonts w:ascii="Times New Roman" w:cs="Times New Roman" w:eastAsia="Times New Roman" w:hAnsi="Times New Roman"/>
-          <w:sz w:val="24"/>
-          <w:szCs w:val="24"/>
-          <w:rtl w:val="0"/>
-        </w:rPr>
-        <w:t xml:space="preserve">El framework implementa un cliente unificado de modelos que expone una interfaz común independiente del proveedor subyacente: dado un identificador de modelo y una consulta, devuelve siempre la misma estructura de respuesta (texto generado, latencia, tokens de entrada y salida, y error si corresponde). Esta abstracción permite incorporar nuevos modelos agregando una entrada de configuración, sin modificar el código de generación ni de evaluación.</w:t>
-      </w:r>
-      <w:r>
-        <w:rPr>
-          <w:rtl w:val="0"/>
-        </w:rPr>
-      </w:r>
-    </w:p>
-    <w:p>
-      <w:pPr>
-        <w:spacing w:after="160" w:before="0" w:line="360" w:lineRule="auto"/>
-        <w:jc w:val="both"/>
-        <w:rPr/>
-      </w:pPr>
-      <w:r>
-        <w:rPr>
-          <w:rFonts w:ascii="Times New Roman" w:cs="Times New Roman" w:eastAsia="Times New Roman" w:hAnsi="Times New Roman"/>
-          <w:sz w:val="24"/>
-          <w:szCs w:val="24"/>
-          <w:rtl w:val="0"/>
-        </w:rPr>
-        <w:t xml:space="preserve">Una decisión de diseño central es la del modelo de costo aplicado a los modelos de código abierto. Dado que estos no tienen un precio de API publicado, se calculan dos métricas de costo con roles diferenciados. La primera, el costo de electricidad, estima el consumo energético marginal de ejecutar el modelo localmente, a partir de la potencia térmica de diseño del hardware utilizado y la duración real de inferencia medida en cada consulta; constituye una cota inferior estrictamente medible, sin depender de ninguna cotización externa, aunque subestima el costo total porque no incorpora la amortización del hardware. La segunda, el costo de instancia amortizada, estima el costo de servir el modelo desde una instancia de cómputo en la nube con capacidad de GPU, dividiendo el precio por hora de dicha instancia por la cantidad de consultas que su latencia real permite atender en una hora; esta segunda métrica se adopta como métrica oficial para el contraste de las Hipótesis 2 y 3, por representar de manera más fiel el escenario de despliegue productivo que dichas hipótesis describen. Ambas métricas se calculan y documentan en paralelo, de modo que la robustez de los hallazgos pueda evaluarse frente a ambas estimaciones.</w:t>
-      </w:r>
-      <w:r>
-        <w:rPr>
-          <w:rtl w:val="0"/>
-        </w:rPr>
-      </w:r>
-    </w:p>
-    <w:p>
-      <w:pPr>
-        <w:spacing w:after="0" w:before="0" w:line="360" w:lineRule="auto"/>
-        <w:rPr/>
-      </w:pPr>
-      <w:r>
-        <w:rPr>
-          <w:rtl w:val="0"/>
-        </w:rPr>
-      </w:r>
-    </w:p>
-    <w:p>
-      <w:pPr>
-        <w:pageBreakBefore w:val="1"/>
-        <w:spacing w:after="0" w:before="0" w:line="360" w:lineRule="auto"/>
-        <w:rPr/>
-      </w:pPr>
-      <w:r>
-        <w:rPr>
-          <w:rtl w:val="0"/>
-        </w:rPr>
-      </w:r>
-    </w:p>
-    <w:p>
-      <w:pPr>
-        <w:pStyle w:val="Heading1"/>
-        <w:spacing w:after="200" w:before="400" w:lineRule="auto"/>
-        <w:jc w:val="center"/>
-        <w:rPr/>
-      </w:pPr>
-      <w:bookmarkStart w:colFirst="0" w:colLast="0" w:name="_cp5g65h0480f" w:id="28"/>
-      <w:bookmarkEnd w:id="28"/>
-      <w:r>
-        <w:rPr>
-          <w:rtl w:val="0"/>
-        </w:rPr>
-        <w:t xml:space="preserve">Capítulo 5 - Implementación y Prototipo</w:t>
-      </w:r>
-    </w:p>
-    <w:p>
-      <w:pPr>
-        <w:spacing w:after="0" w:before="0" w:line="360" w:lineRule="auto"/>
-        <w:rPr/>
-      </w:pPr>
-      <w:r>
-        <w:rPr>
-          <w:rtl w:val="0"/>
-        </w:rPr>
-      </w:r>
-    </w:p>
-    <w:p>
-      <w:pPr>
-        <w:spacing w:after="160" w:before="0" w:line="360" w:lineRule="auto"/>
-        <w:jc w:val="both"/>
-        <w:rPr/>
-      </w:pPr>
-      <w:r>
-        <w:rPr>
-          <w:rFonts w:ascii="Times New Roman" w:cs="Times New Roman" w:eastAsia="Times New Roman" w:hAnsi="Times New Roman"/>
-          <w:sz w:val="24"/>
-          <w:szCs w:val="24"/>
-          <w:rtl w:val="0"/>
-        </w:rPr>
-        <w:t>Este capítulo detalla el stack tecnológico completo (PySpark, LangChain, FAISS, RAGAS, Streamlit), la configuración de cada modelo LLM evaluado, el proceso de integración del RAG y la construcción del dashboard interactivo. Se incluirá código fuente relevante y capturas del prototipo funcional.</w:t>
-      </w:r>
-      <w:r>
-        <w:rPr>
-          <w:rtl w:val="0"/>
-        </w:rPr>
-      </w:r>
-    </w:p>
-    <w:p>
-      <w:pPr>
-        <w:spacing w:after="160" w:before="0" w:line="360" w:lineRule="auto"/>
-        <w:jc w:val="both"/>
-        <w:rPr/>
-      </w:pPr>
-      <w:r>
-        <w:rPr>
-          <w:rFonts w:ascii="Times New Roman" w:cs="Times New Roman" w:eastAsia="Times New Roman" w:hAnsi="Times New Roman"/>
-          <w:sz w:val="24"/>
-          <w:szCs w:val="24"/>
-          <w:rtl w:val="0"/>
-        </w:rPr>
-        <w:t xml:space="preserve">En su fase de fundamentos, el prototipo se implementó en Python 3.11. El modelo propietario (GPT-4o mini) se accede mediante la API de OpenAI. Los modelos de código abierto (LLaMA 3.1 8B y Mistral) se ejecutan localmente mediante Ollama, lo que permite medir de forma directa su latencia real y derivar de ella un costo operativo defendible, en lugar de estimarlo. Las métricas de calidad semántica se calculan con las bibliotecas bert-score y rouge-score. La configuración de credenciales se gestiona mediante variables de entorno cargadas con python-dotenv, evitando su exposición en el código fuente.</w:t>
-      </w:r>
-      <w:r>
-        <w:rPr>
-          <w:rtl w:val="0"/>
-        </w:rPr>
-      </w:r>
-    </w:p>
-    <w:p>
-      <w:pPr>
-        <w:spacing w:after="0" w:before="0" w:line="360" w:lineRule="auto"/>
-        <w:rPr/>
-      </w:pPr>
-      <w:r>
-        <w:rPr>
-          <w:rtl w:val="0"/>
-        </w:rPr>
-      </w:r>
-    </w:p>
-    <w:p>
-      <w:pPr>
-        <w:pageBreakBefore w:val="1"/>
-        <w:spacing w:after="0" w:before="0" w:line="360" w:lineRule="auto"/>
-        <w:rPr/>
-      </w:pPr>
-      <w:r>
-        <w:rPr>
-          <w:rtl w:val="0"/>
-        </w:rPr>
-      </w:r>
-    </w:p>
-    <w:p>
-      <w:pPr>
-        <w:pStyle w:val="Heading1"/>
-        <w:spacing w:after="200" w:before="400" w:lineRule="auto"/>
-        <w:jc w:val="center"/>
-        <w:rPr/>
-      </w:pPr>
-      <w:bookmarkStart w:colFirst="0" w:colLast="0" w:name="_kjpof9hrgtgt" w:id="29"/>
-      <w:bookmarkEnd w:id="29"/>
-      <w:r>
-        <w:rPr>
-          <w:rtl w:val="0"/>
-        </w:rPr>
-        <w:t xml:space="preserve">Capítulo 6 - Experimentación y Resultados</w:t>
-      </w:r>
-    </w:p>
-    <w:p>
-      <w:pPr>
-        <w:spacing w:after="0" w:before="0" w:line="360" w:lineRule="auto"/>
-        <w:rPr/>
-      </w:pPr>
-      <w:r>
-        <w:rPr>
-          <w:rtl w:val="0"/>
-        </w:rPr>
-      </w:r>
-    </w:p>
-    <w:p>
-      <w:pPr>
-        <w:spacing w:after="160" w:before="0" w:line="360" w:lineRule="auto"/>
-        <w:jc w:val="both"/>
-        <w:rPr/>
-      </w:pPr>
-      <w:r>
-        <w:rPr>
-          <w:rFonts w:ascii="Times New Roman" w:cs="Times New Roman" w:eastAsia="Times New Roman" w:hAnsi="Times New Roman"/>
-          <w:sz w:val="24"/>
-          <w:szCs w:val="24"/>
-          <w:rtl w:val="0"/>
-        </w:rPr>
-        <w:t>Este capítulo presenta los resultados del experimento comparativo: tablas de métricas por modelo y condición, análisis estadístico de las hipótesis, discusión de los hallazgos y la guía de selección de modelo según perfil organizacional.</w:t>
-      </w:r>
-      <w:r>
-        <w:rPr>
-          <w:rtl w:val="0"/>
-        </w:rPr>
-      </w:r>
-    </w:p>
-    <w:p>
-      <w:pPr>
-        <w:spacing w:after="160" w:before="0" w:line="360" w:lineRule="auto"/>
-        <w:jc w:val="both"/>
-        <w:rPr/>
-      </w:pPr>
-      <w:r>
-        <w:rPr>
-          <w:rFonts w:ascii="Times New Roman" w:cs="Times New Roman" w:eastAsia="Times New Roman" w:hAnsi="Times New Roman"/>
-          <w:sz w:val="24"/>
-          <w:szCs w:val="24"/>
-          <w:rtl w:val="0"/>
-        </w:rPr>
-        <w:t xml:space="preserve">Los resultados del baseline sin RAG, calculados sobre una muestra de 20 consultas por modelo (muestra estratificada traducida al español), se presentan a continuación. GPT-4o mini alcanzó un BERTScore F1 medio de 0.7120, con una latencia media de 1.30 segundos y un costo medio de USD 0.000071 por consulta. LLaMA 3.1 8B, servido localmente mediante Ollama, obtuvo un BERTScore F1 medio de 0.7154, con una latencia media de 6.38 segundos y un costo de instancia amortizada de USD 0.001328 por consulta (frente a una cota inferior de USD 0.000005 por electricidad). Mistral presentó un BERTScore F1 medio de 0.7103, con una latencia media de 9.25 segundos y un costo equivalente de USD 0.001926 por consulta (frente a una cota inferior de USD 0.000008 por electricidad). Estos resultados corresponden exclusivamente a la condición sin RAG, que opera como línea base de control; la condición con RAG se incorpora en la siguiente etapa de este trabajo. Cabe aclarar que los parámetros de costo utilizados para estas estimaciones (consumo eléctrico del hardware, tarifa eléctrica y precio de instancia cloud) son valores provisionales, pendientes de reemplazo por una cotización real y citada; en consecuencia, la magnitud absoluta de las cifras en USD reportadas es provisoria, aunque la comparación relativa entre modelos se mantiene válida al calcularse con los mismos parámetros para los tres.</w:t>
-      </w:r>
-      <w:r>
-        <w:rPr>
-          <w:rtl w:val="0"/>
-        </w:rPr>
-      </w:r>
-    </w:p>
-    <w:p>
-      <w:pPr>
-        <w:spacing w:after="0" w:before="0" w:line="360" w:lineRule="auto"/>
-        <w:rPr/>
-      </w:pPr>
-      <w:r>
-        <w:rPr>
-          <w:rtl w:val="0"/>
-        </w:rPr>
-      </w:r>
-    </w:p>
-    <w:p>
-      <w:pPr>
-        <w:pageBreakBefore w:val="1"/>
-        <w:spacing w:after="0" w:before="0" w:line="360" w:lineRule="auto"/>
-        <w:rPr/>
-      </w:pPr>
-      <w:r>
-        <w:rPr>
-          <w:rtl w:val="0"/>
-        </w:rPr>
-      </w:r>
-    </w:p>
-    <w:p>
-      <w:pPr>
-        <w:pStyle w:val="Heading1"/>
-        <w:spacing w:after="200" w:before="400" w:lineRule="auto"/>
-        <w:jc w:val="center"/>
-        <w:rPr/>
-      </w:pPr>
-      <w:bookmarkStart w:colFirst="0" w:colLast="0" w:name="_xe7dxo5vlxj0" w:id="30"/>
-      <w:bookmarkEnd w:id="30"/>
-      <w:r>
-        <w:rPr>
-          <w:rtl w:val="0"/>
-        </w:rPr>
-        <w:t xml:space="preserve">Conclusiones</w:t>
-      </w:r>
-    </w:p>
-    <w:p>
-      <w:pPr>
-        <w:spacing w:after="0" w:before="0" w:line="360" w:lineRule="auto"/>
-        <w:rPr/>
-      </w:pPr>
-      <w:r>
-        <w:rPr>
-          <w:rtl w:val="0"/>
-        </w:rPr>
-      </w:r>
-    </w:p>
-    <w:p>
-      <w:pPr>
-        <w:spacing w:after="160" w:before="0" w:line="360" w:lineRule="auto"/>
-        <w:jc w:val="both"/>
-        <w:rPr/>
-      </w:pPr>
-      <w:r>
-        <w:rPr>
-          <w:rFonts w:ascii="Times New Roman" w:cs="Times New Roman" w:eastAsia="Times New Roman" w:hAnsi="Times New Roman"/>
-          <w:sz w:val="24"/>
-          <w:szCs w:val="24"/>
-          <w:rtl w:val="0"/>
-        </w:rPr>
-        <w:t xml:space="preserve">[A desarrollar al finalizar la investigación empírica.]</w:t>
-      </w:r>
-      <w:r>
-        <w:rPr>
-          <w:rtl w:val="0"/>
-        </w:rPr>
-      </w:r>
-    </w:p>
-    <w:p>
-      <w:pPr>
-        <w:spacing w:after="0" w:before="0" w:line="360" w:lineRule="auto"/>
-        <w:rPr/>
-      </w:pPr>
-      <w:r>
-        <w:rPr>
-          <w:rtl w:val="0"/>
-        </w:rPr>
-      </w:r>
-    </w:p>
-    <w:p>
-      <w:pPr>
-        <w:pStyle w:val="Heading1"/>
-        <w:spacing w:after="200" w:before="400" w:lineRule="auto"/>
-        <w:jc w:val="center"/>
-        <w:rPr/>
-      </w:pPr>
-      <w:bookmarkStart w:colFirst="0" w:colLast="0" w:name="_1javjldikxag" w:id="31"/>
-      <w:bookmarkEnd w:id="31"/>
-      <w:r>
-        <w:rPr>
-          <w:rtl w:val="0"/>
-        </w:rPr>
-        <w:t xml:space="preserve">Líneas Futuras de Investigación</w:t>
-      </w:r>
-    </w:p>
-    <w:p>
-      <w:pPr>
-        <w:spacing w:after="0" w:before="0" w:line="360" w:lineRule="auto"/>
-        <w:rPr/>
-      </w:pPr>
-      <w:r>
-        <w:rPr>
-          <w:rtl w:val="0"/>
-        </w:rPr>
-      </w:r>
-    </w:p>
-    <w:p>
-      <w:pPr>
-        <w:spacing w:after="160" w:before="0" w:line="360" w:lineRule="auto"/>
-        <w:jc w:val="both"/>
-        <w:rPr/>
-      </w:pPr>
-      <w:r>
-        <w:rPr>
-          <w:rFonts w:ascii="Times New Roman" w:cs="Times New Roman" w:eastAsia="Times New Roman" w:hAnsi="Times New Roman"/>
-          <w:sz w:val="24"/>
-          <w:szCs w:val="24"/>
-          <w:rtl w:val="0"/>
-        </w:rPr>
-        <w:t xml:space="preserve">[A desarrollar al finalizar la investigación empírica.]</w:t>
-      </w:r>
-      <w:r>
-        <w:rPr>
-          <w:rtl w:val="0"/>
-        </w:rPr>
-      </w:r>
-    </w:p>
-    <w:p>
-      <w:pPr>
-        <w:spacing w:after="0" w:before="0" w:line="360" w:lineRule="auto"/>
-        <w:rPr/>
-      </w:pPr>
-      <w:r>
-        <w:rPr>
-          <w:rtl w:val="0"/>
-        </w:rPr>
-      </w:r>
-    </w:p>
-    <w:p>
-      <w:pPr>
-        <w:pageBreakBefore w:val="1"/>
-        <w:spacing w:after="0" w:before="0" w:line="360" w:lineRule="auto"/>
-        <w:rPr/>
-      </w:pPr>
-      <w:r>
-        <w:rPr>
-          <w:rtl w:val="0"/>
-        </w:rPr>
-      </w:r>
-    </w:p>
-    <w:p>
-      <w:pPr>
-        <w:pStyle w:val="Heading1"/>
-        <w:spacing w:after="200" w:before="400" w:lineRule="auto"/>
-        <w:jc w:val="center"/>
-        <w:rPr/>
-      </w:pPr>
-      <w:bookmarkStart w:colFirst="0" w:colLast="0" w:name="_fylbre2ubi46" w:id="32"/>
-      <w:bookmarkEnd w:id="32"/>
-      <w:r>
-        <w:rPr>
-          <w:rtl w:val="0"/>
-        </w:rPr>
-        <w:t xml:space="preserve">Referencias</w:t>
-      </w:r>
-    </w:p>
-    <w:p>
-      <w:pPr>
-        <w:spacing w:after="0" w:before="0" w:line="360" w:lineRule="auto"/>
-        <w:rPr/>
-      </w:pPr>
-      <w:r>
-        <w:rPr>
-          <w:rtl w:val="0"/>
-        </w:rPr>
-      </w:r>
-    </w:p>
-    <w:p>
-      <w:pPr>
-        <w:spacing w:after="160" w:before="0" w:line="360" w:lineRule="auto"/>
-        <w:jc w:val="both"/>
-        <w:rPr/>
-      </w:pPr>
-      <w:r>
-        <w:rPr>
-          <w:rFonts w:ascii="Times New Roman" w:cs="Times New Roman" w:eastAsia="Times New Roman" w:hAnsi="Times New Roman"/>
-          <w:sz w:val="24"/>
-          <w:szCs w:val="24"/>
-          <w:rtl w:val="0"/>
-        </w:rPr>
-        <w:t xml:space="preserve">Barandoni, S., Chiarello, F., Cascone, L., Marrale, E., y Puccio, S. (2024). Automating customer needs analysis: A comparative study of large language models in the travel industry. arXiv:2404.17975. https://arxiv.org/abs/2404.17975</w:t>
-      </w:r>
-      <w:r>
-        <w:rPr>
-          <w:rtl w:val="0"/>
-        </w:rPr>
-      </w:r>
-    </w:p>
-    <w:p>
-      <w:pPr>
-        <w:spacing w:after="120" w:before="0" w:line="360" w:lineRule="auto"/>
-        <w:ind w:left="720" w:hanging="720"/>
-        <w:jc w:val="both"/>
-        <w:rPr/>
-      </w:pPr>
-      <w:r>
-        <w:rPr>
-          <w:rFonts w:ascii="Times New Roman" w:cs="Times New Roman" w:eastAsia="Times New Roman" w:hAnsi="Times New Roman"/>
-          <w:sz w:val="20"/>
-          <w:szCs w:val="20"/>
-          <w:rtl w:val="0"/>
-        </w:rPr>
-        <w:t xml:space="preserve">Bitext. (s. f.). Bitext Customer Support LLM Chatbot Training Dataset [Conjunto de datos]. Hugging Face. Recuperado el 14 de septiembre de 2026, de </w:t>
-      </w:r>
-      <w:hyperlink r:id="rId15" w:history="1">
-        <w:r>
-          <w:rPr>
-            <w:rStyle w:val="Hyperlink"/>
-            <w:rFonts w:ascii="Times New Roman" w:cs="Times New Roman" w:eastAsia="Times New Roman" w:hAnsi="Times New Roman"/>
-            <w:sz w:val="20"/>
-            <w:szCs w:val="20"/>
-          </w:rPr>
-          <w:t>https://huggingface.co/datasets/bitext/Bitext-customer-support-llm-chatbot-training-dataset</w:t>
-        </w:r>
-      </w:hyperlink>
-    </w:p>
-    <w:p>
-      <w:pPr>
-        <w:spacing w:after="0" w:before="0" w:line="360" w:lineRule="auto"/>
-        <w:rPr/>
-      </w:pPr>
-      <w:r>
-        <w:rPr>
-          <w:rtl w:val="0"/>
-        </w:rPr>
-      </w:r>
-    </w:p>
-    <w:p>
-      <w:pPr>
-        <w:spacing w:after="120" w:before="0" w:line="360" w:lineRule="auto"/>
-        <w:ind w:left="720" w:hanging="720"/>
-        <w:jc w:val="both"/>
-        <w:rPr/>
-      </w:pPr>
-      <w:r>
-        <w:rPr>
-          <w:rFonts w:ascii="Times New Roman" w:cs="Times New Roman" w:eastAsia="Times New Roman" w:hAnsi="Times New Roman"/>
-          <w:sz w:val="20"/>
-          <w:szCs w:val="20"/>
-          <w:rtl w:val="0"/>
-        </w:rPr>
-        <w:t xml:space="preserve">Brown, T. B., Mann, B., Ryder, N., Subbiah, M., Kaplan, J., Dhariwal, P., Neelakantan, A., Shyam, P., Sastry, G., Askell, A., Agarwal, S., Herbert-Voss, A., Krueger, G., Henighan, T., Child, R., Ramesh, A., Ziegler, D. M., Wu, J., Winter, C., … Amodei, D. (2020). Language models are few-shot learners. En Advances in Neural Information Processing Systems (Vol. 33, pp. 1877-1901). Curran Associates.</w:t>
-      </w:r>
-      <w:r>
-        <w:rPr>
-          <w:rtl w:val="0"/>
-        </w:rPr>
-      </w:r>
-    </w:p>
-    <w:p>
-      <w:pPr>
-        <w:spacing w:after="120" w:before="0" w:line="360" w:lineRule="auto"/>
-        <w:ind w:left="720" w:hanging="720"/>
-        <w:jc w:val="both"/>
-        <w:rPr/>
-      </w:pPr>
-      <w:r>
-        <w:rPr>
-          <w:rFonts w:ascii="Times New Roman" w:cs="Times New Roman" w:eastAsia="Times New Roman" w:hAnsi="Times New Roman"/>
-          <w:sz w:val="20"/>
-          <w:szCs w:val="20"/>
-          <w:rtl w:val="0"/>
-        </w:rPr>
-        <w:t xml:space="preserve">Casazola Cruz, O. D., Alfaro Mariño, G., Burgos Tejada, J., y Ramos More, O. A. (2021). La usabilidad percibida de los chatbots sobre la atención al cliente en las organizaciones: Una revisión de la literatura. Interfases, (14), 184-204. https://doi.org/10.26439/interfases2021.n014.5401</w:t>
-      </w:r>
-      <w:r>
-        <w:rPr>
-          <w:rtl w:val="0"/>
-        </w:rPr>
-      </w:r>
-    </w:p>
-    <w:p>
-      <w:pPr>
-        <w:spacing w:after="120" w:before="0" w:line="360" w:lineRule="auto"/>
-        <w:ind w:left="720" w:hanging="720"/>
-        <w:jc w:val="both"/>
-        <w:rPr/>
-      </w:pPr>
-      <w:r>
-        <w:rPr>
-          <w:rFonts w:ascii="Times New Roman" w:cs="Times New Roman" w:eastAsia="Times New Roman" w:hAnsi="Times New Roman"/>
-          <w:sz w:val="20"/>
-          <w:szCs w:val="20"/>
-          <w:rtl w:val="0"/>
-        </w:rPr>
-        <w:t xml:space="preserve">Devlin, J., Chang, M.-W., Lee, K., y Toutanova, K. (2019). BERT: Pre-training of deep bidirectional transformers for language understanding. En Proceedings of the 2019 Conference of the North American Chapter of the Association for Computational Linguistics: Human Language Technologies (pp. 4171-4186). Association for Computational Linguistics.</w:t>
-      </w:r>
-      <w:r>
-        <w:rPr>
-          <w:rtl w:val="0"/>
-        </w:rPr>
-      </w:r>
-    </w:p>
-    <w:p>
-      <w:pPr>
-        <w:spacing w:after="160" w:before="0" w:line="360" w:lineRule="auto"/>
-        <w:jc w:val="both"/>
-        <w:rPr/>
-      </w:pPr>
-      <w:r>
-        <w:rPr>
-          <w:rFonts w:ascii="Times New Roman" w:cs="Times New Roman" w:eastAsia="Times New Roman" w:hAnsi="Times New Roman"/>
-          <w:sz w:val="24"/>
-          <w:szCs w:val="24"/>
-          <w:rtl w:val="0"/>
-        </w:rPr>
-        <w:t xml:space="preserve">Faysal, N. M. (2024). An empirical study on the efficacy of LLM-powered chatbots in basic information retrieval tasks [Master's Project, California State University, San Bernardino]. CSUSB ScholarWorks. https://scholarworks.lib.csusb.edu/etd/1938</w:t>
-      </w:r>
-      <w:r>
-        <w:rPr>
-          <w:rtl w:val="0"/>
-        </w:rPr>
-      </w:r>
-    </w:p>
-    <w:p>
-      <w:pPr>
-        <w:spacing w:after="0" w:before="0" w:line="360" w:lineRule="auto"/>
-        <w:rPr/>
-      </w:pPr>
-      <w:r>
-        <w:rPr>
-          <w:rtl w:val="0"/>
-        </w:rPr>
-      </w:r>
-    </w:p>
-    <w:p>
-      <w:pPr>
-        <w:spacing w:after="120" w:before="0" w:line="360" w:lineRule="auto"/>
-        <w:ind w:left="720" w:hanging="720"/>
-        <w:jc w:val="both"/>
-        <w:rPr/>
-      </w:pPr>
-      <w:r>
-        <w:rPr>
-          <w:rFonts w:ascii="Times New Roman" w:cs="Times New Roman" w:eastAsia="Times New Roman" w:hAnsi="Times New Roman"/>
-          <w:sz w:val="20"/>
-          <w:szCs w:val="20"/>
-          <w:rtl w:val="0"/>
-        </w:rPr>
-        <w:t xml:space="preserve">Gao, Y., Xiong, Y., Gao, X., Jia, K., Pan, J., Bi, Y., Dai, Y., Sun, J., y Wang, H. (2023). Retrieval-augmented generation for large language models: A survey. arXiv. https://arxiv.org/abs/2312.10997</w:t>
-      </w:r>
-      <w:r>
-        <w:rPr>
-          <w:rtl w:val="0"/>
-        </w:rPr>
-      </w:r>
-    </w:p>
-    <w:p>
-      <w:pPr>
-        <w:spacing w:after="160" w:before="0" w:line="360" w:lineRule="auto"/>
-        <w:jc w:val="both"/>
-        <w:rPr/>
-      </w:pPr>
-      <w:r>
-        <w:rPr>
-          <w:rFonts w:ascii="Times New Roman" w:cs="Times New Roman" w:eastAsia="Times New Roman" w:hAnsi="Times New Roman"/>
-          <w:sz w:val="24"/>
-          <w:szCs w:val="24"/>
-          <w:rtl w:val="0"/>
-        </w:rPr>
-        <w:t xml:space="preserve">Garzón-Quiroz, M., Del Campo-Saltos, G., y Loor-Ávila, B. (2025). Análisis sistemático sobre la eficiencia comunicativa entre chatbots basados en reglas y modelos de lenguaje natural. Universitas-XXI, Revista de Ciencias Sociales y Humanas, 42, 167-192. https://doi.org/10.17163/uni.n42.2025.07</w:t>
-      </w:r>
-      <w:r>
-        <w:rPr>
-          <w:rtl w:val="0"/>
-        </w:rPr>
-      </w:r>
-    </w:p>
-    <w:p>
-      <w:pPr>
-        <w:spacing w:after="0" w:before="0" w:line="360" w:lineRule="auto"/>
-        <w:rPr/>
-      </w:pPr>
-      <w:r>
-        <w:rPr>
-          <w:rtl w:val="0"/>
-        </w:rPr>
-      </w:r>
-    </w:p>
-    <w:p>
-      <w:pPr>
-        <w:spacing w:after="160" w:before="0" w:line="360" w:lineRule="auto"/>
-        <w:jc w:val="both"/>
-        <w:rPr/>
-      </w:pPr>
-      <w:r>
-        <w:rPr>
-          <w:rFonts w:ascii="Times New Roman" w:cs="Times New Roman" w:eastAsia="Times New Roman" w:hAnsi="Times New Roman"/>
-          <w:sz w:val="24"/>
-          <w:szCs w:val="24"/>
-          <w:rtl w:val="0"/>
-        </w:rPr>
-        <w:t xml:space="preserve">Hevner, A. R., March, S. T., Park, J., y Ram, S. (2004). Design science in information systems research. MIS Quarterly, 28(1), 75-105. https://doi.org/10.2307/25148625</w:t>
-      </w:r>
-      <w:r>
-        <w:rPr>
-          <w:rtl w:val="0"/>
-        </w:rPr>
-      </w:r>
-    </w:p>
-    <w:p>
-      <w:pPr>
-        <w:spacing w:after="0" w:before="0" w:line="360" w:lineRule="auto"/>
-        <w:rPr/>
-      </w:pPr>
-      <w:r>
-        <w:rPr>
-          <w:rtl w:val="0"/>
-        </w:rPr>
-      </w:r>
-    </w:p>
-    <w:p>
-      <w:pPr>
-        <w:spacing w:after="120" w:before="0" w:line="360" w:lineRule="auto"/>
-        <w:ind w:left="720" w:hanging="720"/>
-        <w:jc w:val="both"/>
-        <w:rPr/>
-      </w:pPr>
-      <w:r>
-        <w:rPr>
-          <w:rFonts w:ascii="Times New Roman" w:cs="Times New Roman" w:eastAsia="Times New Roman" w:hAnsi="Times New Roman"/>
-          <w:sz w:val="20"/>
-          <w:szCs w:val="20"/>
-          <w:rtl w:val="0"/>
-        </w:rPr>
-        <w:t xml:space="preserve">Jiang, A. Q., Sablayrolles, A., Mensch, A., Bamford, C., Chaplot, D. S., de las Casas, D., Bressand, F., Lengyel, G., Lample, G., Saulnier, L., Lavaud, L. R., Lachaux, M.-A., Stock, P., Le Scao, T., Lavril, T., Wang, T., Lacroix, T., y El Sayed, W. (2023). Mistral 7B. arXiv. https://arxiv.org/abs/2310.06825</w:t>
-      </w:r>
-      <w:r>
-        <w:rPr>
-          <w:rtl w:val="0"/>
-        </w:rPr>
-      </w:r>
-    </w:p>
-    <w:p>
-      <w:pPr>
-        <w:spacing w:after="120" w:before="0" w:line="360" w:lineRule="auto"/>
-        <w:ind w:left="720" w:hanging="720"/>
-        <w:jc w:val="both"/>
-        <w:rPr/>
-      </w:pPr>
-      <w:r>
-        <w:rPr>
-          <w:rFonts w:ascii="Times New Roman" w:cs="Times New Roman" w:eastAsia="Times New Roman" w:hAnsi="Times New Roman"/>
-          <w:sz w:val="20"/>
-          <w:szCs w:val="20"/>
-          <w:rtl w:val="0"/>
-        </w:rPr>
-        <w:t xml:space="preserve">Johnson, J., Douze, M., y Jégou, H. (2019). Billion-scale similarity search with GPUs. IEEE Transactions on Big Data, 7(3), 535-547. https://doi.org/10.1109/TBDATA.2019.2921572</w:t>
-      </w:r>
-      <w:r>
-        <w:rPr>
-          <w:rtl w:val="0"/>
-        </w:rPr>
-      </w:r>
-    </w:p>
-    <w:p>
-      <w:pPr>
-        <w:spacing w:after="120" w:before="0" w:line="360" w:lineRule="auto"/>
-        <w:ind w:left="720" w:hanging="720"/>
-        <w:jc w:val="both"/>
-        <w:rPr/>
-      </w:pPr>
-      <w:r>
-        <w:rPr>
-          <w:rFonts w:ascii="Times New Roman" w:cs="Times New Roman" w:eastAsia="Times New Roman" w:hAnsi="Times New Roman"/>
-          <w:sz w:val="20"/>
-          <w:szCs w:val="20"/>
-          <w:rtl w:val="0"/>
-        </w:rPr>
-        <w:t xml:space="preserve">Lewis, P., Perez, E., Piktus, A., Petroni, F., Karpukhin, V., Goyal, N., Küttler, H., Lewis, M., Yih, W., Rocktäschel, T., Riedel, S., y Kiela, D. (2020). Retrieval-augmented generation for knowledge-intensive NLP tasks. En Advances in Neural Information Processing Systems (Vol. 33, pp. 9459-9474). Curran Associates.</w:t>
-      </w:r>
-      <w:r>
-        <w:rPr>
-          <w:rtl w:val="0"/>
-        </w:rPr>
-      </w:r>
-    </w:p>
-    <w:p>
-      <w:pPr>
-        <w:spacing w:after="120" w:before="0" w:line="360" w:lineRule="auto"/>
-        <w:ind w:left="720" w:hanging="720"/>
-        <w:jc w:val="both"/>
-        <w:rPr/>
-      </w:pPr>
-      <w:r>
-        <w:rPr>
-          <w:rFonts w:ascii="Times New Roman" w:cs="Times New Roman" w:eastAsia="Times New Roman" w:hAnsi="Times New Roman"/>
-          <w:sz w:val="20"/>
-          <w:szCs w:val="20"/>
-          <w:rtl w:val="0"/>
-        </w:rPr>
-        <w:t xml:space="preserve">Li, F., Wang, Y., Xu, Y., Wang, S., Liang, J., y Chen, Z. (2024). Performance evaluations of large language models for customer service. International Journal of Machine Learning and Cybernetics. https://doi.org/10.1007/s13042-024-02432-9</w:t>
-      </w:r>
-      <w:r>
-        <w:rPr>
-          <w:rtl w:val="0"/>
-        </w:rPr>
-      </w:r>
-    </w:p>
-    <w:p>
-      <w:pPr>
-        <w:spacing w:after="120" w:before="0" w:line="360" w:lineRule="auto"/>
-        <w:ind w:left="720" w:hanging="720"/>
-        <w:jc w:val="both"/>
-        <w:rPr/>
-      </w:pPr>
-      <w:r>
-        <w:rPr>
-          <w:rFonts w:ascii="Times New Roman" w:cs="Times New Roman" w:eastAsia="Times New Roman" w:hAnsi="Times New Roman"/>
-          <w:sz w:val="20"/>
-          <w:szCs w:val="20"/>
-          <w:rtl w:val="0"/>
-        </w:rPr>
-        <w:t xml:space="preserve">Lin, C.-Y. (2004). ROUGE: A package for automatic evaluation of summaries. En Text Summarization Branches Out (pp. 74-81). Association for Computational Linguistics.</w:t>
-      </w:r>
-      <w:r>
-        <w:rPr>
-          <w:rtl w:val="0"/>
-        </w:rPr>
-      </w:r>
-    </w:p>
-    <w:p>
-      <w:pPr>
-        <w:spacing w:after="120" w:before="0" w:line="360" w:lineRule="auto"/>
-        <w:ind w:left="720" w:hanging="720"/>
-        <w:jc w:val="both"/>
-        <w:rPr/>
-      </w:pPr>
-      <w:r>
-        <w:rPr>
-          <w:rFonts w:ascii="Times New Roman" w:cs="Times New Roman" w:eastAsia="Times New Roman" w:hAnsi="Times New Roman"/>
-          <w:sz w:val="20"/>
-          <w:szCs w:val="20"/>
-          <w:rtl w:val="0"/>
-        </w:rPr>
-        <w:t xml:space="preserve">Papineni, K., Roukos, S., Ward, T., y Zhu, W.-J. (2002). BLEU: A method for automatic evaluation of machine translation. En Proceedings of the 40th Annual Meeting of the Association for Computational Linguistics (pp. 311-318). Association for Computational Linguistics.</w:t>
-      </w:r>
-      <w:r>
-        <w:rPr>
-          <w:rtl w:val="0"/>
-        </w:rPr>
-      </w:r>
-    </w:p>
-    <w:p>
-      <w:pPr>
-        <w:spacing w:after="120" w:before="0" w:line="360" w:lineRule="auto"/>
-        <w:ind w:left="720" w:hanging="720"/>
-        <w:jc w:val="both"/>
-        <w:rPr/>
-      </w:pPr>
-      <w:r>
-        <w:rPr>
-          <w:rFonts w:ascii="Times New Roman" w:cs="Times New Roman" w:eastAsia="Times New Roman" w:hAnsi="Times New Roman"/>
-          <w:sz w:val="20"/>
-          <w:szCs w:val="20"/>
-          <w:rtl w:val="0"/>
-        </w:rPr>
-        <w:t xml:space="preserve">Touvron, H., Martin, L., Stone, K., Albert, P., Almahairi, A., Babaei, Y., Bashlykov, N., Batra, S., Bhargava, P., Bhosale, S., Bikel, D., Blecher, L., Canton Ferrer, C., Chen, M., Cucurull, G., Esiobu, D., Fernandes, J., Fu, J., Fu, W., … Scialom, T. (2023). Llama 2: Open foundation and fine-tuned chat models. arXiv. https://arxiv.org/abs/2307.09288</w:t>
-      </w:r>
-      <w:r>
-        <w:rPr>
-          <w:rtl w:val="0"/>
-        </w:rPr>
-      </w:r>
-    </w:p>
-    <w:p>
-      <w:pPr>
-        <w:spacing w:after="120" w:before="0" w:line="360" w:lineRule="auto"/>
-        <w:ind w:left="720" w:hanging="720"/>
-        <w:jc w:val="both"/>
-        <w:rPr/>
-      </w:pPr>
-      <w:r>
-        <w:rPr>
-          <w:rFonts w:ascii="Times New Roman" w:cs="Times New Roman" w:eastAsia="Times New Roman" w:hAnsi="Times New Roman"/>
-          <w:sz w:val="20"/>
-          <w:szCs w:val="20"/>
-          <w:rtl w:val="0"/>
-        </w:rPr>
-        <w:t xml:space="preserve">Vaswani, A., Shazeer, N., Parmar, N., Uszkoreit, J., Jones, L., Gomez, A. N., Kaiser, Ł., y Polosukhin, I. (2017). Attention is all you need. En Advances in Neural Information Processing Systems (Vol. 30, pp. 5998-6008). Curran Associates.</w:t>
-      </w:r>
-      <w:r>
-        <w:rPr>
-          <w:rtl w:val="0"/>
-        </w:rPr>
-      </w:r>
-    </w:p>
-    <w:p>
-      <w:pPr>
-        <w:spacing w:after="160" w:before="0" w:line="360" w:lineRule="auto"/>
-        <w:jc w:val="both"/>
-        <w:rPr/>
-      </w:pPr>
-      <w:r>
-        <w:rPr>
-          <w:rFonts w:ascii="Times New Roman" w:cs="Times New Roman" w:eastAsia="Times New Roman" w:hAnsi="Times New Roman"/>
-          <w:sz w:val="24"/>
-          <w:szCs w:val="24"/>
-          <w:rtl w:val="0"/>
-        </w:rPr>
-        <w:t xml:space="preserve">Vega, A. A., Zambrano, F. D., Cartuche, J. J., y Hernández, D. L. (2025). Desarrollo de un chatbot inteligente con LLM para diagnóstico médico de la enfermedad pulmonar obstructiva crónica. Revista Espacios, 46(6), 196-207. https://doi.org/10.48082/espacios-a25v46n06p17</w:t>
-      </w:r>
-      <w:r>
-        <w:rPr>
-          <w:rtl w:val="0"/>
-        </w:rPr>
-      </w:r>
-    </w:p>
-    <w:p>
-      <w:pPr>
-        <w:spacing w:after="0" w:before="0" w:line="360" w:lineRule="auto"/>
-        <w:rPr/>
-      </w:pPr>
-      <w:r>
-        <w:rPr>
-          <w:rtl w:val="0"/>
-        </w:rPr>
-      </w:r>
-    </w:p>
-    <w:p>
-      <w:pPr>
-        <w:spacing w:after="0" w:before="0" w:line="360" w:lineRule="auto"/>
-        <w:rPr/>
-      </w:pPr>
-      <w:r>
-        <w:rPr>
-          <w:rtl w:val="0"/>
-        </w:rPr>
-      </w:r>
-    </w:p>
-    <w:p>
-      <w:pPr>
-        <w:spacing w:after="120" w:before="0" w:line="360" w:lineRule="auto"/>
-        <w:ind w:left="720" w:hanging="720"/>
-        <w:jc w:val="both"/>
-        <w:rPr/>
-      </w:pPr>
-      <w:r>
-        <w:rPr>
-          <w:rFonts w:ascii="Times New Roman" w:cs="Times New Roman" w:eastAsia="Times New Roman" w:hAnsi="Times New Roman"/>
-          <w:sz w:val="20"/>
-          <w:szCs w:val="20"/>
-          <w:rtl w:val="0"/>
-        </w:rPr>
-        <w:t xml:space="preserve">Zaharia, M., Xin, R. S., Wendell, P., Das, T., Armbrust, M., Dave, A., Meng, X., Rosen, J., Venkataraman, S., Franklin, M. J., Ghodsi, A., Gonzalez, J., Shenker, S., y Stoica, I. (2016). Apache Spark: A unified engine for big data processing. Communications of the ACM, 59(11), 56-65. https://doi.org/10.1145/2934664</w:t>
-      </w:r>
-      <w:r>
-        <w:rPr>
-          <w:rtl w:val="0"/>
-        </w:rPr>
-      </w:r>
-    </w:p>
-    <w:p>
-      <w:pPr>
-        <w:spacing w:after="120" w:before="0" w:line="360" w:lineRule="auto"/>
-        <w:ind w:left="720" w:hanging="720"/>
-        <w:jc w:val="both"/>
-        <w:rPr/>
-      </w:pPr>
-      <w:r>
-        <w:rPr>
-          <w:rFonts w:ascii="Times New Roman" w:cs="Times New Roman" w:eastAsia="Times New Roman" w:hAnsi="Times New Roman"/>
-          <w:sz w:val="20"/>
-          <w:szCs w:val="20"/>
-          <w:rtl w:val="0"/>
-        </w:rPr>
-        <w:t xml:space="preserve">Zhang, T., Kishore, V., Wu, F., Weinberger, K. Q., y Artzi, Y. (2020). BERTScore: Evaluating text generation with BERT. En 8th International Conference on Learning Representations (ICLR 2020). OpenReview.</w:t>
-      </w:r>
-      <w:r>
-        <w:rPr>
-          <w:rtl w:val="0"/>
-        </w:rPr>
-      </w:r>
-    </w:p>
-    <w:p>
-      <w:pPr>
-        <w:spacing w:after="120" w:before="0" w:line="360" w:lineRule="auto"/>
-        <w:ind w:left="720" w:hanging="720"/>
-        <w:jc w:val="both"/>
-        <w:rPr/>
-      </w:pPr>
-      <w:r>
-        <w:rPr>
-          <w:rFonts w:ascii="Times New Roman" w:cs="Times New Roman" w:eastAsia="Times New Roman" w:hAnsi="Times New Roman"/>
-          <w:sz w:val="20"/>
-          <w:szCs w:val="20"/>
-          <w:rtl w:val="0"/>
-        </w:rPr>
-        <w:t xml:space="preserve">Zheng, L., Chiang, W.-L., Sheng, Y., Zhuang, S., Wu, Z., Zhuang, Y., Lin, Z., Li, Z., Li, D., Xing, E. P., Zhang, H., Gonzalez, J. E., y Stoica, I. (2023). Judging LLM-as-a-judge with MT-Bench and Chatbot Arena. En Advances in Neural Information Processing Systems (Vol. 36). Curran Associates.</w:t>
-      </w:r>
-      <w:r>
-        <w:rPr>
-          <w:rtl w:val="0"/>
-        </w:rPr>
-      </w:r>
-    </w:p>
-    <w:p>
-      <w:pPr>
-        <w:pStyle w:val="Heading1"/>
-        <w:spacing w:after="200" w:before="400" w:lineRule="auto"/>
-        <w:jc w:val="center"/>
-        <w:rPr/>
-      </w:pPr>
-      <w:bookmarkStart w:colFirst="0" w:colLast="0" w:name="_1q0j1q3m5z1k" w:id="33"/>
-      <w:bookmarkEnd w:id="33"/>
-      <w:r>
-        <w:rPr>
-          <w:rtl w:val="0"/>
-        </w:rPr>
-        <w:t xml:space="preserve">Anexos y Acrónimos</w:t>
-      </w:r>
-    </w:p>
-    <w:p>
-      <w:pPr>
-        <w:spacing w:after="0" w:before="0" w:line="360" w:lineRule="auto"/>
-        <w:rPr/>
-      </w:pPr>
-      <w:r>
-        <w:rPr>
-          <w:rtl w:val="0"/>
-        </w:rPr>
-      </w:r>
-    </w:p>
-    <w:p>
-      <w:pPr>
-        <w:spacing w:after="160" w:before="0" w:line="360" w:lineRule="auto"/>
-        <w:jc w:val="both"/>
-        <w:rPr/>
-      </w:pPr>
-      <w:r>
-        <w:rPr>
-          <w:rFonts w:ascii="Times New Roman" w:cs="Times New Roman" w:eastAsia="Times New Roman" w:hAnsi="Times New Roman"/>
-          <w:sz w:val="24"/>
-          <w:szCs w:val="24"/>
-          <w:rtl w:val="0"/>
-        </w:rPr>
-        <w:t xml:space="preserve">[A completar en la versión final de la tesis.]</w:t>
-      </w:r>
-      <w:r>
-        <w:rPr>
-          <w:rtl w:val="0"/>
-        </w:rPr>
-      </w:r>
-    </w:p>
-    <w:p>
-      <w:pPr>
-        <w:spacing w:after="0" w:before="0" w:line="360" w:lineRule="auto"/>
-        <w:rPr/>
-      </w:pPr>
-      <w:r>
-        <w:rPr>
-          <w:rtl w:val="0"/>
-        </w:rPr>
-      </w:r>
-    </w:p>
-    <w:p>
-      <w:pPr>
-        <w:spacing w:after="160" w:before="0" w:line="360" w:lineRule="auto"/>
-        <w:jc w:val="both"/>
-        <w:rPr/>
-      </w:pPr>
-      <w:r>
-        <w:rPr>
-          <w:rFonts w:ascii="Times New Roman" w:cs="Times New Roman" w:eastAsia="Times New Roman" w:hAnsi="Times New Roman"/>
-          <w:b w:val="1"/>
-          <w:bCs w:val="1"/>
-          <w:sz w:val="24"/>
-          <w:szCs w:val="24"/>
-          <w:rtl w:val="0"/>
-        </w:rPr>
-        <w:t xml:space="preserve">Siglas utilizadas en el documento: </w:t>
-      </w:r>
-      <w:r>
-        <w:rPr>
-          <w:rFonts w:ascii="Times New Roman" w:cs="Times New Roman" w:eastAsia="Times New Roman" w:hAnsi="Times New Roman"/>
-          <w:sz w:val="24"/>
-          <w:szCs w:val="24"/>
-          <w:rtl w:val="0"/>
-        </w:rPr>
-        <w:t xml:space="preserve">LLM: Large Language Model | RAG: Retrieval-Augmented Generation | NLP: Natural Language Processing | DSR: Design Science Research | FAISS: Facebook AI Similarity Search</w:t>
-      </w:r>
-      <w:r>
-        <w:rPr>
-          <w:rtl w:val="0"/>
-        </w:rPr>
+          <w:rFonts w:ascii="Times New Roman" w:hAnsi="Times New Roman"/>
+          <w:sz w:val="24"/>
+        </w:rPr>
+        <w:t>Siglas utilizadas en el documento: LLM: Large Language Model | RAG: Retrieval-Augmented Generation | NLP: Natural Language Processing | DSR: Design Science Research | FAISS: Facebook AI Similarity Search | API: Application Programming Interface</w:t>
       </w:r>
     </w:p>
     <w:sectPr>

--- a/proyecto/TF_Juan_Bautista_Xifro_2026.docx
+++ b/proyecto/TF_Juan_Bautista_Xifro_2026.docx
@@ -374,7 +374,7 @@
     <w:p>
       <w:pPr>
         <w:pStyle w:val="Heading1"/>
-        <w:spacing w:after="200" w:before="400" w:lineRule="auto"/>
+        <w:spacing w:after="200" w:before="400"/>
         <w:jc w:val="center"/>
         <w:rPr/>
       </w:pPr>
@@ -389,638 +389,589 @@
     </w:p>
     <w:p>
       <w:pPr>
-        <w:spacing w:before="0" w:after="0" w:line="220" w:lineRule="exact"/>
-      </w:pPr>
-      <w:r>
-        <w:rPr>
-          <w:rFonts w:ascii="Times New Roman" w:hAnsi="Times New Roman"/>
-          <w:sz w:val="21"/>
-        </w:rPr>
-        <w:tab/>
+        <w:spacing w:before="0" w:after="60" w:line="360" w:lineRule="auto"/>
+      </w:pPr>
+      <w:r>
+        <w:rPr>
+          <w:rFonts w:ascii="Times New Roman" w:hAnsi="Times New Roman" w:eastAsia="Times New Roman" w:cs="Times New Roman"/>
+          <w:sz w:val="24"/>
+        </w:rPr>
         <w:t>Resumen</w:t>
       </w:r>
     </w:p>
     <w:p>
       <w:pPr>
-        <w:spacing w:before="0" w:after="0" w:line="220" w:lineRule="exact"/>
-      </w:pPr>
-      <w:r>
-        <w:rPr>
-          <w:rFonts w:ascii="Times New Roman" w:hAnsi="Times New Roman"/>
-          <w:sz w:val="21"/>
-        </w:rPr>
-        <w:tab/>
+        <w:spacing w:before="0" w:after="60" w:line="360" w:lineRule="auto"/>
+      </w:pPr>
+      <w:r>
+        <w:rPr>
+          <w:rFonts w:ascii="Times New Roman" w:hAnsi="Times New Roman" w:eastAsia="Times New Roman" w:cs="Times New Roman"/>
+          <w:sz w:val="24"/>
+        </w:rPr>
         <w:t>Palabras Clave</w:t>
       </w:r>
     </w:p>
     <w:p>
       <w:pPr>
-        <w:spacing w:before="0" w:after="0" w:line="220" w:lineRule="exact"/>
-      </w:pPr>
-      <w:r>
-        <w:rPr>
-          <w:rFonts w:ascii="Times New Roman" w:hAnsi="Times New Roman"/>
-          <w:sz w:val="21"/>
-        </w:rPr>
-        <w:tab/>
+        <w:spacing w:before="0" w:after="60" w:line="360" w:lineRule="auto"/>
+      </w:pPr>
+      <w:r>
+        <w:rPr>
+          <w:rFonts w:ascii="Times New Roman" w:hAnsi="Times New Roman" w:eastAsia="Times New Roman" w:cs="Times New Roman"/>
+          <w:sz w:val="24"/>
+        </w:rPr>
         <w:t>Capítulo 1 - Introducción</w:t>
       </w:r>
     </w:p>
     <w:p>
       <w:pPr>
-        <w:spacing w:before="0" w:after="0" w:line="220" w:lineRule="exact"/>
-      </w:pPr>
-      <w:r>
-        <w:rPr>
-          <w:rFonts w:ascii="Times New Roman" w:hAnsi="Times New Roman"/>
-          <w:sz w:val="21"/>
-        </w:rPr>
-        <w:tab/>
+        <w:spacing w:before="0" w:after="60" w:line="360" w:lineRule="auto"/>
+      </w:pPr>
+      <w:r>
+        <w:rPr>
+          <w:rFonts w:ascii="Times New Roman" w:hAnsi="Times New Roman" w:eastAsia="Times New Roman" w:cs="Times New Roman"/>
+          <w:sz w:val="24"/>
+        </w:rPr>
         <w:t xml:space="preserve">    1.1 Identificación y Planteamiento del Problema</w:t>
       </w:r>
     </w:p>
     <w:p>
       <w:pPr>
-        <w:spacing w:before="0" w:after="0" w:line="220" w:lineRule="exact"/>
-      </w:pPr>
-      <w:r>
-        <w:rPr>
-          <w:rFonts w:ascii="Times New Roman" w:hAnsi="Times New Roman"/>
-          <w:sz w:val="21"/>
-        </w:rPr>
-        <w:tab/>
+        <w:spacing w:before="0" w:after="60" w:line="360" w:lineRule="auto"/>
+      </w:pPr>
+      <w:r>
+        <w:rPr>
+          <w:rFonts w:ascii="Times New Roman" w:hAnsi="Times New Roman" w:eastAsia="Times New Roman" w:cs="Times New Roman"/>
+          <w:sz w:val="24"/>
+        </w:rPr>
         <w:t xml:space="preserve">    1.2 Pregunta de Investigación</w:t>
       </w:r>
     </w:p>
     <w:p>
       <w:pPr>
-        <w:spacing w:before="0" w:after="0" w:line="220" w:lineRule="exact"/>
-      </w:pPr>
-      <w:r>
-        <w:rPr>
-          <w:rFonts w:ascii="Times New Roman" w:hAnsi="Times New Roman"/>
-          <w:sz w:val="21"/>
-        </w:rPr>
-        <w:tab/>
+        <w:spacing w:before="0" w:after="60" w:line="360" w:lineRule="auto"/>
+      </w:pPr>
+      <w:r>
+        <w:rPr>
+          <w:rFonts w:ascii="Times New Roman" w:hAnsi="Times New Roman" w:eastAsia="Times New Roman" w:cs="Times New Roman"/>
+          <w:sz w:val="24"/>
+        </w:rPr>
         <w:t xml:space="preserve">    1.3 Hipótesis de Investigación</w:t>
       </w:r>
     </w:p>
     <w:p>
       <w:pPr>
-        <w:spacing w:before="0" w:after="0" w:line="220" w:lineRule="exact"/>
-      </w:pPr>
-      <w:r>
-        <w:rPr>
-          <w:rFonts w:ascii="Times New Roman" w:hAnsi="Times New Roman"/>
-          <w:sz w:val="21"/>
-        </w:rPr>
-        <w:tab/>
+        <w:spacing w:before="0" w:after="60" w:line="360" w:lineRule="auto"/>
+      </w:pPr>
+      <w:r>
+        <w:rPr>
+          <w:rFonts w:ascii="Times New Roman" w:hAnsi="Times New Roman" w:eastAsia="Times New Roman" w:cs="Times New Roman"/>
+          <w:sz w:val="24"/>
+        </w:rPr>
         <w:t xml:space="preserve">    1.4 Objetivos de la Investigación</w:t>
       </w:r>
     </w:p>
     <w:p>
       <w:pPr>
-        <w:spacing w:before="0" w:after="0" w:line="220" w:lineRule="exact"/>
-      </w:pPr>
-      <w:r>
-        <w:rPr>
-          <w:rFonts w:ascii="Times New Roman" w:hAnsi="Times New Roman"/>
-          <w:sz w:val="21"/>
-        </w:rPr>
-        <w:tab/>
+        <w:spacing w:before="0" w:after="60" w:line="360" w:lineRule="auto"/>
+      </w:pPr>
+      <w:r>
+        <w:rPr>
+          <w:rFonts w:ascii="Times New Roman" w:hAnsi="Times New Roman" w:eastAsia="Times New Roman" w:cs="Times New Roman"/>
+          <w:sz w:val="24"/>
+        </w:rPr>
         <w:t xml:space="preserve">        1.4.1 Objetivo General</w:t>
       </w:r>
     </w:p>
     <w:p>
       <w:pPr>
-        <w:spacing w:before="0" w:after="0" w:line="220" w:lineRule="exact"/>
-      </w:pPr>
-      <w:r>
-        <w:rPr>
-          <w:rFonts w:ascii="Times New Roman" w:hAnsi="Times New Roman"/>
-          <w:sz w:val="21"/>
-        </w:rPr>
-        <w:tab/>
+        <w:spacing w:before="0" w:after="60" w:line="360" w:lineRule="auto"/>
+      </w:pPr>
+      <w:r>
+        <w:rPr>
+          <w:rFonts w:ascii="Times New Roman" w:hAnsi="Times New Roman" w:eastAsia="Times New Roman" w:cs="Times New Roman"/>
+          <w:sz w:val="24"/>
+        </w:rPr>
         <w:t xml:space="preserve">        1.4.2 Objetivos Específicos</w:t>
       </w:r>
     </w:p>
     <w:p>
       <w:pPr>
-        <w:spacing w:before="0" w:after="0" w:line="220" w:lineRule="exact"/>
-      </w:pPr>
-      <w:r>
-        <w:rPr>
-          <w:rFonts w:ascii="Times New Roman" w:hAnsi="Times New Roman"/>
-          <w:sz w:val="21"/>
-        </w:rPr>
-        <w:tab/>
+        <w:spacing w:before="0" w:after="60" w:line="360" w:lineRule="auto"/>
+      </w:pPr>
+      <w:r>
+        <w:rPr>
+          <w:rFonts w:ascii="Times New Roman" w:hAnsi="Times New Roman" w:eastAsia="Times New Roman" w:cs="Times New Roman"/>
+          <w:sz w:val="24"/>
+        </w:rPr>
         <w:t xml:space="preserve">    1.5 Justificación del Tema y Tipo de Trabajo</w:t>
       </w:r>
     </w:p>
     <w:p>
       <w:pPr>
-        <w:spacing w:before="0" w:after="0" w:line="220" w:lineRule="exact"/>
-      </w:pPr>
-      <w:r>
-        <w:rPr>
-          <w:rFonts w:ascii="Times New Roman" w:hAnsi="Times New Roman"/>
-          <w:sz w:val="21"/>
-        </w:rPr>
-        <w:tab/>
+        <w:spacing w:before="0" w:after="60" w:line="360" w:lineRule="auto"/>
+      </w:pPr>
+      <w:r>
+        <w:rPr>
+          <w:rFonts w:ascii="Times New Roman" w:hAnsi="Times New Roman" w:eastAsia="Times New Roman" w:cs="Times New Roman"/>
+          <w:sz w:val="24"/>
+        </w:rPr>
         <w:t xml:space="preserve">    1.6 Estructura General de la Tesis</w:t>
       </w:r>
     </w:p>
     <w:p>
       <w:pPr>
-        <w:spacing w:before="0" w:after="0" w:line="220" w:lineRule="exact"/>
-      </w:pPr>
-      <w:r>
-        <w:rPr>
-          <w:rFonts w:ascii="Times New Roman" w:hAnsi="Times New Roman"/>
-          <w:sz w:val="21"/>
-        </w:rPr>
-        <w:tab/>
+        <w:spacing w:before="0" w:after="60" w:line="360" w:lineRule="auto"/>
+      </w:pPr>
+      <w:r>
+        <w:rPr>
+          <w:rFonts w:ascii="Times New Roman" w:hAnsi="Times New Roman" w:eastAsia="Times New Roman" w:cs="Times New Roman"/>
+          <w:sz w:val="24"/>
+        </w:rPr>
         <w:t>Capítulo 2 - Marco Teórico y Estado del Arte</w:t>
       </w:r>
     </w:p>
     <w:p>
       <w:pPr>
-        <w:spacing w:before="0" w:after="0" w:line="220" w:lineRule="exact"/>
-      </w:pPr>
-      <w:r>
-        <w:rPr>
-          <w:rFonts w:ascii="Times New Roman" w:hAnsi="Times New Roman"/>
-          <w:sz w:val="21"/>
-        </w:rPr>
-        <w:tab/>
+        <w:spacing w:before="0" w:after="60" w:line="360" w:lineRule="auto"/>
+      </w:pPr>
+      <w:r>
+        <w:rPr>
+          <w:rFonts w:ascii="Times New Roman" w:hAnsi="Times New Roman" w:eastAsia="Times New Roman" w:cs="Times New Roman"/>
+          <w:sz w:val="24"/>
+        </w:rPr>
         <w:t xml:space="preserve">    2.1 Modelos de Lenguaje de Gran Escala</w:t>
       </w:r>
     </w:p>
     <w:p>
       <w:pPr>
-        <w:spacing w:before="0" w:after="0" w:line="220" w:lineRule="exact"/>
-      </w:pPr>
-      <w:r>
-        <w:rPr>
-          <w:rFonts w:ascii="Times New Roman" w:hAnsi="Times New Roman"/>
-          <w:sz w:val="21"/>
-        </w:rPr>
-        <w:tab/>
+        <w:spacing w:before="0" w:after="60" w:line="360" w:lineRule="auto"/>
+      </w:pPr>
+      <w:r>
+        <w:rPr>
+          <w:rFonts w:ascii="Times New Roman" w:hAnsi="Times New Roman" w:eastAsia="Times New Roman" w:cs="Times New Roman"/>
+          <w:sz w:val="24"/>
+        </w:rPr>
         <w:t xml:space="preserve">    2.2 Recuperación Aumentada con Generación</w:t>
       </w:r>
     </w:p>
     <w:p>
       <w:pPr>
-        <w:spacing w:before="0" w:after="0" w:line="220" w:lineRule="exact"/>
-      </w:pPr>
-      <w:r>
-        <w:rPr>
-          <w:rFonts w:ascii="Times New Roman" w:hAnsi="Times New Roman"/>
-          <w:sz w:val="21"/>
-        </w:rPr>
-        <w:tab/>
+        <w:spacing w:before="0" w:after="60" w:line="360" w:lineRule="auto"/>
+      </w:pPr>
+      <w:r>
+        <w:rPr>
+          <w:rFonts w:ascii="Times New Roman" w:hAnsi="Times New Roman" w:eastAsia="Times New Roman" w:cs="Times New Roman"/>
+          <w:sz w:val="24"/>
+        </w:rPr>
         <w:t xml:space="preserve">    2.3 Métricas de Evaluación en NLP</w:t>
       </w:r>
     </w:p>
     <w:p>
       <w:pPr>
-        <w:spacing w:before="0" w:after="0" w:line="220" w:lineRule="exact"/>
-      </w:pPr>
-      <w:r>
-        <w:rPr>
-          <w:rFonts w:ascii="Times New Roman" w:hAnsi="Times New Roman"/>
-          <w:sz w:val="21"/>
-        </w:rPr>
-        <w:tab/>
+        <w:spacing w:before="0" w:after="60" w:line="360" w:lineRule="auto"/>
+      </w:pPr>
+      <w:r>
+        <w:rPr>
+          <w:rFonts w:ascii="Times New Roman" w:hAnsi="Times New Roman" w:eastAsia="Times New Roman" w:cs="Times New Roman"/>
+          <w:sz w:val="24"/>
+        </w:rPr>
         <w:t xml:space="preserve">    2.4 Big Data aplicado al procesamiento de texto</w:t>
       </w:r>
     </w:p>
     <w:p>
       <w:pPr>
-        <w:spacing w:before="0" w:after="0" w:line="220" w:lineRule="exact"/>
-      </w:pPr>
-      <w:r>
-        <w:rPr>
-          <w:rFonts w:ascii="Times New Roman" w:hAnsi="Times New Roman"/>
-          <w:sz w:val="21"/>
-        </w:rPr>
-        <w:tab/>
+        <w:spacing w:before="0" w:after="60" w:line="360" w:lineRule="auto"/>
+      </w:pPr>
+      <w:r>
+        <w:rPr>
+          <w:rFonts w:ascii="Times New Roman" w:hAnsi="Times New Roman" w:eastAsia="Times New Roman" w:cs="Times New Roman"/>
+          <w:sz w:val="24"/>
+        </w:rPr>
         <w:t xml:space="preserve">    2.5 Estado del Arte - Antecedentes Relevados</w:t>
       </w:r>
     </w:p>
     <w:p>
       <w:pPr>
-        <w:spacing w:before="0" w:after="0" w:line="220" w:lineRule="exact"/>
-      </w:pPr>
-      <w:r>
-        <w:rPr>
-          <w:rFonts w:ascii="Times New Roman" w:hAnsi="Times New Roman"/>
-          <w:sz w:val="21"/>
-        </w:rPr>
-        <w:tab/>
+        <w:spacing w:before="0" w:after="60" w:line="360" w:lineRule="auto"/>
+      </w:pPr>
+      <w:r>
+        <w:rPr>
+          <w:rFonts w:ascii="Times New Roman" w:hAnsi="Times New Roman" w:eastAsia="Times New Roman" w:cs="Times New Roman"/>
+          <w:sz w:val="24"/>
+        </w:rPr>
         <w:t xml:space="preserve">    2.6 Síntesis crítica y vacío identificado</w:t>
       </w:r>
     </w:p>
     <w:p>
       <w:pPr>
-        <w:spacing w:before="0" w:after="0" w:line="220" w:lineRule="exact"/>
-      </w:pPr>
-      <w:r>
-        <w:rPr>
-          <w:rFonts w:ascii="Times New Roman" w:hAnsi="Times New Roman"/>
-          <w:sz w:val="21"/>
-        </w:rPr>
-        <w:tab/>
+        <w:spacing w:before="0" w:after="60" w:line="360" w:lineRule="auto"/>
+      </w:pPr>
+      <w:r>
+        <w:rPr>
+          <w:rFonts w:ascii="Times New Roman" w:hAnsi="Times New Roman" w:eastAsia="Times New Roman" w:cs="Times New Roman"/>
+          <w:sz w:val="24"/>
+        </w:rPr>
         <w:t>Capítulo 3 - Metodología de la Investigación</w:t>
       </w:r>
     </w:p>
     <w:p>
       <w:pPr>
-        <w:spacing w:before="0" w:after="0" w:line="220" w:lineRule="exact"/>
-      </w:pPr>
-      <w:r>
-        <w:rPr>
-          <w:rFonts w:ascii="Times New Roman" w:hAnsi="Times New Roman"/>
-          <w:sz w:val="21"/>
-        </w:rPr>
-        <w:tab/>
+        <w:spacing w:before="0" w:after="60" w:line="360" w:lineRule="auto"/>
+      </w:pPr>
+      <w:r>
+        <w:rPr>
+          <w:rFonts w:ascii="Times New Roman" w:hAnsi="Times New Roman" w:eastAsia="Times New Roman" w:cs="Times New Roman"/>
+          <w:sz w:val="24"/>
+        </w:rPr>
         <w:t xml:space="preserve">    3.1 Paradigma y enfoque metodológico</w:t>
       </w:r>
     </w:p>
     <w:p>
       <w:pPr>
-        <w:spacing w:before="0" w:after="0" w:line="220" w:lineRule="exact"/>
-      </w:pPr>
-      <w:r>
-        <w:rPr>
-          <w:rFonts w:ascii="Times New Roman" w:hAnsi="Times New Roman"/>
-          <w:sz w:val="21"/>
-        </w:rPr>
-        <w:tab/>
+        <w:spacing w:before="0" w:after="60" w:line="360" w:lineRule="auto"/>
+      </w:pPr>
+      <w:r>
+        <w:rPr>
+          <w:rFonts w:ascii="Times New Roman" w:hAnsi="Times New Roman" w:eastAsia="Times New Roman" w:cs="Times New Roman"/>
+          <w:sz w:val="24"/>
+        </w:rPr>
         <w:t xml:space="preserve">    3.2 Diseño de la investigación</w:t>
       </w:r>
     </w:p>
     <w:p>
       <w:pPr>
-        <w:spacing w:before="0" w:after="0" w:line="220" w:lineRule="exact"/>
-      </w:pPr>
-      <w:r>
-        <w:rPr>
-          <w:rFonts w:ascii="Times New Roman" w:hAnsi="Times New Roman"/>
-          <w:sz w:val="21"/>
-        </w:rPr>
-        <w:tab/>
+        <w:spacing w:before="0" w:after="60" w:line="360" w:lineRule="auto"/>
+      </w:pPr>
+      <w:r>
+        <w:rPr>
+          <w:rFonts w:ascii="Times New Roman" w:hAnsi="Times New Roman" w:eastAsia="Times New Roman" w:cs="Times New Roman"/>
+          <w:sz w:val="24"/>
+        </w:rPr>
         <w:t xml:space="preserve">    3.3 Variables e instrumentos de medición</w:t>
       </w:r>
     </w:p>
     <w:p>
       <w:pPr>
-        <w:spacing w:before="0" w:after="0" w:line="220" w:lineRule="exact"/>
-      </w:pPr>
-      <w:r>
-        <w:rPr>
-          <w:rFonts w:ascii="Times New Roman" w:hAnsi="Times New Roman"/>
-          <w:sz w:val="21"/>
-        </w:rPr>
-        <w:tab/>
+        <w:spacing w:before="0" w:after="60" w:line="360" w:lineRule="auto"/>
+      </w:pPr>
+      <w:r>
+        <w:rPr>
+          <w:rFonts w:ascii="Times New Roman" w:hAnsi="Times New Roman" w:eastAsia="Times New Roman" w:cs="Times New Roman"/>
+          <w:sz w:val="24"/>
+        </w:rPr>
         <w:t xml:space="preserve">    3.4 Dataset y corpus de datos</w:t>
       </w:r>
     </w:p>
     <w:p>
       <w:pPr>
-        <w:spacing w:before="0" w:after="0" w:line="220" w:lineRule="exact"/>
-      </w:pPr>
-      <w:r>
-        <w:rPr>
-          <w:rFonts w:ascii="Times New Roman" w:hAnsi="Times New Roman"/>
-          <w:sz w:val="21"/>
-        </w:rPr>
-        <w:tab/>
+        <w:spacing w:before="0" w:after="60" w:line="360" w:lineRule="auto"/>
+      </w:pPr>
+      <w:r>
+        <w:rPr>
+          <w:rFonts w:ascii="Times New Roman" w:hAnsi="Times New Roman" w:eastAsia="Times New Roman" w:cs="Times New Roman"/>
+          <w:sz w:val="24"/>
+        </w:rPr>
         <w:t xml:space="preserve">    3.5 Procedimiento experimental</w:t>
       </w:r>
     </w:p>
     <w:p>
       <w:pPr>
-        <w:spacing w:before="0" w:after="0" w:line="220" w:lineRule="exact"/>
-      </w:pPr>
-      <w:r>
-        <w:rPr>
-          <w:rFonts w:ascii="Times New Roman" w:hAnsi="Times New Roman"/>
-          <w:sz w:val="21"/>
-        </w:rPr>
-        <w:tab/>
+        <w:spacing w:before="0" w:after="60" w:line="360" w:lineRule="auto"/>
+      </w:pPr>
+      <w:r>
+        <w:rPr>
+          <w:rFonts w:ascii="Times New Roman" w:hAnsi="Times New Roman" w:eastAsia="Times New Roman" w:cs="Times New Roman"/>
+          <w:sz w:val="24"/>
+        </w:rPr>
         <w:t xml:space="preserve">    3.6 Alcance y controles del piloto RAG</w:t>
       </w:r>
     </w:p>
     <w:p>
       <w:pPr>
-        <w:spacing w:before="0" w:after="0" w:line="220" w:lineRule="exact"/>
-      </w:pPr>
-      <w:r>
-        <w:rPr>
-          <w:rFonts w:ascii="Times New Roman" w:hAnsi="Times New Roman"/>
-          <w:sz w:val="21"/>
-        </w:rPr>
-        <w:tab/>
+        <w:spacing w:before="0" w:after="60" w:line="360" w:lineRule="auto"/>
+      </w:pPr>
+      <w:r>
+        <w:rPr>
+          <w:rFonts w:ascii="Times New Roman" w:hAnsi="Times New Roman" w:eastAsia="Times New Roman" w:cs="Times New Roman"/>
+          <w:sz w:val="24"/>
+        </w:rPr>
         <w:t xml:space="preserve">    3.7 Modelo de costos y fuentes</w:t>
       </w:r>
     </w:p>
     <w:p>
       <w:pPr>
-        <w:spacing w:before="0" w:after="0" w:line="220" w:lineRule="exact"/>
-      </w:pPr>
-      <w:r>
-        <w:rPr>
-          <w:rFonts w:ascii="Times New Roman" w:hAnsi="Times New Roman"/>
-          <w:sz w:val="21"/>
-        </w:rPr>
-        <w:tab/>
+        <w:spacing w:before="0" w:after="60" w:line="360" w:lineRule="auto"/>
+      </w:pPr>
+      <w:r>
+        <w:rPr>
+          <w:rFonts w:ascii="Times New Roman" w:hAnsi="Times New Roman" w:eastAsia="Times New Roman" w:cs="Times New Roman"/>
+          <w:sz w:val="24"/>
+        </w:rPr>
         <w:t>Capítulo 4 - Diseño del Framework</w:t>
       </w:r>
     </w:p>
     <w:p>
       <w:pPr>
-        <w:spacing w:before="0" w:after="0" w:line="220" w:lineRule="exact"/>
-      </w:pPr>
-      <w:r>
-        <w:rPr>
-          <w:rFonts w:ascii="Times New Roman" w:hAnsi="Times New Roman"/>
-          <w:sz w:val="21"/>
-        </w:rPr>
-        <w:tab/>
+        <w:spacing w:before="0" w:after="60" w:line="360" w:lineRule="auto"/>
+      </w:pPr>
+      <w:r>
+        <w:rPr>
+          <w:rFonts w:ascii="Times New Roman" w:hAnsi="Times New Roman" w:eastAsia="Times New Roman" w:cs="Times New Roman"/>
+          <w:sz w:val="24"/>
+        </w:rPr>
         <w:t xml:space="preserve">    4.1 Arquitectura implementada</w:t>
       </w:r>
     </w:p>
     <w:p>
       <w:pPr>
-        <w:spacing w:before="0" w:after="0" w:line="220" w:lineRule="exact"/>
-      </w:pPr>
-      <w:r>
-        <w:rPr>
-          <w:rFonts w:ascii="Times New Roman" w:hAnsi="Times New Roman"/>
-          <w:sz w:val="21"/>
-        </w:rPr>
-        <w:tab/>
+        <w:spacing w:before="0" w:after="60" w:line="360" w:lineRule="auto"/>
+      </w:pPr>
+      <w:r>
+        <w:rPr>
+          <w:rFonts w:ascii="Times New Roman" w:hAnsi="Times New Roman" w:eastAsia="Times New Roman" w:cs="Times New Roman"/>
+          <w:sz w:val="24"/>
+        </w:rPr>
         <w:t xml:space="preserve">    4.2 Recuperación vectorial</w:t>
       </w:r>
     </w:p>
     <w:p>
       <w:pPr>
-        <w:spacing w:before="0" w:after="0" w:line="220" w:lineRule="exact"/>
-      </w:pPr>
-      <w:r>
-        <w:rPr>
-          <w:rFonts w:ascii="Times New Roman" w:hAnsi="Times New Roman"/>
-          <w:sz w:val="21"/>
-        </w:rPr>
-        <w:tab/>
+        <w:spacing w:before="0" w:after="60" w:line="360" w:lineRule="auto"/>
+      </w:pPr>
+      <w:r>
+        <w:rPr>
+          <w:rFonts w:ascii="Times New Roman" w:hAnsi="Times New Roman" w:eastAsia="Times New Roman" w:cs="Times New Roman"/>
+          <w:sz w:val="24"/>
+        </w:rPr>
         <w:t xml:space="preserve">    4.3 Control de contaminación</w:t>
       </w:r>
     </w:p>
     <w:p>
       <w:pPr>
-        <w:spacing w:before="0" w:after="0" w:line="220" w:lineRule="exact"/>
-      </w:pPr>
-      <w:r>
-        <w:rPr>
-          <w:rFonts w:ascii="Times New Roman" w:hAnsi="Times New Roman"/>
-          <w:sz w:val="21"/>
-        </w:rPr>
-        <w:tab/>
+        <w:spacing w:before="0" w:after="60" w:line="360" w:lineRule="auto"/>
+      </w:pPr>
+      <w:r>
+        <w:rPr>
+          <w:rFonts w:ascii="Times New Roman" w:hAnsi="Times New Roman" w:eastAsia="Times New Roman" w:cs="Times New Roman"/>
+          <w:sz w:val="24"/>
+        </w:rPr>
         <w:t xml:space="preserve">    4.4 Estrategia multilingüe</w:t>
       </w:r>
     </w:p>
     <w:p>
       <w:pPr>
-        <w:spacing w:before="0" w:after="0" w:line="220" w:lineRule="exact"/>
-      </w:pPr>
-      <w:r>
-        <w:rPr>
-          <w:rFonts w:ascii="Times New Roman" w:hAnsi="Times New Roman"/>
-          <w:sz w:val="21"/>
-        </w:rPr>
-        <w:tab/>
+        <w:spacing w:before="0" w:after="60" w:line="360" w:lineRule="auto"/>
+      </w:pPr>
+      <w:r>
+        <w:rPr>
+          <w:rFonts w:ascii="Times New Roman" w:hAnsi="Times New Roman" w:eastAsia="Times New Roman" w:cs="Times New Roman"/>
+          <w:sz w:val="24"/>
+        </w:rPr>
         <w:t xml:space="preserve">    4.5 Diseño de la medición de costos</w:t>
       </w:r>
     </w:p>
     <w:p>
       <w:pPr>
-        <w:spacing w:before="0" w:after="0" w:line="220" w:lineRule="exact"/>
-      </w:pPr>
-      <w:r>
-        <w:rPr>
-          <w:rFonts w:ascii="Times New Roman" w:hAnsi="Times New Roman"/>
-          <w:sz w:val="21"/>
-        </w:rPr>
-        <w:tab/>
+        <w:spacing w:before="0" w:after="60" w:line="360" w:lineRule="auto"/>
+      </w:pPr>
+      <w:r>
+        <w:rPr>
+          <w:rFonts w:ascii="Times New Roman" w:hAnsi="Times New Roman" w:eastAsia="Times New Roman" w:cs="Times New Roman"/>
+          <w:sz w:val="24"/>
+        </w:rPr>
         <w:t>Capítulo 5 - Implementación y Prototipo</w:t>
       </w:r>
     </w:p>
     <w:p>
       <w:pPr>
-        <w:spacing w:before="0" w:after="0" w:line="220" w:lineRule="exact"/>
-      </w:pPr>
-      <w:r>
-        <w:rPr>
-          <w:rFonts w:ascii="Times New Roman" w:hAnsi="Times New Roman"/>
-          <w:sz w:val="21"/>
-        </w:rPr>
-        <w:tab/>
+        <w:spacing w:before="0" w:after="60" w:line="360" w:lineRule="auto"/>
+      </w:pPr>
+      <w:r>
+        <w:rPr>
+          <w:rFonts w:ascii="Times New Roman" w:hAnsi="Times New Roman" w:eastAsia="Times New Roman" w:cs="Times New Roman"/>
+          <w:sz w:val="24"/>
+        </w:rPr>
         <w:t xml:space="preserve">    5.1 Entorno y modelos</w:t>
       </w:r>
     </w:p>
     <w:p>
       <w:pPr>
-        <w:spacing w:before="0" w:after="0" w:line="220" w:lineRule="exact"/>
-      </w:pPr>
-      <w:r>
-        <w:rPr>
-          <w:rFonts w:ascii="Times New Roman" w:hAnsi="Times New Roman"/>
-          <w:sz w:val="21"/>
-        </w:rPr>
-        <w:tab/>
+        <w:spacing w:before="0" w:after="60" w:line="360" w:lineRule="auto"/>
+      </w:pPr>
+      <w:r>
+        <w:rPr>
+          <w:rFonts w:ascii="Times New Roman" w:hAnsi="Times New Roman" w:eastAsia="Times New Roman" w:cs="Times New Roman"/>
+          <w:sz w:val="24"/>
+        </w:rPr>
         <w:t xml:space="preserve">    5.2 Construcción del corpus RAG</w:t>
       </w:r>
     </w:p>
     <w:p>
       <w:pPr>
-        <w:spacing w:before="0" w:after="0" w:line="220" w:lineRule="exact"/>
-      </w:pPr>
-      <w:r>
-        <w:rPr>
-          <w:rFonts w:ascii="Times New Roman" w:hAnsi="Times New Roman"/>
-          <w:sz w:val="21"/>
-        </w:rPr>
-        <w:tab/>
+        <w:spacing w:before="0" w:after="60" w:line="360" w:lineRule="auto"/>
+      </w:pPr>
+      <w:r>
+        <w:rPr>
+          <w:rFonts w:ascii="Times New Roman" w:hAnsi="Times New Roman" w:eastAsia="Times New Roman" w:cs="Times New Roman"/>
+          <w:sz w:val="24"/>
+        </w:rPr>
         <w:t xml:space="preserve">    5.3 Pipeline reproducible</w:t>
       </w:r>
     </w:p>
     <w:p>
       <w:pPr>
-        <w:spacing w:before="0" w:after="0" w:line="220" w:lineRule="exact"/>
-      </w:pPr>
-      <w:r>
-        <w:rPr>
-          <w:rFonts w:ascii="Times New Roman" w:hAnsi="Times New Roman"/>
-          <w:sz w:val="21"/>
-        </w:rPr>
-        <w:tab/>
+        <w:spacing w:before="0" w:after="60" w:line="360" w:lineRule="auto"/>
+      </w:pPr>
+      <w:r>
+        <w:rPr>
+          <w:rFonts w:ascii="Times New Roman" w:hAnsi="Times New Roman" w:eastAsia="Times New Roman" w:cs="Times New Roman"/>
+          <w:sz w:val="24"/>
+        </w:rPr>
         <w:t xml:space="preserve">    5.4 Verificación técnica</w:t>
       </w:r>
     </w:p>
     <w:p>
       <w:pPr>
-        <w:spacing w:before="0" w:after="0" w:line="220" w:lineRule="exact"/>
-      </w:pPr>
-      <w:r>
-        <w:rPr>
-          <w:rFonts w:ascii="Times New Roman" w:hAnsi="Times New Roman"/>
-          <w:sz w:val="21"/>
-        </w:rPr>
-        <w:tab/>
+        <w:spacing w:before="0" w:after="60" w:line="360" w:lineRule="auto"/>
+      </w:pPr>
+      <w:r>
+        <w:rPr>
+          <w:rFonts w:ascii="Times New Roman" w:hAnsi="Times New Roman" w:eastAsia="Times New Roman" w:cs="Times New Roman"/>
+          <w:sz w:val="24"/>
+        </w:rPr>
         <w:t>Capítulo 6 - Experimentación y Resultados</w:t>
       </w:r>
     </w:p>
     <w:p>
       <w:pPr>
-        <w:spacing w:before="0" w:after="0" w:line="220" w:lineRule="exact"/>
-      </w:pPr>
-      <w:r>
-        <w:rPr>
-          <w:rFonts w:ascii="Times New Roman" w:hAnsi="Times New Roman"/>
-          <w:sz w:val="21"/>
-        </w:rPr>
-        <w:tab/>
+        <w:spacing w:before="0" w:after="60" w:line="360" w:lineRule="auto"/>
+      </w:pPr>
+      <w:r>
+        <w:rPr>
+          <w:rFonts w:ascii="Times New Roman" w:hAnsi="Times New Roman" w:eastAsia="Times New Roman" w:cs="Times New Roman"/>
+          <w:sz w:val="24"/>
+        </w:rPr>
         <w:t xml:space="preserve">    6.1 Diseño del piloto controlado</w:t>
       </w:r>
     </w:p>
     <w:p>
       <w:pPr>
-        <w:spacing w:before="0" w:after="0" w:line="220" w:lineRule="exact"/>
-      </w:pPr>
-      <w:r>
-        <w:rPr>
-          <w:rFonts w:ascii="Times New Roman" w:hAnsi="Times New Roman"/>
-          <w:sz w:val="21"/>
-        </w:rPr>
-        <w:tab/>
+        <w:spacing w:before="0" w:after="60" w:line="360" w:lineRule="auto"/>
+      </w:pPr>
+      <w:r>
+        <w:rPr>
+          <w:rFonts w:ascii="Times New Roman" w:hAnsi="Times New Roman" w:eastAsia="Times New Roman" w:cs="Times New Roman"/>
+          <w:sz w:val="24"/>
+        </w:rPr>
         <w:t xml:space="preserve">    6.2 Rendimiento del recuperador</w:t>
       </w:r>
     </w:p>
     <w:p>
       <w:pPr>
-        <w:spacing w:before="0" w:after="0" w:line="220" w:lineRule="exact"/>
-      </w:pPr>
-      <w:r>
-        <w:rPr>
-          <w:rFonts w:ascii="Times New Roman" w:hAnsi="Times New Roman"/>
-          <w:sz w:val="21"/>
-        </w:rPr>
-        <w:tab/>
+        <w:spacing w:before="0" w:after="60" w:line="360" w:lineRule="auto"/>
+      </w:pPr>
+      <w:r>
+        <w:rPr>
+          <w:rFonts w:ascii="Times New Roman" w:hAnsi="Times New Roman" w:eastAsia="Times New Roman" w:cs="Times New Roman"/>
+          <w:sz w:val="24"/>
+        </w:rPr>
         <w:t xml:space="preserve">    6.3 Calidad por modelo y condición</w:t>
       </w:r>
     </w:p>
     <w:p>
       <w:pPr>
-        <w:spacing w:before="0" w:after="0" w:line="220" w:lineRule="exact"/>
-      </w:pPr>
-      <w:r>
-        <w:rPr>
-          <w:rFonts w:ascii="Times New Roman" w:hAnsi="Times New Roman"/>
-          <w:sz w:val="21"/>
-        </w:rPr>
-        <w:tab/>
+        <w:spacing w:before="0" w:after="60" w:line="360" w:lineRule="auto"/>
+      </w:pPr>
+      <w:r>
+        <w:rPr>
+          <w:rFonts w:ascii="Times New Roman" w:hAnsi="Times New Roman" w:eastAsia="Times New Roman" w:cs="Times New Roman"/>
+          <w:sz w:val="24"/>
+        </w:rPr>
         <w:t xml:space="preserve">    6.4 Latencia, tokens y costos</w:t>
       </w:r>
     </w:p>
     <w:p>
       <w:pPr>
-        <w:spacing w:before="0" w:after="0" w:line="220" w:lineRule="exact"/>
-      </w:pPr>
-      <w:r>
-        <w:rPr>
-          <w:rFonts w:ascii="Times New Roman" w:hAnsi="Times New Roman"/>
-          <w:sz w:val="21"/>
-        </w:rPr>
-        <w:tab/>
+        <w:spacing w:before="0" w:after="60" w:line="360" w:lineRule="auto"/>
+      </w:pPr>
+      <w:r>
+        <w:rPr>
+          <w:rFonts w:ascii="Times New Roman" w:hAnsi="Times New Roman" w:eastAsia="Times New Roman" w:cs="Times New Roman"/>
+          <w:sz w:val="24"/>
+        </w:rPr>
         <w:t xml:space="preserve">    6.5 Aciertos de recuperación y calidad</w:t>
       </w:r>
     </w:p>
     <w:p>
       <w:pPr>
-        <w:spacing w:before="0" w:after="0" w:line="220" w:lineRule="exact"/>
-      </w:pPr>
-      <w:r>
-        <w:rPr>
-          <w:rFonts w:ascii="Times New Roman" w:hAnsi="Times New Roman"/>
-          <w:sz w:val="21"/>
-        </w:rPr>
-        <w:tab/>
+        <w:spacing w:before="0" w:after="60" w:line="360" w:lineRule="auto"/>
+      </w:pPr>
+      <w:r>
+        <w:rPr>
+          <w:rFonts w:ascii="Times New Roman" w:hAnsi="Times New Roman" w:eastAsia="Times New Roman" w:cs="Times New Roman"/>
+          <w:sz w:val="24"/>
+        </w:rPr>
         <w:t xml:space="preserve">    6.6 Discusión de las hipótesis</w:t>
       </w:r>
     </w:p>
     <w:p>
       <w:pPr>
-        <w:spacing w:before="0" w:after="0" w:line="220" w:lineRule="exact"/>
-      </w:pPr>
-      <w:r>
-        <w:rPr>
-          <w:rFonts w:ascii="Times New Roman" w:hAnsi="Times New Roman"/>
-          <w:sz w:val="21"/>
-        </w:rPr>
-        <w:tab/>
+        <w:spacing w:before="0" w:after="60" w:line="360" w:lineRule="auto"/>
+      </w:pPr>
+      <w:r>
+        <w:rPr>
+          <w:rFonts w:ascii="Times New Roman" w:hAnsi="Times New Roman" w:eastAsia="Times New Roman" w:cs="Times New Roman"/>
+          <w:sz w:val="24"/>
+        </w:rPr>
         <w:t xml:space="preserve">    6.7 Limitaciones del piloto</w:t>
       </w:r>
     </w:p>
     <w:p>
       <w:pPr>
-        <w:spacing w:before="0" w:after="0" w:line="220" w:lineRule="exact"/>
-      </w:pPr>
-      <w:r>
-        <w:rPr>
-          <w:rFonts w:ascii="Times New Roman" w:hAnsi="Times New Roman"/>
-          <w:sz w:val="21"/>
-        </w:rPr>
-        <w:tab/>
+        <w:spacing w:before="0" w:after="60" w:line="360" w:lineRule="auto"/>
+      </w:pPr>
+      <w:r>
+        <w:rPr>
+          <w:rFonts w:ascii="Times New Roman" w:hAnsi="Times New Roman" w:eastAsia="Times New Roman" w:cs="Times New Roman"/>
+          <w:sz w:val="24"/>
+        </w:rPr>
         <w:t>Conclusiones</w:t>
       </w:r>
     </w:p>
     <w:p>
       <w:pPr>
-        <w:spacing w:before="0" w:after="0" w:line="220" w:lineRule="exact"/>
-      </w:pPr>
-      <w:r>
-        <w:rPr>
-          <w:rFonts w:ascii="Times New Roman" w:hAnsi="Times New Roman"/>
-          <w:sz w:val="21"/>
-        </w:rPr>
-        <w:tab/>
+        <w:spacing w:before="0" w:after="60" w:line="360" w:lineRule="auto"/>
+      </w:pPr>
+      <w:r>
+        <w:rPr>
+          <w:rFonts w:ascii="Times New Roman" w:hAnsi="Times New Roman" w:eastAsia="Times New Roman" w:cs="Times New Roman"/>
+          <w:sz w:val="24"/>
+        </w:rPr>
         <w:t>Líneas Futuras de Investigación</w:t>
       </w:r>
     </w:p>
     <w:p>
       <w:pPr>
-        <w:spacing w:before="0" w:after="0" w:line="220" w:lineRule="exact"/>
-      </w:pPr>
-      <w:r>
-        <w:rPr>
-          <w:rFonts w:ascii="Times New Roman" w:hAnsi="Times New Roman"/>
-          <w:sz w:val="21"/>
-        </w:rPr>
-        <w:tab/>
+        <w:spacing w:before="0" w:after="60" w:line="360" w:lineRule="auto"/>
+      </w:pPr>
+      <w:r>
+        <w:rPr>
+          <w:rFonts w:ascii="Times New Roman" w:hAnsi="Times New Roman" w:eastAsia="Times New Roman" w:cs="Times New Roman"/>
+          <w:sz w:val="24"/>
+        </w:rPr>
         <w:t>Referencias</w:t>
       </w:r>
     </w:p>
     <w:p>
       <w:pPr>
-        <w:spacing w:before="0" w:after="0" w:line="220" w:lineRule="exact"/>
-      </w:pPr>
-      <w:r>
-        <w:rPr>
-          <w:rFonts w:ascii="Times New Roman" w:hAnsi="Times New Roman"/>
-          <w:sz w:val="21"/>
-        </w:rPr>
-        <w:tab/>
+        <w:spacing w:before="0" w:after="60" w:line="360" w:lineRule="auto"/>
+      </w:pPr>
+      <w:r>
+        <w:rPr>
+          <w:rFonts w:ascii="Times New Roman" w:hAnsi="Times New Roman" w:eastAsia="Times New Roman" w:cs="Times New Roman"/>
+          <w:sz w:val="24"/>
+        </w:rPr>
         <w:t>Anexos y Acrónimos</w:t>
       </w:r>
     </w:p>
@@ -1028,7 +979,7 @@
       <w:pPr>
         <w:pStyle w:val="Heading1"/>
         <w:pageBreakBefore/>
-        <w:spacing w:after="200" w:before="400" w:lineRule="auto"/>
+        <w:spacing w:after="200" w:before="400"/>
         <w:jc w:val="center"/>
         <w:rPr/>
       </w:pPr>
@@ -1105,7 +1056,7 @@
       <w:pPr>
         <w:pStyle w:val="Heading1"/>
         <w:pageBreakBefore/>
-        <w:spacing w:after="200" w:before="400" w:lineRule="auto"/>
+        <w:spacing w:after="200" w:before="400"/>
         <w:jc w:val="center"/>
         <w:rPr/>
       </w:pPr>
@@ -1132,7 +1083,7 @@
     <w:p>
       <w:pPr>
         <w:pStyle w:val="Heading2"/>
-        <w:spacing w:after="120" w:before="280" w:lineRule="auto"/>
+        <w:spacing w:after="120" w:before="280"/>
         <w:rPr/>
       </w:pPr>
       <w:bookmarkStart w:colFirst="0" w:colLast="0" w:name="_a0cvv8ir0wbh" w:id="4"/>
@@ -1346,7 +1297,7 @@
     <w:p>
       <w:pPr>
         <w:pStyle w:val="Heading2"/>
-        <w:spacing w:after="120" w:before="280" w:lineRule="auto"/>
+        <w:spacing w:after="120" w:before="280"/>
         <w:rPr/>
       </w:pPr>
       <w:bookmarkStart w:colFirst="0" w:colLast="0" w:name="_9ovq9tfge2xf" w:id="5"/>
@@ -1488,6 +1439,8 @@
       </w:r>
       <w:r>
         <w:rPr>
+          <w:rFonts w:ascii="Times New Roman" w:hAnsi="Times New Roman" w:eastAsia="Times New Roman" w:cs="Times New Roman"/>
+          <w:sz w:val="24"/>
           <w:rtl w:val="0"/>
         </w:rPr>
       </w:r>
@@ -1509,6 +1462,8 @@
       </w:r>
       <w:r>
         <w:rPr>
+          <w:rFonts w:ascii="Times New Roman" w:hAnsi="Times New Roman" w:eastAsia="Times New Roman" w:cs="Times New Roman"/>
+          <w:sz w:val="24"/>
           <w:rtl w:val="0"/>
         </w:rPr>
       </w:r>
@@ -1530,6 +1485,8 @@
       </w:r>
       <w:r>
         <w:rPr>
+          <w:rFonts w:ascii="Times New Roman" w:hAnsi="Times New Roman" w:eastAsia="Times New Roman" w:cs="Times New Roman"/>
+          <w:sz w:val="24"/>
           <w:rtl w:val="0"/>
         </w:rPr>
         <w:t xml:space="preserve"> </w:t>
@@ -1545,6 +1502,8 @@
       </w:r>
       <w:r>
         <w:rPr>
+          <w:rFonts w:ascii="Times New Roman" w:hAnsi="Times New Roman" w:eastAsia="Times New Roman" w:cs="Times New Roman"/>
+          <w:sz w:val="24"/>
           <w:rtl w:val="0"/>
         </w:rPr>
       </w:r>
@@ -1566,6 +1525,8 @@
       </w:r>
       <w:r>
         <w:rPr>
+          <w:rFonts w:ascii="Times New Roman" w:hAnsi="Times New Roman" w:eastAsia="Times New Roman" w:cs="Times New Roman"/>
+          <w:sz w:val="24"/>
           <w:rtl w:val="0"/>
         </w:rPr>
       </w:r>
@@ -1584,7 +1545,7 @@
     <w:p>
       <w:pPr>
         <w:pStyle w:val="Heading2"/>
-        <w:spacing w:after="120" w:before="280" w:lineRule="auto"/>
+        <w:spacing w:after="120" w:before="280"/>
         <w:rPr/>
       </w:pPr>
       <w:bookmarkStart w:colFirst="0" w:colLast="0" w:name="_wlqqiwfxq7xz" w:id="6"/>
@@ -1642,7 +1603,8 @@
     <w:p>
       <w:pPr>
         <w:pStyle w:val="Heading3"/>
-        <w:spacing w:after="80" w:before="200" w:lineRule="auto"/>
+        <w:spacing w:after="240" w:before="240"/>
+        <w:jc w:val="both"/>
         <w:rPr/>
       </w:pPr>
       <w:bookmarkStart w:colFirst="0" w:colLast="0" w:name="_67xtz98jj70r" w:id="7"/>
@@ -1700,7 +1662,8 @@
     <w:p>
       <w:pPr>
         <w:pStyle w:val="Heading3"/>
-        <w:spacing w:after="80" w:before="200" w:lineRule="auto"/>
+        <w:spacing w:after="240" w:before="240"/>
+        <w:jc w:val="both"/>
         <w:rPr/>
       </w:pPr>
       <w:bookmarkStart w:colFirst="0" w:colLast="0" w:name="_w1dmls6wpuis" w:id="8"/>
@@ -1750,23 +1713,23 @@
     <w:p>
       <w:pPr>
         <w:pStyle w:val="Heading3"/>
+        <w:spacing w:after="240" w:before="240"/>
+        <w:jc w:val="both"/>
+        <w:rPr/>
+      </w:pPr>
+      <w:bookmarkStart w:colFirst="0" w:colLast="0" w:name="_ozra8bxztd4j" w:id="9"/>
+      <w:bookmarkEnd w:id="9"/>
+      <w:r>
+        <w:rPr>
+          <w:rtl w:val="0"/>
+        </w:rPr>
+        <w:t xml:space="preserve">Hipótesis 3  Índice compuesto costo-calidad-latencia</w:t>
+      </w:r>
+    </w:p>
+    <w:p>
+      <w:pPr>
         <w:spacing w:after="240" w:before="240" w:lineRule="auto"/>
         <w:jc w:val="both"/>
-        <w:rPr/>
-      </w:pPr>
-      <w:bookmarkStart w:colFirst="0" w:colLast="0" w:name="_ozra8bxztd4j" w:id="9"/>
-      <w:bookmarkEnd w:id="9"/>
-      <w:r>
-        <w:rPr>
-          <w:rtl w:val="0"/>
-        </w:rPr>
-        <w:t xml:space="preserve">Hipótesis 3  Índice compuesto costo-calidad-latencia</w:t>
-      </w:r>
-    </w:p>
-    <w:p>
-      <w:pPr>
-        <w:spacing w:after="240" w:before="240" w:lineRule="auto"/>
-        <w:jc w:val="both"/>
         <w:rPr>
           <w:i w:val="1"/>
           <w:iCs w:val="1"/>
@@ -1860,7 +1823,7 @@
     <w:p>
       <w:pPr>
         <w:pStyle w:val="Heading2"/>
-        <w:spacing w:after="120" w:before="280" w:lineRule="auto"/>
+        <w:spacing w:after="120" w:before="280"/>
         <w:rPr/>
       </w:pPr>
       <w:bookmarkStart w:colFirst="0" w:colLast="0" w:name="_mugszh5fmbq5" w:id="10"/>
@@ -1886,7 +1849,8 @@
     <w:p>
       <w:pPr>
         <w:pStyle w:val="Heading3"/>
-        <w:spacing w:after="80" w:before="200" w:lineRule="auto"/>
+        <w:spacing w:after="240" w:before="240"/>
+        <w:jc w:val="both"/>
         <w:rPr/>
       </w:pPr>
       <w:bookmarkStart w:colFirst="0" w:colLast="0" w:name="_dfkjpqsdst84" w:id="11"/>
@@ -1944,7 +1908,8 @@
     <w:p>
       <w:pPr>
         <w:pStyle w:val="Heading3"/>
-        <w:spacing w:after="80" w:before="200" w:lineRule="auto"/>
+        <w:spacing w:after="240" w:before="240"/>
+        <w:jc w:val="both"/>
         <w:rPr/>
       </w:pPr>
       <w:bookmarkStart w:colFirst="0" w:colLast="0" w:name="_q76px3yw8zx7" w:id="12"/>
@@ -2098,7 +2063,7 @@
     <w:p>
       <w:pPr>
         <w:pStyle w:val="Heading2"/>
-        <w:spacing w:after="120" w:before="280" w:lineRule="auto"/>
+        <w:spacing w:after="120" w:before="280"/>
         <w:rPr/>
       </w:pPr>
       <w:bookmarkStart w:colFirst="0" w:colLast="0" w:name="_qi2j9ew9n21q" w:id="13"/>
@@ -2363,7 +2328,7 @@
     <w:p>
       <w:pPr>
         <w:pStyle w:val="Heading2"/>
-        <w:spacing w:after="120" w:before="280" w:lineRule="auto"/>
+        <w:spacing w:after="120" w:before="280"/>
         <w:rPr/>
       </w:pPr>
       <w:bookmarkStart w:colFirst="0" w:colLast="0" w:name="_j7jawdn9aaox" w:id="14"/>
@@ -2403,6 +2368,8 @@
       </w:r>
       <w:r>
         <w:rPr>
+          <w:rFonts w:ascii="Times New Roman" w:hAnsi="Times New Roman" w:eastAsia="Times New Roman" w:cs="Times New Roman"/>
+          <w:sz w:val="24"/>
           <w:rtl w:val="0"/>
         </w:rPr>
       </w:r>
@@ -2424,6 +2391,8 @@
       </w:r>
       <w:r>
         <w:rPr>
+          <w:rFonts w:ascii="Times New Roman" w:hAnsi="Times New Roman" w:eastAsia="Times New Roman" w:cs="Times New Roman"/>
+          <w:sz w:val="24"/>
           <w:rtl w:val="0"/>
         </w:rPr>
       </w:r>
@@ -2445,6 +2414,8 @@
       </w:r>
       <w:r>
         <w:rPr>
+          <w:rFonts w:ascii="Times New Roman" w:hAnsi="Times New Roman" w:eastAsia="Times New Roman" w:cs="Times New Roman"/>
+          <w:sz w:val="24"/>
           <w:rtl w:val="0"/>
         </w:rPr>
       </w:r>
@@ -2466,6 +2437,8 @@
       </w:r>
       <w:r>
         <w:rPr>
+          <w:rFonts w:ascii="Times New Roman" w:hAnsi="Times New Roman" w:eastAsia="Times New Roman" w:cs="Times New Roman"/>
+          <w:sz w:val="24"/>
           <w:rtl w:val="0"/>
         </w:rPr>
       </w:r>
@@ -2487,6 +2460,8 @@
       </w:r>
       <w:r>
         <w:rPr>
+          <w:rFonts w:ascii="Times New Roman" w:hAnsi="Times New Roman" w:eastAsia="Times New Roman" w:cs="Times New Roman"/>
+          <w:sz w:val="24"/>
           <w:rtl w:val="0"/>
         </w:rPr>
       </w:r>
@@ -2508,6 +2483,8 @@
       </w:r>
       <w:r>
         <w:rPr>
+          <w:rFonts w:ascii="Times New Roman" w:hAnsi="Times New Roman" w:eastAsia="Times New Roman" w:cs="Times New Roman"/>
+          <w:sz w:val="24"/>
           <w:rtl w:val="0"/>
         </w:rPr>
       </w:r>
@@ -2529,6 +2506,8 @@
       </w:r>
       <w:r>
         <w:rPr>
+          <w:rFonts w:ascii="Times New Roman" w:hAnsi="Times New Roman" w:eastAsia="Times New Roman" w:cs="Times New Roman"/>
+          <w:sz w:val="24"/>
           <w:rtl w:val="0"/>
         </w:rPr>
       </w:r>
@@ -2550,6 +2529,8 @@
       </w:r>
       <w:r>
         <w:rPr>
+          <w:rFonts w:ascii="Times New Roman" w:hAnsi="Times New Roman" w:eastAsia="Times New Roman" w:cs="Times New Roman"/>
+          <w:sz w:val="24"/>
           <w:rtl w:val="0"/>
         </w:rPr>
       </w:r>
@@ -2571,6 +2552,8 @@
       </w:r>
       <w:r>
         <w:rPr>
+          <w:rFonts w:ascii="Times New Roman" w:hAnsi="Times New Roman" w:eastAsia="Times New Roman" w:cs="Times New Roman"/>
+          <w:sz w:val="24"/>
           <w:rtl w:val="0"/>
         </w:rPr>
       </w:r>
@@ -2590,7 +2573,7 @@
       <w:pPr>
         <w:pStyle w:val="Heading1"/>
         <w:pageBreakBefore/>
-        <w:spacing w:after="200" w:before="400" w:lineRule="auto"/>
+        <w:spacing w:after="200" w:before="400"/>
         <w:jc w:val="center"/>
         <w:rPr/>
       </w:pPr>
@@ -2617,7 +2600,7 @@
     <w:p>
       <w:pPr>
         <w:pStyle w:val="Heading2"/>
-        <w:spacing w:after="120" w:before="280" w:lineRule="auto"/>
+        <w:spacing w:after="120" w:before="280"/>
         <w:rPr/>
       </w:pPr>
       <w:bookmarkStart w:colFirst="0" w:colLast="0" w:name="_cmd6k582zx0a" w:id="16"/>
@@ -2789,7 +2772,7 @@
     <w:p>
       <w:pPr>
         <w:pStyle w:val="Heading2"/>
-        <w:spacing w:after="120" w:before="280" w:lineRule="auto"/>
+        <w:spacing w:after="120" w:before="280"/>
         <w:rPr/>
       </w:pPr>
       <w:bookmarkStart w:colFirst="0" w:colLast="0" w:name="_en61jvdiq65f" w:id="17"/>
@@ -2955,7 +2938,7 @@
     <w:p>
       <w:pPr>
         <w:pStyle w:val="Heading2"/>
-        <w:spacing w:after="120" w:before="280" w:lineRule="auto"/>
+        <w:spacing w:after="120" w:before="280"/>
         <w:rPr/>
       </w:pPr>
       <w:bookmarkStart w:colFirst="0" w:colLast="0" w:name="_xiy6olpx7omr" w:id="18"/>
@@ -3027,6 +3010,8 @@
       </w:r>
       <w:r>
         <w:rPr>
+          <w:rFonts w:ascii="Times New Roman" w:hAnsi="Times New Roman" w:eastAsia="Times New Roman" w:cs="Times New Roman"/>
+          <w:sz w:val="24"/>
           <w:rtl w:val="0"/>
         </w:rPr>
       </w:r>
@@ -3048,6 +3033,8 @@
       </w:r>
       <w:r>
         <w:rPr>
+          <w:rFonts w:ascii="Times New Roman" w:hAnsi="Times New Roman" w:eastAsia="Times New Roman" w:cs="Times New Roman"/>
+          <w:sz w:val="24"/>
           <w:rtl w:val="0"/>
         </w:rPr>
       </w:r>
@@ -3069,6 +3056,8 @@
       </w:r>
       <w:r>
         <w:rPr>
+          <w:rFonts w:ascii="Times New Roman" w:hAnsi="Times New Roman" w:eastAsia="Times New Roman" w:cs="Times New Roman"/>
+          <w:sz w:val="24"/>
           <w:rtl w:val="0"/>
         </w:rPr>
       </w:r>
@@ -3165,7 +3154,7 @@
     <w:p>
       <w:pPr>
         <w:pStyle w:val="Heading2"/>
-        <w:spacing w:after="120" w:before="280" w:lineRule="auto"/>
+        <w:spacing w:after="120" w:before="280"/>
         <w:rPr/>
       </w:pPr>
       <w:bookmarkStart w:colFirst="0" w:colLast="0" w:name="_esy3ul8xth1b" w:id="19"/>
@@ -3269,7 +3258,7 @@
     <w:p>
       <w:pPr>
         <w:pStyle w:val="Heading2"/>
-        <w:spacing w:after="120" w:before="280" w:lineRule="auto"/>
+        <w:spacing w:after="120" w:before="280"/>
         <w:rPr/>
       </w:pPr>
       <w:bookmarkStart w:colFirst="0" w:colLast="0" w:name="_jrll2q5g0luc" w:id="20"/>
@@ -6435,7 +6424,7 @@
     <w:p>
       <w:pPr>
         <w:pStyle w:val="Heading2"/>
-        <w:spacing w:after="120" w:before="280" w:lineRule="auto"/>
+        <w:spacing w:after="120" w:before="280"/>
         <w:rPr/>
       </w:pPr>
       <w:r>
@@ -6512,7 +6501,7 @@
       <w:pPr>
         <w:pStyle w:val="Heading1"/>
         <w:pageBreakBefore/>
-        <w:spacing w:after="200" w:before="400" w:lineRule="auto"/>
+        <w:spacing w:after="200" w:before="400"/>
         <w:jc w:val="center"/>
         <w:rPr/>
       </w:pPr>
@@ -6542,12 +6531,9 @@
     <w:p>
       <w:pPr>
         <w:pStyle w:val="Heading2"/>
-        <w:keepNext/>
-      </w:pPr>
-      <w:r>
-        <w:rPr>
-          <w:color w:val="000000"/>
-        </w:rPr>
+        <w:spacing w:before="280" w:after="120"/>
+      </w:pPr>
+      <w:r>
         <w:t>3.1 Paradigma y enfoque metodológico</w:t>
       </w:r>
     </w:p>
@@ -6569,12 +6555,9 @@
     <w:p>
       <w:pPr>
         <w:pStyle w:val="Heading2"/>
-        <w:keepNext/>
-      </w:pPr>
-      <w:r>
-        <w:rPr>
-          <w:color w:val="000000"/>
-        </w:rPr>
+        <w:spacing w:before="280" w:after="120"/>
+      </w:pPr>
+      <w:r>
         <w:t>3.2 Diseño de la investigación</w:t>
       </w:r>
     </w:p>
@@ -6611,20 +6594,76 @@
     <w:p>
       <w:pPr>
         <w:pStyle w:val="Heading2"/>
-        <w:keepNext/>
-      </w:pPr>
-      <w:r>
-        <w:rPr>
-          <w:color w:val="000000"/>
-        </w:rPr>
+        <w:spacing w:before="280" w:after="120"/>
+      </w:pPr>
+      <w:r>
         <w:t>3.3 Variables e instrumentos de medición</w:t>
       </w:r>
     </w:p>
     <w:p>
       <w:pPr>
         <w:spacing w:before="0" w:after="80" w:line="360" w:lineRule="auto"/>
-        <w:ind w:left="518" w:hanging="259"/>
-        <w:jc w:val="left"/>
+        <w:ind w:left="720" w:hanging="360"/>
+      </w:pPr>
+      <w:r>
+        <w:rPr>
+          <w:rFonts w:ascii="Times New Roman" w:hAnsi="Times New Roman" w:eastAsia="Times New Roman" w:cs="Times New Roman"/>
+          <w:b w:val="0"/>
+          <w:i w:val="0"/>
+          <w:sz w:val="24"/>
+        </w:rPr>
+        <w:t>• Calidad semántica: BERTScore F1 y ROUGE-L contra la respuesta de referencia.</w:t>
+      </w:r>
+    </w:p>
+    <w:p>
+      <w:pPr>
+        <w:spacing w:before="0" w:after="80" w:line="360" w:lineRule="auto"/>
+        <w:ind w:left="720" w:hanging="360"/>
+      </w:pPr>
+      <w:r>
+        <w:rPr>
+          <w:rFonts w:ascii="Times New Roman" w:hAnsi="Times New Roman" w:eastAsia="Times New Roman" w:cs="Times New Roman"/>
+          <w:b w:val="0"/>
+          <w:i w:val="0"/>
+          <w:sz w:val="24"/>
+        </w:rPr>
+        <w:t>• Recuperación: Hit@1 y Hit@3 según la intención esperada, más latencia del recuperador.</w:t>
+      </w:r>
+    </w:p>
+    <w:p>
+      <w:pPr>
+        <w:spacing w:before="0" w:after="80" w:line="360" w:lineRule="auto"/>
+        <w:ind w:left="720" w:hanging="360"/>
+      </w:pPr>
+      <w:r>
+        <w:rPr>
+          <w:rFonts w:ascii="Times New Roman" w:hAnsi="Times New Roman" w:eastAsia="Times New Roman" w:cs="Times New Roman"/>
+          <w:b w:val="0"/>
+          <w:i w:val="0"/>
+          <w:sz w:val="24"/>
+        </w:rPr>
+        <w:t>• Eficiencia: latencia total, tokens de entrada y salida, costo por consulta y costo por 1.000 consultas.</w:t>
+      </w:r>
+    </w:p>
+    <w:p>
+      <w:pPr>
+        <w:spacing w:before="0" w:after="80" w:line="360" w:lineRule="auto"/>
+        <w:ind w:left="720" w:hanging="360"/>
+      </w:pPr>
+      <w:r>
+        <w:rPr>
+          <w:rFonts w:ascii="Times New Roman" w:hAnsi="Times New Roman" w:eastAsia="Times New Roman" w:cs="Times New Roman"/>
+          <w:b w:val="0"/>
+          <w:i w:val="0"/>
+          <w:sz w:val="24"/>
+        </w:rPr>
+        <w:t>• Robustez descriptiva: cantidad de consultas que mejoran o empeoran y comparación entre aciertos y fallos de recuperación.</w:t>
+      </w:r>
+    </w:p>
+    <w:p>
+      <w:pPr>
+        <w:spacing w:before="0" w:after="160" w:line="360" w:lineRule="auto"/>
+        <w:jc w:val="both"/>
       </w:pPr>
       <w:r>
         <w:rPr>
@@ -6633,14 +6672,22 @@
           <w:i w:val="0"/>
           <w:sz w:val="24"/>
         </w:rPr>
-        <w:t>• Calidad semántica: BERTScore F1 y ROUGE-L contra la respuesta de referencia.</w:t>
-      </w:r>
-    </w:p>
-    <w:p>
-      <w:pPr>
-        <w:spacing w:before="0" w:after="80" w:line="360" w:lineRule="auto"/>
-        <w:ind w:left="518" w:hanging="259"/>
-        <w:jc w:val="left"/>
+        <w:t>BERTScore capta similitud semántica contextual y ROUGE-L mide coincidencia de secuencias. Las dos métricas se informan en conjunto porque una respuesta válida puede expresar la misma idea con diferente redacción. No se utiliza una única métrica como sustituto de la evaluación humana.</w:t>
+      </w:r>
+    </w:p>
+    <w:p>
+      <w:pPr>
+        <w:pStyle w:val="Heading2"/>
+        <w:spacing w:before="280" w:after="120"/>
+      </w:pPr>
+      <w:r>
+        <w:t>3.4 Dataset y corpus de datos</w:t>
+      </w:r>
+    </w:p>
+    <w:p>
+      <w:pPr>
+        <w:spacing w:before="0" w:after="160" w:line="360" w:lineRule="auto"/>
+        <w:jc w:val="both"/>
       </w:pPr>
       <w:r>
         <w:rPr>
@@ -6649,14 +6696,13 @@
           <w:i w:val="0"/>
           <w:sz w:val="24"/>
         </w:rPr>
-        <w:t>• Recuperación: Hit@1 y Hit@3 según la intención esperada, más latencia del recuperador.</w:t>
-      </w:r>
-    </w:p>
-    <w:p>
-      <w:pPr>
-        <w:spacing w:before="0" w:after="80" w:line="360" w:lineRule="auto"/>
-        <w:ind w:left="518" w:hanging="259"/>
-        <w:jc w:val="left"/>
+        <w:t>La fuente es Bitext Customer Support LLM Chatbot Training Dataset (Bitext, s. f.), con 26.872 registros, 11 categorías y 27 intenciones. La muestra experimental contiene 20 consultas estratificadas y sus respuestas de referencia. Ambas se tradujeron al español una sola vez y se guardaron en el repositorio para que todas las corridas utilicen exactamente el mismo insumo.</w:t>
+      </w:r>
+    </w:p>
+    <w:p>
+      <w:pPr>
+        <w:spacing w:before="0" w:after="160" w:line="360" w:lineRule="auto"/>
+        <w:jc w:val="both"/>
       </w:pPr>
       <w:r>
         <w:rPr>
@@ -6665,14 +6711,121 @@
           <w:i w:val="0"/>
           <w:sz w:val="24"/>
         </w:rPr>
-        <w:t>• Eficiencia: latencia total, tokens de entrada y salida, costo por consulta y costo por 1.000 consultas.</w:t>
+        <w:t>La base de conocimiento RAG se construyó con tres documentos por intención, para un total de 81. Antes de seleccionarlos se normalizó el texto y se eliminaron 2.800 duplicados internos. También se excluyeron las 20 coincidencias exactas con las consultas de evaluación y 54 variantes con similitud superficial mayor o igual a 0,90. Este control evita que el recuperador memorice la muestra que luego se usa para medirlo.</w:t>
+      </w:r>
+    </w:p>
+    <w:p>
+      <w:pPr>
+        <w:pStyle w:val="Heading2"/>
+        <w:spacing w:before="280" w:after="120"/>
+      </w:pPr>
+      <w:r>
+        <w:t>3.5 Procedimiento experimental</w:t>
       </w:r>
     </w:p>
     <w:p>
       <w:pPr>
         <w:spacing w:before="0" w:after="80" w:line="360" w:lineRule="auto"/>
-        <w:ind w:left="518" w:hanging="259"/>
-        <w:jc w:val="left"/>
+        <w:ind w:left="720" w:hanging="360"/>
+      </w:pPr>
+      <w:r>
+        <w:rPr>
+          <w:rFonts w:ascii="Times New Roman" w:hAnsi="Times New Roman" w:eastAsia="Times New Roman" w:cs="Times New Roman"/>
+          <w:b w:val="0"/>
+          <w:i w:val="0"/>
+          <w:sz w:val="24"/>
+        </w:rPr>
+        <w:t>• Preparar la muestra traducida y auditar duplicados y solapamientos.</w:t>
+      </w:r>
+    </w:p>
+    <w:p>
+      <w:pPr>
+        <w:spacing w:before="0" w:after="80" w:line="360" w:lineRule="auto"/>
+        <w:ind w:left="720" w:hanging="360"/>
+      </w:pPr>
+      <w:r>
+        <w:rPr>
+          <w:rFonts w:ascii="Times New Roman" w:hAnsi="Times New Roman" w:eastAsia="Times New Roman" w:cs="Times New Roman"/>
+          <w:b w:val="0"/>
+          <w:i w:val="0"/>
+          <w:sz w:val="24"/>
+        </w:rPr>
+        <w:t>• Construir los 81 documentos de conocimiento y generar sus embeddings.</w:t>
+      </w:r>
+    </w:p>
+    <w:p>
+      <w:pPr>
+        <w:spacing w:before="0" w:after="80" w:line="360" w:lineRule="auto"/>
+        <w:ind w:left="720" w:hanging="360"/>
+      </w:pPr>
+      <w:r>
+        <w:rPr>
+          <w:rFonts w:ascii="Times New Roman" w:hAnsi="Times New Roman" w:eastAsia="Times New Roman" w:cs="Times New Roman"/>
+          <w:b w:val="0"/>
+          <w:i w:val="0"/>
+          <w:sz w:val="24"/>
+        </w:rPr>
+        <w:t>• Recuperar los tres documentos más próximos para cada consulta mediante similitud coseno exacta.</w:t>
+      </w:r>
+    </w:p>
+    <w:p>
+      <w:pPr>
+        <w:spacing w:before="0" w:after="80" w:line="360" w:lineRule="auto"/>
+        <w:ind w:left="720" w:hanging="360"/>
+      </w:pPr>
+      <w:r>
+        <w:rPr>
+          <w:rFonts w:ascii="Times New Roman" w:hAnsi="Times New Roman" w:eastAsia="Times New Roman" w:cs="Times New Roman"/>
+          <w:b w:val="0"/>
+          <w:i w:val="0"/>
+          <w:sz w:val="24"/>
+        </w:rPr>
+        <w:t>• Ejecutar las 60 generaciones RAG y, en la misma sesión, las 60 generaciones del baseline controlado.</w:t>
+      </w:r>
+    </w:p>
+    <w:p>
+      <w:pPr>
+        <w:spacing w:before="0" w:after="80" w:line="360" w:lineRule="auto"/>
+        <w:ind w:left="720" w:hanging="360"/>
+      </w:pPr>
+      <w:r>
+        <w:rPr>
+          <w:rFonts w:ascii="Times New Roman" w:hAnsi="Times New Roman" w:eastAsia="Times New Roman" w:cs="Times New Roman"/>
+          <w:b w:val="0"/>
+          <w:i w:val="0"/>
+          <w:sz w:val="24"/>
+        </w:rPr>
+        <w:t>• Calcular BERTScore, ROUGE-L, Hit@1, Hit@3, latencia, tokens y costos con las mismas funciones.</w:t>
+      </w:r>
+    </w:p>
+    <w:p>
+      <w:pPr>
+        <w:spacing w:before="0" w:after="80" w:line="360" w:lineRule="auto"/>
+        <w:ind w:left="720" w:hanging="360"/>
+      </w:pPr>
+      <w:r>
+        <w:rPr>
+          <w:rFonts w:ascii="Times New Roman" w:hAnsi="Times New Roman" w:eastAsia="Times New Roman" w:cs="Times New Roman"/>
+          <w:b w:val="0"/>
+          <w:i w:val="0"/>
+          <w:sz w:val="24"/>
+        </w:rPr>
+        <w:t>• Comparar diferencias agregadas y por consulta, conservando los resultados crudos y evaluados en archivos CSV.</w:t>
+      </w:r>
+    </w:p>
+    <w:p>
+      <w:pPr>
+        <w:pStyle w:val="Heading2"/>
+        <w:spacing w:before="280" w:after="120"/>
+      </w:pPr>
+      <w:r>
+        <w:t>3.6 Alcance y controles del piloto RAG</w:t>
+      </w:r>
+    </w:p>
+    <w:p>
+      <w:pPr>
+        <w:spacing w:before="0" w:after="160" w:line="360" w:lineRule="auto"/>
+        <w:jc w:val="both"/>
       </w:pPr>
       <w:r>
         <w:rPr>
@@ -6681,7 +6834,7 @@
           <w:i w:val="0"/>
           <w:sz w:val="24"/>
         </w:rPr>
-        <w:t>• Robustez descriptiva: cantidad de consultas que mejoran o empeoran y comparación entre aciertos y fallos de recuperación.</w:t>
+        <w:t>El tamaño n = 20 por configuración se define como piloto de factibilidad. Permite verificar el pipeline, detectar errores, estimar tiempos y observar tendencias, pero no alcanza para pruebas inferenciales estables ni para confirmar las hipótesis. Por esa razón, los resultados se presentan como evidencia descriptiva y las expresiones de causalidad o significancia se reservan para una muestra ampliada.</w:t>
       </w:r>
     </w:p>
     <w:p>
@@ -6696,19 +6849,16 @@
           <w:i w:val="0"/>
           <w:sz w:val="24"/>
         </w:rPr>
-        <w:t>BERTScore capta similitud semántica contextual y ROUGE-L mide coincidencia de secuencias. Las dos métricas se informan en conjunto porque una respuesta válida puede expresar la misma idea con diferente redacción. No se utiliza una única métrica como sustituto de la evaluación humana.</w:t>
+        <w:t>Se fijaron temperatura 0, semilla 42 y máximo de 300 tokens. Los modelos locales se calentaron antes de la medición controlada. No se editaron documentos para corregir las consultas fallidas, porque hacerlo después de observar los resultados introduciría sobreajuste sobre las 20 preguntas.</w:t>
       </w:r>
     </w:p>
     <w:p>
       <w:pPr>
         <w:pStyle w:val="Heading2"/>
-        <w:keepNext/>
-      </w:pPr>
-      <w:r>
-        <w:rPr>
-          <w:color w:val="000000"/>
-        </w:rPr>
-        <w:t>3.4 Dataset y corpus de datos</w:t>
+        <w:spacing w:before="280" w:after="120"/>
+      </w:pPr>
+      <w:r>
+        <w:t>3.7 Modelo de costos y fuentes</w:t>
       </w:r>
     </w:p>
     <w:p>
@@ -6723,7 +6873,7 @@
           <w:i w:val="0"/>
           <w:sz w:val="24"/>
         </w:rPr>
-        <w:t>La fuente es Bitext Customer Support LLM Chatbot Training Dataset (Bitext, s. f.), con 26.872 registros, 11 categorías y 27 intenciones. La muestra experimental contiene 20 consultas estratificadas y sus respuestas de referencia. Ambas se tradujeron al español una sola vez y se guardaron en el repositorio para que todas las corridas utilicen exactamente el mismo insumo.</w:t>
+        <w:t>GPT-4o mini se calcula con los tokens realmente informados por la API: USD 0,15 por millón de tokens de entrada y USD 0,60 por millón de tokens de salida (OpenAI, s. f.). Para los modelos abiertos se adopta como comparación principal una instancia Lambda Cloud con NVIDIA Quadro RTX 6000 de 24 GB, publicada a USD 0,69 por GPU-hora (Lambda, s. f.). El costo por consulta se obtiene como precio-hora multiplicado por la latencia total y dividido por 3.600.</w:t>
       </w:r>
     </w:p>
     <w:p>
@@ -6738,26 +6888,30 @@
           <w:i w:val="0"/>
           <w:sz w:val="24"/>
         </w:rPr>
-        <w:t>La base de conocimiento RAG se construyó con tres documentos por intención, para un total de 81. Antes de seleccionarlos se normalizó el texto y se eliminaron 2.800 duplicados internos. También se excluyeron las 20 coincidencias exactas con las consultas de evaluación y 54 variantes con similitud superficial mayor o igual a 0,90. Este control evita que el recuperador memorice la muestra que luego se usa para medirlo.</w:t>
-      </w:r>
-    </w:p>
-    <w:p>
-      <w:pPr>
-        <w:pStyle w:val="Heading2"/>
-        <w:keepNext/>
-      </w:pPr>
-      <w:r>
-        <w:rPr>
-          <w:color w:val="000000"/>
-        </w:rPr>
-        <w:t>3.5 Procedimiento experimental</w:t>
-      </w:r>
-    </w:p>
-    <w:p>
-      <w:pPr>
-        <w:spacing w:before="0" w:after="80" w:line="360" w:lineRule="auto"/>
-        <w:ind w:left="518" w:hanging="259"/>
-        <w:jc w:val="left"/>
+        <w:t>Como análisis de sensibilidad se estima electricidad con una potencia máxima de referencia de 415 W: 350 W de la RTX 3080 Ti y 65 W del Ryzen 5 5600X (Advanced Micro Devices, s. f.; NVIDIA, s. f.). Se usa el precio comercial medio de Estados Unidos de julio de 2026, USD 0,1453/kWh (U.S. Energy Information Administration, 2026). Esta cifra no es una tarifa argentina ni una medición en pared. La estimación cloud tampoco representa una factura real, ya que combina el precio de una instancia publicada con la latencia observada en el equipo local. Ambas se informan como escenarios reproducibles y sujetos a actualización.</w:t>
+      </w:r>
+    </w:p>
+    <w:p>
+      <w:pPr>
+        <w:pStyle w:val="Heading1"/>
+        <w:pageBreakBefore/>
+        <w:spacing w:after="200" w:before="400"/>
+        <w:jc w:val="center"/>
+        <w:rPr/>
+      </w:pPr>
+      <w:bookmarkStart w:colFirst="0" w:colLast="0" w:name="_t01y384neuv8" w:id="27"/>
+      <w:bookmarkEnd w:id="27"/>
+      <w:r>
+        <w:rPr>
+          <w:rtl w:val="0"/>
+        </w:rPr>
+        <w:t xml:space="preserve">Capítulo 4 - Diseño del Framework</w:t>
+      </w:r>
+    </w:p>
+    <w:p>
+      <w:pPr>
+        <w:spacing w:before="0" w:after="160" w:line="360" w:lineRule="auto"/>
+        <w:jc w:val="both"/>
       </w:pPr>
       <w:r>
         <w:rPr>
@@ -6766,14 +6920,21 @@
           <w:i w:val="0"/>
           <w:sz w:val="24"/>
         </w:rPr>
-        <w:t>• Preparar la muestra traducida y auditar duplicados y solapamientos.</w:t>
-      </w:r>
-    </w:p>
-    <w:p>
-      <w:pPr>
-        <w:spacing w:before="0" w:after="80" w:line="360" w:lineRule="auto"/>
-        <w:ind w:left="518" w:hanging="259"/>
-        <w:jc w:val="left"/>
+      </w:r>
+    </w:p>
+    <w:p>
+      <w:pPr>
+        <w:pStyle w:val="Heading2"/>
+        <w:spacing w:before="280" w:after="120"/>
+      </w:pPr>
+      <w:r>
+        <w:t>4.1 Arquitectura implementada</w:t>
+      </w:r>
+    </w:p>
+    <w:p>
+      <w:pPr>
+        <w:spacing w:before="0" w:after="160" w:line="360" w:lineRule="auto"/>
+        <w:jc w:val="both"/>
       </w:pPr>
       <w:r>
         <w:rPr>
@@ -6782,14 +6943,22 @@
           <w:i w:val="0"/>
           <w:sz w:val="24"/>
         </w:rPr>
-        <w:t>• Construir los 81 documentos de conocimiento y generar sus embeddings.</w:t>
-      </w:r>
-    </w:p>
-    <w:p>
-      <w:pPr>
-        <w:spacing w:before="0" w:after="80" w:line="360" w:lineRule="auto"/>
-        <w:ind w:left="518" w:hanging="259"/>
-        <w:jc w:val="left"/>
+        <w:t>El framework separa cuatro componentes: preparación de datos, recuperación, generación y evaluación. Los datos persistidos alimentan un índice en memoria; el recuperador devuelve tres documentos y sus puntajes; el cliente unificado envía la consulta con o sin contexto; y el módulo de evaluación agrega calidad, latencia, tokens y costos en una estructura común. Esta separación permite repetir una etapa sin volver a ejecutar las restantes.</w:t>
+      </w:r>
+    </w:p>
+    <w:p>
+      <w:pPr>
+        <w:pStyle w:val="Heading2"/>
+        <w:spacing w:before="280" w:after="120"/>
+      </w:pPr>
+      <w:r>
+        <w:t>4.2 Recuperación vectorial</w:t>
+      </w:r>
+    </w:p>
+    <w:p>
+      <w:pPr>
+        <w:spacing w:before="0" w:after="160" w:line="360" w:lineRule="auto"/>
+        <w:jc w:val="both"/>
       </w:pPr>
       <w:r>
         <w:rPr>
@@ -6798,14 +6967,22 @@
           <w:i w:val="0"/>
           <w:sz w:val="24"/>
         </w:rPr>
-        <w:t>• Recuperar los tres documentos más próximos para cada consulta mediante similitud coseno exacta.</w:t>
-      </w:r>
-    </w:p>
-    <w:p>
-      <w:pPr>
-        <w:spacing w:before="0" w:after="80" w:line="360" w:lineRule="auto"/>
-        <w:ind w:left="518" w:hanging="259"/>
-        <w:jc w:val="left"/>
+        <w:t>Los embeddings se generan con sentence-transformers/paraphrase-multilingual-MiniLM-L12-v2. La búsqueda usa similitud coseno exacta con NumPy y top_k = 3. Para 81 documentos, la búsqueda exhaustiva es simple, auditable y suficientemente rápida; incorporar FAISS o LangChain en esta escala agregaría complejidad sin una mejora medible. La indexación aproximada se reserva para la fase de escalamiento.</w:t>
+      </w:r>
+    </w:p>
+    <w:p>
+      <w:pPr>
+        <w:pStyle w:val="Heading2"/>
+        <w:spacing w:before="280" w:after="120"/>
+      </w:pPr>
+      <w:r>
+        <w:t>4.3 Control de contaminación</w:t>
+      </w:r>
+    </w:p>
+    <w:p>
+      <w:pPr>
+        <w:spacing w:before="0" w:after="160" w:line="360" w:lineRule="auto"/>
+        <w:jc w:val="both"/>
       </w:pPr>
       <w:r>
         <w:rPr>
@@ -6814,14 +6991,22 @@
           <w:i w:val="0"/>
           <w:sz w:val="24"/>
         </w:rPr>
-        <w:t>• Ejecutar las 60 generaciones RAG y, en la misma sesión, las 60 generaciones del baseline controlado.</w:t>
-      </w:r>
-    </w:p>
-    <w:p>
-      <w:pPr>
-        <w:spacing w:before="0" w:after="80" w:line="360" w:lineRule="auto"/>
-        <w:ind w:left="518" w:hanging="259"/>
-        <w:jc w:val="left"/>
+        <w:t>El constructor del corpus aplica normalización, deduplicación y exclusión de coincidencias con la evaluación antes de seleccionar documentos. La auditoría se persiste en JSON e informa el universo inicial, los descartes y la composición final. De esta manera, una mejora de calidad no puede explicarse por haber incluido la pregunta evaluada dentro del conocimiento recuperable.</w:t>
+      </w:r>
+    </w:p>
+    <w:p>
+      <w:pPr>
+        <w:pStyle w:val="Heading2"/>
+        <w:spacing w:before="280" w:after="120"/>
+      </w:pPr>
+      <w:r>
+        <w:t>4.4 Estrategia multilingüe</w:t>
+      </w:r>
+    </w:p>
+    <w:p>
+      <w:pPr>
+        <w:spacing w:before="0" w:after="160" w:line="360" w:lineRule="auto"/>
+        <w:jc w:val="both"/>
       </w:pPr>
       <w:r>
         <w:rPr>
@@ -6830,257 +7015,15 @@
           <w:i w:val="0"/>
           <w:sz w:val="24"/>
         </w:rPr>
-        <w:t>• Calcular BERTScore, ROUGE-L, Hit@1, Hit@3, latencia, tokens y costos con las mismas funciones.</w:t>
-      </w:r>
-    </w:p>
-    <w:p>
-      <w:pPr>
-        <w:spacing w:before="0" w:after="80" w:line="360" w:lineRule="auto"/>
-        <w:ind w:left="518" w:hanging="259"/>
-        <w:jc w:val="left"/>
-      </w:pPr>
-      <w:r>
-        <w:rPr>
-          <w:rFonts w:ascii="Times New Roman" w:hAnsi="Times New Roman"/>
-          <w:b w:val="0"/>
-          <w:i w:val="0"/>
-          <w:sz w:val="24"/>
-        </w:rPr>
-        <w:t>• Comparar diferencias agregadas y por consulta, conservando los resultados crudos y evaluados en archivos CSV.</w:t>
+        <w:t>Se evaluaron dos variantes del conocimiento. El corpus original en inglés obtuvo Hit@1 de 80 % y Hit@3 de 90 %, mientras que su traducción al español alcanzó 70 % y 85 %. También se probaron la concatenación bilingüe y otro modelo de embeddings, sin superar al corpus inglés con MiniLM. Por ello, la condición generativa fijó consultas en español y documentos originales en inglés. La traducción queda como análisis de sensibilidad y no como configuración principal.</w:t>
       </w:r>
     </w:p>
     <w:p>
       <w:pPr>
         <w:pStyle w:val="Heading2"/>
-        <w:keepNext/>
-      </w:pPr>
-      <w:r>
-        <w:rPr>
-          <w:color w:val="000000"/>
-        </w:rPr>
-        <w:t>3.6 Alcance y controles del piloto RAG</w:t>
-      </w:r>
-    </w:p>
-    <w:p>
-      <w:pPr>
-        <w:spacing w:before="0" w:after="160" w:line="360" w:lineRule="auto"/>
-        <w:jc w:val="both"/>
-      </w:pPr>
-      <w:r>
-        <w:rPr>
-          <w:rFonts w:ascii="Times New Roman" w:hAnsi="Times New Roman"/>
-          <w:b w:val="0"/>
-          <w:i w:val="0"/>
-          <w:sz w:val="24"/>
-        </w:rPr>
-        <w:t>El tamaño n = 20 por configuración se define como piloto de factibilidad. Permite verificar el pipeline, detectar errores, estimar tiempos y observar tendencias, pero no alcanza para pruebas inferenciales estables ni para confirmar las hipótesis. Por esa razón, los resultados se presentan como evidencia descriptiva y las expresiones de causalidad o significancia se reservan para una muestra ampliada.</w:t>
-      </w:r>
-    </w:p>
-    <w:p>
-      <w:pPr>
-        <w:spacing w:before="0" w:after="160" w:line="360" w:lineRule="auto"/>
-        <w:jc w:val="both"/>
-      </w:pPr>
-      <w:r>
-        <w:rPr>
-          <w:rFonts w:ascii="Times New Roman" w:hAnsi="Times New Roman"/>
-          <w:b w:val="0"/>
-          <w:i w:val="0"/>
-          <w:sz w:val="24"/>
-        </w:rPr>
-        <w:t>Se fijaron temperatura 0, semilla 42 y máximo de 300 tokens. Los modelos locales se calentaron antes de la medición controlada. No se editaron documentos para corregir las consultas fallidas, porque hacerlo después de observar los resultados introduciría sobreajuste sobre las 20 preguntas.</w:t>
-      </w:r>
-    </w:p>
-    <w:p>
-      <w:pPr>
-        <w:pStyle w:val="Heading2"/>
-        <w:keepNext/>
-      </w:pPr>
-      <w:r>
-        <w:rPr>
-          <w:color w:val="000000"/>
-        </w:rPr>
-        <w:t>3.7 Modelo de costos y fuentes</w:t>
-      </w:r>
-    </w:p>
-    <w:p>
-      <w:pPr>
-        <w:spacing w:before="0" w:after="160" w:line="360" w:lineRule="auto"/>
-        <w:jc w:val="both"/>
-      </w:pPr>
-      <w:r>
-        <w:rPr>
-          <w:rFonts w:ascii="Times New Roman" w:hAnsi="Times New Roman"/>
-          <w:b w:val="0"/>
-          <w:i w:val="0"/>
-          <w:sz w:val="24"/>
-        </w:rPr>
-        <w:t>GPT-4o mini se calcula con los tokens realmente informados por la API: USD 0,15 por millón de tokens de entrada y USD 0,60 por millón de tokens de salida (OpenAI, s. f.). Para los modelos abiertos se adopta como comparación principal una instancia Lambda Cloud con NVIDIA Quadro RTX 6000 de 24 GB, publicada a USD 0,69 por GPU-hora (Lambda, s. f.). El costo por consulta se obtiene como precio-hora multiplicado por la latencia total y dividido por 3.600.</w:t>
-      </w:r>
-    </w:p>
-    <w:p>
-      <w:pPr>
-        <w:spacing w:before="0" w:after="160" w:line="360" w:lineRule="auto"/>
-        <w:jc w:val="both"/>
-      </w:pPr>
-      <w:r>
-        <w:rPr>
-          <w:rFonts w:ascii="Times New Roman" w:hAnsi="Times New Roman"/>
-          <w:b w:val="0"/>
-          <w:i w:val="0"/>
-          <w:sz w:val="24"/>
-        </w:rPr>
-        <w:t>Como análisis de sensibilidad se estima electricidad con una potencia máxima de referencia de 415 W: 350 W de la RTX 3080 Ti y 65 W del Ryzen 5 5600X (Advanced Micro Devices, s. f.; NVIDIA, s. f.). Se usa el precio comercial medio de Estados Unidos de julio de 2026, USD 0,1453/kWh (U.S. Energy Information Administration, 2026). Esta cifra no es una tarifa argentina ni una medición en pared. La estimación cloud tampoco representa una factura real, ya que combina el precio de una instancia publicada con la latencia observada en el equipo local. Ambas se informan como escenarios reproducibles y sujetos a actualización.</w:t>
-      </w:r>
-    </w:p>
-    <w:p>
-      <w:pPr>
-        <w:pStyle w:val="Heading1"/>
-        <w:pageBreakBefore/>
-        <w:spacing w:after="200" w:before="400" w:lineRule="auto"/>
-        <w:jc w:val="center"/>
-        <w:rPr/>
-      </w:pPr>
-      <w:bookmarkStart w:colFirst="0" w:colLast="0" w:name="_t01y384neuv8" w:id="27"/>
-      <w:bookmarkEnd w:id="27"/>
-      <w:r>
-        <w:rPr>
-          <w:rtl w:val="0"/>
-        </w:rPr>
-        <w:t xml:space="preserve">Capítulo 4 - Diseño del Framework</w:t>
-      </w:r>
-    </w:p>
-    <w:p>
-      <w:pPr>
-        <w:spacing w:before="0" w:after="160" w:line="360" w:lineRule="auto"/>
-        <w:jc w:val="both"/>
-      </w:pPr>
-      <w:r>
-        <w:rPr>
-          <w:rFonts w:ascii="Times New Roman" w:hAnsi="Times New Roman"/>
-          <w:b w:val="0"/>
-          <w:i w:val="0"/>
-          <w:sz w:val="24"/>
-        </w:rPr>
-      </w:r>
-    </w:p>
-    <w:p>
-      <w:pPr>
-        <w:pStyle w:val="Heading2"/>
-        <w:keepNext/>
-      </w:pPr>
-      <w:r>
-        <w:rPr>
-          <w:color w:val="000000"/>
-        </w:rPr>
-        <w:t>4.1 Arquitectura implementada</w:t>
-      </w:r>
-    </w:p>
-    <w:p>
-      <w:pPr>
-        <w:spacing w:before="0" w:after="160" w:line="360" w:lineRule="auto"/>
-        <w:jc w:val="both"/>
-      </w:pPr>
-      <w:r>
-        <w:rPr>
-          <w:rFonts w:ascii="Times New Roman" w:hAnsi="Times New Roman"/>
-          <w:b w:val="0"/>
-          <w:i w:val="0"/>
-          <w:sz w:val="24"/>
-        </w:rPr>
-        <w:t>El framework separa cuatro componentes: preparación de datos, recuperación, generación y evaluación. Los datos persistidos alimentan un índice en memoria; el recuperador devuelve tres documentos y sus puntajes; el cliente unificado envía la consulta con o sin contexto; y el módulo de evaluación agrega calidad, latencia, tokens y costos en una estructura común. Esta separación permite repetir una etapa sin volver a ejecutar las restantes.</w:t>
-      </w:r>
-    </w:p>
-    <w:p>
-      <w:pPr>
-        <w:pStyle w:val="Heading2"/>
-        <w:keepNext/>
-      </w:pPr>
-      <w:r>
-        <w:rPr>
-          <w:color w:val="000000"/>
-        </w:rPr>
-        <w:t>4.2 Recuperación vectorial</w:t>
-      </w:r>
-    </w:p>
-    <w:p>
-      <w:pPr>
-        <w:spacing w:before="0" w:after="160" w:line="360" w:lineRule="auto"/>
-        <w:jc w:val="both"/>
-      </w:pPr>
-      <w:r>
-        <w:rPr>
-          <w:rFonts w:ascii="Times New Roman" w:hAnsi="Times New Roman"/>
-          <w:b w:val="0"/>
-          <w:i w:val="0"/>
-          <w:sz w:val="24"/>
-        </w:rPr>
-        <w:t>Los embeddings se generan con sentence-transformers/paraphrase-multilingual-MiniLM-L12-v2. La búsqueda usa similitud coseno exacta con NumPy y top_k = 3. Para 81 documentos, la búsqueda exhaustiva es simple, auditable y suficientemente rápida; incorporar FAISS o LangChain en esta escala agregaría complejidad sin una mejora medible. La indexación aproximada se reserva para la fase de escalamiento.</w:t>
-      </w:r>
-    </w:p>
-    <w:p>
-      <w:pPr>
-        <w:pStyle w:val="Heading2"/>
-        <w:keepNext/>
-      </w:pPr>
-      <w:r>
-        <w:rPr>
-          <w:color w:val="000000"/>
-        </w:rPr>
-        <w:t>4.3 Control de contaminación</w:t>
-      </w:r>
-    </w:p>
-    <w:p>
-      <w:pPr>
-        <w:spacing w:before="0" w:after="160" w:line="360" w:lineRule="auto"/>
-        <w:jc w:val="both"/>
-      </w:pPr>
-      <w:r>
-        <w:rPr>
-          <w:rFonts w:ascii="Times New Roman" w:hAnsi="Times New Roman"/>
-          <w:b w:val="0"/>
-          <w:i w:val="0"/>
-          <w:sz w:val="24"/>
-        </w:rPr>
-        <w:t>El constructor del corpus aplica normalización, deduplicación y exclusión de coincidencias con la evaluación antes de seleccionar documentos. La auditoría se persiste en JSON e informa el universo inicial, los descartes y la composición final. De esta manera, una mejora de calidad no puede explicarse por haber incluido la pregunta evaluada dentro del conocimiento recuperable.</w:t>
-      </w:r>
-    </w:p>
-    <w:p>
-      <w:pPr>
-        <w:pStyle w:val="Heading2"/>
-        <w:keepNext/>
-      </w:pPr>
-      <w:r>
-        <w:rPr>
-          <w:color w:val="000000"/>
-        </w:rPr>
-        <w:t>4.4 Estrategia multilingüe</w:t>
-      </w:r>
-    </w:p>
-    <w:p>
-      <w:pPr>
-        <w:spacing w:before="0" w:after="160" w:line="360" w:lineRule="auto"/>
-        <w:jc w:val="both"/>
-      </w:pPr>
-      <w:r>
-        <w:rPr>
-          <w:rFonts w:ascii="Times New Roman" w:hAnsi="Times New Roman"/>
-          <w:b w:val="0"/>
-          <w:i w:val="0"/>
-          <w:sz w:val="24"/>
-        </w:rPr>
-        <w:t>Se evaluaron dos variantes del conocimiento. El corpus original en inglés obtuvo Hit@1 de 80 % y Hit@3 de 90 %, mientras que su traducción al español alcanzó 70 % y 85 %. También se probaron la concatenación bilingüe y otro modelo de embeddings, sin superar al corpus inglés con MiniLM. Por ello, la condición generativa fijó consultas en español y documentos originales en inglés. La traducción queda como análisis de sensibilidad y no como configuración principal.</w:t>
-      </w:r>
-    </w:p>
-    <w:p>
-      <w:pPr>
-        <w:pStyle w:val="Heading2"/>
-        <w:keepNext/>
-      </w:pPr>
-      <w:r>
-        <w:rPr>
-          <w:color w:val="000000"/>
-        </w:rPr>
+        <w:spacing w:before="280" w:after="120"/>
+      </w:pPr>
+      <w:r>
         <w:t>4.5 Diseño de la medición de costos</w:t>
       </w:r>
     </w:p>
@@ -7119,7 +7062,7 @@
       <w:tblPr>
         <w:tblW w:type="auto" w:w="0"/>
         <w:jc w:val="center"/>
-        <w:tblLayout w:type="fixed"/>
+        <w:tblLayout w:type="autofit"/>
         <w:tblLook w:firstColumn="1" w:firstRow="1" w:lastColumn="0" w:lastRow="0" w:noHBand="0" w:noVBand="1" w:val="04A0"/>
         <w:tblBorders>
           <w:top w:val="single" w:sz="6" w:space="0" w:color="D9D9D9"/>
@@ -7149,7 +7092,7 @@
               <w:bottom w:w="90" w:type="dxa"/>
               <w:end w:w="100" w:type="dxa"/>
             </w:tcMar>
-            <w:shd w:fill="D9EAF7"/>
+            <w:shd w:fill="7B0D1E" w:val="clear" w:color="auto"/>
           </w:tcPr>
           <w:p>
             <w:pPr>
@@ -7158,9 +7101,10 @@
             </w:pPr>
             <w:r>
               <w:rPr>
-                <w:rFonts w:ascii="Times New Roman" w:hAnsi="Times New Roman"/>
+                <w:rFonts w:ascii="Times New Roman" w:hAnsi="Times New Roman" w:eastAsia="Times New Roman" w:cs="Times New Roman"/>
                 <w:b/>
-                <w:sz w:val="19"/>
+                <w:color w:val="FFFFFF"/>
+                <w:sz w:val="20"/>
               </w:rPr>
               <w:t>Parámetro</w:t>
             </w:r>
@@ -7176,7 +7120,7 @@
               <w:bottom w:w="90" w:type="dxa"/>
               <w:end w:w="100" w:type="dxa"/>
             </w:tcMar>
-            <w:shd w:fill="D9EAF7"/>
+            <w:shd w:fill="7B0D1E" w:val="clear" w:color="auto"/>
           </w:tcPr>
           <w:p>
             <w:pPr>
@@ -7185,9 +7129,10 @@
             </w:pPr>
             <w:r>
               <w:rPr>
-                <w:rFonts w:ascii="Times New Roman" w:hAnsi="Times New Roman"/>
+                <w:rFonts w:ascii="Times New Roman" w:hAnsi="Times New Roman" w:eastAsia="Times New Roman" w:cs="Times New Roman"/>
                 <w:b/>
-                <w:sz w:val="19"/>
+                <w:color w:val="FFFFFF"/>
+                <w:sz w:val="20"/>
               </w:rPr>
               <w:t>Valor</w:t>
             </w:r>
@@ -7203,7 +7148,7 @@
               <w:bottom w:w="90" w:type="dxa"/>
               <w:end w:w="100" w:type="dxa"/>
             </w:tcMar>
-            <w:shd w:fill="D9EAF7"/>
+            <w:shd w:fill="7B0D1E" w:val="clear" w:color="auto"/>
           </w:tcPr>
           <w:p>
             <w:pPr>
@@ -7212,9 +7157,10 @@
             </w:pPr>
             <w:r>
               <w:rPr>
-                <w:rFonts w:ascii="Times New Roman" w:hAnsi="Times New Roman"/>
+                <w:rFonts w:ascii="Times New Roman" w:hAnsi="Times New Roman" w:eastAsia="Times New Roman" w:cs="Times New Roman"/>
                 <w:b/>
-                <w:sz w:val="19"/>
+                <w:color w:val="FFFFFF"/>
+                <w:sz w:val="20"/>
               </w:rPr>
               <w:t>Uso</w:t>
             </w:r>
@@ -7232,7 +7178,7 @@
               <w:bottom w:w="90" w:type="dxa"/>
               <w:end w:w="100" w:type="dxa"/>
             </w:tcMar>
-            <w:shd w:fill="FFFFFF"/>
+            <w:shd w:fill="F2D7D5" w:val="clear" w:color="auto"/>
           </w:tcPr>
           <w:p>
             <w:pPr>
@@ -7241,9 +7187,10 @@
             </w:pPr>
             <w:r>
               <w:rPr>
-                <w:rFonts w:ascii="Times New Roman" w:hAnsi="Times New Roman"/>
-                <w:b w:val="0"/>
-                <w:sz w:val="19"/>
+                <w:rFonts w:ascii="Times New Roman" w:hAnsi="Times New Roman" w:eastAsia="Times New Roman" w:cs="Times New Roman"/>
+                <w:b/>
+                <w:color w:val="7B0D1E"/>
+                <w:sz w:val="20"/>
               </w:rPr>
               <w:t>GPT-4o mini</w:t>
             </w:r>
@@ -7259,7 +7206,7 @@
               <w:bottom w:w="90" w:type="dxa"/>
               <w:end w:w="100" w:type="dxa"/>
             </w:tcMar>
-            <w:shd w:fill="FFFFFF"/>
+            <w:shd w:fill="FFFFFF" w:val="clear" w:color="auto"/>
           </w:tcPr>
           <w:p>
             <w:pPr>
@@ -7268,9 +7215,10 @@
             </w:pPr>
             <w:r>
               <w:rPr>
-                <w:rFonts w:ascii="Times New Roman" w:hAnsi="Times New Roman"/>
+                <w:rFonts w:ascii="Times New Roman" w:hAnsi="Times New Roman" w:eastAsia="Times New Roman" w:cs="Times New Roman"/>
                 <w:b w:val="0"/>
-                <w:sz w:val="19"/>
+                <w:color w:val="000000"/>
+                <w:sz w:val="20"/>
               </w:rPr>
               <w:t>USD 0,15 entrada / USD 0,60 salida por 1 M tokens</w:t>
             </w:r>
@@ -7286,7 +7234,7 @@
               <w:bottom w:w="90" w:type="dxa"/>
               <w:end w:w="100" w:type="dxa"/>
             </w:tcMar>
-            <w:shd w:fill="FFFFFF"/>
+            <w:shd w:fill="FFFFFF" w:val="clear" w:color="auto"/>
           </w:tcPr>
           <w:p>
             <w:pPr>
@@ -7295,9 +7243,10 @@
             </w:pPr>
             <w:r>
               <w:rPr>
-                <w:rFonts w:ascii="Times New Roman" w:hAnsi="Times New Roman"/>
+                <w:rFonts w:ascii="Times New Roman" w:hAnsi="Times New Roman" w:eastAsia="Times New Roman" w:cs="Times New Roman"/>
                 <w:b w:val="0"/>
-                <w:sz w:val="19"/>
+                <w:color w:val="000000"/>
+                <w:sz w:val="20"/>
               </w:rPr>
               <w:t>Costo API real por tokens</w:t>
             </w:r>
@@ -7315,7 +7264,7 @@
               <w:bottom w:w="90" w:type="dxa"/>
               <w:end w:w="100" w:type="dxa"/>
             </w:tcMar>
-            <w:shd w:fill="F7FAFC"/>
+            <w:shd w:fill="F2D7D5" w:val="clear" w:color="auto"/>
           </w:tcPr>
           <w:p>
             <w:pPr>
@@ -7324,9 +7273,10 @@
             </w:pPr>
             <w:r>
               <w:rPr>
-                <w:rFonts w:ascii="Times New Roman" w:hAnsi="Times New Roman"/>
-                <w:b w:val="0"/>
-                <w:sz w:val="19"/>
+                <w:rFonts w:ascii="Times New Roman" w:hAnsi="Times New Roman" w:eastAsia="Times New Roman" w:cs="Times New Roman"/>
+                <w:b/>
+                <w:color w:val="7B0D1E"/>
+                <w:sz w:val="20"/>
               </w:rPr>
               <w:t>Instancia GPU</w:t>
             </w:r>
@@ -7342,7 +7292,7 @@
               <w:bottom w:w="90" w:type="dxa"/>
               <w:end w:w="100" w:type="dxa"/>
             </w:tcMar>
-            <w:shd w:fill="F7FAFC"/>
+            <w:shd w:fill="FFFFFF" w:val="clear" w:color="auto"/>
           </w:tcPr>
           <w:p>
             <w:pPr>
@@ -7351,9 +7301,10 @@
             </w:pPr>
             <w:r>
               <w:rPr>
-                <w:rFonts w:ascii="Times New Roman" w:hAnsi="Times New Roman"/>
+                <w:rFonts w:ascii="Times New Roman" w:hAnsi="Times New Roman" w:eastAsia="Times New Roman" w:cs="Times New Roman"/>
                 <w:b w:val="0"/>
-                <w:sz w:val="19"/>
+                <w:color w:val="000000"/>
+                <w:sz w:val="20"/>
               </w:rPr>
               <w:t>USD 0,69 por GPU-hora</w:t>
             </w:r>
@@ -7369,7 +7320,7 @@
               <w:bottom w:w="90" w:type="dxa"/>
               <w:end w:w="100" w:type="dxa"/>
             </w:tcMar>
-            <w:shd w:fill="F7FAFC"/>
+            <w:shd w:fill="FFFFFF" w:val="clear" w:color="auto"/>
           </w:tcPr>
           <w:p>
             <w:pPr>
@@ -7378,9 +7329,10 @@
             </w:pPr>
             <w:r>
               <w:rPr>
-                <w:rFonts w:ascii="Times New Roman" w:hAnsi="Times New Roman"/>
+                <w:rFonts w:ascii="Times New Roman" w:hAnsi="Times New Roman" w:eastAsia="Times New Roman" w:cs="Times New Roman"/>
                 <w:b w:val="0"/>
-                <w:sz w:val="19"/>
+                <w:color w:val="000000"/>
+                <w:sz w:val="20"/>
               </w:rPr>
               <w:t>Comparación principal de modelos abiertos</w:t>
             </w:r>
@@ -7398,7 +7350,7 @@
               <w:bottom w:w="90" w:type="dxa"/>
               <w:end w:w="100" w:type="dxa"/>
             </w:tcMar>
-            <w:shd w:fill="FFFFFF"/>
+            <w:shd w:fill="F2D7D5" w:val="clear" w:color="auto"/>
           </w:tcPr>
           <w:p>
             <w:pPr>
@@ -7407,9 +7359,10 @@
             </w:pPr>
             <w:r>
               <w:rPr>
-                <w:rFonts w:ascii="Times New Roman" w:hAnsi="Times New Roman"/>
-                <w:b w:val="0"/>
-                <w:sz w:val="19"/>
+                <w:rFonts w:ascii="Times New Roman" w:hAnsi="Times New Roman" w:eastAsia="Times New Roman" w:cs="Times New Roman"/>
+                <w:b/>
+                <w:color w:val="7B0D1E"/>
+                <w:sz w:val="20"/>
               </w:rPr>
               <w:t>Potencia de referencia</w:t>
             </w:r>
@@ -7425,7 +7378,7 @@
               <w:bottom w:w="90" w:type="dxa"/>
               <w:end w:w="100" w:type="dxa"/>
             </w:tcMar>
-            <w:shd w:fill="FFFFFF"/>
+            <w:shd w:fill="FFFFFF" w:val="clear" w:color="auto"/>
           </w:tcPr>
           <w:p>
             <w:pPr>
@@ -7434,9 +7387,10 @@
             </w:pPr>
             <w:r>
               <w:rPr>
-                <w:rFonts w:ascii="Times New Roman" w:hAnsi="Times New Roman"/>
+                <w:rFonts w:ascii="Times New Roman" w:hAnsi="Times New Roman" w:eastAsia="Times New Roman" w:cs="Times New Roman"/>
                 <w:b w:val="0"/>
-                <w:sz w:val="19"/>
+                <w:color w:val="000000"/>
+                <w:sz w:val="20"/>
               </w:rPr>
               <w:t>415 W</w:t>
             </w:r>
@@ -7452,7 +7406,7 @@
               <w:bottom w:w="90" w:type="dxa"/>
               <w:end w:w="100" w:type="dxa"/>
             </w:tcMar>
-            <w:shd w:fill="FFFFFF"/>
+            <w:shd w:fill="FFFFFF" w:val="clear" w:color="auto"/>
           </w:tcPr>
           <w:p>
             <w:pPr>
@@ -7461,9 +7415,10 @@
             </w:pPr>
             <w:r>
               <w:rPr>
-                <w:rFonts w:ascii="Times New Roman" w:hAnsi="Times New Roman"/>
+                <w:rFonts w:ascii="Times New Roman" w:hAnsi="Times New Roman" w:eastAsia="Times New Roman" w:cs="Times New Roman"/>
                 <w:b w:val="0"/>
-                <w:sz w:val="19"/>
+                <w:color w:val="000000"/>
+                <w:sz w:val="20"/>
               </w:rPr>
               <w:t>Sensibilidad eléctrica conservadora</w:t>
             </w:r>
@@ -7481,7 +7436,7 @@
               <w:bottom w:w="90" w:type="dxa"/>
               <w:end w:w="100" w:type="dxa"/>
             </w:tcMar>
-            <w:shd w:fill="F7FAFC"/>
+            <w:shd w:fill="F2D7D5" w:val="clear" w:color="auto"/>
           </w:tcPr>
           <w:p>
             <w:pPr>
@@ -7490,9 +7445,10 @@
             </w:pPr>
             <w:r>
               <w:rPr>
-                <w:rFonts w:ascii="Times New Roman" w:hAnsi="Times New Roman"/>
-                <w:b w:val="0"/>
-                <w:sz w:val="19"/>
+                <w:rFonts w:ascii="Times New Roman" w:hAnsi="Times New Roman" w:eastAsia="Times New Roman" w:cs="Times New Roman"/>
+                <w:b/>
+                <w:color w:val="7B0D1E"/>
+                <w:sz w:val="20"/>
               </w:rPr>
               <w:t>Precio eléctrico</w:t>
             </w:r>
@@ -7508,7 +7464,7 @@
               <w:bottom w:w="90" w:type="dxa"/>
               <w:end w:w="100" w:type="dxa"/>
             </w:tcMar>
-            <w:shd w:fill="F7FAFC"/>
+            <w:shd w:fill="FFFFFF" w:val="clear" w:color="auto"/>
           </w:tcPr>
           <w:p>
             <w:pPr>
@@ -7517,9 +7473,10 @@
             </w:pPr>
             <w:r>
               <w:rPr>
-                <w:rFonts w:ascii="Times New Roman" w:hAnsi="Times New Roman"/>
+                <w:rFonts w:ascii="Times New Roman" w:hAnsi="Times New Roman" w:eastAsia="Times New Roman" w:cs="Times New Roman"/>
                 <w:b w:val="0"/>
-                <w:sz w:val="19"/>
+                <w:color w:val="000000"/>
+                <w:sz w:val="20"/>
               </w:rPr>
               <w:t>USD 0,1453/kWh</w:t>
             </w:r>
@@ -7535,7 +7492,7 @@
               <w:bottom w:w="90" w:type="dxa"/>
               <w:end w:w="100" w:type="dxa"/>
             </w:tcMar>
-            <w:shd w:fill="F7FAFC"/>
+            <w:shd w:fill="FFFFFF" w:val="clear" w:color="auto"/>
           </w:tcPr>
           <w:p>
             <w:pPr>
@@ -7544,9 +7501,10 @@
             </w:pPr>
             <w:r>
               <w:rPr>
-                <w:rFonts w:ascii="Times New Roman" w:hAnsi="Times New Roman"/>
+                <w:rFonts w:ascii="Times New Roman" w:hAnsi="Times New Roman" w:eastAsia="Times New Roman" w:cs="Times New Roman"/>
                 <w:b w:val="0"/>
-                <w:sz w:val="19"/>
+                <w:color w:val="000000"/>
+                <w:sz w:val="20"/>
               </w:rPr>
               <w:t>Benchmark comercial; no tarifa argentina</w:t>
             </w:r>
@@ -7563,7 +7521,7 @@
       <w:pPr>
         <w:pStyle w:val="Heading1"/>
         <w:pageBreakBefore/>
-        <w:spacing w:after="200" w:before="400" w:lineRule="auto"/>
+        <w:spacing w:after="200" w:before="400"/>
         <w:jc w:val="center"/>
         <w:rPr/>
       </w:pPr>
@@ -7593,12 +7551,9 @@
     <w:p>
       <w:pPr>
         <w:pStyle w:val="Heading2"/>
-        <w:keepNext/>
-      </w:pPr>
-      <w:r>
-        <w:rPr>
-          <w:color w:val="000000"/>
-        </w:rPr>
+        <w:spacing w:before="280" w:after="120"/>
+      </w:pPr>
+      <w:r>
         <w:t>5.1 Entorno y modelos</w:t>
       </w:r>
     </w:p>
@@ -7620,12 +7575,9 @@
     <w:p>
       <w:pPr>
         <w:pStyle w:val="Heading2"/>
-        <w:keepNext/>
-      </w:pPr>
-      <w:r>
-        <w:rPr>
-          <w:color w:val="000000"/>
-        </w:rPr>
+        <w:spacing w:before="280" w:after="120"/>
+      </w:pPr>
+      <w:r>
         <w:t>5.2 Construcción del corpus RAG</w:t>
       </w:r>
     </w:p>
@@ -7647,12 +7599,9 @@
     <w:p>
       <w:pPr>
         <w:pStyle w:val="Heading2"/>
-        <w:keepNext/>
-      </w:pPr>
-      <w:r>
-        <w:rPr>
-          <w:color w:val="000000"/>
-        </w:rPr>
+        <w:spacing w:before="280" w:after="120"/>
+      </w:pPr>
+      <w:r>
         <w:t>5.3 Pipeline reproducible</w:t>
       </w:r>
     </w:p>
@@ -7674,8 +7623,76 @@
     <w:p>
       <w:pPr>
         <w:spacing w:before="0" w:after="80" w:line="360" w:lineRule="auto"/>
-        <w:ind w:left="518" w:hanging="259"/>
-        <w:jc w:val="left"/>
+        <w:ind w:left="720" w:hanging="360"/>
+      </w:pPr>
+      <w:r>
+        <w:rPr>
+          <w:rFonts w:ascii="Times New Roman" w:hAnsi="Times New Roman" w:eastAsia="Times New Roman" w:cs="Times New Roman"/>
+          <w:b w:val="0"/>
+          <w:i w:val="0"/>
+          <w:sz w:val="24"/>
+        </w:rPr>
+        <w:t>• comparacion_controlada_rag.csv: comparación principal baseline-RAG.</w:t>
+      </w:r>
+    </w:p>
+    <w:p>
+      <w:pPr>
+        <w:spacing w:before="0" w:after="80" w:line="360" w:lineRule="auto"/>
+        <w:ind w:left="720" w:hanging="360"/>
+      </w:pPr>
+      <w:r>
+        <w:rPr>
+          <w:rFonts w:ascii="Times New Roman" w:hAnsi="Times New Roman" w:eastAsia="Times New Roman" w:cs="Times New Roman"/>
+          <w:b w:val="0"/>
+          <w:i w:val="0"/>
+          <w:sz w:val="24"/>
+        </w:rPr>
+        <w:t>• resultados_baseline_controlado_evaluados.csv: 60 respuestas del control con métricas.</w:t>
+      </w:r>
+    </w:p>
+    <w:p>
+      <w:pPr>
+        <w:spacing w:before="0" w:after="80" w:line="360" w:lineRule="auto"/>
+        <w:ind w:left="720" w:hanging="360"/>
+      </w:pPr>
+      <w:r>
+        <w:rPr>
+          <w:rFonts w:ascii="Times New Roman" w:hAnsi="Times New Roman" w:eastAsia="Times New Roman" w:cs="Times New Roman"/>
+          <w:b w:val="0"/>
+          <w:i w:val="0"/>
+          <w:sz w:val="24"/>
+        </w:rPr>
+        <w:t>• resultados_rag_piloto_evaluados.csv: 60 respuestas RAG con recuperación, calidad y costos.</w:t>
+      </w:r>
+    </w:p>
+    <w:p>
+      <w:pPr>
+        <w:spacing w:before="0" w:after="80" w:line="360" w:lineRule="auto"/>
+        <w:ind w:left="720" w:hanging="360"/>
+      </w:pPr>
+      <w:r>
+        <w:rPr>
+          <w:rFonts w:ascii="Times New Roman" w:hAnsi="Times New Roman" w:eastAsia="Times New Roman" w:cs="Times New Roman"/>
+          <w:b w:val="0"/>
+          <w:i w:val="0"/>
+          <w:sz w:val="24"/>
+        </w:rPr>
+        <w:t>• data/conocimiento_rag_auditoria.json: trazabilidad de la base de conocimiento.</w:t>
+      </w:r>
+    </w:p>
+    <w:p>
+      <w:pPr>
+        <w:pStyle w:val="Heading2"/>
+        <w:spacing w:before="280" w:after="120"/>
+      </w:pPr>
+      <w:r>
+        <w:t>5.4 Verificación técnica</w:t>
+      </w:r>
+    </w:p>
+    <w:p>
+      <w:pPr>
+        <w:spacing w:before="0" w:after="160" w:line="360" w:lineRule="auto"/>
+        <w:jc w:val="both"/>
       </w:pPr>
       <w:r>
         <w:rPr>
@@ -7684,14 +7701,30 @@
           <w:i w:val="0"/>
           <w:sz w:val="24"/>
         </w:rPr>
-        <w:t>• comparacion_controlada_rag.csv: comparación principal baseline-RAG.</w:t>
-      </w:r>
-    </w:p>
-    <w:p>
-      <w:pPr>
-        <w:spacing w:before="0" w:after="80" w:line="360" w:lineRule="auto"/>
-        <w:ind w:left="518" w:hanging="259"/>
-        <w:jc w:val="left"/>
+        <w:t>El smoke test local completó cuatro generaciones de dos consultas en LLaMA y Mistral. La corrida completa produjo 60 de 60 respuestas válidas en RAG y otras 60 de 60 en el baseline controlado. La suite automatizada finalizó con 27 pruebas aprobadas. Durante el smoke test, Mistral inventó un canal de correo que no estaba respaldado por el contexto; este caso confirma que RAG reduce el espacio de respuesta, pero no garantiza por sí mismo la ausencia de alucinaciones.</w:t>
+      </w:r>
+    </w:p>
+    <w:p>
+      <w:pPr>
+        <w:pStyle w:val="Heading1"/>
+        <w:pageBreakBefore/>
+        <w:spacing w:after="200" w:before="400"/>
+        <w:jc w:val="center"/>
+        <w:rPr/>
+      </w:pPr>
+      <w:bookmarkStart w:colFirst="0" w:colLast="0" w:name="_kjpof9hrgtgt" w:id="29"/>
+      <w:bookmarkEnd w:id="29"/>
+      <w:r>
+        <w:rPr>
+          <w:rtl w:val="0"/>
+        </w:rPr>
+        <w:t xml:space="preserve">Capítulo 6 - Experimentación y Resultados</w:t>
+      </w:r>
+    </w:p>
+    <w:p>
+      <w:pPr>
+        <w:spacing w:before="0" w:after="160" w:line="360" w:lineRule="auto"/>
+        <w:jc w:val="both"/>
       </w:pPr>
       <w:r>
         <w:rPr>
@@ -7700,14 +7733,21 @@
           <w:i w:val="0"/>
           <w:sz w:val="24"/>
         </w:rPr>
-        <w:t>• resultados_baseline_controlado_evaluados.csv: 60 respuestas del control con métricas.</w:t>
-      </w:r>
-    </w:p>
-    <w:p>
-      <w:pPr>
-        <w:spacing w:before="0" w:after="80" w:line="360" w:lineRule="auto"/>
-        <w:ind w:left="518" w:hanging="259"/>
-        <w:jc w:val="left"/>
+      </w:r>
+    </w:p>
+    <w:p>
+      <w:pPr>
+        <w:pStyle w:val="Heading2"/>
+        <w:spacing w:before="280" w:after="120"/>
+      </w:pPr>
+      <w:r>
+        <w:t>6.1 Diseño del piloto controlado</w:t>
+      </w:r>
+    </w:p>
+    <w:p>
+      <w:pPr>
+        <w:spacing w:before="0" w:after="160" w:line="360" w:lineRule="auto"/>
+        <w:jc w:val="both"/>
       </w:pPr>
       <w:r>
         <w:rPr>
@@ -7716,119 +7756,15 @@
           <w:i w:val="0"/>
           <w:sz w:val="24"/>
         </w:rPr>
-        <w:t>• resultados_rag_piloto_evaluados.csv: 60 respuestas RAG con recuperación, calidad y costos.</w:t>
-      </w:r>
-    </w:p>
-    <w:p>
-      <w:pPr>
-        <w:spacing w:before="0" w:after="80" w:line="360" w:lineRule="auto"/>
-        <w:ind w:left="518" w:hanging="259"/>
-        <w:jc w:val="left"/>
-      </w:pPr>
-      <w:r>
-        <w:rPr>
-          <w:rFonts w:ascii="Times New Roman" w:hAnsi="Times New Roman"/>
-          <w:b w:val="0"/>
-          <w:i w:val="0"/>
-          <w:sz w:val="24"/>
-        </w:rPr>
-        <w:t>• data/conocimiento_rag_auditoria.json: trazabilidad de la base de conocimiento.</w:t>
+        <w:t>La comparación controlada usa las mismas 20 consultas, referencias, modelos y parámetros de generación en ambas condiciones. El baseline se repitió con calentamiento en la misma sesión que RAG. Se obtuvieron 60 observaciones por condición sin errores. Todos los resultados siguientes son promedios descriptivos por modelo.</w:t>
       </w:r>
     </w:p>
     <w:p>
       <w:pPr>
         <w:pStyle w:val="Heading2"/>
-        <w:keepNext/>
-      </w:pPr>
-      <w:r>
-        <w:rPr>
-          <w:color w:val="000000"/>
-        </w:rPr>
-        <w:t>5.4 Verificación técnica</w:t>
-      </w:r>
-    </w:p>
-    <w:p>
-      <w:pPr>
-        <w:spacing w:before="0" w:after="160" w:line="360" w:lineRule="auto"/>
-        <w:jc w:val="both"/>
-      </w:pPr>
-      <w:r>
-        <w:rPr>
-          <w:rFonts w:ascii="Times New Roman" w:hAnsi="Times New Roman"/>
-          <w:b w:val="0"/>
-          <w:i w:val="0"/>
-          <w:sz w:val="24"/>
-        </w:rPr>
-        <w:t>El smoke test local completó cuatro generaciones de dos consultas en LLaMA y Mistral. La corrida completa produjo 60 de 60 respuestas válidas en RAG y otras 60 de 60 en el baseline controlado. La suite automatizada finalizó con 27 pruebas aprobadas. Durante el smoke test, Mistral inventó un canal de correo que no estaba respaldado por el contexto; este caso confirma que RAG reduce el espacio de respuesta, pero no garantiza por sí mismo la ausencia de alucinaciones.</w:t>
-      </w:r>
-    </w:p>
-    <w:p>
-      <w:pPr>
-        <w:pStyle w:val="Heading1"/>
-        <w:pageBreakBefore/>
-        <w:spacing w:after="200" w:before="400" w:lineRule="auto"/>
-        <w:jc w:val="center"/>
-        <w:rPr/>
-      </w:pPr>
-      <w:bookmarkStart w:colFirst="0" w:colLast="0" w:name="_kjpof9hrgtgt" w:id="29"/>
-      <w:bookmarkEnd w:id="29"/>
-      <w:r>
-        <w:rPr>
-          <w:rtl w:val="0"/>
-        </w:rPr>
-        <w:t xml:space="preserve">Capítulo 6 - Experimentación y Resultados</w:t>
-      </w:r>
-    </w:p>
-    <w:p>
-      <w:pPr>
-        <w:spacing w:before="0" w:after="160" w:line="360" w:lineRule="auto"/>
-        <w:jc w:val="both"/>
-      </w:pPr>
-      <w:r>
-        <w:rPr>
-          <w:rFonts w:ascii="Times New Roman" w:hAnsi="Times New Roman"/>
-          <w:b w:val="0"/>
-          <w:i w:val="0"/>
-          <w:sz w:val="24"/>
-        </w:rPr>
-      </w:r>
-    </w:p>
-    <w:p>
-      <w:pPr>
-        <w:pStyle w:val="Heading2"/>
-        <w:keepNext/>
-      </w:pPr>
-      <w:r>
-        <w:rPr>
-          <w:color w:val="000000"/>
-        </w:rPr>
-        <w:t>6.1 Diseño del piloto controlado</w:t>
-      </w:r>
-    </w:p>
-    <w:p>
-      <w:pPr>
-        <w:spacing w:before="0" w:after="160" w:line="360" w:lineRule="auto"/>
-        <w:jc w:val="both"/>
-      </w:pPr>
-      <w:r>
-        <w:rPr>
-          <w:rFonts w:ascii="Times New Roman" w:hAnsi="Times New Roman"/>
-          <w:b w:val="0"/>
-          <w:i w:val="0"/>
-          <w:sz w:val="24"/>
-        </w:rPr>
-        <w:t>La comparación controlada usa las mismas 20 consultas, referencias, modelos y parámetros de generación en ambas condiciones. El baseline se repitió con calentamiento en la misma sesión que RAG. Se obtuvieron 60 observaciones por condición sin errores. Todos los resultados siguientes son promedios descriptivos por modelo.</w:t>
-      </w:r>
-    </w:p>
-    <w:p>
-      <w:pPr>
-        <w:pStyle w:val="Heading2"/>
-        <w:keepNext/>
-      </w:pPr>
-      <w:r>
-        <w:rPr>
-          <w:color w:val="000000"/>
-        </w:rPr>
+        <w:spacing w:before="280" w:after="120"/>
+      </w:pPr>
+      <w:r>
         <w:t>6.2 Rendimiento del recuperador</w:t>
       </w:r>
     </w:p>
@@ -7852,7 +7788,7 @@
       <w:tblPr>
         <w:tblW w:type="auto" w:w="0"/>
         <w:jc w:val="center"/>
-        <w:tblLayout w:type="fixed"/>
+        <w:tblLayout w:type="autofit"/>
         <w:tblLook w:firstColumn="1" w:firstRow="1" w:lastColumn="0" w:lastRow="0" w:noHBand="0" w:noVBand="1" w:val="04A0"/>
         <w:tblBorders>
           <w:top w:val="single" w:sz="6" w:space="0" w:color="D9D9D9"/>
@@ -7882,7 +7818,7 @@
               <w:bottom w:w="90" w:type="dxa"/>
               <w:end w:w="100" w:type="dxa"/>
             </w:tcMar>
-            <w:shd w:fill="D9EAF7"/>
+            <w:shd w:fill="7B0D1E" w:val="clear" w:color="auto"/>
           </w:tcPr>
           <w:p>
             <w:pPr>
@@ -7891,9 +7827,10 @@
             </w:pPr>
             <w:r>
               <w:rPr>
-                <w:rFonts w:ascii="Times New Roman" w:hAnsi="Times New Roman"/>
+                <w:rFonts w:ascii="Times New Roman" w:hAnsi="Times New Roman" w:eastAsia="Times New Roman" w:cs="Times New Roman"/>
                 <w:b/>
-                <w:sz w:val="19"/>
+                <w:color w:val="FFFFFF"/>
+                <w:sz w:val="20"/>
               </w:rPr>
               <w:t>Indicador</w:t>
             </w:r>
@@ -7909,7 +7846,7 @@
               <w:bottom w:w="90" w:type="dxa"/>
               <w:end w:w="100" w:type="dxa"/>
             </w:tcMar>
-            <w:shd w:fill="D9EAF7"/>
+            <w:shd w:fill="7B0D1E" w:val="clear" w:color="auto"/>
           </w:tcPr>
           <w:p>
             <w:pPr>
@@ -7918,9 +7855,10 @@
             </w:pPr>
             <w:r>
               <w:rPr>
-                <w:rFonts w:ascii="Times New Roman" w:hAnsi="Times New Roman"/>
+                <w:rFonts w:ascii="Times New Roman" w:hAnsi="Times New Roman" w:eastAsia="Times New Roman" w:cs="Times New Roman"/>
                 <w:b/>
-                <w:sz w:val="19"/>
+                <w:color w:val="FFFFFF"/>
+                <w:sz w:val="20"/>
               </w:rPr>
               <w:t>Corpus inglés</w:t>
             </w:r>
@@ -7936,7 +7874,7 @@
               <w:bottom w:w="90" w:type="dxa"/>
               <w:end w:w="100" w:type="dxa"/>
             </w:tcMar>
-            <w:shd w:fill="D9EAF7"/>
+            <w:shd w:fill="7B0D1E" w:val="clear" w:color="auto"/>
           </w:tcPr>
           <w:p>
             <w:pPr>
@@ -7945,9 +7883,10 @@
             </w:pPr>
             <w:r>
               <w:rPr>
-                <w:rFonts w:ascii="Times New Roman" w:hAnsi="Times New Roman"/>
+                <w:rFonts w:ascii="Times New Roman" w:hAnsi="Times New Roman" w:eastAsia="Times New Roman" w:cs="Times New Roman"/>
                 <w:b/>
-                <w:sz w:val="19"/>
+                <w:color w:val="FFFFFF"/>
+                <w:sz w:val="20"/>
               </w:rPr>
               <w:t>Corpus traducido</w:t>
             </w:r>
@@ -7965,7 +7904,7 @@
               <w:bottom w:w="90" w:type="dxa"/>
               <w:end w:w="100" w:type="dxa"/>
             </w:tcMar>
-            <w:shd w:fill="FFFFFF"/>
+            <w:shd w:fill="F2D7D5" w:val="clear" w:color="auto"/>
           </w:tcPr>
           <w:p>
             <w:pPr>
@@ -7974,9 +7913,10 @@
             </w:pPr>
             <w:r>
               <w:rPr>
-                <w:rFonts w:ascii="Times New Roman" w:hAnsi="Times New Roman"/>
-                <w:b w:val="0"/>
-                <w:sz w:val="19"/>
+                <w:rFonts w:ascii="Times New Roman" w:hAnsi="Times New Roman" w:eastAsia="Times New Roman" w:cs="Times New Roman"/>
+                <w:b/>
+                <w:color w:val="7B0D1E"/>
+                <w:sz w:val="20"/>
               </w:rPr>
               <w:t>Documentos / intenciones</w:t>
             </w:r>
@@ -7992,7 +7932,7 @@
               <w:bottom w:w="90" w:type="dxa"/>
               <w:end w:w="100" w:type="dxa"/>
             </w:tcMar>
-            <w:shd w:fill="FFFFFF"/>
+            <w:shd w:fill="FFFFFF" w:val="clear" w:color="auto"/>
           </w:tcPr>
           <w:p>
             <w:pPr>
@@ -8001,9 +7941,10 @@
             </w:pPr>
             <w:r>
               <w:rPr>
-                <w:rFonts w:ascii="Times New Roman" w:hAnsi="Times New Roman"/>
+                <w:rFonts w:ascii="Times New Roman" w:hAnsi="Times New Roman" w:eastAsia="Times New Roman" w:cs="Times New Roman"/>
                 <w:b w:val="0"/>
-                <w:sz w:val="19"/>
+                <w:color w:val="000000"/>
+                <w:sz w:val="20"/>
               </w:rPr>
               <w:t>81 / 27</w:t>
             </w:r>
@@ -8019,7 +7960,7 @@
               <w:bottom w:w="90" w:type="dxa"/>
               <w:end w:w="100" w:type="dxa"/>
             </w:tcMar>
-            <w:shd w:fill="FFFFFF"/>
+            <w:shd w:fill="FFFFFF" w:val="clear" w:color="auto"/>
           </w:tcPr>
           <w:p>
             <w:pPr>
@@ -8028,9 +7969,10 @@
             </w:pPr>
             <w:r>
               <w:rPr>
-                <w:rFonts w:ascii="Times New Roman" w:hAnsi="Times New Roman"/>
+                <w:rFonts w:ascii="Times New Roman" w:hAnsi="Times New Roman" w:eastAsia="Times New Roman" w:cs="Times New Roman"/>
                 <w:b w:val="0"/>
-                <w:sz w:val="19"/>
+                <w:color w:val="000000"/>
+                <w:sz w:val="20"/>
               </w:rPr>
               <w:t>81 / 27</w:t>
             </w:r>
@@ -8048,7 +7990,7 @@
               <w:bottom w:w="90" w:type="dxa"/>
               <w:end w:w="100" w:type="dxa"/>
             </w:tcMar>
-            <w:shd w:fill="F7FAFC"/>
+            <w:shd w:fill="F2D7D5" w:val="clear" w:color="auto"/>
           </w:tcPr>
           <w:p>
             <w:pPr>
@@ -8057,9 +7999,10 @@
             </w:pPr>
             <w:r>
               <w:rPr>
-                <w:rFonts w:ascii="Times New Roman" w:hAnsi="Times New Roman"/>
-                <w:b w:val="0"/>
-                <w:sz w:val="19"/>
+                <w:rFonts w:ascii="Times New Roman" w:hAnsi="Times New Roman" w:eastAsia="Times New Roman" w:cs="Times New Roman"/>
+                <w:b/>
+                <w:color w:val="7B0D1E"/>
+                <w:sz w:val="20"/>
               </w:rPr>
               <w:t>Hit@1</w:t>
             </w:r>
@@ -8075,7 +8018,7 @@
               <w:bottom w:w="90" w:type="dxa"/>
               <w:end w:w="100" w:type="dxa"/>
             </w:tcMar>
-            <w:shd w:fill="F7FAFC"/>
+            <w:shd w:fill="FFFFFF" w:val="clear" w:color="auto"/>
           </w:tcPr>
           <w:p>
             <w:pPr>
@@ -8084,9 +8027,10 @@
             </w:pPr>
             <w:r>
               <w:rPr>
-                <w:rFonts w:ascii="Times New Roman" w:hAnsi="Times New Roman"/>
+                <w:rFonts w:ascii="Times New Roman" w:hAnsi="Times New Roman" w:eastAsia="Times New Roman" w:cs="Times New Roman"/>
                 <w:b w:val="0"/>
-                <w:sz w:val="19"/>
+                <w:color w:val="000000"/>
+                <w:sz w:val="20"/>
               </w:rPr>
               <w:t>80 %</w:t>
             </w:r>
@@ -8102,7 +8046,7 @@
               <w:bottom w:w="90" w:type="dxa"/>
               <w:end w:w="100" w:type="dxa"/>
             </w:tcMar>
-            <w:shd w:fill="F7FAFC"/>
+            <w:shd w:fill="FFFFFF" w:val="clear" w:color="auto"/>
           </w:tcPr>
           <w:p>
             <w:pPr>
@@ -8111,9 +8055,10 @@
             </w:pPr>
             <w:r>
               <w:rPr>
-                <w:rFonts w:ascii="Times New Roman" w:hAnsi="Times New Roman"/>
+                <w:rFonts w:ascii="Times New Roman" w:hAnsi="Times New Roman" w:eastAsia="Times New Roman" w:cs="Times New Roman"/>
                 <w:b w:val="0"/>
-                <w:sz w:val="19"/>
+                <w:color w:val="000000"/>
+                <w:sz w:val="20"/>
               </w:rPr>
               <w:t>70 %</w:t>
             </w:r>
@@ -8131,7 +8076,7 @@
               <w:bottom w:w="90" w:type="dxa"/>
               <w:end w:w="100" w:type="dxa"/>
             </w:tcMar>
-            <w:shd w:fill="FFFFFF"/>
+            <w:shd w:fill="F2D7D5" w:val="clear" w:color="auto"/>
           </w:tcPr>
           <w:p>
             <w:pPr>
@@ -8140,9 +8085,10 @@
             </w:pPr>
             <w:r>
               <w:rPr>
-                <w:rFonts w:ascii="Times New Roman" w:hAnsi="Times New Roman"/>
-                <w:b w:val="0"/>
-                <w:sz w:val="19"/>
+                <w:rFonts w:ascii="Times New Roman" w:hAnsi="Times New Roman" w:eastAsia="Times New Roman" w:cs="Times New Roman"/>
+                <w:b/>
+                <w:color w:val="7B0D1E"/>
+                <w:sz w:val="20"/>
               </w:rPr>
               <w:t>Hit@3</w:t>
             </w:r>
@@ -8158,7 +8104,7 @@
               <w:bottom w:w="90" w:type="dxa"/>
               <w:end w:w="100" w:type="dxa"/>
             </w:tcMar>
-            <w:shd w:fill="FFFFFF"/>
+            <w:shd w:fill="FFFFFF" w:val="clear" w:color="auto"/>
           </w:tcPr>
           <w:p>
             <w:pPr>
@@ -8167,9 +8113,10 @@
             </w:pPr>
             <w:r>
               <w:rPr>
-                <w:rFonts w:ascii="Times New Roman" w:hAnsi="Times New Roman"/>
+                <w:rFonts w:ascii="Times New Roman" w:hAnsi="Times New Roman" w:eastAsia="Times New Roman" w:cs="Times New Roman"/>
                 <w:b w:val="0"/>
-                <w:sz w:val="19"/>
+                <w:color w:val="000000"/>
+                <w:sz w:val="20"/>
               </w:rPr>
               <w:t>90 %</w:t>
             </w:r>
@@ -8185,7 +8132,7 @@
               <w:bottom w:w="90" w:type="dxa"/>
               <w:end w:w="100" w:type="dxa"/>
             </w:tcMar>
-            <w:shd w:fill="FFFFFF"/>
+            <w:shd w:fill="FFFFFF" w:val="clear" w:color="auto"/>
           </w:tcPr>
           <w:p>
             <w:pPr>
@@ -8194,9 +8141,10 @@
             </w:pPr>
             <w:r>
               <w:rPr>
-                <w:rFonts w:ascii="Times New Roman" w:hAnsi="Times New Roman"/>
+                <w:rFonts w:ascii="Times New Roman" w:hAnsi="Times New Roman" w:eastAsia="Times New Roman" w:cs="Times New Roman"/>
                 <w:b w:val="0"/>
-                <w:sz w:val="19"/>
+                <w:color w:val="000000"/>
+                <w:sz w:val="20"/>
               </w:rPr>
               <w:t>85 %</w:t>
             </w:r>
@@ -8214,7 +8162,7 @@
               <w:bottom w:w="90" w:type="dxa"/>
               <w:end w:w="100" w:type="dxa"/>
             </w:tcMar>
-            <w:shd w:fill="F7FAFC"/>
+            <w:shd w:fill="F2D7D5" w:val="clear" w:color="auto"/>
           </w:tcPr>
           <w:p>
             <w:pPr>
@@ -8223,9 +8171,10 @@
             </w:pPr>
             <w:r>
               <w:rPr>
-                <w:rFonts w:ascii="Times New Roman" w:hAnsi="Times New Roman"/>
-                <w:b w:val="0"/>
-                <w:sz w:val="19"/>
+                <w:rFonts w:ascii="Times New Roman" w:hAnsi="Times New Roman" w:eastAsia="Times New Roman" w:cs="Times New Roman"/>
+                <w:b/>
+                <w:color w:val="7B0D1E"/>
+                <w:sz w:val="20"/>
               </w:rPr>
               <w:t>Latencia media</w:t>
             </w:r>
@@ -8241,7 +8190,7 @@
               <w:bottom w:w="90" w:type="dxa"/>
               <w:end w:w="100" w:type="dxa"/>
             </w:tcMar>
-            <w:shd w:fill="F7FAFC"/>
+            <w:shd w:fill="FFFFFF" w:val="clear" w:color="auto"/>
           </w:tcPr>
           <w:p>
             <w:pPr>
@@ -8250,9 +8199,10 @@
             </w:pPr>
             <w:r>
               <w:rPr>
-                <w:rFonts w:ascii="Times New Roman" w:hAnsi="Times New Roman"/>
+                <w:rFonts w:ascii="Times New Roman" w:hAnsi="Times New Roman" w:eastAsia="Times New Roman" w:cs="Times New Roman"/>
                 <w:b w:val="0"/>
-                <w:sz w:val="19"/>
+                <w:color w:val="000000"/>
+                <w:sz w:val="20"/>
               </w:rPr>
               <w:t>14,40 ms</w:t>
             </w:r>
@@ -8268,7 +8218,7 @@
               <w:bottom w:w="90" w:type="dxa"/>
               <w:end w:w="100" w:type="dxa"/>
             </w:tcMar>
-            <w:shd w:fill="F7FAFC"/>
+            <w:shd w:fill="FFFFFF" w:val="clear" w:color="auto"/>
           </w:tcPr>
           <w:p>
             <w:pPr>
@@ -8277,9 +8227,10 @@
             </w:pPr>
             <w:r>
               <w:rPr>
-                <w:rFonts w:ascii="Times New Roman" w:hAnsi="Times New Roman"/>
+                <w:rFonts w:ascii="Times New Roman" w:hAnsi="Times New Roman" w:eastAsia="Times New Roman" w:cs="Times New Roman"/>
                 <w:b w:val="0"/>
-                <w:sz w:val="19"/>
+                <w:color w:val="000000"/>
+                <w:sz w:val="20"/>
               </w:rPr>
               <w:t>14,56 ms</w:t>
             </w:r>
@@ -8310,12 +8261,9 @@
     <w:p>
       <w:pPr>
         <w:pStyle w:val="Heading2"/>
-        <w:keepNext/>
-      </w:pPr>
-      <w:r>
-        <w:rPr>
-          <w:color w:val="000000"/>
-        </w:rPr>
+        <w:spacing w:before="280" w:after="120"/>
+      </w:pPr>
+      <w:r>
         <w:t>6.3 Calidad por modelo y condición</w:t>
       </w:r>
     </w:p>
@@ -8339,7 +8287,7 @@
       <w:tblPr>
         <w:tblW w:type="auto" w:w="0"/>
         <w:jc w:val="center"/>
-        <w:tblLayout w:type="fixed"/>
+        <w:tblLayout w:type="autofit"/>
         <w:tblLook w:firstColumn="1" w:firstRow="1" w:lastColumn="0" w:lastRow="0" w:noHBand="0" w:noVBand="1" w:val="04A0"/>
         <w:tblBorders>
           <w:top w:val="single" w:sz="6" w:space="0" w:color="D9D9D9"/>
@@ -8369,7 +8317,7 @@
               <w:bottom w:w="90" w:type="dxa"/>
               <w:end w:w="100" w:type="dxa"/>
             </w:tcMar>
-            <w:shd w:fill="D9EAF7"/>
+            <w:shd w:fill="7B0D1E" w:val="clear" w:color="auto"/>
           </w:tcPr>
           <w:p>
             <w:pPr>
@@ -8378,9 +8326,10 @@
             </w:pPr>
             <w:r>
               <w:rPr>
-                <w:rFonts w:ascii="Times New Roman" w:hAnsi="Times New Roman"/>
+                <w:rFonts w:ascii="Times New Roman" w:hAnsi="Times New Roman" w:eastAsia="Times New Roman" w:cs="Times New Roman"/>
                 <w:b/>
-                <w:sz w:val="19"/>
+                <w:color w:val="FFFFFF"/>
+                <w:sz w:val="20"/>
               </w:rPr>
               <w:t>Modelo</w:t>
             </w:r>
@@ -8396,7 +8345,7 @@
               <w:bottom w:w="90" w:type="dxa"/>
               <w:end w:w="100" w:type="dxa"/>
             </w:tcMar>
-            <w:shd w:fill="D9EAF7"/>
+            <w:shd w:fill="7B0D1E" w:val="clear" w:color="auto"/>
           </w:tcPr>
           <w:p>
             <w:pPr>
@@ -8405,9 +8354,10 @@
             </w:pPr>
             <w:r>
               <w:rPr>
-                <w:rFonts w:ascii="Times New Roman" w:hAnsi="Times New Roman"/>
+                <w:rFonts w:ascii="Times New Roman" w:hAnsi="Times New Roman" w:eastAsia="Times New Roman" w:cs="Times New Roman"/>
                 <w:b/>
-                <w:sz w:val="19"/>
+                <w:color w:val="FFFFFF"/>
+                <w:sz w:val="20"/>
               </w:rPr>
               <w:t>BERTScore base / RAG / delta</w:t>
             </w:r>
@@ -8423,7 +8373,7 @@
               <w:bottom w:w="90" w:type="dxa"/>
               <w:end w:w="100" w:type="dxa"/>
             </w:tcMar>
-            <w:shd w:fill="D9EAF7"/>
+            <w:shd w:fill="7B0D1E" w:val="clear" w:color="auto"/>
           </w:tcPr>
           <w:p>
             <w:pPr>
@@ -8432,9 +8382,10 @@
             </w:pPr>
             <w:r>
               <w:rPr>
-                <w:rFonts w:ascii="Times New Roman" w:hAnsi="Times New Roman"/>
+                <w:rFonts w:ascii="Times New Roman" w:hAnsi="Times New Roman" w:eastAsia="Times New Roman" w:cs="Times New Roman"/>
                 <w:b/>
-                <w:sz w:val="19"/>
+                <w:color w:val="FFFFFF"/>
+                <w:sz w:val="20"/>
               </w:rPr>
               <w:t>ROUGE-L base / RAG / delta</w:t>
             </w:r>
@@ -8452,7 +8403,7 @@
               <w:bottom w:w="90" w:type="dxa"/>
               <w:end w:w="100" w:type="dxa"/>
             </w:tcMar>
-            <w:shd w:fill="FFFFFF"/>
+            <w:shd w:fill="F2D7D5" w:val="clear" w:color="auto"/>
           </w:tcPr>
           <w:p>
             <w:pPr>
@@ -8461,9 +8412,10 @@
             </w:pPr>
             <w:r>
               <w:rPr>
-                <w:rFonts w:ascii="Times New Roman" w:hAnsi="Times New Roman"/>
-                <w:b w:val="0"/>
-                <w:sz w:val="19"/>
+                <w:rFonts w:ascii="Times New Roman" w:hAnsi="Times New Roman" w:eastAsia="Times New Roman" w:cs="Times New Roman"/>
+                <w:b/>
+                <w:color w:val="7B0D1E"/>
+                <w:sz w:val="20"/>
               </w:rPr>
               <w:t>GPT-4o mini</w:t>
             </w:r>
@@ -8479,7 +8431,7 @@
               <w:bottom w:w="90" w:type="dxa"/>
               <w:end w:w="100" w:type="dxa"/>
             </w:tcMar>
-            <w:shd w:fill="FFFFFF"/>
+            <w:shd w:fill="FFFFFF" w:val="clear" w:color="auto"/>
           </w:tcPr>
           <w:p>
             <w:pPr>
@@ -8488,9 +8440,10 @@
             </w:pPr>
             <w:r>
               <w:rPr>
-                <w:rFonts w:ascii="Times New Roman" w:hAnsi="Times New Roman"/>
+                <w:rFonts w:ascii="Times New Roman" w:hAnsi="Times New Roman" w:eastAsia="Times New Roman" w:cs="Times New Roman"/>
                 <w:b w:val="0"/>
-                <w:sz w:val="19"/>
+                <w:color w:val="000000"/>
+                <w:sz w:val="20"/>
               </w:rPr>
               <w:t>0,7121 / 0,7526 / +0,0405</w:t>
             </w:r>
@@ -8506,7 +8459,7 @@
               <w:bottom w:w="90" w:type="dxa"/>
               <w:end w:w="100" w:type="dxa"/>
             </w:tcMar>
-            <w:shd w:fill="FFFFFF"/>
+            <w:shd w:fill="FFFFFF" w:val="clear" w:color="auto"/>
           </w:tcPr>
           <w:p>
             <w:pPr>
@@ -8515,9 +8468,10 @@
             </w:pPr>
             <w:r>
               <w:rPr>
-                <w:rFonts w:ascii="Times New Roman" w:hAnsi="Times New Roman"/>
+                <w:rFonts w:ascii="Times New Roman" w:hAnsi="Times New Roman" w:eastAsia="Times New Roman" w:cs="Times New Roman"/>
                 <w:b w:val="0"/>
-                <w:sz w:val="19"/>
+                <w:color w:val="000000"/>
+                <w:sz w:val="20"/>
               </w:rPr>
               <w:t>0,2364 / 0,3054 / +0,0690</w:t>
             </w:r>
@@ -8535,7 +8489,7 @@
               <w:bottom w:w="90" w:type="dxa"/>
               <w:end w:w="100" w:type="dxa"/>
             </w:tcMar>
-            <w:shd w:fill="F7FAFC"/>
+            <w:shd w:fill="F2D7D5" w:val="clear" w:color="auto"/>
           </w:tcPr>
           <w:p>
             <w:pPr>
@@ -8544,9 +8498,10 @@
             </w:pPr>
             <w:r>
               <w:rPr>
-                <w:rFonts w:ascii="Times New Roman" w:hAnsi="Times New Roman"/>
-                <w:b w:val="0"/>
-                <w:sz w:val="19"/>
+                <w:rFonts w:ascii="Times New Roman" w:hAnsi="Times New Roman" w:eastAsia="Times New Roman" w:cs="Times New Roman"/>
+                <w:b/>
+                <w:color w:val="7B0D1E"/>
+                <w:sz w:val="20"/>
               </w:rPr>
               <w:t>LLaMA 3.1 8B</w:t>
             </w:r>
@@ -8562,7 +8517,7 @@
               <w:bottom w:w="90" w:type="dxa"/>
               <w:end w:w="100" w:type="dxa"/>
             </w:tcMar>
-            <w:shd w:fill="F7FAFC"/>
+            <w:shd w:fill="FFFFFF" w:val="clear" w:color="auto"/>
           </w:tcPr>
           <w:p>
             <w:pPr>
@@ -8571,9 +8526,10 @@
             </w:pPr>
             <w:r>
               <w:rPr>
-                <w:rFonts w:ascii="Times New Roman" w:hAnsi="Times New Roman"/>
+                <w:rFonts w:ascii="Times New Roman" w:hAnsi="Times New Roman" w:eastAsia="Times New Roman" w:cs="Times New Roman"/>
                 <w:b w:val="0"/>
-                <w:sz w:val="19"/>
+                <w:color w:val="000000"/>
+                <w:sz w:val="20"/>
               </w:rPr>
               <w:t>0,7151 / 0,7213 / +0,0061</w:t>
             </w:r>
@@ -8589,7 +8545,7 @@
               <w:bottom w:w="90" w:type="dxa"/>
               <w:end w:w="100" w:type="dxa"/>
             </w:tcMar>
-            <w:shd w:fill="F7FAFC"/>
+            <w:shd w:fill="FFFFFF" w:val="clear" w:color="auto"/>
           </w:tcPr>
           <w:p>
             <w:pPr>
@@ -8598,9 +8554,10 @@
             </w:pPr>
             <w:r>
               <w:rPr>
-                <w:rFonts w:ascii="Times New Roman" w:hAnsi="Times New Roman"/>
+                <w:rFonts w:ascii="Times New Roman" w:hAnsi="Times New Roman" w:eastAsia="Times New Roman" w:cs="Times New Roman"/>
                 <w:b w:val="0"/>
-                <w:sz w:val="19"/>
+                <w:color w:val="000000"/>
+                <w:sz w:val="20"/>
               </w:rPr>
               <w:t>0,2479 / 0,2224 / -0,0255</w:t>
             </w:r>
@@ -8618,7 +8575,7 @@
               <w:bottom w:w="90" w:type="dxa"/>
               <w:end w:w="100" w:type="dxa"/>
             </w:tcMar>
-            <w:shd w:fill="FFFFFF"/>
+            <w:shd w:fill="F2D7D5" w:val="clear" w:color="auto"/>
           </w:tcPr>
           <w:p>
             <w:pPr>
@@ -8627,9 +8584,10 @@
             </w:pPr>
             <w:r>
               <w:rPr>
-                <w:rFonts w:ascii="Times New Roman" w:hAnsi="Times New Roman"/>
-                <w:b w:val="0"/>
-                <w:sz w:val="19"/>
+                <w:rFonts w:ascii="Times New Roman" w:hAnsi="Times New Roman" w:eastAsia="Times New Roman" w:cs="Times New Roman"/>
+                <w:b/>
+                <w:color w:val="7B0D1E"/>
+                <w:sz w:val="20"/>
               </w:rPr>
               <w:t>Mistral</w:t>
             </w:r>
@@ -8645,7 +8603,7 @@
               <w:bottom w:w="90" w:type="dxa"/>
               <w:end w:w="100" w:type="dxa"/>
             </w:tcMar>
-            <w:shd w:fill="FFFFFF"/>
+            <w:shd w:fill="FFFFFF" w:val="clear" w:color="auto"/>
           </w:tcPr>
           <w:p>
             <w:pPr>
@@ -8654,9 +8612,10 @@
             </w:pPr>
             <w:r>
               <w:rPr>
-                <w:rFonts w:ascii="Times New Roman" w:hAnsi="Times New Roman"/>
+                <w:rFonts w:ascii="Times New Roman" w:hAnsi="Times New Roman" w:eastAsia="Times New Roman" w:cs="Times New Roman"/>
                 <w:b w:val="0"/>
-                <w:sz w:val="19"/>
+                <w:color w:val="000000"/>
+                <w:sz w:val="20"/>
               </w:rPr>
               <w:t>0,7058 / 0,7333 / +0,0275</w:t>
             </w:r>
@@ -8672,7 +8631,7 @@
               <w:bottom w:w="90" w:type="dxa"/>
               <w:end w:w="100" w:type="dxa"/>
             </w:tcMar>
-            <w:shd w:fill="FFFFFF"/>
+            <w:shd w:fill="FFFFFF" w:val="clear" w:color="auto"/>
           </w:tcPr>
           <w:p>
             <w:pPr>
@@ -8681,9 +8640,10 @@
             </w:pPr>
             <w:r>
               <w:rPr>
-                <w:rFonts w:ascii="Times New Roman" w:hAnsi="Times New Roman"/>
+                <w:rFonts w:ascii="Times New Roman" w:hAnsi="Times New Roman" w:eastAsia="Times New Roman" w:cs="Times New Roman"/>
                 <w:b w:val="0"/>
-                <w:sz w:val="19"/>
+                <w:color w:val="000000"/>
+                <w:sz w:val="20"/>
               </w:rPr>
               <w:t>0,2356 / 0,2770 / +0,0414</w:t>
             </w:r>
@@ -8714,12 +8674,9 @@
     <w:p>
       <w:pPr>
         <w:pStyle w:val="Heading2"/>
-        <w:keepNext/>
-      </w:pPr>
-      <w:r>
-        <w:rPr>
-          <w:color w:val="000000"/>
-        </w:rPr>
+        <w:spacing w:before="280" w:after="120"/>
+      </w:pPr>
+      <w:r>
         <w:t>6.4 Latencia, tokens y costos</w:t>
       </w:r>
     </w:p>
@@ -8743,7 +8700,7 @@
       <w:tblPr>
         <w:tblW w:type="auto" w:w="0"/>
         <w:jc w:val="center"/>
-        <w:tblLayout w:type="fixed"/>
+        <w:tblLayout w:type="autofit"/>
         <w:tblLook w:firstColumn="1" w:firstRow="1" w:lastColumn="0" w:lastRow="0" w:noHBand="0" w:noVBand="1" w:val="04A0"/>
         <w:tblBorders>
           <w:top w:val="single" w:sz="6" w:space="0" w:color="D9D9D9"/>
@@ -8774,7 +8731,7 @@
               <w:bottom w:w="90" w:type="dxa"/>
               <w:end w:w="100" w:type="dxa"/>
             </w:tcMar>
-            <w:shd w:fill="D9EAF7"/>
+            <w:shd w:fill="7B0D1E" w:val="clear" w:color="auto"/>
           </w:tcPr>
           <w:p>
             <w:pPr>
@@ -8783,9 +8740,10 @@
             </w:pPr>
             <w:r>
               <w:rPr>
-                <w:rFonts w:ascii="Times New Roman" w:hAnsi="Times New Roman"/>
+                <w:rFonts w:ascii="Times New Roman" w:hAnsi="Times New Roman" w:eastAsia="Times New Roman" w:cs="Times New Roman"/>
                 <w:b/>
-                <w:sz w:val="19"/>
+                <w:color w:val="FFFFFF"/>
+                <w:sz w:val="20"/>
               </w:rPr>
               <w:t>Modelo</w:t>
             </w:r>
@@ -8801,7 +8759,7 @@
               <w:bottom w:w="90" w:type="dxa"/>
               <w:end w:w="100" w:type="dxa"/>
             </w:tcMar>
-            <w:shd w:fill="D9EAF7"/>
+            <w:shd w:fill="7B0D1E" w:val="clear" w:color="auto"/>
           </w:tcPr>
           <w:p>
             <w:pPr>
@@ -8810,9 +8768,10 @@
             </w:pPr>
             <w:r>
               <w:rPr>
-                <w:rFonts w:ascii="Times New Roman" w:hAnsi="Times New Roman"/>
+                <w:rFonts w:ascii="Times New Roman" w:hAnsi="Times New Roman" w:eastAsia="Times New Roman" w:cs="Times New Roman"/>
                 <w:b/>
-                <w:sz w:val="19"/>
+                <w:color w:val="FFFFFF"/>
+                <w:sz w:val="20"/>
               </w:rPr>
               <w:t>Latencia base / RAG</w:t>
             </w:r>
@@ -8828,7 +8787,7 @@
               <w:bottom w:w="90" w:type="dxa"/>
               <w:end w:w="100" w:type="dxa"/>
             </w:tcMar>
-            <w:shd w:fill="D9EAF7"/>
+            <w:shd w:fill="7B0D1E" w:val="clear" w:color="auto"/>
           </w:tcPr>
           <w:p>
             <w:pPr>
@@ -8837,9 +8796,10 @@
             </w:pPr>
             <w:r>
               <w:rPr>
-                <w:rFonts w:ascii="Times New Roman" w:hAnsi="Times New Roman"/>
+                <w:rFonts w:ascii="Times New Roman" w:hAnsi="Times New Roman" w:eastAsia="Times New Roman" w:cs="Times New Roman"/>
                 <w:b/>
-                <w:sz w:val="19"/>
+                <w:color w:val="FFFFFF"/>
+                <w:sz w:val="20"/>
               </w:rPr>
               <w:t>Tokens entrada base / RAG</w:t>
             </w:r>
@@ -8855,7 +8815,7 @@
               <w:bottom w:w="90" w:type="dxa"/>
               <w:end w:w="100" w:type="dxa"/>
             </w:tcMar>
-            <w:shd w:fill="D9EAF7"/>
+            <w:shd w:fill="7B0D1E" w:val="clear" w:color="auto"/>
           </w:tcPr>
           <w:p>
             <w:pPr>
@@ -8864,9 +8824,10 @@
             </w:pPr>
             <w:r>
               <w:rPr>
-                <w:rFonts w:ascii="Times New Roman" w:hAnsi="Times New Roman"/>
+                <w:rFonts w:ascii="Times New Roman" w:hAnsi="Times New Roman" w:eastAsia="Times New Roman" w:cs="Times New Roman"/>
                 <w:b/>
-                <w:sz w:val="19"/>
+                <w:color w:val="FFFFFF"/>
+                <w:sz w:val="20"/>
               </w:rPr>
               <w:t>USD por 1.000 base / RAG</w:t>
             </w:r>
@@ -8884,7 +8845,7 @@
               <w:bottom w:w="90" w:type="dxa"/>
               <w:end w:w="100" w:type="dxa"/>
             </w:tcMar>
-            <w:shd w:fill="FFFFFF"/>
+            <w:shd w:fill="F2D7D5" w:val="clear" w:color="auto"/>
           </w:tcPr>
           <w:p>
             <w:pPr>
@@ -8893,9 +8854,10 @@
             </w:pPr>
             <w:r>
               <w:rPr>
-                <w:rFonts w:ascii="Times New Roman" w:hAnsi="Times New Roman"/>
-                <w:b w:val="0"/>
-                <w:sz w:val="19"/>
+                <w:rFonts w:ascii="Times New Roman" w:hAnsi="Times New Roman" w:eastAsia="Times New Roman" w:cs="Times New Roman"/>
+                <w:b/>
+                <w:color w:val="7B0D1E"/>
+                <w:sz w:val="20"/>
               </w:rPr>
               <w:t>GPT-4o mini</w:t>
             </w:r>
@@ -8911,7 +8873,7 @@
               <w:bottom w:w="90" w:type="dxa"/>
               <w:end w:w="100" w:type="dxa"/>
             </w:tcMar>
-            <w:shd w:fill="FFFFFF"/>
+            <w:shd w:fill="FFFFFF" w:val="clear" w:color="auto"/>
           </w:tcPr>
           <w:p>
             <w:pPr>
@@ -8920,9 +8882,10 @@
             </w:pPr>
             <w:r>
               <w:rPr>
-                <w:rFonts w:ascii="Times New Roman" w:hAnsi="Times New Roman"/>
+                <w:rFonts w:ascii="Times New Roman" w:hAnsi="Times New Roman" w:eastAsia="Times New Roman" w:cs="Times New Roman"/>
                 <w:b w:val="0"/>
-                <w:sz w:val="19"/>
+                <w:color w:val="000000"/>
+                <w:sz w:val="20"/>
               </w:rPr>
               <w:t>1,723 / 1,591 s</w:t>
             </w:r>
@@ -8938,7 +8901,7 @@
               <w:bottom w:w="90" w:type="dxa"/>
               <w:end w:w="100" w:type="dxa"/>
             </w:tcMar>
-            <w:shd w:fill="FFFFFF"/>
+            <w:shd w:fill="FFFFFF" w:val="clear" w:color="auto"/>
           </w:tcPr>
           <w:p>
             <w:pPr>
@@ -8947,9 +8910,10 @@
             </w:pPr>
             <w:r>
               <w:rPr>
-                <w:rFonts w:ascii="Times New Roman" w:hAnsi="Times New Roman"/>
+                <w:rFonts w:ascii="Times New Roman" w:hAnsi="Times New Roman" w:eastAsia="Times New Roman" w:cs="Times New Roman"/>
                 <w:b w:val="0"/>
-                <w:sz w:val="19"/>
+                <w:color w:val="000000"/>
+                <w:sz w:val="20"/>
               </w:rPr>
               <w:t>1.295 / 12.110</w:t>
             </w:r>
@@ -8965,7 +8929,7 @@
               <w:bottom w:w="90" w:type="dxa"/>
               <w:end w:w="100" w:type="dxa"/>
             </w:tcMar>
-            <w:shd w:fill="FFFFFF"/>
+            <w:shd w:fill="FFFFFF" w:val="clear" w:color="auto"/>
           </w:tcPr>
           <w:p>
             <w:pPr>
@@ -8974,9 +8938,10 @@
             </w:pPr>
             <w:r>
               <w:rPr>
-                <w:rFonts w:ascii="Times New Roman" w:hAnsi="Times New Roman"/>
+                <w:rFonts w:ascii="Times New Roman" w:hAnsi="Times New Roman" w:eastAsia="Times New Roman" w:cs="Times New Roman"/>
                 <w:b w:val="0"/>
-                <w:sz w:val="19"/>
+                <w:color w:val="000000"/>
+                <w:sz w:val="20"/>
               </w:rPr>
               <w:t>0,0667 / 0,1479</w:t>
             </w:r>
@@ -8994,7 +8959,7 @@
               <w:bottom w:w="90" w:type="dxa"/>
               <w:end w:w="100" w:type="dxa"/>
             </w:tcMar>
-            <w:shd w:fill="F7FAFC"/>
+            <w:shd w:fill="F2D7D5" w:val="clear" w:color="auto"/>
           </w:tcPr>
           <w:p>
             <w:pPr>
@@ -9003,9 +8968,10 @@
             </w:pPr>
             <w:r>
               <w:rPr>
-                <w:rFonts w:ascii="Times New Roman" w:hAnsi="Times New Roman"/>
-                <w:b w:val="0"/>
-                <w:sz w:val="19"/>
+                <w:rFonts w:ascii="Times New Roman" w:hAnsi="Times New Roman" w:eastAsia="Times New Roman" w:cs="Times New Roman"/>
+                <w:b/>
+                <w:color w:val="7B0D1E"/>
+                <w:sz w:val="20"/>
               </w:rPr>
               <w:t>LLaMA 3.1 8B</w:t>
             </w:r>
@@ -9021,7 +8987,7 @@
               <w:bottom w:w="90" w:type="dxa"/>
               <w:end w:w="100" w:type="dxa"/>
             </w:tcMar>
-            <w:shd w:fill="F7FAFC"/>
+            <w:shd w:fill="FFFFFF" w:val="clear" w:color="auto"/>
           </w:tcPr>
           <w:p>
             <w:pPr>
@@ -9030,9 +8996,10 @@
             </w:pPr>
             <w:r>
               <w:rPr>
-                <w:rFonts w:ascii="Times New Roman" w:hAnsi="Times New Roman"/>
+                <w:rFonts w:ascii="Times New Roman" w:hAnsi="Times New Roman" w:eastAsia="Times New Roman" w:cs="Times New Roman"/>
                 <w:b w:val="0"/>
-                <w:sz w:val="19"/>
+                <w:color w:val="000000"/>
+                <w:sz w:val="20"/>
               </w:rPr>
               <w:t>1,213 / 1,496 s</w:t>
             </w:r>
@@ -9048,7 +9015,7 @@
               <w:bottom w:w="90" w:type="dxa"/>
               <w:end w:w="100" w:type="dxa"/>
             </w:tcMar>
-            <w:shd w:fill="F7FAFC"/>
+            <w:shd w:fill="FFFFFF" w:val="clear" w:color="auto"/>
           </w:tcPr>
           <w:p>
             <w:pPr>
@@ -9057,9 +9024,10 @@
             </w:pPr>
             <w:r>
               <w:rPr>
-                <w:rFonts w:ascii="Times New Roman" w:hAnsi="Times New Roman"/>
+                <w:rFonts w:ascii="Times New Roman" w:hAnsi="Times New Roman" w:eastAsia="Times New Roman" w:cs="Times New Roman"/>
                 <w:b w:val="0"/>
-                <w:sz w:val="19"/>
+                <w:color w:val="000000"/>
+                <w:sz w:val="20"/>
               </w:rPr>
               <w:t>1.511 / 13.164</w:t>
             </w:r>
@@ -9075,7 +9043,7 @@
               <w:bottom w:w="90" w:type="dxa"/>
               <w:end w:w="100" w:type="dxa"/>
             </w:tcMar>
-            <w:shd w:fill="F7FAFC"/>
+            <w:shd w:fill="FFFFFF" w:val="clear" w:color="auto"/>
           </w:tcPr>
           <w:p>
             <w:pPr>
@@ -9084,9 +9052,10 @@
             </w:pPr>
             <w:r>
               <w:rPr>
-                <w:rFonts w:ascii="Times New Roman" w:hAnsi="Times New Roman"/>
+                <w:rFonts w:ascii="Times New Roman" w:hAnsi="Times New Roman" w:eastAsia="Times New Roman" w:cs="Times New Roman"/>
                 <w:b w:val="0"/>
-                <w:sz w:val="19"/>
+                <w:color w:val="000000"/>
+                <w:sz w:val="20"/>
               </w:rPr>
               <w:t>0,2325 / 0,2867</w:t>
             </w:r>
@@ -9104,7 +9073,7 @@
               <w:bottom w:w="90" w:type="dxa"/>
               <w:end w:w="100" w:type="dxa"/>
             </w:tcMar>
-            <w:shd w:fill="FFFFFF"/>
+            <w:shd w:fill="F2D7D5" w:val="clear" w:color="auto"/>
           </w:tcPr>
           <w:p>
             <w:pPr>
@@ -9113,9 +9082,10 @@
             </w:pPr>
             <w:r>
               <w:rPr>
-                <w:rFonts w:ascii="Times New Roman" w:hAnsi="Times New Roman"/>
-                <w:b w:val="0"/>
-                <w:sz w:val="19"/>
+                <w:rFonts w:ascii="Times New Roman" w:hAnsi="Times New Roman" w:eastAsia="Times New Roman" w:cs="Times New Roman"/>
+                <w:b/>
+                <w:color w:val="7B0D1E"/>
+                <w:sz w:val="20"/>
               </w:rPr>
               <w:t>Mistral</w:t>
             </w:r>
@@ -9131,7 +9101,7 @@
               <w:bottom w:w="90" w:type="dxa"/>
               <w:end w:w="100" w:type="dxa"/>
             </w:tcMar>
-            <w:shd w:fill="FFFFFF"/>
+            <w:shd w:fill="FFFFFF" w:val="clear" w:color="auto"/>
           </w:tcPr>
           <w:p>
             <w:pPr>
@@ -9140,9 +9110,10 @@
             </w:pPr>
             <w:r>
               <w:rPr>
-                <w:rFonts w:ascii="Times New Roman" w:hAnsi="Times New Roman"/>
+                <w:rFonts w:ascii="Times New Roman" w:hAnsi="Times New Roman" w:eastAsia="Times New Roman" w:cs="Times New Roman"/>
                 <w:b w:val="0"/>
-                <w:sz w:val="19"/>
+                <w:color w:val="000000"/>
+                <w:sz w:val="20"/>
               </w:rPr>
               <w:t>1,350 / 1,867 s</w:t>
             </w:r>
@@ -9158,7 +9129,7 @@
               <w:bottom w:w="90" w:type="dxa"/>
               <w:end w:w="100" w:type="dxa"/>
             </w:tcMar>
-            <w:shd w:fill="FFFFFF"/>
+            <w:shd w:fill="FFFFFF" w:val="clear" w:color="auto"/>
           </w:tcPr>
           <w:p>
             <w:pPr>
@@ -9167,9 +9138,10 @@
             </w:pPr>
             <w:r>
               <w:rPr>
-                <w:rFonts w:ascii="Times New Roman" w:hAnsi="Times New Roman"/>
+                <w:rFonts w:ascii="Times New Roman" w:hAnsi="Times New Roman" w:eastAsia="Times New Roman" w:cs="Times New Roman"/>
                 <w:b w:val="0"/>
-                <w:sz w:val="19"/>
+                <w:color w:val="000000"/>
+                <w:sz w:val="20"/>
               </w:rPr>
               <w:t>1.566 / 15.247</w:t>
             </w:r>
@@ -9185,7 +9157,7 @@
               <w:bottom w:w="90" w:type="dxa"/>
               <w:end w:w="100" w:type="dxa"/>
             </w:tcMar>
-            <w:shd w:fill="FFFFFF"/>
+            <w:shd w:fill="FFFFFF" w:val="clear" w:color="auto"/>
           </w:tcPr>
           <w:p>
             <w:pPr>
@@ -9194,9 +9166,10 @@
             </w:pPr>
             <w:r>
               <w:rPr>
-                <w:rFonts w:ascii="Times New Roman" w:hAnsi="Times New Roman"/>
+                <w:rFonts w:ascii="Times New Roman" w:hAnsi="Times New Roman" w:eastAsia="Times New Roman" w:cs="Times New Roman"/>
                 <w:b w:val="0"/>
-                <w:sz w:val="19"/>
+                <w:color w:val="000000"/>
+                <w:sz w:val="20"/>
               </w:rPr>
               <w:t>0,2587 / 0,3579</w:t>
             </w:r>
@@ -9242,12 +9215,9 @@
     <w:p>
       <w:pPr>
         <w:pStyle w:val="Heading2"/>
-        <w:keepNext/>
-      </w:pPr>
-      <w:r>
-        <w:rPr>
-          <w:color w:val="000000"/>
-        </w:rPr>
+        <w:spacing w:before="280" w:after="120"/>
+      </w:pPr>
+      <w:r>
         <w:t>6.5 Aciertos de recuperación y calidad</w:t>
       </w:r>
     </w:p>
@@ -9271,7 +9241,7 @@
       <w:tblPr>
         <w:tblW w:type="auto" w:w="0"/>
         <w:jc w:val="center"/>
-        <w:tblLayout w:type="fixed"/>
+        <w:tblLayout w:type="autofit"/>
         <w:tblLook w:firstColumn="1" w:firstRow="1" w:lastColumn="0" w:lastRow="0" w:noHBand="0" w:noVBand="1" w:val="04A0"/>
         <w:tblBorders>
           <w:top w:val="single" w:sz="6" w:space="0" w:color="D9D9D9"/>
@@ -9301,7 +9271,7 @@
               <w:bottom w:w="90" w:type="dxa"/>
               <w:end w:w="100" w:type="dxa"/>
             </w:tcMar>
-            <w:shd w:fill="D9EAF7"/>
+            <w:shd w:fill="7B0D1E" w:val="clear" w:color="auto"/>
           </w:tcPr>
           <w:p>
             <w:pPr>
@@ -9310,9 +9280,10 @@
             </w:pPr>
             <w:r>
               <w:rPr>
-                <w:rFonts w:ascii="Times New Roman" w:hAnsi="Times New Roman"/>
+                <w:rFonts w:ascii="Times New Roman" w:hAnsi="Times New Roman" w:eastAsia="Times New Roman" w:cs="Times New Roman"/>
                 <w:b/>
-                <w:sz w:val="19"/>
+                <w:color w:val="FFFFFF"/>
+                <w:sz w:val="20"/>
               </w:rPr>
               <w:t>Modelo</w:t>
             </w:r>
@@ -9328,7 +9299,7 @@
               <w:bottom w:w="90" w:type="dxa"/>
               <w:end w:w="100" w:type="dxa"/>
             </w:tcMar>
-            <w:shd w:fill="D9EAF7"/>
+            <w:shd w:fill="7B0D1E" w:val="clear" w:color="auto"/>
           </w:tcPr>
           <w:p>
             <w:pPr>
@@ -9337,9 +9308,10 @@
             </w:pPr>
             <w:r>
               <w:rPr>
-                <w:rFonts w:ascii="Times New Roman" w:hAnsi="Times New Roman"/>
+                <w:rFonts w:ascii="Times New Roman" w:hAnsi="Times New Roman" w:eastAsia="Times New Roman" w:cs="Times New Roman"/>
                 <w:b/>
-                <w:sz w:val="19"/>
+                <w:color w:val="FFFFFF"/>
+                <w:sz w:val="20"/>
               </w:rPr>
               <w:t>BERTScore acierto / fallo</w:t>
             </w:r>
@@ -9355,7 +9327,7 @@
               <w:bottom w:w="90" w:type="dxa"/>
               <w:end w:w="100" w:type="dxa"/>
             </w:tcMar>
-            <w:shd w:fill="D9EAF7"/>
+            <w:shd w:fill="7B0D1E" w:val="clear" w:color="auto"/>
           </w:tcPr>
           <w:p>
             <w:pPr>
@@ -9364,9 +9336,10 @@
             </w:pPr>
             <w:r>
               <w:rPr>
-                <w:rFonts w:ascii="Times New Roman" w:hAnsi="Times New Roman"/>
+                <w:rFonts w:ascii="Times New Roman" w:hAnsi="Times New Roman" w:eastAsia="Times New Roman" w:cs="Times New Roman"/>
                 <w:b/>
-                <w:sz w:val="19"/>
+                <w:color w:val="FFFFFF"/>
+                <w:sz w:val="20"/>
               </w:rPr>
               <w:t>ROUGE-L acierto / fallo</w:t>
             </w:r>
@@ -9384,7 +9357,7 @@
               <w:bottom w:w="90" w:type="dxa"/>
               <w:end w:w="100" w:type="dxa"/>
             </w:tcMar>
-            <w:shd w:fill="FFFFFF"/>
+            <w:shd w:fill="F2D7D5" w:val="clear" w:color="auto"/>
           </w:tcPr>
           <w:p>
             <w:pPr>
@@ -9393,9 +9366,10 @@
             </w:pPr>
             <w:r>
               <w:rPr>
-                <w:rFonts w:ascii="Times New Roman" w:hAnsi="Times New Roman"/>
-                <w:b w:val="0"/>
-                <w:sz w:val="19"/>
+                <w:rFonts w:ascii="Times New Roman" w:hAnsi="Times New Roman" w:eastAsia="Times New Roman" w:cs="Times New Roman"/>
+                <w:b/>
+                <w:color w:val="7B0D1E"/>
+                <w:sz w:val="20"/>
               </w:rPr>
               <w:t>GPT-4o mini</w:t>
             </w:r>
@@ -9411,7 +9385,7 @@
               <w:bottom w:w="90" w:type="dxa"/>
               <w:end w:w="100" w:type="dxa"/>
             </w:tcMar>
-            <w:shd w:fill="FFFFFF"/>
+            <w:shd w:fill="FFFFFF" w:val="clear" w:color="auto"/>
           </w:tcPr>
           <w:p>
             <w:pPr>
@@ -9420,9 +9394,10 @@
             </w:pPr>
             <w:r>
               <w:rPr>
-                <w:rFonts w:ascii="Times New Roman" w:hAnsi="Times New Roman"/>
+                <w:rFonts w:ascii="Times New Roman" w:hAnsi="Times New Roman" w:eastAsia="Times New Roman" w:cs="Times New Roman"/>
                 <w:b w:val="0"/>
-                <w:sz w:val="19"/>
+                <w:color w:val="000000"/>
+                <w:sz w:val="20"/>
               </w:rPr>
               <w:t>0,7539 / 0,7407</w:t>
             </w:r>
@@ -9438,7 +9413,7 @@
               <w:bottom w:w="90" w:type="dxa"/>
               <w:end w:w="100" w:type="dxa"/>
             </w:tcMar>
-            <w:shd w:fill="FFFFFF"/>
+            <w:shd w:fill="FFFFFF" w:val="clear" w:color="auto"/>
           </w:tcPr>
           <w:p>
             <w:pPr>
@@ -9447,9 +9422,10 @@
             </w:pPr>
             <w:r>
               <w:rPr>
-                <w:rFonts w:ascii="Times New Roman" w:hAnsi="Times New Roman"/>
+                <w:rFonts w:ascii="Times New Roman" w:hAnsi="Times New Roman" w:eastAsia="Times New Roman" w:cs="Times New Roman"/>
                 <w:b w:val="0"/>
-                <w:sz w:val="19"/>
+                <w:color w:val="000000"/>
+                <w:sz w:val="20"/>
               </w:rPr>
               <w:t>0,3089 / 0,2745</w:t>
             </w:r>
@@ -9467,7 +9443,7 @@
               <w:bottom w:w="90" w:type="dxa"/>
               <w:end w:w="100" w:type="dxa"/>
             </w:tcMar>
-            <w:shd w:fill="F7FAFC"/>
+            <w:shd w:fill="F2D7D5" w:val="clear" w:color="auto"/>
           </w:tcPr>
           <w:p>
             <w:pPr>
@@ -9476,9 +9452,10 @@
             </w:pPr>
             <w:r>
               <w:rPr>
-                <w:rFonts w:ascii="Times New Roman" w:hAnsi="Times New Roman"/>
-                <w:b w:val="0"/>
-                <w:sz w:val="19"/>
+                <w:rFonts w:ascii="Times New Roman" w:hAnsi="Times New Roman" w:eastAsia="Times New Roman" w:cs="Times New Roman"/>
+                <w:b/>
+                <w:color w:val="7B0D1E"/>
+                <w:sz w:val="20"/>
               </w:rPr>
               <w:t>LLaMA 3.1 8B</w:t>
             </w:r>
@@ -9494,7 +9471,7 @@
               <w:bottom w:w="90" w:type="dxa"/>
               <w:end w:w="100" w:type="dxa"/>
             </w:tcMar>
-            <w:shd w:fill="F7FAFC"/>
+            <w:shd w:fill="FFFFFF" w:val="clear" w:color="auto"/>
           </w:tcPr>
           <w:p>
             <w:pPr>
@@ -9503,9 +9480,10 @@
             </w:pPr>
             <w:r>
               <w:rPr>
-                <w:rFonts w:ascii="Times New Roman" w:hAnsi="Times New Roman"/>
+                <w:rFonts w:ascii="Times New Roman" w:hAnsi="Times New Roman" w:eastAsia="Times New Roman" w:cs="Times New Roman"/>
                 <w:b w:val="0"/>
-                <w:sz w:val="19"/>
+                <w:color w:val="000000"/>
+                <w:sz w:val="20"/>
               </w:rPr>
               <w:t>0,7227 / 0,7086</w:t>
             </w:r>
@@ -9521,7 +9499,7 @@
               <w:bottom w:w="90" w:type="dxa"/>
               <w:end w:w="100" w:type="dxa"/>
             </w:tcMar>
-            <w:shd w:fill="F7FAFC"/>
+            <w:shd w:fill="FFFFFF" w:val="clear" w:color="auto"/>
           </w:tcPr>
           <w:p>
             <w:pPr>
@@ -9530,9 +9508,10 @@
             </w:pPr>
             <w:r>
               <w:rPr>
-                <w:rFonts w:ascii="Times New Roman" w:hAnsi="Times New Roman"/>
+                <w:rFonts w:ascii="Times New Roman" w:hAnsi="Times New Roman" w:eastAsia="Times New Roman" w:cs="Times New Roman"/>
                 <w:b w:val="0"/>
-                <w:sz w:val="19"/>
+                <w:color w:val="000000"/>
+                <w:sz w:val="20"/>
               </w:rPr>
               <w:t>0,2259 / 0,1908</w:t>
             </w:r>
@@ -9550,7 +9529,7 @@
               <w:bottom w:w="90" w:type="dxa"/>
               <w:end w:w="100" w:type="dxa"/>
             </w:tcMar>
-            <w:shd w:fill="FFFFFF"/>
+            <w:shd w:fill="F2D7D5" w:val="clear" w:color="auto"/>
           </w:tcPr>
           <w:p>
             <w:pPr>
@@ -9559,9 +9538,10 @@
             </w:pPr>
             <w:r>
               <w:rPr>
-                <w:rFonts w:ascii="Times New Roman" w:hAnsi="Times New Roman"/>
-                <w:b w:val="0"/>
-                <w:sz w:val="19"/>
+                <w:rFonts w:ascii="Times New Roman" w:hAnsi="Times New Roman" w:eastAsia="Times New Roman" w:cs="Times New Roman"/>
+                <w:b/>
+                <w:color w:val="7B0D1E"/>
+                <w:sz w:val="20"/>
               </w:rPr>
               <w:t>Mistral</w:t>
             </w:r>
@@ -9577,7 +9557,7 @@
               <w:bottom w:w="90" w:type="dxa"/>
               <w:end w:w="100" w:type="dxa"/>
             </w:tcMar>
-            <w:shd w:fill="FFFFFF"/>
+            <w:shd w:fill="FFFFFF" w:val="clear" w:color="auto"/>
           </w:tcPr>
           <w:p>
             <w:pPr>
@@ -9586,9 +9566,10 @@
             </w:pPr>
             <w:r>
               <w:rPr>
-                <w:rFonts w:ascii="Times New Roman" w:hAnsi="Times New Roman"/>
+                <w:rFonts w:ascii="Times New Roman" w:hAnsi="Times New Roman" w:eastAsia="Times New Roman" w:cs="Times New Roman"/>
                 <w:b w:val="0"/>
-                <w:sz w:val="19"/>
+                <w:color w:val="000000"/>
+                <w:sz w:val="20"/>
               </w:rPr>
               <w:t>0,7365 / 0,7042</w:t>
             </w:r>
@@ -9604,7 +9585,7 @@
               <w:bottom w:w="90" w:type="dxa"/>
               <w:end w:w="100" w:type="dxa"/>
             </w:tcMar>
-            <w:shd w:fill="FFFFFF"/>
+            <w:shd w:fill="FFFFFF" w:val="clear" w:color="auto"/>
           </w:tcPr>
           <w:p>
             <w:pPr>
@@ -9613,9 +9594,10 @@
             </w:pPr>
             <w:r>
               <w:rPr>
-                <w:rFonts w:ascii="Times New Roman" w:hAnsi="Times New Roman"/>
+                <w:rFonts w:ascii="Times New Roman" w:hAnsi="Times New Roman" w:eastAsia="Times New Roman" w:cs="Times New Roman"/>
                 <w:b w:val="0"/>
-                <w:sz w:val="19"/>
+                <w:color w:val="000000"/>
+                <w:sz w:val="20"/>
               </w:rPr>
               <w:t>0,2859 / 0,1972</w:t>
             </w:r>
@@ -9646,12 +9628,9 @@
     <w:p>
       <w:pPr>
         <w:pStyle w:val="Heading2"/>
-        <w:keepNext/>
-      </w:pPr>
-      <w:r>
-        <w:rPr>
-          <w:color w:val="000000"/>
-        </w:rPr>
+        <w:spacing w:before="280" w:after="120"/>
+      </w:pPr>
+      <w:r>
         <w:t>6.6 Discusión de las hipótesis</w:t>
       </w:r>
     </w:p>
@@ -9703,20 +9682,138 @@
     <w:p>
       <w:pPr>
         <w:pStyle w:val="Heading2"/>
-        <w:keepNext/>
-      </w:pPr>
-      <w:r>
-        <w:rPr>
-          <w:color w:val="000000"/>
-        </w:rPr>
+        <w:spacing w:before="280" w:after="120"/>
+      </w:pPr>
+      <w:r>
         <w:t>6.7 Limitaciones del piloto</w:t>
       </w:r>
     </w:p>
     <w:p>
       <w:pPr>
         <w:spacing w:before="0" w:after="80" w:line="360" w:lineRule="auto"/>
-        <w:ind w:left="518" w:hanging="259"/>
-        <w:jc w:val="left"/>
+        <w:ind w:left="720" w:hanging="360"/>
+      </w:pPr>
+      <w:r>
+        <w:rPr>
+          <w:rFonts w:ascii="Times New Roman" w:hAnsi="Times New Roman" w:eastAsia="Times New Roman" w:cs="Times New Roman"/>
+          <w:b w:val="0"/>
+          <w:i w:val="0"/>
+          <w:sz w:val="24"/>
+        </w:rPr>
+        <w:t>• La muestra de 20 consultas por configuración no permite inferencia estadística ni generalización.</w:t>
+      </w:r>
+    </w:p>
+    <w:p>
+      <w:pPr>
+        <w:spacing w:before="0" w:after="80" w:line="360" w:lineRule="auto"/>
+        <w:ind w:left="720" w:hanging="360"/>
+      </w:pPr>
+      <w:r>
+        <w:rPr>
+          <w:rFonts w:ascii="Times New Roman" w:hAnsi="Times New Roman" w:eastAsia="Times New Roman" w:cs="Times New Roman"/>
+          <w:b w:val="0"/>
+          <w:i w:val="0"/>
+          <w:sz w:val="24"/>
+        </w:rPr>
+        <w:t>• BERTScore y ROUGE-L no reemplazan la evaluación humana de exactitud, utilidad y alucinaciones.</w:t>
+      </w:r>
+    </w:p>
+    <w:p>
+      <w:pPr>
+        <w:spacing w:before="0" w:after="80" w:line="360" w:lineRule="auto"/>
+        <w:ind w:left="720" w:hanging="360"/>
+      </w:pPr>
+      <w:r>
+        <w:rPr>
+          <w:rFonts w:ascii="Times New Roman" w:hAnsi="Times New Roman" w:eastAsia="Times New Roman" w:cs="Times New Roman"/>
+          <w:b w:val="0"/>
+          <w:i w:val="0"/>
+          <w:sz w:val="24"/>
+        </w:rPr>
+        <w:t>• El corpus de conocimiento es pequeño, sintético y derivado del mismo dominio que la evaluación, aunque se controló el solapamiento.</w:t>
+      </w:r>
+    </w:p>
+    <w:p>
+      <w:pPr>
+        <w:spacing w:before="0" w:after="80" w:line="360" w:lineRule="auto"/>
+        <w:ind w:left="720" w:hanging="360"/>
+      </w:pPr>
+      <w:r>
+        <w:rPr>
+          <w:rFonts w:ascii="Times New Roman" w:hAnsi="Times New Roman" w:eastAsia="Times New Roman" w:cs="Times New Roman"/>
+          <w:b w:val="0"/>
+          <w:i w:val="0"/>
+          <w:sz w:val="24"/>
+        </w:rPr>
+        <w:t>• Las latencias corresponden a una sesión, una red y un equipo; la API y Ollama pueden variar entre corridas.</w:t>
+      </w:r>
+    </w:p>
+    <w:p>
+      <w:pPr>
+        <w:spacing w:before="0" w:after="80" w:line="360" w:lineRule="auto"/>
+        <w:ind w:left="720" w:hanging="360"/>
+      </w:pPr>
+      <w:r>
+        <w:rPr>
+          <w:rFonts w:ascii="Times New Roman" w:hAnsi="Times New Roman" w:eastAsia="Times New Roman" w:cs="Times New Roman"/>
+          <w:b w:val="0"/>
+          <w:i w:val="0"/>
+          <w:sz w:val="24"/>
+        </w:rPr>
+        <w:t>• El costo cloud combina un precio publicado con latencias locales y debe leerse como escenario comparativo, no como factura observada.</w:t>
+      </w:r>
+    </w:p>
+    <w:p>
+      <w:pPr>
+        <w:spacing w:before="0" w:after="80" w:line="360" w:lineRule="auto"/>
+        <w:ind w:left="720" w:hanging="360"/>
+      </w:pPr>
+      <w:r>
+        <w:rPr>
+          <w:rFonts w:ascii="Times New Roman" w:hAnsi="Times New Roman" w:eastAsia="Times New Roman" w:cs="Times New Roman"/>
+          <w:b w:val="0"/>
+          <w:i w:val="0"/>
+          <w:sz w:val="24"/>
+        </w:rPr>
+        <w:t>• La potencia de 415 W es una cota de componentes, no una medición de consumo en pared, y el precio eléctrico no es una tarifa argentina.</w:t>
+      </w:r>
+    </w:p>
+    <w:p>
+      <w:pPr>
+        <w:spacing w:before="0" w:after="80" w:line="360" w:lineRule="auto"/>
+        <w:ind w:left="720" w:hanging="360"/>
+      </w:pPr>
+      <w:r>
+        <w:rPr>
+          <w:rFonts w:ascii="Times New Roman" w:hAnsi="Times New Roman" w:eastAsia="Times New Roman" w:cs="Times New Roman"/>
+          <w:b w:val="0"/>
+          <w:i w:val="0"/>
+          <w:sz w:val="24"/>
+        </w:rPr>
+        <w:t>• La búsqueda exacta es adecuada para 81 documentos, pero su escalabilidad debe validarse con un corpus mayor.</w:t>
+      </w:r>
+    </w:p>
+    <w:p>
+      <w:pPr>
+        <w:pStyle w:val="Heading1"/>
+        <w:pageBreakBefore/>
+        <w:spacing w:after="200" w:before="400"/>
+        <w:jc w:val="center"/>
+        <w:rPr/>
+      </w:pPr>
+      <w:bookmarkStart w:colFirst="0" w:colLast="0" w:name="_xe7dxo5vlxj0" w:id="30"/>
+      <w:bookmarkEnd w:id="30"/>
+      <w:r>
+        <w:rPr>
+          <w:rtl w:val="0"/>
+        </w:rPr>
+        <w:t xml:space="preserve">Conclusiones</w:t>
+      </w:r>
+    </w:p>
+    <w:p>
+      <w:pPr>
+        <w:spacing w:before="0" w:after="160" w:line="360" w:lineRule="auto"/>
+        <w:jc w:val="both"/>
       </w:pPr>
       <w:r>
         <w:rPr>
@@ -9725,14 +9822,12 @@
           <w:i w:val="0"/>
           <w:sz w:val="24"/>
         </w:rPr>
-        <w:t>• La muestra de 20 consultas por configuración no permite inferencia estadística ni generalización.</w:t>
-      </w:r>
-    </w:p>
-    <w:p>
-      <w:pPr>
-        <w:spacing w:before="0" w:after="80" w:line="360" w:lineRule="auto"/>
-        <w:ind w:left="518" w:hanging="259"/>
-        <w:jc w:val="left"/>
+      </w:r>
+    </w:p>
+    <w:p>
+      <w:pPr>
+        <w:spacing w:before="0" w:after="160" w:line="360" w:lineRule="auto"/>
+        <w:jc w:val="both"/>
       </w:pPr>
       <w:r>
         <w:rPr>
@@ -9741,14 +9836,13 @@
           <w:i w:val="0"/>
           <w:sz w:val="24"/>
         </w:rPr>
-        <w:t>• BERTScore y ROUGE-L no reemplazan la evaluación humana de exactitud, utilidad y alucinaciones.</w:t>
-      </w:r>
-    </w:p>
-    <w:p>
-      <w:pPr>
-        <w:spacing w:before="0" w:after="80" w:line="360" w:lineRule="auto"/>
-        <w:ind w:left="518" w:hanging="259"/>
-        <w:jc w:val="left"/>
+        <w:t>El Subproyecto 2 completa una comparación RAG funcional, trazable y controlada. El recuperador alcanzó Hit@3 de 90 % y las 120 respuestas comparables se generaron sin errores. RAG mejoró el BERTScore medio de los tres modelos, pero no produjo un beneficio uniforme: LLaMA perdió ROUGE-L y los modelos locales aumentaron latencia y costo bajo el escenario cloud.</w:t>
+      </w:r>
+    </w:p>
+    <w:p>
+      <w:pPr>
+        <w:spacing w:before="0" w:after="160" w:line="360" w:lineRule="auto"/>
+        <w:jc w:val="both"/>
       </w:pPr>
       <w:r>
         <w:rPr>
@@ -9757,14 +9851,13 @@
           <w:i w:val="0"/>
           <w:sz w:val="24"/>
         </w:rPr>
-        <w:t>• El corpus de conocimiento es pequeño, sintético y derivado del mismo dominio que la evaluación, aunque se controló el solapamiento.</w:t>
-      </w:r>
-    </w:p>
-    <w:p>
-      <w:pPr>
-        <w:spacing w:before="0" w:after="80" w:line="360" w:lineRule="auto"/>
-        <w:ind w:left="518" w:hanging="259"/>
-        <w:jc w:val="left"/>
+        <w:t>En este piloto, GPT-4o mini obtuvo la mejor calidad agregada, el menor costo comparativo y la mejor posición en el índice exploratorio. Mistral fue el modelo abierto más cercano en calidad, aunque con mayor latencia y costo. Estos hallazgos no confirman ni rechazan definitivamente las hipótesis: delimitan qué debe validarse con una muestra mayor y evaluación humana.</w:t>
+      </w:r>
+    </w:p>
+    <w:p>
+      <w:pPr>
+        <w:spacing w:before="0" w:after="160" w:line="360" w:lineRule="auto"/>
+        <w:jc w:val="both"/>
       </w:pPr>
       <w:r>
         <w:rPr>
@@ -9773,14 +9866,30 @@
           <w:i w:val="0"/>
           <w:sz w:val="24"/>
         </w:rPr>
-        <w:t>• Las latencias corresponden a una sesión, una red y un equipo; la API y Ollama pueden variar entre corridas.</w:t>
-      </w:r>
-    </w:p>
-    <w:p>
-      <w:pPr>
-        <w:spacing w:before="0" w:after="80" w:line="360" w:lineRule="auto"/>
-        <w:ind w:left="518" w:hanging="259"/>
-        <w:jc w:val="left"/>
+        <w:t>El aporte de esta iteración es metodológico y técnico. El framework conserva consultas, corpus, auditorías, resultados crudos, resultados evaluados y fuentes de costo; además separa recuperación y generación para que cada etapa pueda repetirse sin alterar las demás.</w:t>
+      </w:r>
+    </w:p>
+    <w:p>
+      <w:pPr>
+        <w:pStyle w:val="Heading1"/>
+        <w:pageBreakBefore/>
+        <w:spacing w:after="200" w:before="400"/>
+        <w:jc w:val="center"/>
+        <w:rPr/>
+      </w:pPr>
+      <w:bookmarkStart w:colFirst="0" w:colLast="0" w:name="_1javjldikxag" w:id="31"/>
+      <w:bookmarkEnd w:id="31"/>
+      <w:r>
+        <w:rPr>
+          <w:rtl w:val="0"/>
+        </w:rPr>
+        <w:t xml:space="preserve">Líneas Futuras de Investigación</w:t>
+      </w:r>
+    </w:p>
+    <w:p>
+      <w:pPr>
+        <w:spacing w:before="0" w:after="160" w:line="360" w:lineRule="auto"/>
+        <w:jc w:val="both"/>
       </w:pPr>
       <w:r>
         <w:rPr>
@@ -9789,14 +9898,141 @@
           <w:i w:val="0"/>
           <w:sz w:val="24"/>
         </w:rPr>
-        <w:t>• El costo cloud combina un precio publicado con latencias locales y debe leerse como escenario comparativo, no como factura observada.</w:t>
-      </w:r>
-    </w:p>
-    <w:p>
-      <w:pPr>
+      </w:r>
+    </w:p>
+    <w:p>
+      <w:pPr>
+        <w:keepLines/>
         <w:spacing w:before="0" w:after="80" w:line="360" w:lineRule="auto"/>
-        <w:ind w:left="518" w:hanging="259"/>
-        <w:jc w:val="left"/>
+        <w:ind w:left="720" w:hanging="360"/>
+      </w:pPr>
+      <w:r>
+        <w:rPr>
+          <w:rFonts w:ascii="Times New Roman" w:hAnsi="Times New Roman" w:eastAsia="Times New Roman" w:cs="Times New Roman"/>
+          <w:b w:val="0"/>
+          <w:i w:val="0"/>
+          <w:sz w:val="24"/>
+        </w:rPr>
+        <w:t>• Ampliar la muestra a entre 300 y 500 consultas por configuración y definir las pruebas estadísticas después de revisar la distribución de los datos.</w:t>
+      </w:r>
+    </w:p>
+    <w:p>
+      <w:pPr>
+        <w:keepLines/>
+        <w:spacing w:before="0" w:after="80" w:line="360" w:lineRule="auto"/>
+        <w:ind w:left="720" w:hanging="360"/>
+      </w:pPr>
+      <w:r>
+        <w:rPr>
+          <w:rFonts w:ascii="Times New Roman" w:hAnsi="Times New Roman" w:eastAsia="Times New Roman" w:cs="Times New Roman"/>
+          <w:b w:val="0"/>
+          <w:i w:val="0"/>
+          <w:sz w:val="24"/>
+        </w:rPr>
+        <w:t>• Incorporar evaluación humana ciega de exactitud, utilidad, completitud y alucinaciones.</w:t>
+      </w:r>
+    </w:p>
+    <w:p>
+      <w:pPr>
+        <w:keepLines/>
+        <w:spacing w:before="0" w:after="80" w:line="360" w:lineRule="auto"/>
+        <w:ind w:left="720" w:hanging="360"/>
+      </w:pPr>
+      <w:r>
+        <w:rPr>
+          <w:rFonts w:ascii="Times New Roman" w:hAnsi="Times New Roman" w:eastAsia="Times New Roman" w:cs="Times New Roman"/>
+          <w:b w:val="0"/>
+          <w:i w:val="0"/>
+          <w:sz w:val="24"/>
+        </w:rPr>
+        <w:t>• Repetir las mediciones en distintas sesiones y reportar dispersión, intervalos y estabilidad temporal.</w:t>
+      </w:r>
+    </w:p>
+    <w:p>
+      <w:pPr>
+        <w:keepLines/>
+        <w:spacing w:before="0" w:after="80" w:line="360" w:lineRule="auto"/>
+        <w:ind w:left="720" w:hanging="360"/>
+      </w:pPr>
+      <w:r>
+        <w:rPr>
+          <w:rFonts w:ascii="Times New Roman" w:hAnsi="Times New Roman" w:eastAsia="Times New Roman" w:cs="Times New Roman"/>
+          <w:b w:val="0"/>
+          <w:i w:val="0"/>
+          <w:sz w:val="24"/>
+        </w:rPr>
+        <w:t>• Medir energía con un dispositivo de pared y sustituir el benchmark eléctrico por la tarifa real documentada del lugar de ejecución.</w:t>
+      </w:r>
+    </w:p>
+    <w:p>
+      <w:pPr>
+        <w:keepLines/>
+        <w:spacing w:before="0" w:after="80" w:line="360" w:lineRule="auto"/>
+        <w:ind w:left="720" w:hanging="360"/>
+      </w:pPr>
+      <w:r>
+        <w:rPr>
+          <w:rFonts w:ascii="Times New Roman" w:hAnsi="Times New Roman" w:eastAsia="Times New Roman" w:cs="Times New Roman"/>
+          <w:b w:val="0"/>
+          <w:i w:val="0"/>
+          <w:sz w:val="24"/>
+        </w:rPr>
+        <w:t>• Evaluar un despliegue cloud real de los modelos abiertos para medir throughput y costo sin combinar hardware local con precio remoto.</w:t>
+      </w:r>
+    </w:p>
+    <w:p>
+      <w:pPr>
+        <w:keepLines/>
+        <w:spacing w:before="0" w:after="80" w:line="360" w:lineRule="auto"/>
+        <w:ind w:left="720" w:hanging="360"/>
+      </w:pPr>
+      <w:r>
+        <w:rPr>
+          <w:rFonts w:ascii="Times New Roman" w:hAnsi="Times New Roman" w:eastAsia="Times New Roman" w:cs="Times New Roman"/>
+          <w:b w:val="0"/>
+          <w:i w:val="0"/>
+          <w:sz w:val="24"/>
+        </w:rPr>
+        <w:t>• Escalar el corpus y comparar búsqueda exacta con FAISS; incorporar Spark solo cuando el volumen justifique su sobrecosto operativo.</w:t>
+      </w:r>
+    </w:p>
+    <w:p>
+      <w:pPr>
+        <w:keepLines/>
+        <w:spacing w:before="0" w:after="80" w:line="360" w:lineRule="auto"/>
+        <w:ind w:left="720" w:hanging="360"/>
+      </w:pPr>
+      <w:r>
+        <w:rPr>
+          <w:rFonts w:ascii="Times New Roman" w:hAnsi="Times New Roman" w:eastAsia="Times New Roman" w:cs="Times New Roman"/>
+          <w:b w:val="0"/>
+          <w:i w:val="0"/>
+          <w:sz w:val="24"/>
+        </w:rPr>
+        <w:t>• Agregar una evaluación específica de fidelidad al contexto y mecanismos de rechazo cuando la evidencia recuperada sea insuficiente.</w:t>
+      </w:r>
+    </w:p>
+    <w:p>
+      <w:pPr>
+        <w:pStyle w:val="Heading1"/>
+        <w:pageBreakBefore/>
+        <w:spacing w:after="200" w:before="400"/>
+        <w:jc w:val="center"/>
+        <w:rPr/>
+      </w:pPr>
+      <w:bookmarkStart w:colFirst="0" w:colLast="0" w:name="_fylbre2ubi46" w:id="32"/>
+      <w:bookmarkEnd w:id="32"/>
+      <w:r>
+        <w:rPr>
+          <w:rtl w:val="0"/>
+        </w:rPr>
+        <w:t xml:space="preserve">Referencias</w:t>
+      </w:r>
+    </w:p>
+    <w:p>
+      <w:pPr>
+        <w:spacing w:before="0" w:after="160" w:line="360" w:lineRule="auto"/>
+        <w:jc w:val="both"/>
       </w:pPr>
       <w:r>
         <w:rPr>
@@ -9805,279 +10041,6 @@
           <w:i w:val="0"/>
           <w:sz w:val="24"/>
         </w:rPr>
-        <w:t>• La potencia de 415 W es una cota de componentes, no una medición de consumo en pared, y el precio eléctrico no es una tarifa argentina.</w:t>
-      </w:r>
-    </w:p>
-    <w:p>
-      <w:pPr>
-        <w:spacing w:before="0" w:after="80" w:line="360" w:lineRule="auto"/>
-        <w:ind w:left="518" w:hanging="259"/>
-        <w:jc w:val="left"/>
-      </w:pPr>
-      <w:r>
-        <w:rPr>
-          <w:rFonts w:ascii="Times New Roman" w:hAnsi="Times New Roman"/>
-          <w:b w:val="0"/>
-          <w:i w:val="0"/>
-          <w:sz w:val="24"/>
-        </w:rPr>
-        <w:t>• La búsqueda exacta es adecuada para 81 documentos, pero su escalabilidad debe validarse con un corpus mayor.</w:t>
-      </w:r>
-    </w:p>
-    <w:p>
-      <w:pPr>
-        <w:pStyle w:val="Heading1"/>
-        <w:pageBreakBefore/>
-        <w:spacing w:after="200" w:before="400" w:lineRule="auto"/>
-        <w:jc w:val="center"/>
-        <w:rPr/>
-      </w:pPr>
-      <w:bookmarkStart w:colFirst="0" w:colLast="0" w:name="_xe7dxo5vlxj0" w:id="30"/>
-      <w:bookmarkEnd w:id="30"/>
-      <w:r>
-        <w:rPr>
-          <w:rtl w:val="0"/>
-        </w:rPr>
-        <w:t xml:space="preserve">Conclusiones</w:t>
-      </w:r>
-    </w:p>
-    <w:p>
-      <w:pPr>
-        <w:spacing w:before="0" w:after="160" w:line="360" w:lineRule="auto"/>
-        <w:jc w:val="both"/>
-      </w:pPr>
-      <w:r>
-        <w:rPr>
-          <w:rFonts w:ascii="Times New Roman" w:hAnsi="Times New Roman"/>
-          <w:b w:val="0"/>
-          <w:i w:val="0"/>
-          <w:sz w:val="24"/>
-        </w:rPr>
-      </w:r>
-    </w:p>
-    <w:p>
-      <w:pPr>
-        <w:spacing w:before="0" w:after="160" w:line="360" w:lineRule="auto"/>
-        <w:jc w:val="both"/>
-      </w:pPr>
-      <w:r>
-        <w:rPr>
-          <w:rFonts w:ascii="Times New Roman" w:hAnsi="Times New Roman"/>
-          <w:b w:val="0"/>
-          <w:i w:val="0"/>
-          <w:sz w:val="24"/>
-        </w:rPr>
-        <w:t>El Subproyecto 2 completa una comparación RAG funcional, trazable y controlada. El recuperador alcanzó Hit@3 de 90 % y las 120 respuestas comparables se generaron sin errores. RAG mejoró el BERTScore medio de los tres modelos, pero no produjo un beneficio uniforme: LLaMA perdió ROUGE-L y los modelos locales aumentaron latencia y costo bajo el escenario cloud.</w:t>
-      </w:r>
-    </w:p>
-    <w:p>
-      <w:pPr>
-        <w:spacing w:before="0" w:after="160" w:line="360" w:lineRule="auto"/>
-        <w:jc w:val="both"/>
-      </w:pPr>
-      <w:r>
-        <w:rPr>
-          <w:rFonts w:ascii="Times New Roman" w:hAnsi="Times New Roman"/>
-          <w:b w:val="0"/>
-          <w:i w:val="0"/>
-          <w:sz w:val="24"/>
-        </w:rPr>
-        <w:t>En este piloto, GPT-4o mini obtuvo la mejor calidad agregada, el menor costo comparativo y la mejor posición en el índice exploratorio. Mistral fue el modelo abierto más cercano en calidad, aunque con mayor latencia y costo. Estos hallazgos no confirman ni rechazan definitivamente las hipótesis: delimitan qué debe validarse con una muestra mayor y evaluación humana.</w:t>
-      </w:r>
-    </w:p>
-    <w:p>
-      <w:pPr>
-        <w:spacing w:before="0" w:after="160" w:line="360" w:lineRule="auto"/>
-        <w:jc w:val="both"/>
-      </w:pPr>
-      <w:r>
-        <w:rPr>
-          <w:rFonts w:ascii="Times New Roman" w:hAnsi="Times New Roman"/>
-          <w:b w:val="0"/>
-          <w:i w:val="0"/>
-          <w:sz w:val="24"/>
-        </w:rPr>
-        <w:t>El aporte de esta iteración es metodológico y técnico. El framework conserva consultas, corpus, auditorías, resultados crudos, resultados evaluados y fuentes de costo; además separa recuperación y generación para que cada etapa pueda repetirse sin alterar las demás.</w:t>
-      </w:r>
-    </w:p>
-    <w:p>
-      <w:pPr>
-        <w:pStyle w:val="Heading1"/>
-        <w:spacing w:after="200" w:before="400" w:lineRule="auto"/>
-        <w:jc w:val="center"/>
-        <w:rPr/>
-      </w:pPr>
-      <w:bookmarkStart w:colFirst="0" w:colLast="0" w:name="_1javjldikxag" w:id="31"/>
-      <w:bookmarkEnd w:id="31"/>
-      <w:r>
-        <w:rPr>
-          <w:rtl w:val="0"/>
-        </w:rPr>
-        <w:t xml:space="preserve">Líneas Futuras de Investigación</w:t>
-      </w:r>
-    </w:p>
-    <w:p>
-      <w:pPr>
-        <w:spacing w:before="0" w:after="160" w:line="360" w:lineRule="auto"/>
-        <w:jc w:val="both"/>
-      </w:pPr>
-      <w:r>
-        <w:rPr>
-          <w:rFonts w:ascii="Times New Roman" w:hAnsi="Times New Roman"/>
-          <w:b w:val="0"/>
-          <w:i w:val="0"/>
-          <w:sz w:val="24"/>
-        </w:rPr>
-      </w:r>
-    </w:p>
-    <w:p>
-      <w:pPr>
-        <w:keepLines/>
-        <w:spacing w:before="0" w:after="40" w:line="240" w:lineRule="auto"/>
-        <w:ind w:left="518" w:hanging="259"/>
-        <w:jc w:val="left"/>
-      </w:pPr>
-      <w:r>
-        <w:rPr>
-          <w:rFonts w:ascii="Times New Roman" w:hAnsi="Times New Roman"/>
-          <w:b w:val="0"/>
-          <w:i w:val="0"/>
-          <w:sz w:val="22"/>
-        </w:rPr>
-        <w:t>• Ampliar la muestra a entre 300 y 500 consultas por configuración y definir las pruebas estadísticas después de revisar la distribución de los datos.</w:t>
-      </w:r>
-    </w:p>
-    <w:p>
-      <w:pPr>
-        <w:keepLines/>
-        <w:spacing w:before="0" w:after="40" w:line="240" w:lineRule="auto"/>
-        <w:ind w:left="518" w:hanging="259"/>
-        <w:jc w:val="left"/>
-      </w:pPr>
-      <w:r>
-        <w:rPr>
-          <w:rFonts w:ascii="Times New Roman" w:hAnsi="Times New Roman"/>
-          <w:b w:val="0"/>
-          <w:i w:val="0"/>
-          <w:sz w:val="22"/>
-        </w:rPr>
-        <w:t>• Incorporar evaluación humana ciega de exactitud, utilidad, completitud y alucinaciones.</w:t>
-      </w:r>
-    </w:p>
-    <w:p>
-      <w:pPr>
-        <w:keepLines/>
-        <w:spacing w:before="0" w:after="40" w:line="240" w:lineRule="auto"/>
-        <w:ind w:left="518" w:hanging="259"/>
-        <w:jc w:val="left"/>
-      </w:pPr>
-      <w:r>
-        <w:rPr>
-          <w:rFonts w:ascii="Times New Roman" w:hAnsi="Times New Roman"/>
-          <w:b w:val="0"/>
-          <w:i w:val="0"/>
-          <w:sz w:val="22"/>
-        </w:rPr>
-        <w:t>• Repetir las mediciones en distintas sesiones y reportar dispersión, intervalos y estabilidad temporal.</w:t>
-      </w:r>
-    </w:p>
-    <w:p>
-      <w:pPr>
-        <w:keepLines/>
-        <w:spacing w:before="0" w:after="40" w:line="240" w:lineRule="auto"/>
-        <w:ind w:left="518" w:hanging="259"/>
-        <w:jc w:val="left"/>
-      </w:pPr>
-      <w:r>
-        <w:rPr>
-          <w:rFonts w:ascii="Times New Roman" w:hAnsi="Times New Roman"/>
-          <w:b w:val="0"/>
-          <w:i w:val="0"/>
-          <w:sz w:val="22"/>
-        </w:rPr>
-        <w:t>• Medir energía con un dispositivo de pared y sustituir el benchmark eléctrico por la tarifa real documentada del lugar de ejecución.</w:t>
-      </w:r>
-    </w:p>
-    <w:p>
-      <w:pPr>
-        <w:keepLines/>
-        <w:spacing w:before="0" w:after="40" w:line="240" w:lineRule="auto"/>
-        <w:ind w:left="518" w:hanging="259"/>
-        <w:jc w:val="left"/>
-      </w:pPr>
-      <w:r>
-        <w:rPr>
-          <w:rFonts w:ascii="Times New Roman" w:hAnsi="Times New Roman"/>
-          <w:b w:val="0"/>
-          <w:i w:val="0"/>
-          <w:sz w:val="22"/>
-        </w:rPr>
-        <w:t>• Evaluar un despliegue cloud real de los modelos abiertos para medir throughput y costo sin combinar hardware local con precio remoto.</w:t>
-      </w:r>
-    </w:p>
-    <w:p>
-      <w:pPr>
-        <w:keepLines/>
-        <w:spacing w:before="0" w:after="40" w:line="240" w:lineRule="auto"/>
-        <w:ind w:left="518" w:hanging="259"/>
-        <w:jc w:val="left"/>
-      </w:pPr>
-      <w:r>
-        <w:rPr>
-          <w:rFonts w:ascii="Times New Roman" w:hAnsi="Times New Roman"/>
-          <w:b w:val="0"/>
-          <w:i w:val="0"/>
-          <w:sz w:val="22"/>
-        </w:rPr>
-        <w:t>• Escalar el corpus y comparar búsqueda exacta con FAISS; incorporar Spark solo cuando el volumen justifique su sobrecosto operativo.</w:t>
-      </w:r>
-    </w:p>
-    <w:p>
-      <w:pPr>
-        <w:keepLines/>
-        <w:spacing w:before="0" w:after="40" w:line="240" w:lineRule="auto"/>
-        <w:ind w:left="518" w:hanging="259"/>
-        <w:jc w:val="left"/>
-      </w:pPr>
-      <w:r>
-        <w:rPr>
-          <w:rFonts w:ascii="Times New Roman" w:hAnsi="Times New Roman"/>
-          <w:b w:val="0"/>
-          <w:i w:val="0"/>
-          <w:sz w:val="22"/>
-        </w:rPr>
-        <w:t>• Agregar una evaluación específica de fidelidad al contexto y mecanismos de rechazo cuando la evidencia recuperada sea insuficiente.</w:t>
-      </w:r>
-    </w:p>
-    <w:p>
-      <w:pPr>
-        <w:pStyle w:val="Heading1"/>
-        <w:pageBreakBefore/>
-        <w:spacing w:after="200" w:before="400" w:lineRule="auto"/>
-        <w:jc w:val="center"/>
-        <w:rPr/>
-      </w:pPr>
-      <w:bookmarkStart w:colFirst="0" w:colLast="0" w:name="_fylbre2ubi46" w:id="32"/>
-      <w:bookmarkEnd w:id="32"/>
-      <w:r>
-        <w:rPr>
-          <w:rtl w:val="0"/>
-        </w:rPr>
-        <w:t xml:space="preserve">Referencias</w:t>
-      </w:r>
-    </w:p>
-    <w:p>
-      <w:pPr>
-        <w:spacing w:before="0" w:after="160" w:line="360" w:lineRule="auto"/>
-        <w:jc w:val="both"/>
-      </w:pPr>
-      <w:r>
-        <w:rPr>
-          <w:rFonts w:ascii="Times New Roman" w:hAnsi="Times New Roman"/>
-          <w:b w:val="0"/>
-          <w:i w:val="0"/>
-          <w:sz w:val="24"/>
-        </w:rPr>
       </w:r>
     </w:p>
     <w:p>
@@ -10088,7 +10051,7 @@
       </w:pPr>
       <w:r>
         <w:rPr>
-          <w:rFonts w:ascii="Times New Roman" w:hAnsi="Times New Roman"/>
+          <w:rFonts w:ascii="Times New Roman" w:hAnsi="Times New Roman" w:eastAsia="Times New Roman" w:cs="Times New Roman"/>
           <w:b w:val="0"/>
           <w:i w:val="0"/>
           <w:sz w:val="20"/>
@@ -10104,7 +10067,7 @@
       </w:pPr>
       <w:r>
         <w:rPr>
-          <w:rFonts w:ascii="Times New Roman" w:hAnsi="Times New Roman"/>
+          <w:rFonts w:ascii="Times New Roman" w:hAnsi="Times New Roman" w:eastAsia="Times New Roman" w:cs="Times New Roman"/>
           <w:b w:val="0"/>
           <w:i w:val="0"/>
           <w:sz w:val="20"/>
@@ -10120,7 +10083,7 @@
       </w:pPr>
       <w:r>
         <w:rPr>
-          <w:rFonts w:ascii="Times New Roman" w:hAnsi="Times New Roman"/>
+          <w:rFonts w:ascii="Times New Roman" w:hAnsi="Times New Roman" w:eastAsia="Times New Roman" w:cs="Times New Roman"/>
           <w:b w:val="0"/>
           <w:i w:val="0"/>
           <w:sz w:val="20"/>
@@ -10136,7 +10099,7 @@
       </w:pPr>
       <w:r>
         <w:rPr>
-          <w:rFonts w:ascii="Times New Roman" w:hAnsi="Times New Roman"/>
+          <w:rFonts w:ascii="Times New Roman" w:hAnsi="Times New Roman" w:eastAsia="Times New Roman" w:cs="Times New Roman"/>
           <w:b w:val="0"/>
           <w:i w:val="0"/>
           <w:sz w:val="20"/>
@@ -10152,7 +10115,7 @@
       </w:pPr>
       <w:r>
         <w:rPr>
-          <w:rFonts w:ascii="Times New Roman" w:hAnsi="Times New Roman"/>
+          <w:rFonts w:ascii="Times New Roman" w:hAnsi="Times New Roman" w:eastAsia="Times New Roman" w:cs="Times New Roman"/>
           <w:b w:val="0"/>
           <w:i w:val="0"/>
           <w:sz w:val="20"/>
@@ -10168,7 +10131,7 @@
       </w:pPr>
       <w:r>
         <w:rPr>
-          <w:rFonts w:ascii="Times New Roman" w:hAnsi="Times New Roman"/>
+          <w:rFonts w:ascii="Times New Roman" w:hAnsi="Times New Roman" w:eastAsia="Times New Roman" w:cs="Times New Roman"/>
           <w:b w:val="0"/>
           <w:i w:val="0"/>
           <w:sz w:val="20"/>
@@ -10184,7 +10147,7 @@
       </w:pPr>
       <w:r>
         <w:rPr>
-          <w:rFonts w:ascii="Times New Roman" w:hAnsi="Times New Roman"/>
+          <w:rFonts w:ascii="Times New Roman" w:hAnsi="Times New Roman" w:eastAsia="Times New Roman" w:cs="Times New Roman"/>
           <w:b w:val="0"/>
           <w:i w:val="0"/>
           <w:sz w:val="20"/>
@@ -10200,7 +10163,7 @@
       </w:pPr>
       <w:r>
         <w:rPr>
-          <w:rFonts w:ascii="Times New Roman" w:hAnsi="Times New Roman"/>
+          <w:rFonts w:ascii="Times New Roman" w:hAnsi="Times New Roman" w:eastAsia="Times New Roman" w:cs="Times New Roman"/>
           <w:b w:val="0"/>
           <w:i w:val="0"/>
           <w:sz w:val="20"/>
@@ -10216,7 +10179,7 @@
       </w:pPr>
       <w:r>
         <w:rPr>
-          <w:rFonts w:ascii="Times New Roman" w:hAnsi="Times New Roman"/>
+          <w:rFonts w:ascii="Times New Roman" w:hAnsi="Times New Roman" w:eastAsia="Times New Roman" w:cs="Times New Roman"/>
           <w:b w:val="0"/>
           <w:i w:val="0"/>
           <w:sz w:val="20"/>
@@ -10232,7 +10195,7 @@
       </w:pPr>
       <w:r>
         <w:rPr>
-          <w:rFonts w:ascii="Times New Roman" w:hAnsi="Times New Roman"/>
+          <w:rFonts w:ascii="Times New Roman" w:hAnsi="Times New Roman" w:eastAsia="Times New Roman" w:cs="Times New Roman"/>
           <w:b w:val="0"/>
           <w:i w:val="0"/>
           <w:sz w:val="20"/>
@@ -10248,7 +10211,7 @@
       </w:pPr>
       <w:r>
         <w:rPr>
-          <w:rFonts w:ascii="Times New Roman" w:hAnsi="Times New Roman"/>
+          <w:rFonts w:ascii="Times New Roman" w:hAnsi="Times New Roman" w:eastAsia="Times New Roman" w:cs="Times New Roman"/>
           <w:b w:val="0"/>
           <w:i w:val="0"/>
           <w:sz w:val="20"/>
@@ -10264,7 +10227,7 @@
       </w:pPr>
       <w:r>
         <w:rPr>
-          <w:rFonts w:ascii="Times New Roman" w:hAnsi="Times New Roman"/>
+          <w:rFonts w:ascii="Times New Roman" w:hAnsi="Times New Roman" w:eastAsia="Times New Roman" w:cs="Times New Roman"/>
           <w:b w:val="0"/>
           <w:i w:val="0"/>
           <w:sz w:val="20"/>
@@ -10280,7 +10243,7 @@
       </w:pPr>
       <w:r>
         <w:rPr>
-          <w:rFonts w:ascii="Times New Roman" w:hAnsi="Times New Roman"/>
+          <w:rFonts w:ascii="Times New Roman" w:hAnsi="Times New Roman" w:eastAsia="Times New Roman" w:cs="Times New Roman"/>
           <w:b w:val="0"/>
           <w:i w:val="0"/>
           <w:sz w:val="20"/>
@@ -10296,7 +10259,7 @@
       </w:pPr>
       <w:r>
         <w:rPr>
-          <w:rFonts w:ascii="Times New Roman" w:hAnsi="Times New Roman"/>
+          <w:rFonts w:ascii="Times New Roman" w:hAnsi="Times New Roman" w:eastAsia="Times New Roman" w:cs="Times New Roman"/>
           <w:b w:val="0"/>
           <w:i w:val="0"/>
           <w:sz w:val="20"/>
@@ -10312,7 +10275,7 @@
       </w:pPr>
       <w:r>
         <w:rPr>
-          <w:rFonts w:ascii="Times New Roman" w:hAnsi="Times New Roman"/>
+          <w:rFonts w:ascii="Times New Roman" w:hAnsi="Times New Roman" w:eastAsia="Times New Roman" w:cs="Times New Roman"/>
           <w:b w:val="0"/>
           <w:i w:val="0"/>
           <w:sz w:val="20"/>
@@ -10328,7 +10291,7 @@
       </w:pPr>
       <w:r>
         <w:rPr>
-          <w:rFonts w:ascii="Times New Roman" w:hAnsi="Times New Roman"/>
+          <w:rFonts w:ascii="Times New Roman" w:hAnsi="Times New Roman" w:eastAsia="Times New Roman" w:cs="Times New Roman"/>
           <w:b w:val="0"/>
           <w:i w:val="0"/>
           <w:sz w:val="20"/>
@@ -10344,7 +10307,7 @@
       </w:pPr>
       <w:r>
         <w:rPr>
-          <w:rFonts w:ascii="Times New Roman" w:hAnsi="Times New Roman"/>
+          <w:rFonts w:ascii="Times New Roman" w:hAnsi="Times New Roman" w:eastAsia="Times New Roman" w:cs="Times New Roman"/>
           <w:b w:val="0"/>
           <w:i w:val="0"/>
           <w:sz w:val="20"/>
@@ -10360,7 +10323,7 @@
       </w:pPr>
       <w:r>
         <w:rPr>
-          <w:rFonts w:ascii="Times New Roman" w:hAnsi="Times New Roman"/>
+          <w:rFonts w:ascii="Times New Roman" w:hAnsi="Times New Roman" w:eastAsia="Times New Roman" w:cs="Times New Roman"/>
           <w:b w:val="0"/>
           <w:i w:val="0"/>
           <w:sz w:val="20"/>
@@ -10376,7 +10339,7 @@
       </w:pPr>
       <w:r>
         <w:rPr>
-          <w:rFonts w:ascii="Times New Roman" w:hAnsi="Times New Roman"/>
+          <w:rFonts w:ascii="Times New Roman" w:hAnsi="Times New Roman" w:eastAsia="Times New Roman" w:cs="Times New Roman"/>
           <w:b w:val="0"/>
           <w:i w:val="0"/>
           <w:sz w:val="20"/>
@@ -10392,7 +10355,7 @@
       </w:pPr>
       <w:r>
         <w:rPr>
-          <w:rFonts w:ascii="Times New Roman" w:hAnsi="Times New Roman"/>
+          <w:rFonts w:ascii="Times New Roman" w:hAnsi="Times New Roman" w:eastAsia="Times New Roman" w:cs="Times New Roman"/>
           <w:b w:val="0"/>
           <w:i w:val="0"/>
           <w:sz w:val="20"/>
@@ -10408,7 +10371,7 @@
       </w:pPr>
       <w:r>
         <w:rPr>
-          <w:rFonts w:ascii="Times New Roman" w:hAnsi="Times New Roman"/>
+          <w:rFonts w:ascii="Times New Roman" w:hAnsi="Times New Roman" w:eastAsia="Times New Roman" w:cs="Times New Roman"/>
           <w:b w:val="0"/>
           <w:i w:val="0"/>
           <w:sz w:val="20"/>
@@ -10424,7 +10387,7 @@
       </w:pPr>
       <w:r>
         <w:rPr>
-          <w:rFonts w:ascii="Times New Roman" w:hAnsi="Times New Roman"/>
+          <w:rFonts w:ascii="Times New Roman" w:hAnsi="Times New Roman" w:eastAsia="Times New Roman" w:cs="Times New Roman"/>
           <w:b w:val="0"/>
           <w:i w:val="0"/>
           <w:sz w:val="20"/>
@@ -10440,7 +10403,7 @@
       </w:pPr>
       <w:r>
         <w:rPr>
-          <w:rFonts w:ascii="Times New Roman" w:hAnsi="Times New Roman"/>
+          <w:rFonts w:ascii="Times New Roman" w:hAnsi="Times New Roman" w:eastAsia="Times New Roman" w:cs="Times New Roman"/>
           <w:b w:val="0"/>
           <w:i w:val="0"/>
           <w:sz w:val="20"/>
@@ -10456,7 +10419,7 @@
       </w:pPr>
       <w:r>
         <w:rPr>
-          <w:rFonts w:ascii="Times New Roman" w:hAnsi="Times New Roman"/>
+          <w:rFonts w:ascii="Times New Roman" w:hAnsi="Times New Roman" w:eastAsia="Times New Roman" w:cs="Times New Roman"/>
           <w:b w:val="0"/>
           <w:i w:val="0"/>
           <w:sz w:val="20"/>
@@ -10472,7 +10435,7 @@
       </w:pPr>
       <w:r>
         <w:rPr>
-          <w:rFonts w:ascii="Times New Roman" w:hAnsi="Times New Roman"/>
+          <w:rFonts w:ascii="Times New Roman" w:hAnsi="Times New Roman" w:eastAsia="Times New Roman" w:cs="Times New Roman"/>
           <w:b w:val="0"/>
           <w:i w:val="0"/>
           <w:sz w:val="20"/>
@@ -10488,7 +10451,7 @@
       </w:pPr>
       <w:r>
         <w:rPr>
-          <w:rFonts w:ascii="Times New Roman" w:hAnsi="Times New Roman"/>
+          <w:rFonts w:ascii="Times New Roman" w:hAnsi="Times New Roman" w:eastAsia="Times New Roman" w:cs="Times New Roman"/>
           <w:b w:val="0"/>
           <w:i w:val="0"/>
           <w:sz w:val="20"/>
@@ -10500,7 +10463,7 @@
       <w:pPr>
         <w:pStyle w:val="Heading1"/>
         <w:pageBreakBefore/>
-        <w:spacing w:after="200" w:before="400" w:lineRule="auto"/>
+        <w:spacing w:after="200" w:before="400"/>
         <w:jc w:val="center"/>
         <w:rPr/>
       </w:pPr>
